--- a/pr-preview/pr-341/exploratory-descriptive-handout-tracked-changes.docx
+++ b/pr-preview/pr-341/exploratory-descriptive-handout-tracked-changes.docx
@@ -16,7 +16,7 @@
       </w:pPr>
       <w:del w:id="1" w:author="PR Preview" w:date="2026-01-01T00:00:00Z">
         <w:r>
-          <w:delText xml:space="preserve">Last modified: 2026-10-18 13:22:01 (PDT)</w:delText>
+          <w:delText xml:space="preserve">Last modified: 2026-10-18 14:21:43 (PDT)</w:delText>
         </w:r>
       </w:del>
     </w:p>
@@ -26,7 +26,7 @@
       </w:pPr>
       <w:ins w:id="2" w:author="PR Preview" w:date="2026-01-01T00:00:00Z">
         <w:r>
-          <w:t xml:space="preserve">Last modified: 2026-10-18 13:29:01 (PDT)</w:t>
+          <w:t xml:space="preserve">Last modified: 2026-10-18 14:27:47 (PDT)</w:t>
         </w:r>
       </w:ins>
     </w:p>

--- a/pr-preview/pr-341/exploratory-descriptive-handout-tracked-changes.docx
+++ b/pr-preview/pr-341/exploratory-descriptive-handout-tracked-changes.docx
@@ -26,7 +26,7 @@
       </w:pPr>
       <w:ins w:id="2" w:author="PR Preview" w:date="2026-01-01T00:00:00Z">
         <w:r>
-          <w:t xml:space="preserve">Last modified: 2026-10-18 14:27:47 (PDT)</w:t>
+          <w:t xml:space="preserve">Last modified: 2026-10-18 17:07:37 (PDT)</w:t>
         </w:r>
       </w:ins>
     </w:p>

--- a/pr-preview/pr-341/exploratory-descriptive-handout-tracked-changes.docx
+++ b/pr-preview/pr-341/exploratory-descriptive-handout-tracked-changes.docx
@@ -16,7 +16,7 @@
       </w:pPr>
       <w:del w:id="1" w:author="PR Preview" w:date="2026-01-01T00:00:00Z">
         <w:r>
-          <w:delText xml:space="preserve">Last modified: 2026-10-18 14:21:43 (PDT)</w:delText>
+          <w:delText xml:space="preserve">Last modified: 2026-10-18 17:33:29 (PDT)</w:delText>
         </w:r>
       </w:del>
     </w:p>
@@ -26,7 +26,7 @@
       </w:pPr>
       <w:ins w:id="2" w:author="PR Preview" w:date="2026-01-01T00:00:00Z">
         <w:r>
-          <w:t xml:space="preserve">Last modified: 2026-10-18 17:07:37 (PDT)</w:t>
+          <w:t xml:space="preserve">Last modified: 2026-10-18 22:00:53 (PDT)</w:t>
         </w:r>
       </w:ins>
     </w:p>

--- a/pr-preview/pr-341/exploratory-descriptive-handout-tracked-changes.docx
+++ b/pr-preview/pr-341/exploratory-descriptive-handout-tracked-changes.docx
@@ -26,7 +26,7 @@
       </w:pPr>
       <w:ins w:id="2" w:author="PR Preview" w:date="2026-01-01T00:00:00Z">
         <w:r>
-          <w:t xml:space="preserve">Last modified: 2026-10-18 22:00:53 (PDT)</w:t>
+          <w:t xml:space="preserve">Last modified: 2026-10-18 23:39:02 (PDT)</w:t>
         </w:r>
       </w:ins>
     </w:p>

--- a/pr-preview/pr-341/exploratory-descriptive-handout-tracked-changes.docx
+++ b/pr-preview/pr-341/exploratory-descriptive-handout-tracked-changes.docx
@@ -16,7 +16,7 @@
       </w:pPr>
       <w:del w:id="1" w:author="PR Preview" w:date="2026-01-01T00:00:00Z">
         <w:r>
-          <w:delText xml:space="preserve">Last modified: 2026-10-18 17:33:29 (PDT)</w:delText>
+          <w:delText xml:space="preserve">Last modified: 2026-10-19 00:31:45 (PDT)</w:delText>
         </w:r>
       </w:del>
     </w:p>
@@ -26,7 +26,7 @@
       </w:pPr>
       <w:ins w:id="2" w:author="PR Preview" w:date="2026-01-01T00:00:00Z">
         <w:r>
-          <w:t xml:space="preserve">Last modified: 2026-10-18 23:39:02 (PDT)</w:t>
+          <w:t xml:space="preserve">Last modified: 2026-10-19 00:34:20 (PDT)</w:t>
         </w:r>
       </w:ins>
     </w:p>

--- a/pr-preview/pr-341/exploratory-descriptive-handout-tracked-changes.docx
+++ b/pr-preview/pr-341/exploratory-descriptive-handout-tracked-changes.docx
@@ -16,7 +16,7 @@
       </w:pPr>
       <w:del w:id="1" w:author="PR Preview" w:date="2026-01-01T00:00:00Z">
         <w:r>
-          <w:delText xml:space="preserve">Last modified: 2026-10-19 00:31:45 (PDT)</w:delText>
+          <w:delText xml:space="preserve">Last modified: 2026-10-19 00:48:10 (PDT)</w:delText>
         </w:r>
       </w:del>
     </w:p>
@@ -26,7 +26,7 @@
       </w:pPr>
       <w:ins w:id="2" w:author="PR Preview" w:date="2026-01-01T00:00:00Z">
         <w:r>
-          <w:t xml:space="preserve">Last modified: 2026-10-19 00:34:20 (PDT)</w:t>
+          <w:t xml:space="preserve">Last modified: 2026-10-19 00:53:49 (PDT)</w:t>
         </w:r>
       </w:ins>
     </w:p>
@@ -1938,50 +1938,137 @@
       <w:pPr>
         <w:pStyle w:val="FirstParagraph"/>
       </w:pPr>
-      <w:r>
-        <w:rPr>
-          <w:b/>
-          <w:bCs/>
-        </w:rPr>
-        <w:t xml:space="preserve">Definition 1 (Population)</w:t>
-      </w:r>
-      <w:r>
-        <w:t xml:space="preserve"> </w:t>
-      </w:r>
-      <w:r>
-        <w:t xml:space="preserve">A</w:t>
-      </w:r>
-      <w:r>
-        <w:t xml:space="preserve"> </w:t>
-      </w:r>
-      <w:r>
-        <w:rPr>
-          <w:b/>
-          <w:bCs/>
-        </w:rPr>
-        <w:t xml:space="preserve">population</w:t>
-      </w:r>
-      <w:r>
-        <w:t xml:space="preserve"> </w:t>
-      </w:r>
-      <w:r>
-        <w:t xml:space="preserve">is the entire collection of units</w:t>
-      </w:r>
-      <w:r>
-        <w:t xml:space="preserve"> </w:t>
-      </w:r>
-      <w:r>
-        <w:t xml:space="preserve">(people, animals, objects, or events) that a study aims to learn about</w:t>
-      </w:r>
-      <w:r>
-        <w:t xml:space="preserve"> </w:t>
-      </w:r>
-      <w:r>
-        <w:t xml:space="preserve">[3]</w:t>
-      </w:r>
-      <w:r>
-        <w:t xml:space="preserve">.</w:t>
-      </w:r>
+      <w:del w:id="3" w:author="PR Preview" w:date="2026-01-01T00:00:00Z">
+        <w:r>
+          <w:rPr>
+            <w:b/>
+            <w:bCs/>
+          </w:rPr>
+          <w:delText xml:space="preserve">Definition 1 (Population)</w:delText>
+        </w:r>
+      </w:del>
+      <w:del w:id="4" w:author="PR Preview" w:date="2026-01-01T00:00:00Z">
+        <w:r>
+          <w:delText xml:space="preserve"> </w:delText>
+        </w:r>
+      </w:del>
+      <w:del w:id="5" w:author="PR Preview" w:date="2026-01-01T00:00:00Z">
+        <w:r>
+          <w:delText xml:space="preserve">A</w:delText>
+        </w:r>
+      </w:del>
+      <w:del w:id="6" w:author="PR Preview" w:date="2026-01-01T00:00:00Z">
+        <w:r>
+          <w:delText xml:space="preserve"> </w:delText>
+        </w:r>
+      </w:del>
+      <w:del w:id="7" w:author="PR Preview" w:date="2026-01-01T00:00:00Z">
+        <w:r>
+          <w:rPr>
+            <w:b/>
+            <w:bCs/>
+          </w:rPr>
+          <w:delText xml:space="preserve">population</w:delText>
+        </w:r>
+      </w:del>
+      <w:del w:id="8" w:author="PR Preview" w:date="2026-01-01T00:00:00Z">
+        <w:r>
+          <w:delText xml:space="preserve"> </w:delText>
+        </w:r>
+      </w:del>
+      <w:del w:id="9" w:author="PR Preview" w:date="2026-01-01T00:00:00Z">
+        <w:r>
+          <w:delText xml:space="preserve">is the entire collection of units</w:delText>
+        </w:r>
+      </w:del>
+      <w:del w:id="10" w:author="PR Preview" w:date="2026-01-01T00:00:00Z">
+        <w:r>
+          <w:delText xml:space="preserve"> </w:delText>
+        </w:r>
+      </w:del>
+      <w:del w:id="11" w:author="PR Preview" w:date="2026-01-01T00:00:00Z">
+        <w:r>
+          <w:delText xml:space="preserve">(people, animals, objects, or events) that a study aims to learn about</w:delText>
+        </w:r>
+      </w:del>
+      <w:del w:id="12" w:author="PR Preview" w:date="2026-01-01T00:00:00Z">
+        <w:r>
+          <w:delText xml:space="preserve"> </w:delText>
+        </w:r>
+      </w:del>
+      <w:del w:id="13" w:author="PR Preview" w:date="2026-01-01T00:00:00Z">
+        <w:r>
+          <w:delText xml:space="preserve">[3]</w:delText>
+        </w:r>
+      </w:del>
+      <w:del w:id="14" w:author="PR Preview" w:date="2026-01-01T00:00:00Z">
+        <w:r>
+          <w:delText xml:space="preserve">.</w:delText>
+        </w:r>
+      </w:del>
+    </w:p>
+    <w:p>
+      <w:pPr>
+        <w:pStyle w:val="FirstParagraph"/>
+      </w:pPr>
+      <w:ins w:id="15" w:author="PR Preview" w:date="2026-01-01T00:00:00Z">
+        <w:r>
+          <w:rPr>
+            <w:b/>
+            <w:bCs/>
+          </w:rPr>
+          <w:t xml:space="preserve">Definition 1 (Population)</w:t>
+        </w:r>
+      </w:ins>
+      <w:ins w:id="16" w:author="PR Preview" w:date="2026-01-01T00:00:00Z">
+        <w:r>
+          <w:t xml:space="preserve"> </w:t>
+        </w:r>
+      </w:ins>
+      <w:ins w:id="17" w:author="PR Preview" w:date="2026-01-01T00:00:00Z">
+        <w:r>
+          <w:t xml:space="preserve">A</w:t>
+        </w:r>
+      </w:ins>
+      <w:ins w:id="18" w:author="PR Preview" w:date="2026-01-01T00:00:00Z">
+        <w:r>
+          <w:t xml:space="preserve"> </w:t>
+        </w:r>
+      </w:ins>
+      <w:ins w:id="19" w:author="PR Preview" w:date="2026-01-01T00:00:00Z">
+        <w:r>
+          <w:rPr>
+            <w:b/>
+            <w:bCs/>
+          </w:rPr>
+          <w:t xml:space="preserve">population</w:t>
+        </w:r>
+      </w:ins>
+      <w:ins w:id="20" w:author="PR Preview" w:date="2026-01-01T00:00:00Z">
+        <w:r>
+          <w:t xml:space="preserve"> </w:t>
+        </w:r>
+      </w:ins>
+      <w:ins w:id="21" w:author="PR Preview" w:date="2026-01-01T00:00:00Z">
+        <w:r>
+          <w:t xml:space="preserve">is the entire collection of units</w:t>
+        </w:r>
+      </w:ins>
+      <w:ins w:id="22" w:author="PR Preview" w:date="2026-01-01T00:00:00Z">
+        <w:r>
+          <w:t xml:space="preserve"> </w:t>
+        </w:r>
+      </w:ins>
+      <w:ins w:id="23" w:author="PR Preview" w:date="2026-01-01T00:00:00Z">
+        <w:r>
+          <w:t xml:space="preserve">(people, animals, objects, or events) that a study aims to learn about.</w:t>
+        </w:r>
+      </w:ins>
+      <w:ins w:id="24" w:author="PR Preview" w:date="2026-01-01T00:00:00Z">
+        <w:r>
+          <w:t xml:space="preserve"> </w:t>
+        </w:r>
+      </w:ins>
     </w:p>
     <w:p>
       <w:pPr>
@@ -2770,89 +2857,242 @@
       <w:pPr>
         <w:pStyle w:val="BodyText"/>
       </w:pPr>
-      <w:r>
-        <w:rPr>
-          <w:b/>
-          <w:bCs/>
-        </w:rPr>
-        <w:t xml:space="preserve">Definition 4 (Random sample)</w:t>
-      </w:r>
-      <w:r>
-        <w:t xml:space="preserve"> </w:t>
-      </w:r>
-      <w:r>
-        <w:t xml:space="preserve">A sample (</w:t>
-      </w:r>
+      <w:del w:id="25" w:author="PR Preview" w:date="2026-01-01T00:00:00Z">
+        <w:r>
+          <w:rPr>
+            <w:b/>
+            <w:bCs/>
+          </w:rPr>
+          <w:delText xml:space="preserve">Definition 4 (Random sample)</w:delText>
+        </w:r>
+      </w:del>
+      <w:del w:id="26" w:author="PR Preview" w:date="2026-01-01T00:00:00Z">
+        <w:r>
+          <w:delText xml:space="preserve"> </w:delText>
+        </w:r>
+      </w:del>
+      <w:del w:id="27" w:author="PR Preview" w:date="2026-01-01T00:00:00Z">
+        <w:r>
+          <w:delText xml:space="preserve">A sample (</w:delText>
+        </w:r>
+      </w:del>
       <w:hyperlink w:anchor="def-sample">
+        <w:del w:id="28" w:author="PR Preview" w:date="2026-01-01T00:00:00Z">
+          <w:r>
+            <w:rPr>
+              <w:rStyle w:val="Hyperlink"/>
+            </w:rPr>
+            <w:delText xml:space="preserve">Definition 3</w:delText>
+          </w:r>
+        </w:del>
+      </w:hyperlink>
+      <w:del w:id="29" w:author="PR Preview" w:date="2026-01-01T00:00:00Z">
+        <w:r>
+          <w:delText xml:space="preserve">) is a</w:delText>
+        </w:r>
+      </w:del>
+      <w:del w:id="30" w:author="PR Preview" w:date="2026-01-01T00:00:00Z">
+        <w:r>
+          <w:delText xml:space="preserve"> </w:delText>
+        </w:r>
+      </w:del>
+      <w:del w:id="31" w:author="PR Preview" w:date="2026-01-01T00:00:00Z">
         <w:r>
           <w:rPr>
-            <w:rStyle w:val="Hyperlink"/>
+            <w:b/>
+            <w:bCs/>
           </w:rPr>
-          <w:t xml:space="preserve">Definition 3</w:t>
-        </w:r>
+          <w:delText xml:space="preserve">random sample</w:delText>
+        </w:r>
+      </w:del>
+      <w:del w:id="32" w:author="PR Preview" w:date="2026-01-01T00:00:00Z">
+        <w:r>
+          <w:delText xml:space="preserve"> </w:delText>
+        </w:r>
+      </w:del>
+      <w:del w:id="33" w:author="PR Preview" w:date="2026-01-01T00:00:00Z">
+        <w:r>
+          <w:delText xml:space="preserve">when the units are chosen by a chance mechanism</w:delText>
+        </w:r>
+      </w:del>
+      <w:del w:id="34" w:author="PR Preview" w:date="2026-01-01T00:00:00Z">
+        <w:r>
+          <w:delText xml:space="preserve"> </w:delText>
+        </w:r>
+      </w:del>
+      <w:del w:id="35" w:author="PR Preview" w:date="2026-01-01T00:00:00Z">
+        <w:r>
+          <w:delText xml:space="preserve">such that the observations are</w:delText>
+        </w:r>
+      </w:del>
+      <w:del w:id="36" w:author="PR Preview" w:date="2026-01-01T00:00:00Z">
+        <w:r>
+          <w:delText xml:space="preserve"> </w:delText>
+        </w:r>
+      </w:del>
+      <w:hyperlink r:id="rId20">
+        <w:del w:id="37" w:author="PR Preview" w:date="2026-01-01T00:00:00Z">
+          <w:r>
+            <w:rPr>
+              <w:rStyle w:val="Hyperlink"/>
+            </w:rPr>
+            <w:delText xml:space="preserve">independent and identically distributed</w:delText>
+          </w:r>
+        </w:del>
       </w:hyperlink>
-      <w:r>
-        <w:t xml:space="preserve">) is a</w:t>
-      </w:r>
-      <w:r>
-        <w:t xml:space="preserve"> </w:t>
-      </w:r>
-      <w:r>
-        <w:rPr>
-          <w:b/>
-          <w:bCs/>
-        </w:rPr>
-        <w:t xml:space="preserve">random sample</w:t>
-      </w:r>
-      <w:r>
-        <w:t xml:space="preserve"> </w:t>
-      </w:r>
-      <w:r>
-        <w:t xml:space="preserve">when the units are chosen by a chance mechanism</w:t>
-      </w:r>
-      <w:r>
-        <w:t xml:space="preserve"> </w:t>
-      </w:r>
-      <w:r>
-        <w:t xml:space="preserve">such that the observations are</w:t>
-      </w:r>
-      <w:r>
-        <w:t xml:space="preserve"> </w:t>
-      </w:r>
+      <w:del w:id="38" w:author="PR Preview" w:date="2026-01-01T00:00:00Z">
+        <w:r>
+          <w:delText xml:space="preserve"> </w:delText>
+        </w:r>
+      </w:del>
+      <w:del w:id="39" w:author="PR Preview" w:date="2026-01-01T00:00:00Z">
+        <w:r>
+          <w:delText xml:space="preserve">draws from the population distribution (</w:delText>
+        </w:r>
+      </w:del>
+      <w:hyperlink w:anchor="def-population-distribution">
+        <w:del w:id="40" w:author="PR Preview" w:date="2026-01-01T00:00:00Z">
+          <w:r>
+            <w:rPr>
+              <w:rStyle w:val="Hyperlink"/>
+            </w:rPr>
+            <w:delText xml:space="preserve">Definition 2</w:delText>
+          </w:r>
+        </w:del>
+      </w:hyperlink>
+      <w:del w:id="41" w:author="PR Preview" w:date="2026-01-01T00:00:00Z">
+        <w:r>
+          <w:delText xml:space="preserve">)</w:delText>
+        </w:r>
+      </w:del>
+      <w:del w:id="42" w:author="PR Preview" w:date="2026-01-01T00:00:00Z">
+        <w:r>
+          <w:delText xml:space="preserve"> </w:delText>
+        </w:r>
+      </w:del>
+      <w:del w:id="43" w:author="PR Preview" w:date="2026-01-01T00:00:00Z">
+        <w:r>
+          <w:delText xml:space="preserve">[4]</w:delText>
+        </w:r>
+      </w:del>
+      <w:del w:id="44" w:author="PR Preview" w:date="2026-01-01T00:00:00Z">
+        <w:r>
+          <w:delText xml:space="preserve">:</w:delText>
+        </w:r>
+      </w:del>
+    </w:p>
+    <w:p>
+      <w:pPr>
+        <w:pStyle w:val="BodyText"/>
+      </w:pPr>
+      <w:ins w:id="45" w:author="PR Preview" w:date="2026-01-01T00:00:00Z">
+        <w:r>
+          <w:rPr>
+            <w:b/>
+            <w:bCs/>
+          </w:rPr>
+          <w:t xml:space="preserve">Definition 4 (Random sample)</w:t>
+        </w:r>
+      </w:ins>
+      <w:ins w:id="46" w:author="PR Preview" w:date="2026-01-01T00:00:00Z">
+        <w:r>
+          <w:t xml:space="preserve"> </w:t>
+        </w:r>
+      </w:ins>
+      <w:ins w:id="47" w:author="PR Preview" w:date="2026-01-01T00:00:00Z">
+        <w:r>
+          <w:t xml:space="preserve">A sample (</w:t>
+        </w:r>
+      </w:ins>
+      <w:hyperlink w:anchor="def-sample">
+        <w:ins w:id="48" w:author="PR Preview" w:date="2026-01-01T00:00:00Z">
+          <w:r>
+            <w:rPr>
+              <w:rStyle w:val="Hyperlink"/>
+            </w:rPr>
+            <w:t xml:space="preserve">Definition 3</w:t>
+          </w:r>
+        </w:ins>
+      </w:hyperlink>
+      <w:ins w:id="49" w:author="PR Preview" w:date="2026-01-01T00:00:00Z">
+        <w:r>
+          <w:t xml:space="preserve">) is a</w:t>
+        </w:r>
+      </w:ins>
+      <w:ins w:id="50" w:author="PR Preview" w:date="2026-01-01T00:00:00Z">
+        <w:r>
+          <w:t xml:space="preserve"> </w:t>
+        </w:r>
+      </w:ins>
+      <w:ins w:id="51" w:author="PR Preview" w:date="2026-01-01T00:00:00Z">
+        <w:r>
+          <w:rPr>
+            <w:b/>
+            <w:bCs/>
+          </w:rPr>
+          <w:t xml:space="preserve">random sample</w:t>
+        </w:r>
+      </w:ins>
+      <w:ins w:id="52" w:author="PR Preview" w:date="2026-01-01T00:00:00Z">
+        <w:r>
+          <w:t xml:space="preserve"> </w:t>
+        </w:r>
+      </w:ins>
+      <w:ins w:id="53" w:author="PR Preview" w:date="2026-01-01T00:00:00Z">
+        <w:r>
+          <w:t xml:space="preserve">when the units are chosen by a chance mechanism</w:t>
+        </w:r>
+      </w:ins>
+      <w:ins w:id="54" w:author="PR Preview" w:date="2026-01-01T00:00:00Z">
+        <w:r>
+          <w:t xml:space="preserve"> </w:t>
+        </w:r>
+      </w:ins>
+      <w:ins w:id="55" w:author="PR Preview" w:date="2026-01-01T00:00:00Z">
+        <w:r>
+          <w:t xml:space="preserve">such that the observations are</w:t>
+        </w:r>
+      </w:ins>
+      <w:ins w:id="56" w:author="PR Preview" w:date="2026-01-01T00:00:00Z">
+        <w:r>
+          <w:t xml:space="preserve"> </w:t>
+        </w:r>
+      </w:ins>
       <w:hyperlink r:id="rId20">
-        <w:r>
-          <w:rPr>
-            <w:rStyle w:val="Hyperlink"/>
-          </w:rPr>
-          <w:t xml:space="preserve">independent and identically distributed</w:t>
-        </w:r>
+        <w:ins w:id="57" w:author="PR Preview" w:date="2026-01-01T00:00:00Z">
+          <w:r>
+            <w:rPr>
+              <w:rStyle w:val="Hyperlink"/>
+            </w:rPr>
+            <w:t xml:space="preserve">independent and identically distributed</w:t>
+          </w:r>
+        </w:ins>
       </w:hyperlink>
-      <w:r>
-        <w:t xml:space="preserve"> </w:t>
-      </w:r>
-      <w:r>
-        <w:t xml:space="preserve">draws from the population distribution (</w:t>
-      </w:r>
+      <w:ins w:id="58" w:author="PR Preview" w:date="2026-01-01T00:00:00Z">
+        <w:r>
+          <w:t xml:space="preserve"> </w:t>
+        </w:r>
+      </w:ins>
+      <w:ins w:id="59" w:author="PR Preview" w:date="2026-01-01T00:00:00Z">
+        <w:r>
+          <w:t xml:space="preserve">draws from the population distribution (</w:t>
+        </w:r>
+      </w:ins>
       <w:hyperlink w:anchor="def-population-distribution">
-        <w:r>
-          <w:rPr>
-            <w:rStyle w:val="Hyperlink"/>
-          </w:rPr>
-          <w:t xml:space="preserve">Definition 2</w:t>
-        </w:r>
+        <w:ins w:id="60" w:author="PR Preview" w:date="2026-01-01T00:00:00Z">
+          <w:r>
+            <w:rPr>
+              <w:rStyle w:val="Hyperlink"/>
+            </w:rPr>
+            <w:t xml:space="preserve">Definition 2</w:t>
+          </w:r>
+        </w:ins>
       </w:hyperlink>
-      <w:r>
-        <w:t xml:space="preserve">)</w:t>
-      </w:r>
-      <w:r>
-        <w:t xml:space="preserve"> </w:t>
-      </w:r>
-      <w:r>
-        <w:t xml:space="preserve">[4]</w:t>
-      </w:r>
-      <w:r>
-        <w:t xml:space="preserve">:</w:t>
-      </w:r>
+      <w:ins w:id="61" w:author="PR Preview" w:date="2026-01-01T00:00:00Z">
+        <w:r>
+          <w:t xml:space="preserve">):</w:t>
+        </w:r>
+      </w:ins>
     </w:p>
     <w:p>
       <w:pPr>
@@ -3487,70 +3727,104 @@
       <w:pPr>
         <w:pStyle w:val="FirstParagraph"/>
       </w:pPr>
-      <w:r>
-        <w:rPr>
-          <w:b/>
-          <w:bCs/>
-        </w:rPr>
-        <w:t xml:space="preserve">Definition 6 (Sample median)</w:t>
-      </w:r>
-      <w:r>
-        <w:t xml:space="preserve"> </w:t>
-      </w:r>
-      <w:r>
-        <w:t xml:space="preserve">The</w:t>
-      </w:r>
-      <w:r>
-        <w:t xml:space="preserve"> </w:t>
-      </w:r>
-      <w:r>
-        <w:rPr>
-          <w:b/>
-          <w:bCs/>
-        </w:rPr>
-        <w:t xml:space="preserve">sample median</w:t>
-      </w:r>
-      <w:r>
-        <w:t xml:space="preserve"> </w:t>
-      </w:r>
-      <w:r>
-        <w:t xml:space="preserve">is the middle value</w:t>
-      </w:r>
-      <w:r>
-        <w:t xml:space="preserve"> </w:t>
-      </w:r>
-      <w:r>
-        <w:t xml:space="preserve">when the observations are sorted in increasing order</w:t>
-      </w:r>
-      <w:r>
-        <w:t xml:space="preserve"> </w:t>
-      </w:r>
-      <w:r>
-        <w:t xml:space="preserve">[5]</w:t>
-      </w:r>
-      <w:r>
-        <w:t xml:space="preserve">.</w:t>
-      </w:r>
-      <w:r>
-        <w:t xml:space="preserve"> </w:t>
-      </w:r>
-      <w:r>
-        <w:t xml:space="preserve">In terms of the</w:t>
-      </w:r>
-      <w:r>
-        <w:t xml:space="preserve"> </w:t>
-      </w:r>
+      <w:del w:id="62" w:author="PR Preview" w:date="2026-01-01T00:00:00Z">
+        <w:r>
+          <w:rPr>
+            <w:b/>
+            <w:bCs/>
+          </w:rPr>
+          <w:delText xml:space="preserve">Definition 6 (Sample median)</w:delText>
+        </w:r>
+      </w:del>
+      <w:del w:id="63" w:author="PR Preview" w:date="2026-01-01T00:00:00Z">
+        <w:r>
+          <w:delText xml:space="preserve"> </w:delText>
+        </w:r>
+      </w:del>
+      <w:del w:id="64" w:author="PR Preview" w:date="2026-01-01T00:00:00Z">
+        <w:r>
+          <w:delText xml:space="preserve">The</w:delText>
+        </w:r>
+      </w:del>
+      <w:del w:id="65" w:author="PR Preview" w:date="2026-01-01T00:00:00Z">
+        <w:r>
+          <w:delText xml:space="preserve"> </w:delText>
+        </w:r>
+      </w:del>
+      <w:del w:id="66" w:author="PR Preview" w:date="2026-01-01T00:00:00Z">
+        <w:r>
+          <w:rPr>
+            <w:b/>
+            <w:bCs/>
+          </w:rPr>
+          <w:delText xml:space="preserve">sample median</w:delText>
+        </w:r>
+      </w:del>
+      <w:del w:id="67" w:author="PR Preview" w:date="2026-01-01T00:00:00Z">
+        <w:r>
+          <w:delText xml:space="preserve"> </w:delText>
+        </w:r>
+      </w:del>
+      <w:del w:id="68" w:author="PR Preview" w:date="2026-01-01T00:00:00Z">
+        <w:r>
+          <w:delText xml:space="preserve">is the middle value</w:delText>
+        </w:r>
+      </w:del>
+      <w:del w:id="69" w:author="PR Preview" w:date="2026-01-01T00:00:00Z">
+        <w:r>
+          <w:delText xml:space="preserve"> </w:delText>
+        </w:r>
+      </w:del>
+      <w:del w:id="70" w:author="PR Preview" w:date="2026-01-01T00:00:00Z">
+        <w:r>
+          <w:delText xml:space="preserve">when the observations are sorted in increasing order</w:delText>
+        </w:r>
+      </w:del>
+      <w:del w:id="71" w:author="PR Preview" w:date="2026-01-01T00:00:00Z">
+        <w:r>
+          <w:delText xml:space="preserve"> </w:delText>
+        </w:r>
+      </w:del>
+      <w:del w:id="72" w:author="PR Preview" w:date="2026-01-01T00:00:00Z">
+        <w:r>
+          <w:delText xml:space="preserve">[5]</w:delText>
+        </w:r>
+      </w:del>
+      <w:del w:id="73" w:author="PR Preview" w:date="2026-01-01T00:00:00Z">
+        <w:r>
+          <w:delText xml:space="preserve">.</w:delText>
+        </w:r>
+      </w:del>
+      <w:del w:id="74" w:author="PR Preview" w:date="2026-01-01T00:00:00Z">
+        <w:r>
+          <w:delText xml:space="preserve"> </w:delText>
+        </w:r>
+      </w:del>
+      <w:del w:id="75" w:author="PR Preview" w:date="2026-01-01T00:00:00Z">
+        <w:r>
+          <w:delText xml:space="preserve">In terms of the</w:delText>
+        </w:r>
+      </w:del>
+      <w:del w:id="76" w:author="PR Preview" w:date="2026-01-01T00:00:00Z">
+        <w:r>
+          <w:delText xml:space="preserve"> </w:delText>
+        </w:r>
+      </w:del>
       <w:hyperlink r:id="rId27">
-        <w:r>
-          <w:rPr>
-            <w:rStyle w:val="Hyperlink"/>
-          </w:rPr>
-          <w:t xml:space="preserve">order statistics</w:t>
-        </w:r>
+        <w:del w:id="77" w:author="PR Preview" w:date="2026-01-01T00:00:00Z">
+          <w:r>
+            <w:rPr>
+              <w:rStyle w:val="Hyperlink"/>
+            </w:rPr>
+            <w:delText xml:space="preserve">order statistics</w:delText>
+          </w:r>
+        </w:del>
       </w:hyperlink>
-      <w:r>
-        <w:t xml:space="preserve"> </w:t>
-      </w:r>
+      <w:del w:id="78" w:author="PR Preview" w:date="2026-01-01T00:00:00Z">
+        <w:r>
+          <w:delText xml:space="preserve"> </w:delText>
+        </w:r>
+      </w:del>
       <m:oMath>
         <m:sSub>
           <m:e>
@@ -3619,9 +3893,172 @@
           </m:sub>
         </m:sSub>
       </m:oMath>
-      <w:r>
-        <w:t xml:space="preserve">:</w:t>
-      </w:r>
+      <w:del w:id="79" w:author="PR Preview" w:date="2026-01-01T00:00:00Z">
+        <w:r>
+          <w:delText xml:space="preserve">:</w:delText>
+        </w:r>
+      </w:del>
+    </w:p>
+    <w:p>
+      <w:pPr>
+        <w:pStyle w:val="FirstParagraph"/>
+      </w:pPr>
+      <w:ins w:id="80" w:author="PR Preview" w:date="2026-01-01T00:00:00Z">
+        <w:r>
+          <w:rPr>
+            <w:b/>
+            <w:bCs/>
+          </w:rPr>
+          <w:t xml:space="preserve">Definition 6 (Sample median)</w:t>
+        </w:r>
+      </w:ins>
+      <w:ins w:id="81" w:author="PR Preview" w:date="2026-01-01T00:00:00Z">
+        <w:r>
+          <w:t xml:space="preserve"> </w:t>
+        </w:r>
+      </w:ins>
+      <w:ins w:id="82" w:author="PR Preview" w:date="2026-01-01T00:00:00Z">
+        <w:r>
+          <w:t xml:space="preserve">The</w:t>
+        </w:r>
+      </w:ins>
+      <w:ins w:id="83" w:author="PR Preview" w:date="2026-01-01T00:00:00Z">
+        <w:r>
+          <w:t xml:space="preserve"> </w:t>
+        </w:r>
+      </w:ins>
+      <w:ins w:id="84" w:author="PR Preview" w:date="2026-01-01T00:00:00Z">
+        <w:r>
+          <w:rPr>
+            <w:b/>
+            <w:bCs/>
+          </w:rPr>
+          <w:t xml:space="preserve">sample median</w:t>
+        </w:r>
+      </w:ins>
+      <w:ins w:id="85" w:author="PR Preview" w:date="2026-01-01T00:00:00Z">
+        <w:r>
+          <w:t xml:space="preserve"> </w:t>
+        </w:r>
+      </w:ins>
+      <w:ins w:id="86" w:author="PR Preview" w:date="2026-01-01T00:00:00Z">
+        <w:r>
+          <w:t xml:space="preserve">is the middle value</w:t>
+        </w:r>
+      </w:ins>
+      <w:ins w:id="87" w:author="PR Preview" w:date="2026-01-01T00:00:00Z">
+        <w:r>
+          <w:t xml:space="preserve"> </w:t>
+        </w:r>
+      </w:ins>
+      <w:ins w:id="88" w:author="PR Preview" w:date="2026-01-01T00:00:00Z">
+        <w:r>
+          <w:t xml:space="preserve">when the observations are sorted in increasing order.</w:t>
+        </w:r>
+      </w:ins>
+      <w:ins w:id="89" w:author="PR Preview" w:date="2026-01-01T00:00:00Z">
+        <w:r>
+          <w:t xml:space="preserve"> </w:t>
+        </w:r>
+      </w:ins>
+      <w:ins w:id="90" w:author="PR Preview" w:date="2026-01-01T00:00:00Z">
+        <w:r>
+          <w:t xml:space="preserve">In terms of the</w:t>
+        </w:r>
+      </w:ins>
+      <w:ins w:id="91" w:author="PR Preview" w:date="2026-01-01T00:00:00Z">
+        <w:r>
+          <w:t xml:space="preserve"> </w:t>
+        </w:r>
+      </w:ins>
+      <w:hyperlink r:id="rId27">
+        <w:ins w:id="92" w:author="PR Preview" w:date="2026-01-01T00:00:00Z">
+          <w:r>
+            <w:rPr>
+              <w:rStyle w:val="Hyperlink"/>
+            </w:rPr>
+            <w:t xml:space="preserve">order statistics</w:t>
+          </w:r>
+        </w:ins>
+      </w:hyperlink>
+      <w:ins w:id="93" w:author="PR Preview" w:date="2026-01-01T00:00:00Z">
+        <w:r>
+          <w:t xml:space="preserve"> </w:t>
+        </w:r>
+      </w:ins>
+      <m:oMath>
+        <m:sSub>
+          <m:e>
+            <m:r>
+              <m:t>x</m:t>
+            </m:r>
+          </m:e>
+          <m:sub>
+            <m:r>
+              <m:rPr>
+                <m:sty m:val="p"/>
+              </m:rPr>
+              <m:t>(</m:t>
+            </m:r>
+            <m:r>
+              <m:t>1</m:t>
+            </m:r>
+            <m:r>
+              <m:rPr>
+                <m:sty m:val="p"/>
+              </m:rPr>
+              <m:t>)</m:t>
+            </m:r>
+          </m:sub>
+        </m:sSub>
+        <m:r>
+          <m:rPr>
+            <m:sty m:val="p"/>
+          </m:rPr>
+          <m:t>≤</m:t>
+        </m:r>
+        <m:r>
+          <m:rPr>
+            <m:sty m:val="p"/>
+          </m:rPr>
+          <m:t>⋯</m:t>
+        </m:r>
+        <m:r>
+          <m:rPr>
+            <m:sty m:val="p"/>
+          </m:rPr>
+          <m:t>≤</m:t>
+        </m:r>
+        <m:sSub>
+          <m:e>
+            <m:r>
+              <m:t>x</m:t>
+            </m:r>
+          </m:e>
+          <m:sub>
+            <m:r>
+              <m:rPr>
+                <m:sty m:val="p"/>
+              </m:rPr>
+              <m:t>(</m:t>
+            </m:r>
+            <m:r>
+              <m:t>n</m:t>
+            </m:r>
+            <m:r>
+              <m:rPr>
+                <m:sty m:val="p"/>
+              </m:rPr>
+              <m:t>)</m:t>
+            </m:r>
+          </m:sub>
+        </m:sSub>
+      </m:oMath>
+      <w:ins w:id="94" w:author="PR Preview" w:date="2026-01-01T00:00:00Z">
+        <w:r>
+          <w:t xml:space="preserve">:</w:t>
+        </w:r>
+      </w:ins>
     </w:p>
     <w:p>
       <w:pPr>
@@ -4027,38 +4464,54 @@
       <w:pPr>
         <w:pStyle w:val="FirstParagraph"/>
       </w:pPr>
-      <w:r>
-        <w:rPr>
-          <w:b/>
-          <w:bCs/>
-        </w:rPr>
-        <w:t xml:space="preserve">Definition 7 (Sample variance)</w:t>
-      </w:r>
-      <w:r>
-        <w:t xml:space="preserve"> </w:t>
-      </w:r>
-      <w:r>
-        <w:t xml:space="preserve">The</w:t>
-      </w:r>
-      <w:r>
-        <w:t xml:space="preserve"> </w:t>
-      </w:r>
-      <w:r>
-        <w:rPr>
-          <w:b/>
-          <w:bCs/>
-        </w:rPr>
-        <w:t xml:space="preserve">sample variance</w:t>
-      </w:r>
-      <w:r>
-        <w:t xml:space="preserve"> </w:t>
-      </w:r>
-      <w:r>
-        <w:t xml:space="preserve">of</w:t>
-      </w:r>
-      <w:r>
-        <w:t xml:space="preserve"> </w:t>
-      </w:r>
+      <w:del w:id="95" w:author="PR Preview" w:date="2026-01-01T00:00:00Z">
+        <w:r>
+          <w:rPr>
+            <w:b/>
+            <w:bCs/>
+          </w:rPr>
+          <w:delText xml:space="preserve">Definition 7 (Sample variance)</w:delText>
+        </w:r>
+      </w:del>
+      <w:del w:id="96" w:author="PR Preview" w:date="2026-01-01T00:00:00Z">
+        <w:r>
+          <w:delText xml:space="preserve"> </w:delText>
+        </w:r>
+      </w:del>
+      <w:del w:id="97" w:author="PR Preview" w:date="2026-01-01T00:00:00Z">
+        <w:r>
+          <w:delText xml:space="preserve">The</w:delText>
+        </w:r>
+      </w:del>
+      <w:del w:id="98" w:author="PR Preview" w:date="2026-01-01T00:00:00Z">
+        <w:r>
+          <w:delText xml:space="preserve"> </w:delText>
+        </w:r>
+      </w:del>
+      <w:del w:id="99" w:author="PR Preview" w:date="2026-01-01T00:00:00Z">
+        <w:r>
+          <w:rPr>
+            <w:b/>
+            <w:bCs/>
+          </w:rPr>
+          <w:delText xml:space="preserve">sample variance</w:delText>
+        </w:r>
+      </w:del>
+      <w:del w:id="100" w:author="PR Preview" w:date="2026-01-01T00:00:00Z">
+        <w:r>
+          <w:delText xml:space="preserve"> </w:delText>
+        </w:r>
+      </w:del>
+      <w:del w:id="101" w:author="PR Preview" w:date="2026-01-01T00:00:00Z">
+        <w:r>
+          <w:delText xml:space="preserve">of</w:delText>
+        </w:r>
+      </w:del>
+      <w:del w:id="102" w:author="PR Preview" w:date="2026-01-01T00:00:00Z">
+        <w:r>
+          <w:delText xml:space="preserve"> </w:delText>
+        </w:r>
+      </w:del>
       <m:oMath>
         <m:r>
           <m:t>n</m:t>
@@ -4073,21 +4526,108 @@
           <m:t>2</m:t>
         </m:r>
       </m:oMath>
-      <w:r>
-        <w:t xml:space="preserve"> </w:t>
-      </w:r>
-      <w:r>
-        <w:t xml:space="preserve">observations is</w:t>
-      </w:r>
-      <w:r>
-        <w:t xml:space="preserve"> </w:t>
-      </w:r>
-      <w:r>
-        <w:t xml:space="preserve">[6]</w:t>
-      </w:r>
-      <w:r>
-        <w:t xml:space="preserve">:</w:t>
-      </w:r>
+      <w:del w:id="103" w:author="PR Preview" w:date="2026-01-01T00:00:00Z">
+        <w:r>
+          <w:delText xml:space="preserve"> </w:delText>
+        </w:r>
+      </w:del>
+      <w:del w:id="104" w:author="PR Preview" w:date="2026-01-01T00:00:00Z">
+        <w:r>
+          <w:delText xml:space="preserve">observations is</w:delText>
+        </w:r>
+      </w:del>
+      <w:del w:id="105" w:author="PR Preview" w:date="2026-01-01T00:00:00Z">
+        <w:r>
+          <w:delText xml:space="preserve"> </w:delText>
+        </w:r>
+      </w:del>
+      <w:del w:id="106" w:author="PR Preview" w:date="2026-01-01T00:00:00Z">
+        <w:r>
+          <w:delText xml:space="preserve">[6]</w:delText>
+        </w:r>
+      </w:del>
+      <w:del w:id="107" w:author="PR Preview" w:date="2026-01-01T00:00:00Z">
+        <w:r>
+          <w:delText xml:space="preserve">:</w:delText>
+        </w:r>
+      </w:del>
+    </w:p>
+    <w:p>
+      <w:pPr>
+        <w:pStyle w:val="FirstParagraph"/>
+      </w:pPr>
+      <w:ins w:id="108" w:author="PR Preview" w:date="2026-01-01T00:00:00Z">
+        <w:r>
+          <w:rPr>
+            <w:b/>
+            <w:bCs/>
+          </w:rPr>
+          <w:t xml:space="preserve">Definition 7 (Sample variance)</w:t>
+        </w:r>
+      </w:ins>
+      <w:ins w:id="109" w:author="PR Preview" w:date="2026-01-01T00:00:00Z">
+        <w:r>
+          <w:t xml:space="preserve"> </w:t>
+        </w:r>
+      </w:ins>
+      <w:ins w:id="110" w:author="PR Preview" w:date="2026-01-01T00:00:00Z">
+        <w:r>
+          <w:t xml:space="preserve">The</w:t>
+        </w:r>
+      </w:ins>
+      <w:ins w:id="111" w:author="PR Preview" w:date="2026-01-01T00:00:00Z">
+        <w:r>
+          <w:t xml:space="preserve"> </w:t>
+        </w:r>
+      </w:ins>
+      <w:ins w:id="112" w:author="PR Preview" w:date="2026-01-01T00:00:00Z">
+        <w:r>
+          <w:rPr>
+            <w:b/>
+            <w:bCs/>
+          </w:rPr>
+          <w:t xml:space="preserve">sample variance</w:t>
+        </w:r>
+      </w:ins>
+      <w:ins w:id="113" w:author="PR Preview" w:date="2026-01-01T00:00:00Z">
+        <w:r>
+          <w:t xml:space="preserve"> </w:t>
+        </w:r>
+      </w:ins>
+      <w:ins w:id="114" w:author="PR Preview" w:date="2026-01-01T00:00:00Z">
+        <w:r>
+          <w:t xml:space="preserve">of</w:t>
+        </w:r>
+      </w:ins>
+      <w:ins w:id="115" w:author="PR Preview" w:date="2026-01-01T00:00:00Z">
+        <w:r>
+          <w:t xml:space="preserve"> </w:t>
+        </w:r>
+      </w:ins>
+      <m:oMath>
+        <m:r>
+          <m:t>n</m:t>
+        </m:r>
+        <m:r>
+          <m:rPr>
+            <m:sty m:val="p"/>
+          </m:rPr>
+          <m:t>≥</m:t>
+        </m:r>
+        <m:r>
+          <m:t>2</m:t>
+        </m:r>
+      </m:oMath>
+      <w:ins w:id="116" w:author="PR Preview" w:date="2026-01-01T00:00:00Z">
+        <w:r>
+          <w:t xml:space="preserve"> </w:t>
+        </w:r>
+      </w:ins>
+      <w:ins w:id="117" w:author="PR Preview" w:date="2026-01-01T00:00:00Z">
+        <w:r>
+          <w:t xml:space="preserve">observations is:</w:t>
+        </w:r>
+      </w:ins>
     </w:p>
     <w:p>
       <w:pPr>
@@ -4257,55 +4797,147 @@
       <w:pPr>
         <w:pStyle w:val="BodyText"/>
       </w:pPr>
-      <w:r>
-        <w:rPr>
-          <w:b/>
-          <w:bCs/>
-        </w:rPr>
-        <w:t xml:space="preserve">Definition 8 (Sample standard deviation)</w:t>
-      </w:r>
-      <w:r>
-        <w:t xml:space="preserve"> </w:t>
-      </w:r>
-      <w:r>
-        <w:t xml:space="preserve">The</w:t>
-      </w:r>
-      <w:r>
-        <w:t xml:space="preserve"> </w:t>
-      </w:r>
-      <w:r>
-        <w:rPr>
-          <w:b/>
-          <w:bCs/>
-        </w:rPr>
-        <w:t xml:space="preserve">sample standard deviation</w:t>
-      </w:r>
-      <w:r>
-        <w:t xml:space="preserve"> </w:t>
-      </w:r>
-      <w:r>
-        <w:t xml:space="preserve">is the square root of the</w:t>
-      </w:r>
-      <w:r>
-        <w:t xml:space="preserve"> </w:t>
-      </w:r>
+      <w:del w:id="118" w:author="PR Preview" w:date="2026-01-01T00:00:00Z">
+        <w:r>
+          <w:rPr>
+            <w:b/>
+            <w:bCs/>
+          </w:rPr>
+          <w:delText xml:space="preserve">Definition 8 (Sample standard deviation)</w:delText>
+        </w:r>
+      </w:del>
+      <w:del w:id="119" w:author="PR Preview" w:date="2026-01-01T00:00:00Z">
+        <w:r>
+          <w:delText xml:space="preserve"> </w:delText>
+        </w:r>
+      </w:del>
+      <w:del w:id="120" w:author="PR Preview" w:date="2026-01-01T00:00:00Z">
+        <w:r>
+          <w:delText xml:space="preserve">The</w:delText>
+        </w:r>
+      </w:del>
+      <w:del w:id="121" w:author="PR Preview" w:date="2026-01-01T00:00:00Z">
+        <w:r>
+          <w:delText xml:space="preserve"> </w:delText>
+        </w:r>
+      </w:del>
+      <w:del w:id="122" w:author="PR Preview" w:date="2026-01-01T00:00:00Z">
+        <w:r>
+          <w:rPr>
+            <w:b/>
+            <w:bCs/>
+          </w:rPr>
+          <w:delText xml:space="preserve">sample standard deviation</w:delText>
+        </w:r>
+      </w:del>
+      <w:del w:id="123" w:author="PR Preview" w:date="2026-01-01T00:00:00Z">
+        <w:r>
+          <w:delText xml:space="preserve"> </w:delText>
+        </w:r>
+      </w:del>
+      <w:del w:id="124" w:author="PR Preview" w:date="2026-01-01T00:00:00Z">
+        <w:r>
+          <w:delText xml:space="preserve">is the square root of the</w:delText>
+        </w:r>
+      </w:del>
+      <w:del w:id="125" w:author="PR Preview" w:date="2026-01-01T00:00:00Z">
+        <w:r>
+          <w:delText xml:space="preserve"> </w:delText>
+        </w:r>
+      </w:del>
       <w:hyperlink w:anchor="def-sample-variance">
+        <w:del w:id="126" w:author="PR Preview" w:date="2026-01-01T00:00:00Z">
+          <w:r>
+            <w:rPr>
+              <w:rStyle w:val="Hyperlink"/>
+            </w:rPr>
+            <w:delText xml:space="preserve">sample variance</w:delText>
+          </w:r>
+        </w:del>
+      </w:hyperlink>
+      <w:del w:id="127" w:author="PR Preview" w:date="2026-01-01T00:00:00Z">
+        <w:r>
+          <w:delText xml:space="preserve"> </w:delText>
+        </w:r>
+      </w:del>
+      <w:del w:id="128" w:author="PR Preview" w:date="2026-01-01T00:00:00Z">
+        <w:r>
+          <w:delText xml:space="preserve">[7]</w:delText>
+        </w:r>
+      </w:del>
+      <w:del w:id="129" w:author="PR Preview" w:date="2026-01-01T00:00:00Z">
+        <w:r>
+          <w:delText xml:space="preserve">:</w:delText>
+        </w:r>
+      </w:del>
+    </w:p>
+    <w:p>
+      <w:pPr>
+        <w:pStyle w:val="BodyText"/>
+      </w:pPr>
+      <w:ins w:id="130" w:author="PR Preview" w:date="2026-01-01T00:00:00Z">
         <w:r>
           <w:rPr>
-            <w:rStyle w:val="Hyperlink"/>
+            <w:b/>
+            <w:bCs/>
           </w:rPr>
-          <w:t xml:space="preserve">sample variance</w:t>
-        </w:r>
+          <w:t xml:space="preserve">Definition 8 (Sample standard deviation)</w:t>
+        </w:r>
+      </w:ins>
+      <w:ins w:id="131" w:author="PR Preview" w:date="2026-01-01T00:00:00Z">
+        <w:r>
+          <w:t xml:space="preserve"> </w:t>
+        </w:r>
+      </w:ins>
+      <w:ins w:id="132" w:author="PR Preview" w:date="2026-01-01T00:00:00Z">
+        <w:r>
+          <w:t xml:space="preserve">The</w:t>
+        </w:r>
+      </w:ins>
+      <w:ins w:id="133" w:author="PR Preview" w:date="2026-01-01T00:00:00Z">
+        <w:r>
+          <w:t xml:space="preserve"> </w:t>
+        </w:r>
+      </w:ins>
+      <w:ins w:id="134" w:author="PR Preview" w:date="2026-01-01T00:00:00Z">
+        <w:r>
+          <w:rPr>
+            <w:b/>
+            <w:bCs/>
+          </w:rPr>
+          <w:t xml:space="preserve">sample standard deviation</w:t>
+        </w:r>
+      </w:ins>
+      <w:ins w:id="135" w:author="PR Preview" w:date="2026-01-01T00:00:00Z">
+        <w:r>
+          <w:t xml:space="preserve"> </w:t>
+        </w:r>
+      </w:ins>
+      <w:ins w:id="136" w:author="PR Preview" w:date="2026-01-01T00:00:00Z">
+        <w:r>
+          <w:t xml:space="preserve">is the square root of the</w:t>
+        </w:r>
+      </w:ins>
+      <w:ins w:id="137" w:author="PR Preview" w:date="2026-01-01T00:00:00Z">
+        <w:r>
+          <w:t xml:space="preserve"> </w:t>
+        </w:r>
+      </w:ins>
+      <w:hyperlink w:anchor="def-sample-variance">
+        <w:ins w:id="138" w:author="PR Preview" w:date="2026-01-01T00:00:00Z">
+          <w:r>
+            <w:rPr>
+              <w:rStyle w:val="Hyperlink"/>
+            </w:rPr>
+            <w:t xml:space="preserve">sample variance</w:t>
+          </w:r>
+        </w:ins>
       </w:hyperlink>
-      <w:r>
-        <w:t xml:space="preserve"> </w:t>
-      </w:r>
-      <w:r>
-        <w:t xml:space="preserve">[7]</w:t>
-      </w:r>
-      <w:r>
-        <w:t xml:space="preserve">:</w:t>
-      </w:r>
+      <w:ins w:id="139" w:author="PR Preview" w:date="2026-01-01T00:00:00Z">
+        <w:r>
+          <w:t xml:space="preserve">:</w:t>
+        </w:r>
+      </w:ins>
     </w:p>
     <w:p>
       <w:pPr>
@@ -4587,48 +5219,68 @@
       <w:pPr>
         <w:pStyle w:val="BodyText"/>
       </w:pPr>
-      <w:r>
-        <w:rPr>
-          <w:b/>
-          <w:bCs/>
-        </w:rPr>
-        <w:t xml:space="preserve">Definition 9 (Quartiles (first quartile, third quartile, 25th percentile, 75th percentile))</w:t>
-      </w:r>
-      <w:r>
-        <w:t xml:space="preserve"> </w:t>
-      </w:r>
-      <w:r>
-        <w:t xml:space="preserve">The</w:t>
-      </w:r>
-      <w:r>
-        <w:t xml:space="preserve"> </w:t>
-      </w:r>
-      <w:r>
-        <w:rPr>
-          <w:b/>
-          <w:bCs/>
-        </w:rPr>
-        <w:t xml:space="preserve">quartiles</w:t>
-      </w:r>
-      <w:r>
-        <w:t xml:space="preserve"> </w:t>
-      </w:r>
-      <w:r>
-        <w:t xml:space="preserve">are the</w:t>
-      </w:r>
-      <w:r>
-        <w:t xml:space="preserve"> </w:t>
-      </w:r>
-      <w:r>
-        <w:rPr>
-          <w:b/>
-          <w:bCs/>
-        </w:rPr>
-        <w:t xml:space="preserve">first quartile</w:t>
-      </w:r>
-      <w:r>
-        <w:t xml:space="preserve"> </w:t>
-      </w:r>
+      <w:del w:id="140" w:author="PR Preview" w:date="2026-01-01T00:00:00Z">
+        <w:r>
+          <w:rPr>
+            <w:b/>
+            <w:bCs/>
+          </w:rPr>
+          <w:delText xml:space="preserve">Definition 9 (Quartiles (first quartile, third quartile, 25th percentile, 75th percentile))</w:delText>
+        </w:r>
+      </w:del>
+      <w:del w:id="141" w:author="PR Preview" w:date="2026-01-01T00:00:00Z">
+        <w:r>
+          <w:delText xml:space="preserve"> </w:delText>
+        </w:r>
+      </w:del>
+      <w:del w:id="142" w:author="PR Preview" w:date="2026-01-01T00:00:00Z">
+        <w:r>
+          <w:delText xml:space="preserve">The</w:delText>
+        </w:r>
+      </w:del>
+      <w:del w:id="143" w:author="PR Preview" w:date="2026-01-01T00:00:00Z">
+        <w:r>
+          <w:delText xml:space="preserve"> </w:delText>
+        </w:r>
+      </w:del>
+      <w:del w:id="144" w:author="PR Preview" w:date="2026-01-01T00:00:00Z">
+        <w:r>
+          <w:rPr>
+            <w:b/>
+            <w:bCs/>
+          </w:rPr>
+          <w:delText xml:space="preserve">quartiles</w:delText>
+        </w:r>
+      </w:del>
+      <w:del w:id="145" w:author="PR Preview" w:date="2026-01-01T00:00:00Z">
+        <w:r>
+          <w:delText xml:space="preserve"> </w:delText>
+        </w:r>
+      </w:del>
+      <w:del w:id="146" w:author="PR Preview" w:date="2026-01-01T00:00:00Z">
+        <w:r>
+          <w:delText xml:space="preserve">are the</w:delText>
+        </w:r>
+      </w:del>
+      <w:del w:id="147" w:author="PR Preview" w:date="2026-01-01T00:00:00Z">
+        <w:r>
+          <w:delText xml:space="preserve"> </w:delText>
+        </w:r>
+      </w:del>
+      <w:del w:id="148" w:author="PR Preview" w:date="2026-01-01T00:00:00Z">
+        <w:r>
+          <w:rPr>
+            <w:b/>
+            <w:bCs/>
+          </w:rPr>
+          <w:delText xml:space="preserve">first quartile</w:delText>
+        </w:r>
+      </w:del>
+      <w:del w:id="149" w:author="PR Preview" w:date="2026-01-01T00:00:00Z">
+        <w:r>
+          <w:delText xml:space="preserve"> </w:delText>
+        </w:r>
+      </w:del>
       <m:oMath>
         <m:sSub>
           <m:e>
@@ -4643,25 +5295,35 @@
           </m:sub>
         </m:sSub>
       </m:oMath>
-      <w:r>
-        <w:t xml:space="preserve"> </w:t>
-      </w:r>
-      <w:r>
-        <w:t xml:space="preserve">and the</w:t>
-      </w:r>
-      <w:r>
-        <w:t xml:space="preserve"> </w:t>
-      </w:r>
-      <w:r>
-        <w:rPr>
-          <w:b/>
-          <w:bCs/>
-        </w:rPr>
-        <w:t xml:space="preserve">third quartile</w:t>
-      </w:r>
-      <w:r>
-        <w:t xml:space="preserve"> </w:t>
-      </w:r>
+      <w:del w:id="150" w:author="PR Preview" w:date="2026-01-01T00:00:00Z">
+        <w:r>
+          <w:delText xml:space="preserve"> </w:delText>
+        </w:r>
+      </w:del>
+      <w:del w:id="151" w:author="PR Preview" w:date="2026-01-01T00:00:00Z">
+        <w:r>
+          <w:delText xml:space="preserve">and the</w:delText>
+        </w:r>
+      </w:del>
+      <w:del w:id="152" w:author="PR Preview" w:date="2026-01-01T00:00:00Z">
+        <w:r>
+          <w:delText xml:space="preserve"> </w:delText>
+        </w:r>
+      </w:del>
+      <w:del w:id="153" w:author="PR Preview" w:date="2026-01-01T00:00:00Z">
+        <w:r>
+          <w:rPr>
+            <w:b/>
+            <w:bCs/>
+          </w:rPr>
+          <w:delText xml:space="preserve">third quartile</w:delText>
+        </w:r>
+      </w:del>
+      <w:del w:id="154" w:author="PR Preview" w:date="2026-01-01T00:00:00Z">
+        <w:r>
+          <w:delText xml:space="preserve"> </w:delText>
+        </w:r>
+      </w:del>
       <m:oMath>
         <m:sSub>
           <m:e>
@@ -4676,79 +5338,341 @@
           </m:sub>
         </m:sSub>
       </m:oMath>
-      <w:r>
-        <w:t xml:space="preserve">,</w:t>
-      </w:r>
-      <w:r>
-        <w:t xml:space="preserve"> </w:t>
-      </w:r>
-      <w:r>
-        <w:t xml:space="preserve">the sample 0.25 and 0.75 quantiles</w:t>
-      </w:r>
-      <w:r>
-        <w:t xml:space="preserve"> </w:t>
-      </w:r>
-      <w:r>
-        <w:t xml:space="preserve">(</w:t>
-      </w:r>
+      <w:del w:id="155" w:author="PR Preview" w:date="2026-01-01T00:00:00Z">
+        <w:r>
+          <w:delText xml:space="preserve">,</w:delText>
+        </w:r>
+      </w:del>
+      <w:del w:id="156" w:author="PR Preview" w:date="2026-01-01T00:00:00Z">
+        <w:r>
+          <w:delText xml:space="preserve"> </w:delText>
+        </w:r>
+      </w:del>
+      <w:del w:id="157" w:author="PR Preview" w:date="2026-01-01T00:00:00Z">
+        <w:r>
+          <w:delText xml:space="preserve">the sample 0.25 and 0.75 quantiles</w:delText>
+        </w:r>
+      </w:del>
+      <w:del w:id="158" w:author="PR Preview" w:date="2026-01-01T00:00:00Z">
+        <w:r>
+          <w:delText xml:space="preserve"> </w:delText>
+        </w:r>
+      </w:del>
+      <w:del w:id="159" w:author="PR Preview" w:date="2026-01-01T00:00:00Z">
+        <w:r>
+          <w:delText xml:space="preserve">(</w:delText>
+        </w:r>
+      </w:del>
       <w:hyperlink r:id="rId35">
+        <w:del w:id="160" w:author="PR Preview" w:date="2026-01-01T00:00:00Z">
+          <w:r>
+            <w:rPr>
+              <w:rStyle w:val="Hyperlink"/>
+            </w:rPr>
+            <w:delText xml:space="preserve">sample quantile</w:delText>
+          </w:r>
+        </w:del>
+      </w:hyperlink>
+      <w:del w:id="161" w:author="PR Preview" w:date="2026-01-01T00:00:00Z">
+        <w:r>
+          <w:delText xml:space="preserve">)</w:delText>
+        </w:r>
+      </w:del>
+      <w:del w:id="162" w:author="PR Preview" w:date="2026-01-01T00:00:00Z">
+        <w:r>
+          <w:delText xml:space="preserve"> </w:delText>
+        </w:r>
+      </w:del>
+      <w:del w:id="163" w:author="PR Preview" w:date="2026-01-01T00:00:00Z">
+        <w:r>
+          <w:delText xml:space="preserve">[8]</w:delText>
+        </w:r>
+      </w:del>
+      <w:del w:id="164" w:author="PR Preview" w:date="2026-01-01T00:00:00Z">
+        <w:r>
+          <w:delText xml:space="preserve">.</w:delText>
+        </w:r>
+      </w:del>
+      <w:del w:id="165" w:author="PR Preview" w:date="2026-01-01T00:00:00Z">
+        <w:r>
+          <w:delText xml:space="preserve"> </w:delText>
+        </w:r>
+      </w:del>
+      <w:del w:id="166" w:author="PR Preview" w:date="2026-01-01T00:00:00Z">
+        <w:r>
+          <w:delText xml:space="preserve">The first quartile is also called the</w:delText>
+        </w:r>
+      </w:del>
+      <w:del w:id="167" w:author="PR Preview" w:date="2026-01-01T00:00:00Z">
+        <w:r>
+          <w:delText xml:space="preserve"> </w:delText>
+        </w:r>
+      </w:del>
+      <w:del w:id="168" w:author="PR Preview" w:date="2026-01-01T00:00:00Z">
         <w:r>
           <w:rPr>
-            <w:rStyle w:val="Hyperlink"/>
+            <w:b/>
+            <w:bCs/>
           </w:rPr>
-          <w:t xml:space="preserve">sample quantile</w:t>
-        </w:r>
+          <w:delText xml:space="preserve">25th percentile</w:delText>
+        </w:r>
+      </w:del>
+      <w:del w:id="169" w:author="PR Preview" w:date="2026-01-01T00:00:00Z">
+        <w:r>
+          <w:delText xml:space="preserve">,</w:delText>
+        </w:r>
+      </w:del>
+      <w:del w:id="170" w:author="PR Preview" w:date="2026-01-01T00:00:00Z">
+        <w:r>
+          <w:delText xml:space="preserve"> </w:delText>
+        </w:r>
+      </w:del>
+      <w:del w:id="171" w:author="PR Preview" w:date="2026-01-01T00:00:00Z">
+        <w:r>
+          <w:delText xml:space="preserve">and the third quartile is also called the</w:delText>
+        </w:r>
+      </w:del>
+      <w:del w:id="172" w:author="PR Preview" w:date="2026-01-01T00:00:00Z">
+        <w:r>
+          <w:delText xml:space="preserve"> </w:delText>
+        </w:r>
+      </w:del>
+      <w:del w:id="173" w:author="PR Preview" w:date="2026-01-01T00:00:00Z">
+        <w:r>
+          <w:rPr>
+            <w:b/>
+            <w:bCs/>
+          </w:rPr>
+          <w:delText xml:space="preserve">75th percentile</w:delText>
+        </w:r>
+      </w:del>
+      <w:del w:id="174" w:author="PR Preview" w:date="2026-01-01T00:00:00Z">
+        <w:r>
+          <w:delText xml:space="preserve">.</w:delText>
+        </w:r>
+      </w:del>
+    </w:p>
+    <w:p>
+      <w:pPr>
+        <w:pStyle w:val="BodyText"/>
+      </w:pPr>
+      <w:ins w:id="175" w:author="PR Preview" w:date="2026-01-01T00:00:00Z">
+        <w:r>
+          <w:rPr>
+            <w:b/>
+            <w:bCs/>
+          </w:rPr>
+          <w:t xml:space="preserve">Definition 9 (Quartiles (first quartile, third quartile, 25th percentile, 75th percentile))</w:t>
+        </w:r>
+      </w:ins>
+      <w:ins w:id="176" w:author="PR Preview" w:date="2026-01-01T00:00:00Z">
+        <w:r>
+          <w:t xml:space="preserve"> </w:t>
+        </w:r>
+      </w:ins>
+      <w:ins w:id="177" w:author="PR Preview" w:date="2026-01-01T00:00:00Z">
+        <w:r>
+          <w:t xml:space="preserve">The</w:t>
+        </w:r>
+      </w:ins>
+      <w:ins w:id="178" w:author="PR Preview" w:date="2026-01-01T00:00:00Z">
+        <w:r>
+          <w:t xml:space="preserve"> </w:t>
+        </w:r>
+      </w:ins>
+      <w:ins w:id="179" w:author="PR Preview" w:date="2026-01-01T00:00:00Z">
+        <w:r>
+          <w:rPr>
+            <w:b/>
+            <w:bCs/>
+          </w:rPr>
+          <w:t xml:space="preserve">quartiles</w:t>
+        </w:r>
+      </w:ins>
+      <w:ins w:id="180" w:author="PR Preview" w:date="2026-01-01T00:00:00Z">
+        <w:r>
+          <w:t xml:space="preserve"> </w:t>
+        </w:r>
+      </w:ins>
+      <w:ins w:id="181" w:author="PR Preview" w:date="2026-01-01T00:00:00Z">
+        <w:r>
+          <w:t xml:space="preserve">are the</w:t>
+        </w:r>
+      </w:ins>
+      <w:ins w:id="182" w:author="PR Preview" w:date="2026-01-01T00:00:00Z">
+        <w:r>
+          <w:t xml:space="preserve"> </w:t>
+        </w:r>
+      </w:ins>
+      <w:ins w:id="183" w:author="PR Preview" w:date="2026-01-01T00:00:00Z">
+        <w:r>
+          <w:rPr>
+            <w:b/>
+            <w:bCs/>
+          </w:rPr>
+          <w:t xml:space="preserve">first quartile</w:t>
+        </w:r>
+      </w:ins>
+      <w:ins w:id="184" w:author="PR Preview" w:date="2026-01-01T00:00:00Z">
+        <w:r>
+          <w:t xml:space="preserve"> </w:t>
+        </w:r>
+      </w:ins>
+      <m:oMath>
+        <m:sSub>
+          <m:e>
+            <m:r>
+              <m:t>Q</m:t>
+            </m:r>
+          </m:e>
+          <m:sub>
+            <m:r>
+              <m:t>1</m:t>
+            </m:r>
+          </m:sub>
+        </m:sSub>
+      </m:oMath>
+      <w:ins w:id="185" w:author="PR Preview" w:date="2026-01-01T00:00:00Z">
+        <w:r>
+          <w:t xml:space="preserve"> </w:t>
+        </w:r>
+      </w:ins>
+      <w:ins w:id="186" w:author="PR Preview" w:date="2026-01-01T00:00:00Z">
+        <w:r>
+          <w:t xml:space="preserve">and the</w:t>
+        </w:r>
+      </w:ins>
+      <w:ins w:id="187" w:author="PR Preview" w:date="2026-01-01T00:00:00Z">
+        <w:r>
+          <w:t xml:space="preserve"> </w:t>
+        </w:r>
+      </w:ins>
+      <w:ins w:id="188" w:author="PR Preview" w:date="2026-01-01T00:00:00Z">
+        <w:r>
+          <w:rPr>
+            <w:b/>
+            <w:bCs/>
+          </w:rPr>
+          <w:t xml:space="preserve">third quartile</w:t>
+        </w:r>
+      </w:ins>
+      <w:ins w:id="189" w:author="PR Preview" w:date="2026-01-01T00:00:00Z">
+        <w:r>
+          <w:t xml:space="preserve"> </w:t>
+        </w:r>
+      </w:ins>
+      <m:oMath>
+        <m:sSub>
+          <m:e>
+            <m:r>
+              <m:t>Q</m:t>
+            </m:r>
+          </m:e>
+          <m:sub>
+            <m:r>
+              <m:t>3</m:t>
+            </m:r>
+          </m:sub>
+        </m:sSub>
+      </m:oMath>
+      <w:ins w:id="190" w:author="PR Preview" w:date="2026-01-01T00:00:00Z">
+        <w:r>
+          <w:t xml:space="preserve">,</w:t>
+        </w:r>
+      </w:ins>
+      <w:ins w:id="191" w:author="PR Preview" w:date="2026-01-01T00:00:00Z">
+        <w:r>
+          <w:t xml:space="preserve"> </w:t>
+        </w:r>
+      </w:ins>
+      <w:ins w:id="192" w:author="PR Preview" w:date="2026-01-01T00:00:00Z">
+        <w:r>
+          <w:t xml:space="preserve">the sample 0.25 and 0.75 quantiles</w:t>
+        </w:r>
+      </w:ins>
+      <w:ins w:id="193" w:author="PR Preview" w:date="2026-01-01T00:00:00Z">
+        <w:r>
+          <w:t xml:space="preserve"> </w:t>
+        </w:r>
+      </w:ins>
+      <w:ins w:id="194" w:author="PR Preview" w:date="2026-01-01T00:00:00Z">
+        <w:r>
+          <w:t xml:space="preserve">(</w:t>
+        </w:r>
+      </w:ins>
+      <w:hyperlink r:id="rId35">
+        <w:ins w:id="195" w:author="PR Preview" w:date="2026-01-01T00:00:00Z">
+          <w:r>
+            <w:rPr>
+              <w:rStyle w:val="Hyperlink"/>
+            </w:rPr>
+            <w:t xml:space="preserve">sample quantile</w:t>
+          </w:r>
+        </w:ins>
       </w:hyperlink>
-      <w:r>
-        <w:t xml:space="preserve">)</w:t>
-      </w:r>
-      <w:r>
-        <w:t xml:space="preserve"> </w:t>
-      </w:r>
-      <w:r>
-        <w:t xml:space="preserve">[8]</w:t>
-      </w:r>
-      <w:r>
-        <w:t xml:space="preserve">.</w:t>
-      </w:r>
-      <w:r>
-        <w:t xml:space="preserve"> </w:t>
-      </w:r>
-      <w:r>
-        <w:t xml:space="preserve">The first quartile is also called the</w:t>
-      </w:r>
-      <w:r>
-        <w:t xml:space="preserve"> </w:t>
-      </w:r>
-      <w:r>
-        <w:rPr>
-          <w:b/>
-          <w:bCs/>
-        </w:rPr>
-        <w:t xml:space="preserve">25th percentile</w:t>
-      </w:r>
-      <w:r>
-        <w:t xml:space="preserve">,</w:t>
-      </w:r>
-      <w:r>
-        <w:t xml:space="preserve"> </w:t>
-      </w:r>
-      <w:r>
-        <w:t xml:space="preserve">and the third quartile is also called the</w:t>
-      </w:r>
-      <w:r>
-        <w:t xml:space="preserve"> </w:t>
-      </w:r>
-      <w:r>
-        <w:rPr>
-          <w:b/>
-          <w:bCs/>
-        </w:rPr>
-        <w:t xml:space="preserve">75th percentile</w:t>
-      </w:r>
-      <w:r>
-        <w:t xml:space="preserve">.</w:t>
-      </w:r>
+      <w:ins w:id="196" w:author="PR Preview" w:date="2026-01-01T00:00:00Z">
+        <w:r>
+          <w:t xml:space="preserve">).</w:t>
+        </w:r>
+      </w:ins>
+      <w:ins w:id="197" w:author="PR Preview" w:date="2026-01-01T00:00:00Z">
+        <w:r>
+          <w:t xml:space="preserve"> </w:t>
+        </w:r>
+      </w:ins>
+      <w:ins w:id="198" w:author="PR Preview" w:date="2026-01-01T00:00:00Z">
+        <w:r>
+          <w:t xml:space="preserve">The first quartile is also called the</w:t>
+        </w:r>
+      </w:ins>
+      <w:ins w:id="199" w:author="PR Preview" w:date="2026-01-01T00:00:00Z">
+        <w:r>
+          <w:t xml:space="preserve"> </w:t>
+        </w:r>
+      </w:ins>
+      <w:ins w:id="200" w:author="PR Preview" w:date="2026-01-01T00:00:00Z">
+        <w:r>
+          <w:rPr>
+            <w:b/>
+            <w:bCs/>
+          </w:rPr>
+          <w:t xml:space="preserve">25th percentile</w:t>
+        </w:r>
+      </w:ins>
+      <w:ins w:id="201" w:author="PR Preview" w:date="2026-01-01T00:00:00Z">
+        <w:r>
+          <w:t xml:space="preserve">,</w:t>
+        </w:r>
+      </w:ins>
+      <w:ins w:id="202" w:author="PR Preview" w:date="2026-01-01T00:00:00Z">
+        <w:r>
+          <w:t xml:space="preserve"> </w:t>
+        </w:r>
+      </w:ins>
+      <w:ins w:id="203" w:author="PR Preview" w:date="2026-01-01T00:00:00Z">
+        <w:r>
+          <w:t xml:space="preserve">and the third quartile is also called the</w:t>
+        </w:r>
+      </w:ins>
+      <w:ins w:id="204" w:author="PR Preview" w:date="2026-01-01T00:00:00Z">
+        <w:r>
+          <w:t xml:space="preserve"> </w:t>
+        </w:r>
+      </w:ins>
+      <w:ins w:id="205" w:author="PR Preview" w:date="2026-01-01T00:00:00Z">
+        <w:r>
+          <w:rPr>
+            <w:b/>
+            <w:bCs/>
+          </w:rPr>
+          <w:t xml:space="preserve">75th percentile</w:t>
+        </w:r>
+      </w:ins>
+      <w:ins w:id="206" w:author="PR Preview" w:date="2026-01-01T00:00:00Z">
+        <w:r>
+          <w:t xml:space="preserve">.</w:t>
+        </w:r>
+      </w:ins>
     </w:p>
     <w:p>
       <w:pPr>
@@ -4893,61 +5817,167 @@
       <w:pPr>
         <w:pStyle w:val="BodyText"/>
       </w:pPr>
-      <w:r>
-        <w:rPr>
-          <w:b/>
-          <w:bCs/>
-        </w:rPr>
-        <w:t xml:space="preserve">Definition 10 (Interquartile range)</w:t>
-      </w:r>
-      <w:r>
-        <w:t xml:space="preserve"> </w:t>
-      </w:r>
-      <w:r>
-        <w:t xml:space="preserve">The</w:t>
-      </w:r>
-      <w:r>
-        <w:t xml:space="preserve"> </w:t>
-      </w:r>
-      <w:r>
-        <w:rPr>
-          <w:b/>
-          <w:bCs/>
-        </w:rPr>
-        <w:t xml:space="preserve">interquartile range</w:t>
-      </w:r>
-      <w:r>
-        <w:t xml:space="preserve"> </w:t>
-      </w:r>
-      <w:r>
-        <w:t xml:space="preserve">(IQR) is the difference between the</w:t>
-      </w:r>
-      <w:r>
-        <w:t xml:space="preserve"> </w:t>
-      </w:r>
-      <w:r>
-        <w:t xml:space="preserve">third and first</w:t>
-      </w:r>
-      <w:r>
-        <w:t xml:space="preserve"> </w:t>
-      </w:r>
+      <w:del w:id="207" w:author="PR Preview" w:date="2026-01-01T00:00:00Z">
+        <w:r>
+          <w:rPr>
+            <w:b/>
+            <w:bCs/>
+          </w:rPr>
+          <w:delText xml:space="preserve">Definition 10 (Interquartile range)</w:delText>
+        </w:r>
+      </w:del>
+      <w:del w:id="208" w:author="PR Preview" w:date="2026-01-01T00:00:00Z">
+        <w:r>
+          <w:delText xml:space="preserve"> </w:delText>
+        </w:r>
+      </w:del>
+      <w:del w:id="209" w:author="PR Preview" w:date="2026-01-01T00:00:00Z">
+        <w:r>
+          <w:delText xml:space="preserve">The</w:delText>
+        </w:r>
+      </w:del>
+      <w:del w:id="210" w:author="PR Preview" w:date="2026-01-01T00:00:00Z">
+        <w:r>
+          <w:delText xml:space="preserve"> </w:delText>
+        </w:r>
+      </w:del>
+      <w:del w:id="211" w:author="PR Preview" w:date="2026-01-01T00:00:00Z">
+        <w:r>
+          <w:rPr>
+            <w:b/>
+            <w:bCs/>
+          </w:rPr>
+          <w:delText xml:space="preserve">interquartile range</w:delText>
+        </w:r>
+      </w:del>
+      <w:del w:id="212" w:author="PR Preview" w:date="2026-01-01T00:00:00Z">
+        <w:r>
+          <w:delText xml:space="preserve"> </w:delText>
+        </w:r>
+      </w:del>
+      <w:del w:id="213" w:author="PR Preview" w:date="2026-01-01T00:00:00Z">
+        <w:r>
+          <w:delText xml:space="preserve">(IQR) is the difference between the</w:delText>
+        </w:r>
+      </w:del>
+      <w:del w:id="214" w:author="PR Preview" w:date="2026-01-01T00:00:00Z">
+        <w:r>
+          <w:delText xml:space="preserve"> </w:delText>
+        </w:r>
+      </w:del>
+      <w:del w:id="215" w:author="PR Preview" w:date="2026-01-01T00:00:00Z">
+        <w:r>
+          <w:delText xml:space="preserve">third and first</w:delText>
+        </w:r>
+      </w:del>
+      <w:del w:id="216" w:author="PR Preview" w:date="2026-01-01T00:00:00Z">
+        <w:r>
+          <w:delText xml:space="preserve"> </w:delText>
+        </w:r>
+      </w:del>
       <w:hyperlink w:anchor="def-quartiles">
+        <w:del w:id="217" w:author="PR Preview" w:date="2026-01-01T00:00:00Z">
+          <w:r>
+            <w:rPr>
+              <w:rStyle w:val="Hyperlink"/>
+            </w:rPr>
+            <w:delText xml:space="preserve">quartiles</w:delText>
+          </w:r>
+        </w:del>
+      </w:hyperlink>
+      <w:del w:id="218" w:author="PR Preview" w:date="2026-01-01T00:00:00Z">
+        <w:r>
+          <w:delText xml:space="preserve"> </w:delText>
+        </w:r>
+      </w:del>
+      <w:del w:id="219" w:author="PR Preview" w:date="2026-01-01T00:00:00Z">
+        <w:r>
+          <w:delText xml:space="preserve">[9]</w:delText>
+        </w:r>
+      </w:del>
+      <w:del w:id="220" w:author="PR Preview" w:date="2026-01-01T00:00:00Z">
+        <w:r>
+          <w:delText xml:space="preserve">:</w:delText>
+        </w:r>
+      </w:del>
+    </w:p>
+    <w:p>
+      <w:pPr>
+        <w:pStyle w:val="BodyText"/>
+      </w:pPr>
+      <w:ins w:id="221" w:author="PR Preview" w:date="2026-01-01T00:00:00Z">
         <w:r>
           <w:rPr>
-            <w:rStyle w:val="Hyperlink"/>
+            <w:b/>
+            <w:bCs/>
           </w:rPr>
-          <w:t xml:space="preserve">quartiles</w:t>
-        </w:r>
+          <w:t xml:space="preserve">Definition 10 (Interquartile range)</w:t>
+        </w:r>
+      </w:ins>
+      <w:ins w:id="222" w:author="PR Preview" w:date="2026-01-01T00:00:00Z">
+        <w:r>
+          <w:t xml:space="preserve"> </w:t>
+        </w:r>
+      </w:ins>
+      <w:ins w:id="223" w:author="PR Preview" w:date="2026-01-01T00:00:00Z">
+        <w:r>
+          <w:t xml:space="preserve">The</w:t>
+        </w:r>
+      </w:ins>
+      <w:ins w:id="224" w:author="PR Preview" w:date="2026-01-01T00:00:00Z">
+        <w:r>
+          <w:t xml:space="preserve"> </w:t>
+        </w:r>
+      </w:ins>
+      <w:ins w:id="225" w:author="PR Preview" w:date="2026-01-01T00:00:00Z">
+        <w:r>
+          <w:rPr>
+            <w:b/>
+            <w:bCs/>
+          </w:rPr>
+          <w:t xml:space="preserve">interquartile range</w:t>
+        </w:r>
+      </w:ins>
+      <w:ins w:id="226" w:author="PR Preview" w:date="2026-01-01T00:00:00Z">
+        <w:r>
+          <w:t xml:space="preserve"> </w:t>
+        </w:r>
+      </w:ins>
+      <w:ins w:id="227" w:author="PR Preview" w:date="2026-01-01T00:00:00Z">
+        <w:r>
+          <w:t xml:space="preserve">(IQR) is the difference between the</w:t>
+        </w:r>
+      </w:ins>
+      <w:ins w:id="228" w:author="PR Preview" w:date="2026-01-01T00:00:00Z">
+        <w:r>
+          <w:t xml:space="preserve"> </w:t>
+        </w:r>
+      </w:ins>
+      <w:ins w:id="229" w:author="PR Preview" w:date="2026-01-01T00:00:00Z">
+        <w:r>
+          <w:t xml:space="preserve">third and first</w:t>
+        </w:r>
+      </w:ins>
+      <w:ins w:id="230" w:author="PR Preview" w:date="2026-01-01T00:00:00Z">
+        <w:r>
+          <w:t xml:space="preserve"> </w:t>
+        </w:r>
+      </w:ins>
+      <w:hyperlink w:anchor="def-quartiles">
+        <w:ins w:id="231" w:author="PR Preview" w:date="2026-01-01T00:00:00Z">
+          <w:r>
+            <w:rPr>
+              <w:rStyle w:val="Hyperlink"/>
+            </w:rPr>
+            <w:t xml:space="preserve">quartiles</w:t>
+          </w:r>
+        </w:ins>
       </w:hyperlink>
-      <w:r>
-        <w:t xml:space="preserve"> </w:t>
-      </w:r>
-      <w:r>
-        <w:t xml:space="preserve">[9]</w:t>
-      </w:r>
-      <w:r>
-        <w:t xml:space="preserve">:</w:t>
-      </w:r>
+      <w:ins w:id="232" w:author="PR Preview" w:date="2026-01-01T00:00:00Z">
+        <w:r>
+          <w:t xml:space="preserve">:</w:t>
+        </w:r>
+      </w:ins>
     </w:p>
     <w:p>
       <w:pPr>
@@ -7606,7 +8636,7 @@
     </w:p>
     <w:bookmarkEnd w:id="47"/>
     <w:bookmarkEnd w:id="48"/>
-    <w:bookmarkStart w:id="81" w:name="graphical-methods"/>
+    <w:bookmarkStart w:id="82" w:name="graphical-methods"/>
     <w:p>
       <w:pPr>
         <w:pStyle w:val="Heading2"/>
@@ -7655,62 +8685,172 @@
       <w:pPr>
         <w:pStyle w:val="FirstParagraph"/>
       </w:pPr>
-      <w:r>
-        <w:rPr>
-          <w:b/>
-          <w:bCs/>
-        </w:rPr>
-        <w:t xml:space="preserve">Definition 12 (Histogram)</w:t>
-      </w:r>
-      <w:r>
-        <w:t xml:space="preserve"> </w:t>
-      </w:r>
-      <w:r>
-        <w:t xml:space="preserve">A</w:t>
-      </w:r>
-      <w:r>
-        <w:t xml:space="preserve"> </w:t>
-      </w:r>
-      <w:r>
-        <w:rPr>
-          <w:b/>
-          <w:bCs/>
-        </w:rPr>
-        <w:t xml:space="preserve">histogram</w:t>
-      </w:r>
-      <w:r>
-        <w:t xml:space="preserve"> </w:t>
-      </w:r>
-      <w:r>
-        <w:t xml:space="preserve">displays the distribution of a continuous variable</w:t>
-      </w:r>
-      <w:r>
-        <w:t xml:space="preserve"> </w:t>
-      </w:r>
-      <w:r>
-        <w:t xml:space="preserve">by dividing the variable’s range into intervals</w:t>
-      </w:r>
-      <w:r>
-        <w:t xml:space="preserve"> </w:t>
-      </w:r>
-      <w:r>
-        <w:t xml:space="preserve">and drawing a bar over each interval</w:t>
-      </w:r>
-      <w:r>
-        <w:t xml:space="preserve"> </w:t>
-      </w:r>
-      <w:r>
-        <w:t xml:space="preserve">whose height is the number (or proportion) of observations in that interval</w:t>
-      </w:r>
-      <w:r>
-        <w:t xml:space="preserve"> </w:t>
-      </w:r>
-      <w:r>
-        <w:t xml:space="preserve">[12]</w:t>
-      </w:r>
-      <w:r>
-        <w:t xml:space="preserve">.</w:t>
-      </w:r>
+      <w:del w:id="233" w:author="PR Preview" w:date="2026-01-01T00:00:00Z">
+        <w:r>
+          <w:rPr>
+            <w:b/>
+            <w:bCs/>
+          </w:rPr>
+          <w:delText xml:space="preserve">Definition 12 (Histogram)</w:delText>
+        </w:r>
+      </w:del>
+      <w:del w:id="234" w:author="PR Preview" w:date="2026-01-01T00:00:00Z">
+        <w:r>
+          <w:delText xml:space="preserve"> </w:delText>
+        </w:r>
+      </w:del>
+      <w:del w:id="235" w:author="PR Preview" w:date="2026-01-01T00:00:00Z">
+        <w:r>
+          <w:delText xml:space="preserve">A</w:delText>
+        </w:r>
+      </w:del>
+      <w:del w:id="236" w:author="PR Preview" w:date="2026-01-01T00:00:00Z">
+        <w:r>
+          <w:delText xml:space="preserve"> </w:delText>
+        </w:r>
+      </w:del>
+      <w:del w:id="237" w:author="PR Preview" w:date="2026-01-01T00:00:00Z">
+        <w:r>
+          <w:rPr>
+            <w:b/>
+            <w:bCs/>
+          </w:rPr>
+          <w:delText xml:space="preserve">histogram</w:delText>
+        </w:r>
+      </w:del>
+      <w:del w:id="238" w:author="PR Preview" w:date="2026-01-01T00:00:00Z">
+        <w:r>
+          <w:delText xml:space="preserve"> </w:delText>
+        </w:r>
+      </w:del>
+      <w:del w:id="239" w:author="PR Preview" w:date="2026-01-01T00:00:00Z">
+        <w:r>
+          <w:delText xml:space="preserve">displays the distribution of a continuous variable</w:delText>
+        </w:r>
+      </w:del>
+      <w:del w:id="240" w:author="PR Preview" w:date="2026-01-01T00:00:00Z">
+        <w:r>
+          <w:delText xml:space="preserve"> </w:delText>
+        </w:r>
+      </w:del>
+      <w:del w:id="241" w:author="PR Preview" w:date="2026-01-01T00:00:00Z">
+        <w:r>
+          <w:delText xml:space="preserve">by dividing the variable’s range into intervals</w:delText>
+        </w:r>
+      </w:del>
+      <w:del w:id="242" w:author="PR Preview" w:date="2026-01-01T00:00:00Z">
+        <w:r>
+          <w:delText xml:space="preserve"> </w:delText>
+        </w:r>
+      </w:del>
+      <w:del w:id="243" w:author="PR Preview" w:date="2026-01-01T00:00:00Z">
+        <w:r>
+          <w:delText xml:space="preserve">and drawing a bar over each interval</w:delText>
+        </w:r>
+      </w:del>
+      <w:del w:id="244" w:author="PR Preview" w:date="2026-01-01T00:00:00Z">
+        <w:r>
+          <w:delText xml:space="preserve"> </w:delText>
+        </w:r>
+      </w:del>
+      <w:del w:id="245" w:author="PR Preview" w:date="2026-01-01T00:00:00Z">
+        <w:r>
+          <w:delText xml:space="preserve">whose height is the number (or proportion) of observations in that interval</w:delText>
+        </w:r>
+      </w:del>
+      <w:del w:id="246" w:author="PR Preview" w:date="2026-01-01T00:00:00Z">
+        <w:r>
+          <w:delText xml:space="preserve"> </w:delText>
+        </w:r>
+      </w:del>
+      <w:del w:id="247" w:author="PR Preview" w:date="2026-01-01T00:00:00Z">
+        <w:r>
+          <w:delText xml:space="preserve">[12]</w:delText>
+        </w:r>
+      </w:del>
+      <w:del w:id="248" w:author="PR Preview" w:date="2026-01-01T00:00:00Z">
+        <w:r>
+          <w:delText xml:space="preserve">.</w:delText>
+        </w:r>
+      </w:del>
+    </w:p>
+    <w:p>
+      <w:pPr>
+        <w:pStyle w:val="FirstParagraph"/>
+      </w:pPr>
+      <w:ins w:id="249" w:author="PR Preview" w:date="2026-01-01T00:00:00Z">
+        <w:r>
+          <w:rPr>
+            <w:b/>
+            <w:bCs/>
+          </w:rPr>
+          <w:t xml:space="preserve">Definition 12 (Histogram)</w:t>
+        </w:r>
+      </w:ins>
+      <w:ins w:id="250" w:author="PR Preview" w:date="2026-01-01T00:00:00Z">
+        <w:r>
+          <w:t xml:space="preserve"> </w:t>
+        </w:r>
+      </w:ins>
+      <w:ins w:id="251" w:author="PR Preview" w:date="2026-01-01T00:00:00Z">
+        <w:r>
+          <w:t xml:space="preserve">A</w:t>
+        </w:r>
+      </w:ins>
+      <w:ins w:id="252" w:author="PR Preview" w:date="2026-01-01T00:00:00Z">
+        <w:r>
+          <w:t xml:space="preserve"> </w:t>
+        </w:r>
+      </w:ins>
+      <w:ins w:id="253" w:author="PR Preview" w:date="2026-01-01T00:00:00Z">
+        <w:r>
+          <w:rPr>
+            <w:b/>
+            <w:bCs/>
+          </w:rPr>
+          <w:t xml:space="preserve">histogram</w:t>
+        </w:r>
+      </w:ins>
+      <w:ins w:id="254" w:author="PR Preview" w:date="2026-01-01T00:00:00Z">
+        <w:r>
+          <w:t xml:space="preserve"> </w:t>
+        </w:r>
+      </w:ins>
+      <w:ins w:id="255" w:author="PR Preview" w:date="2026-01-01T00:00:00Z">
+        <w:r>
+          <w:t xml:space="preserve">displays the distribution of a continuous variable</w:t>
+        </w:r>
+      </w:ins>
+      <w:ins w:id="256" w:author="PR Preview" w:date="2026-01-01T00:00:00Z">
+        <w:r>
+          <w:t xml:space="preserve"> </w:t>
+        </w:r>
+      </w:ins>
+      <w:ins w:id="257" w:author="PR Preview" w:date="2026-01-01T00:00:00Z">
+        <w:r>
+          <w:t xml:space="preserve">by dividing the variable’s range into intervals</w:t>
+        </w:r>
+      </w:ins>
+      <w:ins w:id="258" w:author="PR Preview" w:date="2026-01-01T00:00:00Z">
+        <w:r>
+          <w:t xml:space="preserve"> </w:t>
+        </w:r>
+      </w:ins>
+      <w:ins w:id="259" w:author="PR Preview" w:date="2026-01-01T00:00:00Z">
+        <w:r>
+          <w:t xml:space="preserve">and drawing a bar over each interval</w:t>
+        </w:r>
+      </w:ins>
+      <w:ins w:id="260" w:author="PR Preview" w:date="2026-01-01T00:00:00Z">
+        <w:r>
+          <w:t xml:space="preserve"> </w:t>
+        </w:r>
+      </w:ins>
+      <w:ins w:id="261" w:author="PR Preview" w:date="2026-01-01T00:00:00Z">
+        <w:r>
+          <w:t xml:space="preserve">whose height is the number (or proportion) of observations in that interval.</w:t>
+        </w:r>
+      </w:ins>
     </w:p>
     <w:p>
       <w:pPr>
@@ -8178,56 +9318,152 @@
       <w:pPr>
         <w:pStyle w:val="FirstParagraph"/>
       </w:pPr>
-      <w:r>
-        <w:rPr>
-          <w:b/>
-          <w:bCs/>
-        </w:rPr>
-        <w:t xml:space="preserve">Definition 14 (Density plot)</w:t>
-      </w:r>
-      <w:r>
-        <w:t xml:space="preserve"> </w:t>
-      </w:r>
-      <w:r>
-        <w:t xml:space="preserve">A</w:t>
-      </w:r>
-      <w:r>
-        <w:t xml:space="preserve"> </w:t>
-      </w:r>
-      <w:r>
-        <w:rPr>
-          <w:b/>
-          <w:bCs/>
-        </w:rPr>
-        <w:t xml:space="preserve">density plot</w:t>
-      </w:r>
-      <w:r>
-        <w:t xml:space="preserve"> </w:t>
-      </w:r>
-      <w:r>
-        <w:t xml:space="preserve">draws a smooth curve</w:t>
-      </w:r>
-      <w:r>
-        <w:t xml:space="preserve"> </w:t>
-      </w:r>
-      <w:r>
-        <w:t xml:space="preserve">that estimates the probability density of a continuous variable,</w:t>
-      </w:r>
-      <w:r>
-        <w:t xml:space="preserve"> </w:t>
-      </w:r>
-      <w:r>
-        <w:t xml:space="preserve">scaled so that the area under the curve is 1</w:t>
-      </w:r>
-      <w:r>
-        <w:t xml:space="preserve"> </w:t>
-      </w:r>
-      <w:r>
-        <w:t xml:space="preserve">[13]</w:t>
-      </w:r>
-      <w:r>
-        <w:t xml:space="preserve">.</w:t>
-      </w:r>
+      <w:del w:id="262" w:author="PR Preview" w:date="2026-01-01T00:00:00Z">
+        <w:r>
+          <w:rPr>
+            <w:b/>
+            <w:bCs/>
+          </w:rPr>
+          <w:delText xml:space="preserve">Definition 14 (Density plot)</w:delText>
+        </w:r>
+      </w:del>
+      <w:del w:id="263" w:author="PR Preview" w:date="2026-01-01T00:00:00Z">
+        <w:r>
+          <w:delText xml:space="preserve"> </w:delText>
+        </w:r>
+      </w:del>
+      <w:del w:id="264" w:author="PR Preview" w:date="2026-01-01T00:00:00Z">
+        <w:r>
+          <w:delText xml:space="preserve">A</w:delText>
+        </w:r>
+      </w:del>
+      <w:del w:id="265" w:author="PR Preview" w:date="2026-01-01T00:00:00Z">
+        <w:r>
+          <w:delText xml:space="preserve"> </w:delText>
+        </w:r>
+      </w:del>
+      <w:del w:id="266" w:author="PR Preview" w:date="2026-01-01T00:00:00Z">
+        <w:r>
+          <w:rPr>
+            <w:b/>
+            <w:bCs/>
+          </w:rPr>
+          <w:delText xml:space="preserve">density plot</w:delText>
+        </w:r>
+      </w:del>
+      <w:del w:id="267" w:author="PR Preview" w:date="2026-01-01T00:00:00Z">
+        <w:r>
+          <w:delText xml:space="preserve"> </w:delText>
+        </w:r>
+      </w:del>
+      <w:del w:id="268" w:author="PR Preview" w:date="2026-01-01T00:00:00Z">
+        <w:r>
+          <w:delText xml:space="preserve">draws a smooth curve</w:delText>
+        </w:r>
+      </w:del>
+      <w:del w:id="269" w:author="PR Preview" w:date="2026-01-01T00:00:00Z">
+        <w:r>
+          <w:delText xml:space="preserve"> </w:delText>
+        </w:r>
+      </w:del>
+      <w:del w:id="270" w:author="PR Preview" w:date="2026-01-01T00:00:00Z">
+        <w:r>
+          <w:delText xml:space="preserve">that estimates the probability density of a continuous variable,</w:delText>
+        </w:r>
+      </w:del>
+      <w:del w:id="271" w:author="PR Preview" w:date="2026-01-01T00:00:00Z">
+        <w:r>
+          <w:delText xml:space="preserve"> </w:delText>
+        </w:r>
+      </w:del>
+      <w:del w:id="272" w:author="PR Preview" w:date="2026-01-01T00:00:00Z">
+        <w:r>
+          <w:delText xml:space="preserve">scaled so that the area under the curve is 1</w:delText>
+        </w:r>
+      </w:del>
+      <w:del w:id="273" w:author="PR Preview" w:date="2026-01-01T00:00:00Z">
+        <w:r>
+          <w:delText xml:space="preserve"> </w:delText>
+        </w:r>
+      </w:del>
+      <w:del w:id="274" w:author="PR Preview" w:date="2026-01-01T00:00:00Z">
+        <w:r>
+          <w:delText xml:space="preserve">[13]</w:delText>
+        </w:r>
+      </w:del>
+      <w:del w:id="275" w:author="PR Preview" w:date="2026-01-01T00:00:00Z">
+        <w:r>
+          <w:delText xml:space="preserve">.</w:delText>
+        </w:r>
+      </w:del>
+    </w:p>
+    <w:p>
+      <w:pPr>
+        <w:pStyle w:val="FirstParagraph"/>
+      </w:pPr>
+      <w:ins w:id="276" w:author="PR Preview" w:date="2026-01-01T00:00:00Z">
+        <w:r>
+          <w:rPr>
+            <w:b/>
+            <w:bCs/>
+          </w:rPr>
+          <w:t xml:space="preserve">Definition 14 (Density plot)</w:t>
+        </w:r>
+      </w:ins>
+      <w:ins w:id="277" w:author="PR Preview" w:date="2026-01-01T00:00:00Z">
+        <w:r>
+          <w:t xml:space="preserve"> </w:t>
+        </w:r>
+      </w:ins>
+      <w:ins w:id="278" w:author="PR Preview" w:date="2026-01-01T00:00:00Z">
+        <w:r>
+          <w:t xml:space="preserve">A</w:t>
+        </w:r>
+      </w:ins>
+      <w:ins w:id="279" w:author="PR Preview" w:date="2026-01-01T00:00:00Z">
+        <w:r>
+          <w:t xml:space="preserve"> </w:t>
+        </w:r>
+      </w:ins>
+      <w:ins w:id="280" w:author="PR Preview" w:date="2026-01-01T00:00:00Z">
+        <w:r>
+          <w:rPr>
+            <w:b/>
+            <w:bCs/>
+          </w:rPr>
+          <w:t xml:space="preserve">density plot</w:t>
+        </w:r>
+      </w:ins>
+      <w:ins w:id="281" w:author="PR Preview" w:date="2026-01-01T00:00:00Z">
+        <w:r>
+          <w:t xml:space="preserve"> </w:t>
+        </w:r>
+      </w:ins>
+      <w:ins w:id="282" w:author="PR Preview" w:date="2026-01-01T00:00:00Z">
+        <w:r>
+          <w:t xml:space="preserve">draws a smooth curve</w:t>
+        </w:r>
+      </w:ins>
+      <w:ins w:id="283" w:author="PR Preview" w:date="2026-01-01T00:00:00Z">
+        <w:r>
+          <w:t xml:space="preserve"> </w:t>
+        </w:r>
+      </w:ins>
+      <w:ins w:id="284" w:author="PR Preview" w:date="2026-01-01T00:00:00Z">
+        <w:r>
+          <w:t xml:space="preserve">that estimates the probability density of a continuous variable,</w:t>
+        </w:r>
+      </w:ins>
+      <w:ins w:id="285" w:author="PR Preview" w:date="2026-01-01T00:00:00Z">
+        <w:r>
+          <w:t xml:space="preserve"> </w:t>
+        </w:r>
+      </w:ins>
+      <w:ins w:id="286" w:author="PR Preview" w:date="2026-01-01T00:00:00Z">
+        <w:r>
+          <w:t xml:space="preserve">scaled so that the area under the curve is 1.</w:t>
+        </w:r>
+      </w:ins>
     </w:p>
     <w:p>
       <w:pPr>
@@ -8578,7 +9814,7 @@
       </w:tr>
     </w:tbl>
     <w:bookmarkEnd w:id="61"/>
-    <w:bookmarkStart w:id="68" w:name="box-plots"/>
+    <w:bookmarkStart w:id="69" w:name="box-plots"/>
     <w:p>
       <w:pPr>
         <w:pStyle w:val="Heading3"/>
@@ -8587,68 +9823,195 @@
         <w:t xml:space="preserve">3.3 Box plots</w:t>
       </w:r>
     </w:p>
-    <w:bookmarkStart w:id="62" w:name="def-boxplot"/>
+    <w:bookmarkStart w:id="63" w:name="def-boxplot"/>
     <w:p>
       <w:pPr>
         <w:pStyle w:val="FirstParagraph"/>
       </w:pPr>
-      <w:r>
-        <w:rPr>
-          <w:b/>
-          <w:bCs/>
-        </w:rPr>
-        <w:t xml:space="preserve">Definition 15 (Box plot (box-and-whisker plot))</w:t>
-      </w:r>
-      <w:r>
-        <w:t xml:space="preserve"> </w:t>
-      </w:r>
-      <w:r>
-        <w:t xml:space="preserve">A</w:t>
-      </w:r>
-      <w:r>
-        <w:t xml:space="preserve"> </w:t>
-      </w:r>
-      <w:r>
-        <w:rPr>
-          <w:b/>
-          <w:bCs/>
-        </w:rPr>
-        <w:t xml:space="preserve">box plot</w:t>
-      </w:r>
-      <w:r>
-        <w:t xml:space="preserve"> </w:t>
-      </w:r>
-      <w:r>
-        <w:t xml:space="preserve">(or</w:t>
-      </w:r>
-      <w:r>
-        <w:t xml:space="preserve"> </w:t>
-      </w:r>
-      <w:r>
-        <w:rPr>
-          <w:b/>
-          <w:bCs/>
-        </w:rPr>
-        <w:t xml:space="preserve">box-and-whisker plot</w:t>
-      </w:r>
-      <w:r>
-        <w:t xml:space="preserve">) summarizes the distribution</w:t>
-      </w:r>
-      <w:r>
-        <w:t xml:space="preserve"> </w:t>
-      </w:r>
-      <w:r>
-        <w:t xml:space="preserve">of a continuous variable</w:t>
-      </w:r>
-      <w:r>
-        <w:t xml:space="preserve"> </w:t>
-      </w:r>
-      <w:r>
-        <w:t xml:space="preserve">[14]</w:t>
-      </w:r>
-      <w:r>
-        <w:t xml:space="preserve">:</w:t>
-      </w:r>
+      <w:del w:id="287" w:author="PR Preview" w:date="2026-01-01T00:00:00Z">
+        <w:r>
+          <w:rPr>
+            <w:b/>
+            <w:bCs/>
+          </w:rPr>
+          <w:delText xml:space="preserve">Definition 15 (Box plot (box-and-whisker plot))</w:delText>
+        </w:r>
+      </w:del>
+      <w:del w:id="288" w:author="PR Preview" w:date="2026-01-01T00:00:00Z">
+        <w:r>
+          <w:delText xml:space="preserve"> </w:delText>
+        </w:r>
+      </w:del>
+      <w:del w:id="289" w:author="PR Preview" w:date="2026-01-01T00:00:00Z">
+        <w:r>
+          <w:delText xml:space="preserve">A</w:delText>
+        </w:r>
+      </w:del>
+      <w:del w:id="290" w:author="PR Preview" w:date="2026-01-01T00:00:00Z">
+        <w:r>
+          <w:delText xml:space="preserve"> </w:delText>
+        </w:r>
+      </w:del>
+      <w:del w:id="291" w:author="PR Preview" w:date="2026-01-01T00:00:00Z">
+        <w:r>
+          <w:rPr>
+            <w:b/>
+            <w:bCs/>
+          </w:rPr>
+          <w:delText xml:space="preserve">box plot</w:delText>
+        </w:r>
+      </w:del>
+      <w:del w:id="292" w:author="PR Preview" w:date="2026-01-01T00:00:00Z">
+        <w:r>
+          <w:delText xml:space="preserve"> </w:delText>
+        </w:r>
+      </w:del>
+      <w:del w:id="293" w:author="PR Preview" w:date="2026-01-01T00:00:00Z">
+        <w:r>
+          <w:delText xml:space="preserve">(or</w:delText>
+        </w:r>
+      </w:del>
+      <w:del w:id="294" w:author="PR Preview" w:date="2026-01-01T00:00:00Z">
+        <w:r>
+          <w:delText xml:space="preserve"> </w:delText>
+        </w:r>
+      </w:del>
+      <w:del w:id="295" w:author="PR Preview" w:date="2026-01-01T00:00:00Z">
+        <w:r>
+          <w:rPr>
+            <w:b/>
+            <w:bCs/>
+          </w:rPr>
+          <w:delText xml:space="preserve">box-and-whisker plot</w:delText>
+        </w:r>
+      </w:del>
+      <w:del w:id="296" w:author="PR Preview" w:date="2026-01-01T00:00:00Z">
+        <w:r>
+          <w:delText xml:space="preserve">) summarizes the distribution</w:delText>
+        </w:r>
+      </w:del>
+      <w:del w:id="297" w:author="PR Preview" w:date="2026-01-01T00:00:00Z">
+        <w:r>
+          <w:delText xml:space="preserve"> </w:delText>
+        </w:r>
+      </w:del>
+      <w:del w:id="298" w:author="PR Preview" w:date="2026-01-01T00:00:00Z">
+        <w:r>
+          <w:delText xml:space="preserve">of a continuous variable</w:delText>
+        </w:r>
+      </w:del>
+      <w:del w:id="299" w:author="PR Preview" w:date="2026-01-01T00:00:00Z">
+        <w:r>
+          <w:delText xml:space="preserve"> </w:delText>
+        </w:r>
+      </w:del>
+      <w:del w:id="300" w:author="PR Preview" w:date="2026-01-01T00:00:00Z">
+        <w:r>
+          <w:delText xml:space="preserve">[14]</w:delText>
+        </w:r>
+      </w:del>
+      <w:del w:id="301" w:author="PR Preview" w:date="2026-01-01T00:00:00Z">
+        <w:r>
+          <w:delText xml:space="preserve">:</w:delText>
+        </w:r>
+      </w:del>
+    </w:p>
+    <w:p>
+      <w:pPr>
+        <w:pStyle w:val="FirstParagraph"/>
+      </w:pPr>
+      <w:ins w:id="302" w:author="PR Preview" w:date="2026-01-01T00:00:00Z">
+        <w:r>
+          <w:rPr>
+            <w:b/>
+            <w:bCs/>
+          </w:rPr>
+          <w:t xml:space="preserve">Definition 15 (Box plot (box-and-whisker plot))</w:t>
+        </w:r>
+      </w:ins>
+      <w:ins w:id="303" w:author="PR Preview" w:date="2026-01-01T00:00:00Z">
+        <w:r>
+          <w:t xml:space="preserve"> </w:t>
+        </w:r>
+      </w:ins>
+      <w:ins w:id="304" w:author="PR Preview" w:date="2026-01-01T00:00:00Z">
+        <w:r>
+          <w:t xml:space="preserve">A</w:t>
+        </w:r>
+      </w:ins>
+      <w:ins w:id="305" w:author="PR Preview" w:date="2026-01-01T00:00:00Z">
+        <w:r>
+          <w:t xml:space="preserve"> </w:t>
+        </w:r>
+      </w:ins>
+      <w:ins w:id="306" w:author="PR Preview" w:date="2026-01-01T00:00:00Z">
+        <w:r>
+          <w:rPr>
+            <w:b/>
+            <w:bCs/>
+          </w:rPr>
+          <w:t xml:space="preserve">box plot</w:t>
+        </w:r>
+      </w:ins>
+      <w:ins w:id="307" w:author="PR Preview" w:date="2026-01-01T00:00:00Z">
+        <w:r>
+          <w:t xml:space="preserve"> </w:t>
+        </w:r>
+      </w:ins>
+      <w:ins w:id="308" w:author="PR Preview" w:date="2026-01-01T00:00:00Z">
+        <w:r>
+          <w:t xml:space="preserve">(or</w:t>
+        </w:r>
+      </w:ins>
+      <w:ins w:id="309" w:author="PR Preview" w:date="2026-01-01T00:00:00Z">
+        <w:r>
+          <w:t xml:space="preserve"> </w:t>
+        </w:r>
+      </w:ins>
+      <w:ins w:id="310" w:author="PR Preview" w:date="2026-01-01T00:00:00Z">
+        <w:r>
+          <w:rPr>
+            <w:b/>
+            <w:bCs/>
+          </w:rPr>
+          <w:t xml:space="preserve">box-and-whisker plot</w:t>
+        </w:r>
+      </w:ins>
+      <w:ins w:id="311" w:author="PR Preview" w:date="2026-01-01T00:00:00Z">
+        <w:r>
+          <w:t xml:space="preserve">) summarizes the distribution</w:t>
+        </w:r>
+      </w:ins>
+      <w:ins w:id="312" w:author="PR Preview" w:date="2026-01-01T00:00:00Z">
+        <w:r>
+          <w:t xml:space="preserve"> </w:t>
+        </w:r>
+      </w:ins>
+      <w:ins w:id="313" w:author="PR Preview" w:date="2026-01-01T00:00:00Z">
+        <w:r>
+          <w:t xml:space="preserve">of a</w:t>
+        </w:r>
+      </w:ins>
+      <w:ins w:id="314" w:author="PR Preview" w:date="2026-01-01T00:00:00Z">
+        <w:r>
+          <w:t xml:space="preserve"> </w:t>
+        </w:r>
+      </w:ins>
+      <w:hyperlink r:id="rId62">
+        <w:ins w:id="315" w:author="PR Preview" w:date="2026-01-01T00:00:00Z">
+          <w:r>
+            <w:rPr>
+              <w:rStyle w:val="Hyperlink"/>
+            </w:rPr>
+            <w:t xml:space="preserve">continuous variable</w:t>
+          </w:r>
+        </w:ins>
+      </w:hyperlink>
+      <w:ins w:id="316" w:author="PR Preview" w:date="2026-01-01T00:00:00Z">
+        <w:r>
+          <w:t xml:space="preserve">:</w:t>
+        </w:r>
+      </w:ins>
     </w:p>
     <w:p>
       <w:pPr>
@@ -8802,8 +10165,8 @@
         <w:t xml:space="preserve">.</w:t>
       </w:r>
     </w:p>
-    <w:bookmarkEnd w:id="62"/>
-    <w:bookmarkStart w:id="63" w:name="rem-whisker-rule"/>
+    <w:bookmarkEnd w:id="63"/>
+    <w:bookmarkStart w:id="64" w:name="rem-whisker-rule"/>
     <w:p>
       <w:pPr>
         <w:pStyle w:val="BodyText"/>
@@ -8888,7 +10251,7 @@
         <w:t xml:space="preserve">such as whiskers that run to the minimum and maximum.</w:t>
       </w:r>
     </w:p>
-    <w:bookmarkEnd w:id="63"/>
+    <w:bookmarkEnd w:id="64"/>
     <w:tbl>
       <w:tblPr>
         <w:tblStyle w:val="Table"/>
@@ -8902,7 +10265,7 @@
       <w:tr>
         <w:tc>
           <w:tcPr/>
-          <w:bookmarkStart w:id="67" w:name="fig-box-chol"/>
+          <w:bookmarkStart w:id="68" w:name="fig-box-chol"/>
           <w:p>
             <w:pPr>
               <w:pStyle w:val="SourceCode"/>
@@ -9179,18 +10542,18 @@
                 <wp:inline>
                   <wp:extent cx="4620126" cy="3696101"/>
                   <wp:effectExtent b="0" l="0" r="0" t="0"/>
-                  <wp:docPr descr="" title="" id="65" name="Picture"/>
+                  <wp:docPr descr="" title="" id="66" name="Picture"/>
                   <a:graphic>
                     <a:graphicData uri="http://schemas.openxmlformats.org/drawingml/2006/picture">
                       <pic:pic>
                         <pic:nvPicPr>
-                          <pic:cNvPr descr="exploratory-descriptive_files/figure-docx/unnamed-chunk-10-1.png" id="66" name="Picture"/>
+                          <pic:cNvPr descr="exploratory-descriptive_files/figure-docx/unnamed-chunk-10-1.png" id="67" name="Picture"/>
                           <pic:cNvPicPr>
                             <a:picLocks noChangeArrowheads="1" noChangeAspect="1"/>
                           </pic:cNvPicPr>
                         </pic:nvPicPr>
                         <pic:blipFill>
-                          <a:blip r:embed="rId64"/>
+                          <a:blip r:embed="rId65"/>
                           <a:stretch>
                             <a:fillRect/>
                           </a:stretch>
@@ -9230,12 +10593,12 @@
               <w:t xml:space="preserve">Figure 3: Box plot of total cholesterol in the WCGS dataset</w:t>
             </w:r>
           </w:p>
-          <w:bookmarkEnd w:id="67"/>
+          <w:bookmarkEnd w:id="68"/>
         </w:tc>
       </w:tr>
     </w:tbl>
-    <w:bookmarkEnd w:id="68"/>
-    <w:bookmarkStart w:id="74" w:name="bar-charts"/>
+    <w:bookmarkEnd w:id="69"/>
+    <w:bookmarkStart w:id="75" w:name="bar-charts"/>
     <w:p>
       <w:pPr>
         <w:pStyle w:val="Heading3"/>
@@ -9244,64 +10607,160 @@
         <w:t xml:space="preserve">3.4 Bar charts</w:t>
       </w:r>
     </w:p>
-    <w:bookmarkStart w:id="69" w:name="def-bar-chart"/>
+    <w:bookmarkStart w:id="70" w:name="def-bar-chart"/>
     <w:p>
       <w:pPr>
         <w:pStyle w:val="FirstParagraph"/>
       </w:pPr>
-      <w:r>
-        <w:rPr>
-          <w:b/>
-          <w:bCs/>
-        </w:rPr>
-        <w:t xml:space="preserve">Definition 16 (Bar chart)</w:t>
-      </w:r>
-      <w:r>
-        <w:t xml:space="preserve"> </w:t>
-      </w:r>
-      <w:r>
-        <w:t xml:space="preserve">A</w:t>
-      </w:r>
-      <w:r>
-        <w:t xml:space="preserve"> </w:t>
-      </w:r>
-      <w:r>
-        <w:rPr>
-          <w:b/>
-          <w:bCs/>
-        </w:rPr>
-        <w:t xml:space="preserve">bar chart</w:t>
-      </w:r>
-      <w:r>
-        <w:t xml:space="preserve"> </w:t>
-      </w:r>
-      <w:r>
-        <w:t xml:space="preserve">displays the number or proportion of observations</w:t>
-      </w:r>
-      <w:r>
-        <w:t xml:space="preserve"> </w:t>
-      </w:r>
-      <w:r>
-        <w:t xml:space="preserve">in each category of a categorical variable,</w:t>
-      </w:r>
-      <w:r>
-        <w:t xml:space="preserve"> </w:t>
-      </w:r>
-      <w:r>
-        <w:t xml:space="preserve">as one bar per category</w:t>
-      </w:r>
-      <w:r>
-        <w:t xml:space="preserve"> </w:t>
-      </w:r>
-      <w:r>
-        <w:t xml:space="preserve">[15]</w:t>
-      </w:r>
-      <w:r>
-        <w:t xml:space="preserve">.</w:t>
-      </w:r>
+      <w:del w:id="317" w:author="PR Preview" w:date="2026-01-01T00:00:00Z">
+        <w:r>
+          <w:rPr>
+            <w:b/>
+            <w:bCs/>
+          </w:rPr>
+          <w:delText xml:space="preserve">Definition 16 (Bar chart)</w:delText>
+        </w:r>
+      </w:del>
+      <w:del w:id="318" w:author="PR Preview" w:date="2026-01-01T00:00:00Z">
+        <w:r>
+          <w:delText xml:space="preserve"> </w:delText>
+        </w:r>
+      </w:del>
+      <w:del w:id="319" w:author="PR Preview" w:date="2026-01-01T00:00:00Z">
+        <w:r>
+          <w:delText xml:space="preserve">A</w:delText>
+        </w:r>
+      </w:del>
+      <w:del w:id="320" w:author="PR Preview" w:date="2026-01-01T00:00:00Z">
+        <w:r>
+          <w:delText xml:space="preserve"> </w:delText>
+        </w:r>
+      </w:del>
+      <w:del w:id="321" w:author="PR Preview" w:date="2026-01-01T00:00:00Z">
+        <w:r>
+          <w:rPr>
+            <w:b/>
+            <w:bCs/>
+          </w:rPr>
+          <w:delText xml:space="preserve">bar chart</w:delText>
+        </w:r>
+      </w:del>
+      <w:del w:id="322" w:author="PR Preview" w:date="2026-01-01T00:00:00Z">
+        <w:r>
+          <w:delText xml:space="preserve"> </w:delText>
+        </w:r>
+      </w:del>
+      <w:del w:id="323" w:author="PR Preview" w:date="2026-01-01T00:00:00Z">
+        <w:r>
+          <w:delText xml:space="preserve">displays the number or proportion of observations</w:delText>
+        </w:r>
+      </w:del>
+      <w:del w:id="324" w:author="PR Preview" w:date="2026-01-01T00:00:00Z">
+        <w:r>
+          <w:delText xml:space="preserve"> </w:delText>
+        </w:r>
+      </w:del>
+      <w:del w:id="325" w:author="PR Preview" w:date="2026-01-01T00:00:00Z">
+        <w:r>
+          <w:delText xml:space="preserve">in each category of a categorical variable,</w:delText>
+        </w:r>
+      </w:del>
+      <w:del w:id="326" w:author="PR Preview" w:date="2026-01-01T00:00:00Z">
+        <w:r>
+          <w:delText xml:space="preserve"> </w:delText>
+        </w:r>
+      </w:del>
+      <w:del w:id="327" w:author="PR Preview" w:date="2026-01-01T00:00:00Z">
+        <w:r>
+          <w:delText xml:space="preserve">as one bar per category</w:delText>
+        </w:r>
+      </w:del>
+      <w:del w:id="328" w:author="PR Preview" w:date="2026-01-01T00:00:00Z">
+        <w:r>
+          <w:delText xml:space="preserve"> </w:delText>
+        </w:r>
+      </w:del>
+      <w:del w:id="329" w:author="PR Preview" w:date="2026-01-01T00:00:00Z">
+        <w:r>
+          <w:delText xml:space="preserve">[15]</w:delText>
+        </w:r>
+      </w:del>
+      <w:del w:id="330" w:author="PR Preview" w:date="2026-01-01T00:00:00Z">
+        <w:r>
+          <w:delText xml:space="preserve">.</w:delText>
+        </w:r>
+      </w:del>
     </w:p>
     <w:p>
       <w:pPr>
+        <w:pStyle w:val="FirstParagraph"/>
+      </w:pPr>
+      <w:ins w:id="331" w:author="PR Preview" w:date="2026-01-01T00:00:00Z">
+        <w:r>
+          <w:rPr>
+            <w:b/>
+            <w:bCs/>
+          </w:rPr>
+          <w:t xml:space="preserve">Definition 16 (Bar chart)</w:t>
+        </w:r>
+      </w:ins>
+      <w:ins w:id="332" w:author="PR Preview" w:date="2026-01-01T00:00:00Z">
+        <w:r>
+          <w:t xml:space="preserve"> </w:t>
+        </w:r>
+      </w:ins>
+      <w:ins w:id="333" w:author="PR Preview" w:date="2026-01-01T00:00:00Z">
+        <w:r>
+          <w:t xml:space="preserve">A</w:t>
+        </w:r>
+      </w:ins>
+      <w:ins w:id="334" w:author="PR Preview" w:date="2026-01-01T00:00:00Z">
+        <w:r>
+          <w:t xml:space="preserve"> </w:t>
+        </w:r>
+      </w:ins>
+      <w:ins w:id="335" w:author="PR Preview" w:date="2026-01-01T00:00:00Z">
+        <w:r>
+          <w:rPr>
+            <w:b/>
+            <w:bCs/>
+          </w:rPr>
+          <w:t xml:space="preserve">bar chart</w:t>
+        </w:r>
+      </w:ins>
+      <w:ins w:id="336" w:author="PR Preview" w:date="2026-01-01T00:00:00Z">
+        <w:r>
+          <w:t xml:space="preserve"> </w:t>
+        </w:r>
+      </w:ins>
+      <w:ins w:id="337" w:author="PR Preview" w:date="2026-01-01T00:00:00Z">
+        <w:r>
+          <w:t xml:space="preserve">displays the number or proportion of observations</w:t>
+        </w:r>
+      </w:ins>
+      <w:ins w:id="338" w:author="PR Preview" w:date="2026-01-01T00:00:00Z">
+        <w:r>
+          <w:t xml:space="preserve"> </w:t>
+        </w:r>
+      </w:ins>
+      <w:ins w:id="339" w:author="PR Preview" w:date="2026-01-01T00:00:00Z">
+        <w:r>
+          <w:t xml:space="preserve">in each category of a categorical variable,</w:t>
+        </w:r>
+      </w:ins>
+      <w:ins w:id="340" w:author="PR Preview" w:date="2026-01-01T00:00:00Z">
+        <w:r>
+          <w:t xml:space="preserve"> </w:t>
+        </w:r>
+      </w:ins>
+      <w:ins w:id="341" w:author="PR Preview" w:date="2026-01-01T00:00:00Z">
+        <w:r>
+          <w:t xml:space="preserve">as one bar per category.</w:t>
+        </w:r>
+      </w:ins>
+    </w:p>
+    <w:p>
+      <w:pPr>
         <w:pStyle w:val="BodyText"/>
       </w:pPr>
       <w:r>
@@ -9317,7 +10776,7 @@
         <w:t xml:space="preserve">.</w:t>
       </w:r>
     </w:p>
-    <w:bookmarkEnd w:id="69"/>
+    <w:bookmarkEnd w:id="70"/>
     <w:tbl>
       <w:tblPr>
         <w:tblStyle w:val="Table"/>
@@ -9331,7 +10790,7 @@
       <w:tr>
         <w:tc>
           <w:tcPr/>
-          <w:bookmarkStart w:id="73" w:name="fig-bar-behpat"/>
+          <w:bookmarkStart w:id="74" w:name="fig-bar-behpat"/>
           <w:p>
             <w:pPr>
               <w:pStyle w:val="SourceCode"/>
@@ -9569,18 +11028,18 @@
                 <wp:inline>
                   <wp:extent cx="4620126" cy="3696101"/>
                   <wp:effectExtent b="0" l="0" r="0" t="0"/>
-                  <wp:docPr descr="" title="" id="71" name="Picture"/>
+                  <wp:docPr descr="" title="" id="72" name="Picture"/>
                   <a:graphic>
                     <a:graphicData uri="http://schemas.openxmlformats.org/drawingml/2006/picture">
                       <pic:pic>
                         <pic:nvPicPr>
-                          <pic:cNvPr descr="exploratory-descriptive_files/figure-docx/unnamed-chunk-11-1.png" id="72" name="Picture"/>
+                          <pic:cNvPr descr="exploratory-descriptive_files/figure-docx/unnamed-chunk-11-1.png" id="73" name="Picture"/>
                           <pic:cNvPicPr>
                             <a:picLocks noChangeArrowheads="1" noChangeAspect="1"/>
                           </pic:cNvPicPr>
                         </pic:nvPicPr>
                         <pic:blipFill>
-                          <a:blip r:embed="rId70"/>
+                          <a:blip r:embed="rId71"/>
                           <a:stretch>
                             <a:fillRect/>
                           </a:stretch>
@@ -9620,12 +11079,12 @@
               <w:t xml:space="preserve">Figure 4: Bar chart of behavioral pattern in the WCGS dataset</w:t>
             </w:r>
           </w:p>
-          <w:bookmarkEnd w:id="73"/>
+          <w:bookmarkEnd w:id="74"/>
         </w:tc>
       </w:tr>
     </w:tbl>
-    <w:bookmarkEnd w:id="74"/>
-    <w:bookmarkStart w:id="80" w:name="normal-quantile-quantile-plots"/>
+    <w:bookmarkEnd w:id="75"/>
+    <w:bookmarkStart w:id="81" w:name="normal-quantile-quantile-plots"/>
     <w:p>
       <w:pPr>
         <w:pStyle w:val="Heading3"/>
@@ -9634,87 +11093,230 @@
         <w:t xml:space="preserve">3.5 Normal quantile-quantile plots</w:t>
       </w:r>
     </w:p>
-    <w:bookmarkStart w:id="75" w:name="def-qq-plot"/>
+    <w:bookmarkStart w:id="76" w:name="def-qq-plot"/>
     <w:p>
       <w:pPr>
         <w:pStyle w:val="FirstParagraph"/>
       </w:pPr>
-      <w:r>
-        <w:rPr>
-          <w:b/>
-          <w:bCs/>
-        </w:rPr>
-        <w:t xml:space="preserve">Definition 17 (Normal quantile-quantile plot)</w:t>
-      </w:r>
-      <w:r>
-        <w:t xml:space="preserve"> </w:t>
-      </w:r>
-      <w:r>
-        <w:t xml:space="preserve">A</w:t>
-      </w:r>
-      <w:r>
-        <w:t xml:space="preserve"> </w:t>
-      </w:r>
-      <w:r>
-        <w:rPr>
-          <w:b/>
-          <w:bCs/>
-        </w:rPr>
-        <w:t xml:space="preserve">normal quantile-quantile (Q-Q) plot</w:t>
-      </w:r>
-      <w:r>
-        <w:t xml:space="preserve"> </w:t>
-      </w:r>
-      <w:r>
-        <w:t xml:space="preserve">plots the sorted observations</w:t>
-      </w:r>
-      <w:r>
-        <w:t xml:space="preserve"> </w:t>
-      </w:r>
-      <w:r>
-        <w:t xml:space="preserve">(</w:t>
-      </w:r>
+      <w:del w:id="342" w:author="PR Preview" w:date="2026-01-01T00:00:00Z">
+        <w:r>
+          <w:rPr>
+            <w:b/>
+            <w:bCs/>
+          </w:rPr>
+          <w:delText xml:space="preserve">Definition 17 (Normal quantile-quantile plot)</w:delText>
+        </w:r>
+      </w:del>
+      <w:del w:id="343" w:author="PR Preview" w:date="2026-01-01T00:00:00Z">
+        <w:r>
+          <w:delText xml:space="preserve"> </w:delText>
+        </w:r>
+      </w:del>
+      <w:del w:id="344" w:author="PR Preview" w:date="2026-01-01T00:00:00Z">
+        <w:r>
+          <w:delText xml:space="preserve">A</w:delText>
+        </w:r>
+      </w:del>
+      <w:del w:id="345" w:author="PR Preview" w:date="2026-01-01T00:00:00Z">
+        <w:r>
+          <w:delText xml:space="preserve"> </w:delText>
+        </w:r>
+      </w:del>
+      <w:del w:id="346" w:author="PR Preview" w:date="2026-01-01T00:00:00Z">
+        <w:r>
+          <w:rPr>
+            <w:b/>
+            <w:bCs/>
+          </w:rPr>
+          <w:delText xml:space="preserve">normal quantile-quantile (Q-Q) plot</w:delText>
+        </w:r>
+      </w:del>
+      <w:del w:id="347" w:author="PR Preview" w:date="2026-01-01T00:00:00Z">
+        <w:r>
+          <w:delText xml:space="preserve"> </w:delText>
+        </w:r>
+      </w:del>
+      <w:del w:id="348" w:author="PR Preview" w:date="2026-01-01T00:00:00Z">
+        <w:r>
+          <w:delText xml:space="preserve">plots the sorted observations</w:delText>
+        </w:r>
+      </w:del>
+      <w:del w:id="349" w:author="PR Preview" w:date="2026-01-01T00:00:00Z">
+        <w:r>
+          <w:delText xml:space="preserve"> </w:delText>
+        </w:r>
+      </w:del>
+      <w:del w:id="350" w:author="PR Preview" w:date="2026-01-01T00:00:00Z">
+        <w:r>
+          <w:delText xml:space="preserve">(</w:delText>
+        </w:r>
+      </w:del>
       <w:hyperlink r:id="rId27">
-        <w:r>
-          <w:rPr>
-            <w:rStyle w:val="Hyperlink"/>
-          </w:rPr>
-          <w:t xml:space="preserve">order statistics</w:t>
-        </w:r>
+        <w:del w:id="351" w:author="PR Preview" w:date="2026-01-01T00:00:00Z">
+          <w:r>
+            <w:rPr>
+              <w:rStyle w:val="Hyperlink"/>
+            </w:rPr>
+            <w:delText xml:space="preserve">order statistics</w:delText>
+          </w:r>
+        </w:del>
       </w:hyperlink>
-      <w:r>
-        <w:t xml:space="preserve">)</w:t>
-      </w:r>
-      <w:r>
-        <w:t xml:space="preserve"> </w:t>
-      </w:r>
-      <w:r>
-        <w:t xml:space="preserve">against the corresponding quantiles of a standard Gaussian distribution</w:t>
-      </w:r>
-      <w:r>
-        <w:t xml:space="preserve"> </w:t>
-      </w:r>
-      <w:r>
-        <w:t xml:space="preserve">[16]</w:t>
-      </w:r>
-      <w:r>
-        <w:t xml:space="preserve">.</w:t>
-      </w:r>
-      <w:r>
-        <w:t xml:space="preserve"> </w:t>
-      </w:r>
-      <w:r>
-        <w:t xml:space="preserve">If the variable is approximately Gaussian,</w:t>
-      </w:r>
-      <w:r>
-        <w:t xml:space="preserve"> </w:t>
-      </w:r>
-      <w:r>
-        <w:t xml:space="preserve">the points fall close to a straight line.</w:t>
-      </w:r>
+      <w:del w:id="352" w:author="PR Preview" w:date="2026-01-01T00:00:00Z">
+        <w:r>
+          <w:delText xml:space="preserve">)</w:delText>
+        </w:r>
+      </w:del>
+      <w:del w:id="353" w:author="PR Preview" w:date="2026-01-01T00:00:00Z">
+        <w:r>
+          <w:delText xml:space="preserve"> </w:delText>
+        </w:r>
+      </w:del>
+      <w:del w:id="354" w:author="PR Preview" w:date="2026-01-01T00:00:00Z">
+        <w:r>
+          <w:delText xml:space="preserve">against the corresponding quantiles of a standard Gaussian distribution</w:delText>
+        </w:r>
+      </w:del>
+      <w:del w:id="355" w:author="PR Preview" w:date="2026-01-01T00:00:00Z">
+        <w:r>
+          <w:delText xml:space="preserve"> </w:delText>
+        </w:r>
+      </w:del>
+      <w:del w:id="356" w:author="PR Preview" w:date="2026-01-01T00:00:00Z">
+        <w:r>
+          <w:delText xml:space="preserve">[16]</w:delText>
+        </w:r>
+      </w:del>
+      <w:del w:id="357" w:author="PR Preview" w:date="2026-01-01T00:00:00Z">
+        <w:r>
+          <w:delText xml:space="preserve">.</w:delText>
+        </w:r>
+      </w:del>
+      <w:del w:id="358" w:author="PR Preview" w:date="2026-01-01T00:00:00Z">
+        <w:r>
+          <w:delText xml:space="preserve"> </w:delText>
+        </w:r>
+      </w:del>
+      <w:del w:id="359" w:author="PR Preview" w:date="2026-01-01T00:00:00Z">
+        <w:r>
+          <w:delText xml:space="preserve">If the variable is approximately Gaussian,</w:delText>
+        </w:r>
+      </w:del>
+      <w:del w:id="360" w:author="PR Preview" w:date="2026-01-01T00:00:00Z">
+        <w:r>
+          <w:delText xml:space="preserve"> </w:delText>
+        </w:r>
+      </w:del>
+      <w:del w:id="361" w:author="PR Preview" w:date="2026-01-01T00:00:00Z">
+        <w:r>
+          <w:delText xml:space="preserve">the points fall close to a straight line.</w:delText>
+        </w:r>
+      </w:del>
     </w:p>
     <w:p>
       <w:pPr>
+        <w:pStyle w:val="FirstParagraph"/>
+      </w:pPr>
+      <w:ins w:id="362" w:author="PR Preview" w:date="2026-01-01T00:00:00Z">
+        <w:r>
+          <w:rPr>
+            <w:b/>
+            <w:bCs/>
+          </w:rPr>
+          <w:t xml:space="preserve">Definition 17 (Normal quantile-quantile plot)</w:t>
+        </w:r>
+      </w:ins>
+      <w:ins w:id="363" w:author="PR Preview" w:date="2026-01-01T00:00:00Z">
+        <w:r>
+          <w:t xml:space="preserve"> </w:t>
+        </w:r>
+      </w:ins>
+      <w:ins w:id="364" w:author="PR Preview" w:date="2026-01-01T00:00:00Z">
+        <w:r>
+          <w:t xml:space="preserve">A</w:t>
+        </w:r>
+      </w:ins>
+      <w:ins w:id="365" w:author="PR Preview" w:date="2026-01-01T00:00:00Z">
+        <w:r>
+          <w:t xml:space="preserve"> </w:t>
+        </w:r>
+      </w:ins>
+      <w:ins w:id="366" w:author="PR Preview" w:date="2026-01-01T00:00:00Z">
+        <w:r>
+          <w:rPr>
+            <w:b/>
+            <w:bCs/>
+          </w:rPr>
+          <w:t xml:space="preserve">normal quantile-quantile (Q-Q) plot</w:t>
+        </w:r>
+      </w:ins>
+      <w:ins w:id="367" w:author="PR Preview" w:date="2026-01-01T00:00:00Z">
+        <w:r>
+          <w:t xml:space="preserve"> </w:t>
+        </w:r>
+      </w:ins>
+      <w:ins w:id="368" w:author="PR Preview" w:date="2026-01-01T00:00:00Z">
+        <w:r>
+          <w:t xml:space="preserve">plots the sorted observations</w:t>
+        </w:r>
+      </w:ins>
+      <w:ins w:id="369" w:author="PR Preview" w:date="2026-01-01T00:00:00Z">
+        <w:r>
+          <w:t xml:space="preserve"> </w:t>
+        </w:r>
+      </w:ins>
+      <w:ins w:id="370" w:author="PR Preview" w:date="2026-01-01T00:00:00Z">
+        <w:r>
+          <w:t xml:space="preserve">(</w:t>
+        </w:r>
+      </w:ins>
+      <w:hyperlink r:id="rId27">
+        <w:ins w:id="371" w:author="PR Preview" w:date="2026-01-01T00:00:00Z">
+          <w:r>
+            <w:rPr>
+              <w:rStyle w:val="Hyperlink"/>
+            </w:rPr>
+            <w:t xml:space="preserve">order statistics</w:t>
+          </w:r>
+        </w:ins>
+      </w:hyperlink>
+      <w:ins w:id="372" w:author="PR Preview" w:date="2026-01-01T00:00:00Z">
+        <w:r>
+          <w:t xml:space="preserve">)</w:t>
+        </w:r>
+      </w:ins>
+      <w:ins w:id="373" w:author="PR Preview" w:date="2026-01-01T00:00:00Z">
+        <w:r>
+          <w:t xml:space="preserve"> </w:t>
+        </w:r>
+      </w:ins>
+      <w:ins w:id="374" w:author="PR Preview" w:date="2026-01-01T00:00:00Z">
+        <w:r>
+          <w:t xml:space="preserve">against the corresponding quantiles of a standard Gaussian distribution.</w:t>
+        </w:r>
+      </w:ins>
+      <w:ins w:id="375" w:author="PR Preview" w:date="2026-01-01T00:00:00Z">
+        <w:r>
+          <w:t xml:space="preserve"> </w:t>
+        </w:r>
+      </w:ins>
+      <w:ins w:id="376" w:author="PR Preview" w:date="2026-01-01T00:00:00Z">
+        <w:r>
+          <w:t xml:space="preserve">If the variable is approximately Gaussian,</w:t>
+        </w:r>
+      </w:ins>
+      <w:ins w:id="377" w:author="PR Preview" w:date="2026-01-01T00:00:00Z">
+        <w:r>
+          <w:t xml:space="preserve"> </w:t>
+        </w:r>
+      </w:ins>
+      <w:ins w:id="378" w:author="PR Preview" w:date="2026-01-01T00:00:00Z">
+        <w:r>
+          <w:t xml:space="preserve">the points fall close to a straight line.</w:t>
+        </w:r>
+      </w:ins>
+    </w:p>
+    <w:p>
+      <w:pPr>
         <w:pStyle w:val="BodyText"/>
       </w:pPr>
       <w:r>
@@ -9730,7 +11332,7 @@
         <w:t xml:space="preserve">.</w:t>
       </w:r>
     </w:p>
-    <w:bookmarkEnd w:id="75"/>
+    <w:bookmarkEnd w:id="76"/>
     <w:tbl>
       <w:tblPr>
         <w:tblStyle w:val="Table"/>
@@ -9744,7 +11346,7 @@
       <w:tr>
         <w:tc>
           <w:tcPr/>
-          <w:bookmarkStart w:id="79" w:name="fig-qq-chol"/>
+          <w:bookmarkStart w:id="80" w:name="fig-qq-chol"/>
           <w:p>
             <w:pPr>
               <w:pStyle w:val="SourceCode"/>
@@ -10015,18 +11617,18 @@
                 <wp:inline>
                   <wp:extent cx="4620126" cy="3696101"/>
                   <wp:effectExtent b="0" l="0" r="0" t="0"/>
-                  <wp:docPr descr="" title="" id="77" name="Picture"/>
+                  <wp:docPr descr="" title="" id="78" name="Picture"/>
                   <a:graphic>
                     <a:graphicData uri="http://schemas.openxmlformats.org/drawingml/2006/picture">
                       <pic:pic>
                         <pic:nvPicPr>
-                          <pic:cNvPr descr="exploratory-descriptive_files/figure-docx/unnamed-chunk-12-1.png" id="78" name="Picture"/>
+                          <pic:cNvPr descr="exploratory-descriptive_files/figure-docx/unnamed-chunk-12-1.png" id="79" name="Picture"/>
                           <pic:cNvPicPr>
                             <a:picLocks noChangeArrowheads="1" noChangeAspect="1"/>
                           </pic:cNvPicPr>
                         </pic:nvPicPr>
                         <pic:blipFill>
-                          <a:blip r:embed="rId76"/>
+                          <a:blip r:embed="rId77"/>
                           <a:stretch>
                             <a:fillRect/>
                           </a:stretch>
@@ -10066,7 +11668,7 @@
               <w:t xml:space="preserve">Figure 5: Normal Q-Q plot for total cholesterol in the WCGS dataset</w:t>
             </w:r>
           </w:p>
-          <w:bookmarkEnd w:id="79"/>
+          <w:bookmarkEnd w:id="80"/>
         </w:tc>
       </w:tr>
     </w:tbl>
@@ -10184,9 +11786,9 @@
         <w:t xml:space="preserve">covers boxplots.</w:t>
       </w:r>
     </w:p>
-    <w:bookmarkEnd w:id="80"/>
     <w:bookmarkEnd w:id="81"/>
-    <w:bookmarkStart w:id="110" w:name="bivariate-relationships"/>
+    <w:bookmarkEnd w:id="82"/>
+    <w:bookmarkStart w:id="112" w:name="bivariate-relationships"/>
     <w:p>
       <w:pPr>
         <w:pStyle w:val="Heading2"/>
@@ -10195,7 +11797,7 @@
         <w:t xml:space="preserve">4 Bivariate relationships</w:t>
       </w:r>
     </w:p>
-    <w:bookmarkStart w:id="95" w:name="two-continuous-variables"/>
+    <w:bookmarkStart w:id="96" w:name="two-continuous-variables"/>
     <w:p>
       <w:pPr>
         <w:pStyle w:val="Heading3"/>
@@ -10204,64 +11806,160 @@
         <w:t xml:space="preserve">4.1 Two continuous variables</w:t>
       </w:r>
     </w:p>
-    <w:bookmarkStart w:id="82" w:name="def-scatterplot"/>
+    <w:bookmarkStart w:id="83" w:name="def-scatterplot"/>
     <w:p>
       <w:pPr>
         <w:pStyle w:val="FirstParagraph"/>
       </w:pPr>
-      <w:r>
-        <w:rPr>
-          <w:b/>
-          <w:bCs/>
-        </w:rPr>
-        <w:t xml:space="preserve">Definition 18 (Scatter plot)</w:t>
-      </w:r>
-      <w:r>
-        <w:t xml:space="preserve"> </w:t>
-      </w:r>
-      <w:r>
-        <w:t xml:space="preserve">A</w:t>
-      </w:r>
-      <w:r>
-        <w:t xml:space="preserve"> </w:t>
-      </w:r>
-      <w:r>
-        <w:rPr>
-          <w:b/>
-          <w:bCs/>
-        </w:rPr>
-        <w:t xml:space="preserve">scatter plot</w:t>
-      </w:r>
-      <w:r>
-        <w:t xml:space="preserve"> </w:t>
-      </w:r>
-      <w:r>
-        <w:t xml:space="preserve">displays the joint distribution of two continuous variables</w:t>
-      </w:r>
-      <w:r>
-        <w:t xml:space="preserve"> </w:t>
-      </w:r>
-      <w:r>
-        <w:t xml:space="preserve">by plotting each observation as a point,</w:t>
-      </w:r>
-      <w:r>
-        <w:t xml:space="preserve"> </w:t>
-      </w:r>
-      <w:r>
-        <w:t xml:space="preserve">with one variable on each axis</w:t>
-      </w:r>
-      <w:r>
-        <w:t xml:space="preserve"> </w:t>
-      </w:r>
-      <w:r>
-        <w:t xml:space="preserve">[17]</w:t>
-      </w:r>
-      <w:r>
-        <w:t xml:space="preserve">.</w:t>
-      </w:r>
+      <w:del w:id="379" w:author="PR Preview" w:date="2026-01-01T00:00:00Z">
+        <w:r>
+          <w:rPr>
+            <w:b/>
+            <w:bCs/>
+          </w:rPr>
+          <w:delText xml:space="preserve">Definition 18 (Scatter plot)</w:delText>
+        </w:r>
+      </w:del>
+      <w:del w:id="380" w:author="PR Preview" w:date="2026-01-01T00:00:00Z">
+        <w:r>
+          <w:delText xml:space="preserve"> </w:delText>
+        </w:r>
+      </w:del>
+      <w:del w:id="381" w:author="PR Preview" w:date="2026-01-01T00:00:00Z">
+        <w:r>
+          <w:delText xml:space="preserve">A</w:delText>
+        </w:r>
+      </w:del>
+      <w:del w:id="382" w:author="PR Preview" w:date="2026-01-01T00:00:00Z">
+        <w:r>
+          <w:delText xml:space="preserve"> </w:delText>
+        </w:r>
+      </w:del>
+      <w:del w:id="383" w:author="PR Preview" w:date="2026-01-01T00:00:00Z">
+        <w:r>
+          <w:rPr>
+            <w:b/>
+            <w:bCs/>
+          </w:rPr>
+          <w:delText xml:space="preserve">scatter plot</w:delText>
+        </w:r>
+      </w:del>
+      <w:del w:id="384" w:author="PR Preview" w:date="2026-01-01T00:00:00Z">
+        <w:r>
+          <w:delText xml:space="preserve"> </w:delText>
+        </w:r>
+      </w:del>
+      <w:del w:id="385" w:author="PR Preview" w:date="2026-01-01T00:00:00Z">
+        <w:r>
+          <w:delText xml:space="preserve">displays the joint distribution of two continuous variables</w:delText>
+        </w:r>
+      </w:del>
+      <w:del w:id="386" w:author="PR Preview" w:date="2026-01-01T00:00:00Z">
+        <w:r>
+          <w:delText xml:space="preserve"> </w:delText>
+        </w:r>
+      </w:del>
+      <w:del w:id="387" w:author="PR Preview" w:date="2026-01-01T00:00:00Z">
+        <w:r>
+          <w:delText xml:space="preserve">by plotting each observation as a point,</w:delText>
+        </w:r>
+      </w:del>
+      <w:del w:id="388" w:author="PR Preview" w:date="2026-01-01T00:00:00Z">
+        <w:r>
+          <w:delText xml:space="preserve"> </w:delText>
+        </w:r>
+      </w:del>
+      <w:del w:id="389" w:author="PR Preview" w:date="2026-01-01T00:00:00Z">
+        <w:r>
+          <w:delText xml:space="preserve">with one variable on each axis</w:delText>
+        </w:r>
+      </w:del>
+      <w:del w:id="390" w:author="PR Preview" w:date="2026-01-01T00:00:00Z">
+        <w:r>
+          <w:delText xml:space="preserve"> </w:delText>
+        </w:r>
+      </w:del>
+      <w:del w:id="391" w:author="PR Preview" w:date="2026-01-01T00:00:00Z">
+        <w:r>
+          <w:delText xml:space="preserve">[17]</w:delText>
+        </w:r>
+      </w:del>
+      <w:del w:id="392" w:author="PR Preview" w:date="2026-01-01T00:00:00Z">
+        <w:r>
+          <w:delText xml:space="preserve">.</w:delText>
+        </w:r>
+      </w:del>
     </w:p>
     <w:p>
       <w:pPr>
+        <w:pStyle w:val="FirstParagraph"/>
+      </w:pPr>
+      <w:ins w:id="393" w:author="PR Preview" w:date="2026-01-01T00:00:00Z">
+        <w:r>
+          <w:rPr>
+            <w:b/>
+            <w:bCs/>
+          </w:rPr>
+          <w:t xml:space="preserve">Definition 18 (Scatter plot)</w:t>
+        </w:r>
+      </w:ins>
+      <w:ins w:id="394" w:author="PR Preview" w:date="2026-01-01T00:00:00Z">
+        <w:r>
+          <w:t xml:space="preserve"> </w:t>
+        </w:r>
+      </w:ins>
+      <w:ins w:id="395" w:author="PR Preview" w:date="2026-01-01T00:00:00Z">
+        <w:r>
+          <w:t xml:space="preserve">A</w:t>
+        </w:r>
+      </w:ins>
+      <w:ins w:id="396" w:author="PR Preview" w:date="2026-01-01T00:00:00Z">
+        <w:r>
+          <w:t xml:space="preserve"> </w:t>
+        </w:r>
+      </w:ins>
+      <w:ins w:id="397" w:author="PR Preview" w:date="2026-01-01T00:00:00Z">
+        <w:r>
+          <w:rPr>
+            <w:b/>
+            <w:bCs/>
+          </w:rPr>
+          <w:t xml:space="preserve">scatter plot</w:t>
+        </w:r>
+      </w:ins>
+      <w:ins w:id="398" w:author="PR Preview" w:date="2026-01-01T00:00:00Z">
+        <w:r>
+          <w:t xml:space="preserve"> </w:t>
+        </w:r>
+      </w:ins>
+      <w:ins w:id="399" w:author="PR Preview" w:date="2026-01-01T00:00:00Z">
+        <w:r>
+          <w:t xml:space="preserve">displays the joint distribution of two continuous variables</w:t>
+        </w:r>
+      </w:ins>
+      <w:ins w:id="400" w:author="PR Preview" w:date="2026-01-01T00:00:00Z">
+        <w:r>
+          <w:t xml:space="preserve"> </w:t>
+        </w:r>
+      </w:ins>
+      <w:ins w:id="401" w:author="PR Preview" w:date="2026-01-01T00:00:00Z">
+        <w:r>
+          <w:t xml:space="preserve">by plotting each observation as a point,</w:t>
+        </w:r>
+      </w:ins>
+      <w:ins w:id="402" w:author="PR Preview" w:date="2026-01-01T00:00:00Z">
+        <w:r>
+          <w:t xml:space="preserve"> </w:t>
+        </w:r>
+      </w:ins>
+      <w:ins w:id="403" w:author="PR Preview" w:date="2026-01-01T00:00:00Z">
+        <w:r>
+          <w:t xml:space="preserve">with one variable on each axis.</w:t>
+        </w:r>
+      </w:ins>
+    </w:p>
+    <w:p>
+      <w:pPr>
         <w:pStyle w:val="BodyText"/>
       </w:pPr>
       <w:r>
@@ -10277,7 +11975,7 @@
         <w:t xml:space="preserve">.</w:t>
       </w:r>
     </w:p>
-    <w:bookmarkEnd w:id="82"/>
+    <w:bookmarkEnd w:id="83"/>
     <w:tbl>
       <w:tblPr>
         <w:tblStyle w:val="Table"/>
@@ -10291,7 +11989,7 @@
       <w:tr>
         <w:tc>
           <w:tcPr/>
-          <w:bookmarkStart w:id="86" w:name="fig-scatter-chol-sbp"/>
+          <w:bookmarkStart w:id="87" w:name="fig-scatter-chol-sbp"/>
           <w:p>
             <w:pPr>
               <w:pStyle w:val="SourceCode"/>
@@ -10646,18 +12344,18 @@
                 <wp:inline>
                   <wp:extent cx="4620126" cy="3696101"/>
                   <wp:effectExtent b="0" l="0" r="0" t="0"/>
-                  <wp:docPr descr="" title="" id="84" name="Picture"/>
+                  <wp:docPr descr="" title="" id="85" name="Picture"/>
                   <a:graphic>
                     <a:graphicData uri="http://schemas.openxmlformats.org/drawingml/2006/picture">
                       <pic:pic>
                         <pic:nvPicPr>
-                          <pic:cNvPr descr="exploratory-descriptive_files/figure-docx/unnamed-chunk-13-1.png" id="85" name="Picture"/>
+                          <pic:cNvPr descr="exploratory-descriptive_files/figure-docx/unnamed-chunk-13-1.png" id="86" name="Picture"/>
                           <pic:cNvPicPr>
                             <a:picLocks noChangeArrowheads="1" noChangeAspect="1"/>
                           </pic:cNvPicPr>
                         </pic:nvPicPr>
                         <pic:blipFill>
-                          <a:blip r:embed="rId83"/>
+                          <a:blip r:embed="rId84"/>
                           <a:stretch>
                             <a:fillRect/>
                           </a:stretch>
@@ -10703,61 +12401,83 @@
               <w:t xml:space="preserve">with a least-squares line</w:t>
             </w:r>
           </w:p>
-          <w:bookmarkEnd w:id="86"/>
+          <w:bookmarkEnd w:id="87"/>
         </w:tc>
       </w:tr>
     </w:tbl>
-    <w:bookmarkStart w:id="87" w:name="def-pearson-r"/>
+    <w:bookmarkStart w:id="88" w:name="def-pearson-r"/>
     <w:p>
       <w:pPr>
         <w:pStyle w:val="BodyText"/>
       </w:pPr>
-      <w:r>
-        <w:rPr>
-          <w:b/>
-          <w:bCs/>
-        </w:rPr>
-        <w:t xml:space="preserve">Definition 19 (Pearson correlation coefficient)</w:t>
-      </w:r>
-      <w:r>
-        <w:t xml:space="preserve"> </w:t>
-      </w:r>
-      <w:r>
-        <w:t xml:space="preserve">The</w:t>
-      </w:r>
-      <w:r>
-        <w:t xml:space="preserve"> </w:t>
-      </w:r>
-      <w:r>
-        <w:rPr>
-          <w:b/>
-          <w:bCs/>
-        </w:rPr>
-        <w:t xml:space="preserve">Pearson correlation coefficient</w:t>
-      </w:r>
-      <w:r>
-        <w:t xml:space="preserve"> </w:t>
-      </w:r>
-      <w:r>
-        <w:t xml:space="preserve">of</w:t>
-      </w:r>
-      <w:r>
-        <w:t xml:space="preserve"> </w:t>
-      </w:r>
+      <w:del w:id="404" w:author="PR Preview" w:date="2026-01-01T00:00:00Z">
+        <w:r>
+          <w:rPr>
+            <w:b/>
+            <w:bCs/>
+          </w:rPr>
+          <w:delText xml:space="preserve">Definition 19 (Pearson correlation coefficient)</w:delText>
+        </w:r>
+      </w:del>
+      <w:del w:id="405" w:author="PR Preview" w:date="2026-01-01T00:00:00Z">
+        <w:r>
+          <w:delText xml:space="preserve"> </w:delText>
+        </w:r>
+      </w:del>
+      <w:del w:id="406" w:author="PR Preview" w:date="2026-01-01T00:00:00Z">
+        <w:r>
+          <w:delText xml:space="preserve">The</w:delText>
+        </w:r>
+      </w:del>
+      <w:del w:id="407" w:author="PR Preview" w:date="2026-01-01T00:00:00Z">
+        <w:r>
+          <w:delText xml:space="preserve"> </w:delText>
+        </w:r>
+      </w:del>
+      <w:del w:id="408" w:author="PR Preview" w:date="2026-01-01T00:00:00Z">
+        <w:r>
+          <w:rPr>
+            <w:b/>
+            <w:bCs/>
+          </w:rPr>
+          <w:delText xml:space="preserve">Pearson correlation coefficient</w:delText>
+        </w:r>
+      </w:del>
+      <w:del w:id="409" w:author="PR Preview" w:date="2026-01-01T00:00:00Z">
+        <w:r>
+          <w:delText xml:space="preserve"> </w:delText>
+        </w:r>
+      </w:del>
+      <w:del w:id="410" w:author="PR Preview" w:date="2026-01-01T00:00:00Z">
+        <w:r>
+          <w:delText xml:space="preserve">of</w:delText>
+        </w:r>
+      </w:del>
+      <w:del w:id="411" w:author="PR Preview" w:date="2026-01-01T00:00:00Z">
+        <w:r>
+          <w:delText xml:space="preserve"> </w:delText>
+        </w:r>
+      </w:del>
       <m:oMath>
         <m:r>
           <m:t>n</m:t>
         </m:r>
       </m:oMath>
-      <w:r>
-        <w:t xml:space="preserve"> </w:t>
-      </w:r>
-      <w:r>
-        <w:t xml:space="preserve">paired observations</w:t>
-      </w:r>
-      <w:r>
-        <w:t xml:space="preserve"> </w:t>
-      </w:r>
+      <w:del w:id="412" w:author="PR Preview" w:date="2026-01-01T00:00:00Z">
+        <w:r>
+          <w:delText xml:space="preserve"> </w:delText>
+        </w:r>
+      </w:del>
+      <w:del w:id="413" w:author="PR Preview" w:date="2026-01-01T00:00:00Z">
+        <w:r>
+          <w:delText xml:space="preserve">paired observations</w:delText>
+        </w:r>
+      </w:del>
+      <w:del w:id="414" w:author="PR Preview" w:date="2026-01-01T00:00:00Z">
+        <w:r>
+          <w:delText xml:space="preserve"> </w:delText>
+        </w:r>
+      </w:del>
       <m:oMath>
         <m:r>
           <m:rPr>
@@ -10862,21 +12582,218 @@
           <m:t>)</m:t>
         </m:r>
       </m:oMath>
-      <w:r>
-        <w:t xml:space="preserve"> </w:t>
-      </w:r>
-      <w:r>
-        <w:t xml:space="preserve">is</w:t>
-      </w:r>
-      <w:r>
-        <w:t xml:space="preserve"> </w:t>
-      </w:r>
-      <w:r>
-        <w:t xml:space="preserve">[18]</w:t>
-      </w:r>
-      <w:r>
-        <w:t xml:space="preserve">:</w:t>
-      </w:r>
+      <w:del w:id="415" w:author="PR Preview" w:date="2026-01-01T00:00:00Z">
+        <w:r>
+          <w:delText xml:space="preserve"> </w:delText>
+        </w:r>
+      </w:del>
+      <w:del w:id="416" w:author="PR Preview" w:date="2026-01-01T00:00:00Z">
+        <w:r>
+          <w:delText xml:space="preserve">is</w:delText>
+        </w:r>
+      </w:del>
+      <w:del w:id="417" w:author="PR Preview" w:date="2026-01-01T00:00:00Z">
+        <w:r>
+          <w:delText xml:space="preserve"> </w:delText>
+        </w:r>
+      </w:del>
+      <w:del w:id="418" w:author="PR Preview" w:date="2026-01-01T00:00:00Z">
+        <w:r>
+          <w:delText xml:space="preserve">[18]</w:delText>
+        </w:r>
+      </w:del>
+      <w:del w:id="419" w:author="PR Preview" w:date="2026-01-01T00:00:00Z">
+        <w:r>
+          <w:delText xml:space="preserve">:</w:delText>
+        </w:r>
+      </w:del>
+    </w:p>
+    <w:p>
+      <w:pPr>
+        <w:pStyle w:val="BodyText"/>
+      </w:pPr>
+      <w:ins w:id="420" w:author="PR Preview" w:date="2026-01-01T00:00:00Z">
+        <w:r>
+          <w:rPr>
+            <w:b/>
+            <w:bCs/>
+          </w:rPr>
+          <w:t xml:space="preserve">Definition 19 (Pearson correlation coefficient)</w:t>
+        </w:r>
+      </w:ins>
+      <w:ins w:id="421" w:author="PR Preview" w:date="2026-01-01T00:00:00Z">
+        <w:r>
+          <w:t xml:space="preserve"> </w:t>
+        </w:r>
+      </w:ins>
+      <w:ins w:id="422" w:author="PR Preview" w:date="2026-01-01T00:00:00Z">
+        <w:r>
+          <w:t xml:space="preserve">The</w:t>
+        </w:r>
+      </w:ins>
+      <w:ins w:id="423" w:author="PR Preview" w:date="2026-01-01T00:00:00Z">
+        <w:r>
+          <w:t xml:space="preserve"> </w:t>
+        </w:r>
+      </w:ins>
+      <w:ins w:id="424" w:author="PR Preview" w:date="2026-01-01T00:00:00Z">
+        <w:r>
+          <w:rPr>
+            <w:b/>
+            <w:bCs/>
+          </w:rPr>
+          <w:t xml:space="preserve">Pearson correlation coefficient</w:t>
+        </w:r>
+      </w:ins>
+      <w:ins w:id="425" w:author="PR Preview" w:date="2026-01-01T00:00:00Z">
+        <w:r>
+          <w:t xml:space="preserve"> </w:t>
+        </w:r>
+      </w:ins>
+      <w:ins w:id="426" w:author="PR Preview" w:date="2026-01-01T00:00:00Z">
+        <w:r>
+          <w:t xml:space="preserve">of</w:t>
+        </w:r>
+      </w:ins>
+      <w:ins w:id="427" w:author="PR Preview" w:date="2026-01-01T00:00:00Z">
+        <w:r>
+          <w:t xml:space="preserve"> </w:t>
+        </w:r>
+      </w:ins>
+      <m:oMath>
+        <m:r>
+          <m:t>n</m:t>
+        </m:r>
+      </m:oMath>
+      <w:ins w:id="428" w:author="PR Preview" w:date="2026-01-01T00:00:00Z">
+        <w:r>
+          <w:t xml:space="preserve"> </w:t>
+        </w:r>
+      </w:ins>
+      <w:ins w:id="429" w:author="PR Preview" w:date="2026-01-01T00:00:00Z">
+        <w:r>
+          <w:t xml:space="preserve">paired observations</w:t>
+        </w:r>
+      </w:ins>
+      <w:ins w:id="430" w:author="PR Preview" w:date="2026-01-01T00:00:00Z">
+        <w:r>
+          <w:t xml:space="preserve"> </w:t>
+        </w:r>
+      </w:ins>
+      <m:oMath>
+        <m:r>
+          <m:rPr>
+            <m:sty m:val="p"/>
+          </m:rPr>
+          <m:t>(</m:t>
+        </m:r>
+        <m:sSub>
+          <m:e>
+            <m:r>
+              <m:t>x</m:t>
+            </m:r>
+          </m:e>
+          <m:sub>
+            <m:r>
+              <m:t>1</m:t>
+            </m:r>
+          </m:sub>
+        </m:sSub>
+        <m:r>
+          <m:rPr>
+            <m:sty m:val="p"/>
+          </m:rPr>
+          <m:t>,</m:t>
+        </m:r>
+        <m:sSub>
+          <m:e>
+            <m:r>
+              <m:t>y</m:t>
+            </m:r>
+          </m:e>
+          <m:sub>
+            <m:r>
+              <m:t>1</m:t>
+            </m:r>
+          </m:sub>
+        </m:sSub>
+        <m:r>
+          <m:rPr>
+            <m:sty m:val="p"/>
+          </m:rPr>
+          <m:t>)</m:t>
+        </m:r>
+        <m:r>
+          <m:rPr>
+            <m:sty m:val="p"/>
+          </m:rPr>
+          <m:t>,</m:t>
+        </m:r>
+        <m:r>
+          <m:rPr>
+            <m:sty m:val="p"/>
+          </m:rPr>
+          <m:t>…</m:t>
+        </m:r>
+        <m:r>
+          <m:rPr>
+            <m:sty m:val="p"/>
+          </m:rPr>
+          <m:t>,</m:t>
+        </m:r>
+        <m:r>
+          <m:rPr>
+            <m:sty m:val="p"/>
+          </m:rPr>
+          <m:t>(</m:t>
+        </m:r>
+        <m:sSub>
+          <m:e>
+            <m:r>
+              <m:t>x</m:t>
+            </m:r>
+          </m:e>
+          <m:sub>
+            <m:r>
+              <m:t>n</m:t>
+            </m:r>
+          </m:sub>
+        </m:sSub>
+        <m:r>
+          <m:rPr>
+            <m:sty m:val="p"/>
+          </m:rPr>
+          <m:t>,</m:t>
+        </m:r>
+        <m:sSub>
+          <m:e>
+            <m:r>
+              <m:t>y</m:t>
+            </m:r>
+          </m:e>
+          <m:sub>
+            <m:r>
+              <m:t>n</m:t>
+            </m:r>
+          </m:sub>
+        </m:sSub>
+        <m:r>
+          <m:rPr>
+            <m:sty m:val="p"/>
+          </m:rPr>
+          <m:t>)</m:t>
+        </m:r>
+      </m:oMath>
+      <w:ins w:id="431" w:author="PR Preview" w:date="2026-01-01T00:00:00Z">
+        <w:r>
+          <w:t xml:space="preserve"> </w:t>
+        </w:r>
+      </w:ins>
+      <w:ins w:id="432" w:author="PR Preview" w:date="2026-01-01T00:00:00Z">
+        <w:r>
+          <w:t xml:space="preserve">is:</w:t>
+        </w:r>
+      </w:ins>
     </w:p>
     <w:p>
       <w:pPr>
@@ -11233,8 +13150,8 @@
         <w:t xml:space="preserve">.</w:t>
       </w:r>
     </w:p>
-    <w:bookmarkEnd w:id="87"/>
-    <w:bookmarkStart w:id="89" w:name="rem-pearson-r-estimates-population"/>
+    <w:bookmarkEnd w:id="88"/>
+    <w:bookmarkStart w:id="90" w:name="rem-pearson-r-estimates-population"/>
     <w:p>
       <w:pPr>
         <w:pStyle w:val="BodyText"/>
@@ -11255,7 +13172,7 @@
       <w:r>
         <w:t xml:space="preserve"> </w:t>
       </w:r>
-      <w:hyperlink r:id="rId88">
+      <w:hyperlink r:id="rId89">
         <w:r>
           <w:rPr>
             <w:rStyle w:val="Hyperlink"/>
@@ -11267,8 +13184,8 @@
         <w:t xml:space="preserve">.</w:t>
       </w:r>
     </w:p>
-    <w:bookmarkEnd w:id="89"/>
-    <w:bookmarkStart w:id="90" w:name="thm-pearson-r-range"/>
+    <w:bookmarkEnd w:id="90"/>
+    <w:bookmarkStart w:id="91" w:name="thm-pearson-r-range"/>
     <w:p>
       <w:pPr>
         <w:pStyle w:val="BodyText"/>
@@ -11439,7 +13356,7 @@
         <w:t xml:space="preserve">if and only if they lie on a straight line with negative slope.</w:t>
       </w:r>
     </w:p>
-    <w:bookmarkEnd w:id="90"/>
+    <w:bookmarkEnd w:id="91"/>
     <w:p>
       <w:pPr>
         <w:pStyle w:val="BodyText"/>
@@ -12583,7 +14500,7 @@
         <w:t xml:space="preserve">.</w:t>
       </w:r>
     </w:p>
-    <w:bookmarkStart w:id="91" w:name="exm-pearson-r"/>
+    <w:bookmarkStart w:id="92" w:name="exm-pearson-r"/>
     <w:p>
       <w:pPr>
         <w:pStyle w:val="BodyText"/>
@@ -12722,7 +14639,7 @@
         <w:t xml:space="preserve">.</w:t>
       </w:r>
     </w:p>
-    <w:bookmarkEnd w:id="91"/>
+    <w:bookmarkEnd w:id="92"/>
     <w:tbl>
       <w:tblPr>
         <w:tblStyle w:val="Table"/>
@@ -12764,18 +14681,18 @@
                 <wp:inline>
                   <wp:extent cx="152400" cy="152400"/>
                   <wp:effectExtent b="0" l="0" r="0" t="0"/>
-                  <wp:docPr descr="" title="" id="93" name="Picture"/>
+                  <wp:docPr descr="" title="" id="94" name="Picture"/>
                   <a:graphic>
                     <a:graphicData uri="http://schemas.openxmlformats.org/drawingml/2006/picture">
                       <pic:pic>
                         <pic:nvPicPr>
-                          <pic:cNvPr descr="/opt/quarto/share/formats/docx/caution.png" id="94" name="Picture"/>
+                          <pic:cNvPr descr="/opt/quarto/share/formats/docx/caution.png" id="95" name="Picture"/>
                           <pic:cNvPicPr>
                             <a:picLocks noChangeArrowheads="1" noChangeAspect="1"/>
                           </pic:cNvPicPr>
                         </pic:nvPicPr>
                         <pic:blipFill>
-                          <a:blip r:embed="rId92"/>
+                          <a:blip r:embed="rId93"/>
                           <a:stretch>
                             <a:fillRect/>
                           </a:stretch>
@@ -13045,8 +14962,8 @@
         <w:t xml:space="preserve">covers scatterplots.</w:t>
       </w:r>
     </w:p>
-    <w:bookmarkEnd w:id="95"/>
-    <w:bookmarkStart w:id="105" w:name="X276b94a7d03810956e9ce51874e5dad5aed6d75"/>
+    <w:bookmarkEnd w:id="96"/>
+    <w:bookmarkStart w:id="106" w:name="X276b94a7d03810956e9ce51874e5dad5aed6d75"/>
     <w:p>
       <w:pPr>
         <w:pStyle w:val="Heading3"/>
@@ -13133,7 +15050,7 @@
       <w:tr>
         <w:tc>
           <w:tcPr/>
-          <w:bookmarkStart w:id="99" w:name="fig-box-chol-by-smoke"/>
+          <w:bookmarkStart w:id="100" w:name="fig-box-chol-by-smoke"/>
           <w:p>
             <w:pPr>
               <w:pStyle w:val="SourceCode"/>
@@ -13428,18 +15345,18 @@
                 <wp:inline>
                   <wp:extent cx="4620126" cy="3696101"/>
                   <wp:effectExtent b="0" l="0" r="0" t="0"/>
-                  <wp:docPr descr="" title="" id="97" name="Picture"/>
+                  <wp:docPr descr="" title="" id="98" name="Picture"/>
                   <a:graphic>
                     <a:graphicData uri="http://schemas.openxmlformats.org/drawingml/2006/picture">
                       <pic:pic>
                         <pic:nvPicPr>
-                          <pic:cNvPr descr="exploratory-descriptive_files/figure-docx/unnamed-chunk-14-1.png" id="98" name="Picture"/>
+                          <pic:cNvPr descr="exploratory-descriptive_files/figure-docx/unnamed-chunk-14-1.png" id="99" name="Picture"/>
                           <pic:cNvPicPr>
                             <a:picLocks noChangeArrowheads="1" noChangeAspect="1"/>
                           </pic:cNvPicPr>
                         </pic:nvPicPr>
                         <pic:blipFill>
-                          <a:blip r:embed="rId96"/>
+                          <a:blip r:embed="rId97"/>
                           <a:stretch>
                             <a:fillRect/>
                           </a:stretch>
@@ -13479,7 +15396,7 @@
               <w:t xml:space="preserve">Figure 7: Box plots of cholesterol by smoking status in the WCGS dataset</w:t>
             </w:r>
           </w:p>
-          <w:bookmarkEnd w:id="99"/>
+          <w:bookmarkEnd w:id="100"/>
         </w:tc>
       </w:tr>
     </w:tbl>
@@ -13497,7 +15414,7 @@
       <w:tr>
         <w:tc>
           <w:tcPr/>
-          <w:bookmarkStart w:id="103" w:name="fig-box-chol-by-behpat"/>
+          <w:bookmarkStart w:id="104" w:name="fig-box-chol-by-behpat"/>
           <w:p>
             <w:pPr>
               <w:pStyle w:val="SourceCode"/>
@@ -13792,18 +15709,18 @@
                 <wp:inline>
                   <wp:extent cx="4620126" cy="3696101"/>
                   <wp:effectExtent b="0" l="0" r="0" t="0"/>
-                  <wp:docPr descr="" title="" id="101" name="Picture"/>
+                  <wp:docPr descr="" title="" id="102" name="Picture"/>
                   <a:graphic>
                     <a:graphicData uri="http://schemas.openxmlformats.org/drawingml/2006/picture">
                       <pic:pic>
                         <pic:nvPicPr>
-                          <pic:cNvPr descr="exploratory-descriptive_files/figure-docx/unnamed-chunk-15-1.png" id="102" name="Picture"/>
+                          <pic:cNvPr descr="exploratory-descriptive_files/figure-docx/unnamed-chunk-15-1.png" id="103" name="Picture"/>
                           <pic:cNvPicPr>
                             <a:picLocks noChangeArrowheads="1" noChangeAspect="1"/>
                           </pic:cNvPicPr>
                         </pic:nvPicPr>
                         <pic:blipFill>
-                          <a:blip r:embed="rId100"/>
+                          <a:blip r:embed="rId101"/>
                           <a:stretch>
                             <a:fillRect/>
                           </a:stretch>
@@ -13843,7 +15760,7 @@
               <w:t xml:space="preserve">Figure 8: Box plots of cholesterol by behavioral pattern in the WCGS dataset</w:t>
             </w:r>
           </w:p>
-          <w:bookmarkEnd w:id="103"/>
+          <w:bookmarkEnd w:id="104"/>
         </w:tc>
       </w:tr>
     </w:tbl>
@@ -13879,7 +15796,7 @@
       <w:tr>
         <w:tc>
           <w:tcPr/>
-          <w:bookmarkStart w:id="104" w:name="tbl-chol-by-chd"/>
+          <w:bookmarkStart w:id="105" w:name="tbl-chol-by-chd"/>
           <w:p>
             <w:pPr>
               <w:jc w:val="center"/>
@@ -14820,12 +16737,12 @@
               </w:tc>
             </w:tr>
           </w:tbl>
-          <w:bookmarkEnd w:id="104"/>
+          <w:bookmarkEnd w:id="105"/>
         </w:tc>
       </w:tr>
     </w:tbl>
-    <w:bookmarkEnd w:id="105"/>
-    <w:bookmarkStart w:id="109" w:name="two-categorical-variables"/>
+    <w:bookmarkEnd w:id="106"/>
+    <w:bookmarkStart w:id="111" w:name="two-categorical-variables"/>
     <w:p>
       <w:pPr>
         <w:pStyle w:val="Heading3"/>
@@ -14834,89 +16751,133 @@
         <w:t xml:space="preserve">4.3 Two categorical variables</w:t>
       </w:r>
     </w:p>
-    <w:bookmarkStart w:id="106" w:name="def-contingency-table"/>
+    <w:bookmarkStart w:id="108" w:name="def-contingency-table"/>
     <w:p>
       <w:pPr>
         <w:pStyle w:val="FirstParagraph"/>
       </w:pPr>
-      <w:r>
-        <w:rPr>
-          <w:b/>
-          <w:bCs/>
-        </w:rPr>
-        <w:t xml:space="preserve">Definition 20 (Contingency table (cross-tabulation))</w:t>
-      </w:r>
-      <w:r>
-        <w:t xml:space="preserve"> </w:t>
-      </w:r>
-      <w:r>
-        <w:t xml:space="preserve">A</w:t>
-      </w:r>
-      <w:r>
-        <w:t xml:space="preserve"> </w:t>
-      </w:r>
-      <w:r>
-        <w:rPr>
-          <w:b/>
-          <w:bCs/>
-        </w:rPr>
-        <w:t xml:space="preserve">contingency table</w:t>
-      </w:r>
-      <w:r>
-        <w:t xml:space="preserve"> </w:t>
-      </w:r>
-      <w:r>
-        <w:t xml:space="preserve">(or</w:t>
-      </w:r>
-      <w:r>
-        <w:t xml:space="preserve"> </w:t>
-      </w:r>
-      <w:r>
-        <w:rPr>
-          <w:b/>
-          <w:bCs/>
-        </w:rPr>
-        <w:t xml:space="preserve">cross-tabulation</w:t>
-      </w:r>
-      <w:r>
-        <w:t xml:space="preserve">) displays</w:t>
-      </w:r>
-      <w:r>
-        <w:t xml:space="preserve"> </w:t>
-      </w:r>
-      <w:r>
-        <w:t xml:space="preserve">the joint frequencies of two categorical variables</w:t>
-      </w:r>
-      <w:r>
-        <w:t xml:space="preserve"> </w:t>
-      </w:r>
-      <w:r>
-        <w:t xml:space="preserve">[19]</w:t>
-      </w:r>
-      <w:r>
-        <w:t xml:space="preserve">:</w:t>
-      </w:r>
-      <w:r>
-        <w:t xml:space="preserve"> </w:t>
-      </w:r>
-      <w:r>
-        <w:t xml:space="preserve">each cell counts the observations with one combination of categories.</w:t>
-      </w:r>
-      <w:r>
-        <w:t xml:space="preserve"> </w:t>
-      </w:r>
-      <w:r>
-        <w:t xml:space="preserve">For two binary variables,</w:t>
-      </w:r>
-      <w:r>
-        <w:t xml:space="preserve"> </w:t>
-      </w:r>
-      <w:r>
-        <w:t xml:space="preserve">the contingency table is a</w:t>
-      </w:r>
-      <w:r>
-        <w:t xml:space="preserve"> </w:t>
-      </w:r>
+      <w:del w:id="433" w:author="PR Preview" w:date="2026-01-01T00:00:00Z">
+        <w:r>
+          <w:rPr>
+            <w:b/>
+            <w:bCs/>
+          </w:rPr>
+          <w:delText xml:space="preserve">Definition 20 (Contingency table (cross-tabulation))</w:delText>
+        </w:r>
+      </w:del>
+      <w:del w:id="434" w:author="PR Preview" w:date="2026-01-01T00:00:00Z">
+        <w:r>
+          <w:delText xml:space="preserve"> </w:delText>
+        </w:r>
+      </w:del>
+      <w:del w:id="435" w:author="PR Preview" w:date="2026-01-01T00:00:00Z">
+        <w:r>
+          <w:delText xml:space="preserve">A</w:delText>
+        </w:r>
+      </w:del>
+      <w:del w:id="436" w:author="PR Preview" w:date="2026-01-01T00:00:00Z">
+        <w:r>
+          <w:delText xml:space="preserve"> </w:delText>
+        </w:r>
+      </w:del>
+      <w:del w:id="437" w:author="PR Preview" w:date="2026-01-01T00:00:00Z">
+        <w:r>
+          <w:rPr>
+            <w:b/>
+            <w:bCs/>
+          </w:rPr>
+          <w:delText xml:space="preserve">contingency table</w:delText>
+        </w:r>
+      </w:del>
+      <w:del w:id="438" w:author="PR Preview" w:date="2026-01-01T00:00:00Z">
+        <w:r>
+          <w:delText xml:space="preserve"> </w:delText>
+        </w:r>
+      </w:del>
+      <w:del w:id="439" w:author="PR Preview" w:date="2026-01-01T00:00:00Z">
+        <w:r>
+          <w:delText xml:space="preserve">(or</w:delText>
+        </w:r>
+      </w:del>
+      <w:del w:id="440" w:author="PR Preview" w:date="2026-01-01T00:00:00Z">
+        <w:r>
+          <w:delText xml:space="preserve"> </w:delText>
+        </w:r>
+      </w:del>
+      <w:del w:id="441" w:author="PR Preview" w:date="2026-01-01T00:00:00Z">
+        <w:r>
+          <w:rPr>
+            <w:b/>
+            <w:bCs/>
+          </w:rPr>
+          <w:delText xml:space="preserve">cross-tabulation</w:delText>
+        </w:r>
+      </w:del>
+      <w:del w:id="442" w:author="PR Preview" w:date="2026-01-01T00:00:00Z">
+        <w:r>
+          <w:delText xml:space="preserve">) displays</w:delText>
+        </w:r>
+      </w:del>
+      <w:del w:id="443" w:author="PR Preview" w:date="2026-01-01T00:00:00Z">
+        <w:r>
+          <w:delText xml:space="preserve"> </w:delText>
+        </w:r>
+      </w:del>
+      <w:del w:id="444" w:author="PR Preview" w:date="2026-01-01T00:00:00Z">
+        <w:r>
+          <w:delText xml:space="preserve">the joint frequencies of two categorical variables</w:delText>
+        </w:r>
+      </w:del>
+      <w:del w:id="445" w:author="PR Preview" w:date="2026-01-01T00:00:00Z">
+        <w:r>
+          <w:delText xml:space="preserve"> </w:delText>
+        </w:r>
+      </w:del>
+      <w:del w:id="446" w:author="PR Preview" w:date="2026-01-01T00:00:00Z">
+        <w:r>
+          <w:delText xml:space="preserve">[19]</w:delText>
+        </w:r>
+      </w:del>
+      <w:del w:id="447" w:author="PR Preview" w:date="2026-01-01T00:00:00Z">
+        <w:r>
+          <w:delText xml:space="preserve">:</w:delText>
+        </w:r>
+      </w:del>
+      <w:del w:id="448" w:author="PR Preview" w:date="2026-01-01T00:00:00Z">
+        <w:r>
+          <w:delText xml:space="preserve"> </w:delText>
+        </w:r>
+      </w:del>
+      <w:del w:id="449" w:author="PR Preview" w:date="2026-01-01T00:00:00Z">
+        <w:r>
+          <w:delText xml:space="preserve">each cell counts the observations with one combination of categories.</w:delText>
+        </w:r>
+      </w:del>
+      <w:del w:id="450" w:author="PR Preview" w:date="2026-01-01T00:00:00Z">
+        <w:r>
+          <w:delText xml:space="preserve"> </w:delText>
+        </w:r>
+      </w:del>
+      <w:del w:id="451" w:author="PR Preview" w:date="2026-01-01T00:00:00Z">
+        <w:r>
+          <w:delText xml:space="preserve">For two binary variables,</w:delText>
+        </w:r>
+      </w:del>
+      <w:del w:id="452" w:author="PR Preview" w:date="2026-01-01T00:00:00Z">
+        <w:r>
+          <w:delText xml:space="preserve"> </w:delText>
+        </w:r>
+      </w:del>
+      <w:del w:id="453" w:author="PR Preview" w:date="2026-01-01T00:00:00Z">
+        <w:r>
+          <w:delText xml:space="preserve">the contingency table is a</w:delText>
+        </w:r>
+      </w:del>
+      <w:del w:id="454" w:author="PR Preview" w:date="2026-01-01T00:00:00Z">
+        <w:r>
+          <w:delText xml:space="preserve"> </w:delText>
+        </w:r>
+      </w:del>
       <m:oMath>
         <m:r>
           <m:t>2</m:t>
@@ -14931,56 +16892,292 @@
           <m:t>2</m:t>
         </m:r>
       </m:oMath>
-      <w:r>
-        <w:t xml:space="preserve"> </w:t>
-      </w:r>
-      <w:r>
-        <w:t xml:space="preserve">table with cells</w:t>
-      </w:r>
-      <w:r>
-        <w:t xml:space="preserve"> </w:t>
-      </w:r>
+      <w:del w:id="455" w:author="PR Preview" w:date="2026-01-01T00:00:00Z">
+        <w:r>
+          <w:delText xml:space="preserve"> </w:delText>
+        </w:r>
+      </w:del>
+      <w:del w:id="456" w:author="PR Preview" w:date="2026-01-01T00:00:00Z">
+        <w:r>
+          <w:delText xml:space="preserve">table with cells</w:delText>
+        </w:r>
+      </w:del>
+      <w:del w:id="457" w:author="PR Preview" w:date="2026-01-01T00:00:00Z">
+        <w:r>
+          <w:delText xml:space="preserve"> </w:delText>
+        </w:r>
+      </w:del>
       <m:oMath>
         <m:r>
           <m:t>a</m:t>
         </m:r>
       </m:oMath>
-      <w:r>
-        <w:t xml:space="preserve">,</w:t>
-      </w:r>
-      <w:r>
-        <w:t xml:space="preserve"> </w:t>
-      </w:r>
+      <w:del w:id="458" w:author="PR Preview" w:date="2026-01-01T00:00:00Z">
+        <w:r>
+          <w:delText xml:space="preserve">,</w:delText>
+        </w:r>
+      </w:del>
+      <w:del w:id="459" w:author="PR Preview" w:date="2026-01-01T00:00:00Z">
+        <w:r>
+          <w:delText xml:space="preserve"> </w:delText>
+        </w:r>
+      </w:del>
       <m:oMath>
         <m:r>
           <m:t>b</m:t>
         </m:r>
       </m:oMath>
-      <w:r>
-        <w:t xml:space="preserve">,</w:t>
-      </w:r>
-      <w:r>
-        <w:t xml:space="preserve"> </w:t>
-      </w:r>
+      <w:del w:id="460" w:author="PR Preview" w:date="2026-01-01T00:00:00Z">
+        <w:r>
+          <w:delText xml:space="preserve">,</w:delText>
+        </w:r>
+      </w:del>
+      <w:del w:id="461" w:author="PR Preview" w:date="2026-01-01T00:00:00Z">
+        <w:r>
+          <w:delText xml:space="preserve"> </w:delText>
+        </w:r>
+      </w:del>
       <m:oMath>
         <m:r>
           <m:t>c</m:t>
         </m:r>
       </m:oMath>
-      <w:r>
-        <w:t xml:space="preserve">, and</w:t>
-      </w:r>
-      <w:r>
-        <w:t xml:space="preserve"> </w:t>
-      </w:r>
+      <w:del w:id="462" w:author="PR Preview" w:date="2026-01-01T00:00:00Z">
+        <w:r>
+          <w:delText xml:space="preserve">, and</w:delText>
+        </w:r>
+      </w:del>
+      <w:del w:id="463" w:author="PR Preview" w:date="2026-01-01T00:00:00Z">
+        <w:r>
+          <w:delText xml:space="preserve"> </w:delText>
+        </w:r>
+      </w:del>
       <m:oMath>
         <m:r>
           <m:t>d</m:t>
         </m:r>
       </m:oMath>
-      <w:r>
-        <w:t xml:space="preserve">:</w:t>
-      </w:r>
+      <w:del w:id="464" w:author="PR Preview" w:date="2026-01-01T00:00:00Z">
+        <w:r>
+          <w:delText xml:space="preserve">:</w:delText>
+        </w:r>
+      </w:del>
+    </w:p>
+    <w:p>
+      <w:pPr>
+        <w:pStyle w:val="FirstParagraph"/>
+      </w:pPr>
+      <w:ins w:id="465" w:author="PR Preview" w:date="2026-01-01T00:00:00Z">
+        <w:r>
+          <w:rPr>
+            <w:b/>
+            <w:bCs/>
+          </w:rPr>
+          <w:t xml:space="preserve">Definition 20 (Contingency table (cross-tabulation))</w:t>
+        </w:r>
+      </w:ins>
+      <w:ins w:id="466" w:author="PR Preview" w:date="2026-01-01T00:00:00Z">
+        <w:r>
+          <w:t xml:space="preserve"> </w:t>
+        </w:r>
+      </w:ins>
+      <w:ins w:id="467" w:author="PR Preview" w:date="2026-01-01T00:00:00Z">
+        <w:r>
+          <w:t xml:space="preserve">A</w:t>
+        </w:r>
+      </w:ins>
+      <w:ins w:id="468" w:author="PR Preview" w:date="2026-01-01T00:00:00Z">
+        <w:r>
+          <w:t xml:space="preserve"> </w:t>
+        </w:r>
+      </w:ins>
+      <w:ins w:id="469" w:author="PR Preview" w:date="2026-01-01T00:00:00Z">
+        <w:r>
+          <w:rPr>
+            <w:b/>
+            <w:bCs/>
+          </w:rPr>
+          <w:t xml:space="preserve">contingency table</w:t>
+        </w:r>
+      </w:ins>
+      <w:ins w:id="470" w:author="PR Preview" w:date="2026-01-01T00:00:00Z">
+        <w:r>
+          <w:t xml:space="preserve"> </w:t>
+        </w:r>
+      </w:ins>
+      <w:ins w:id="471" w:author="PR Preview" w:date="2026-01-01T00:00:00Z">
+        <w:r>
+          <w:t xml:space="preserve">(or</w:t>
+        </w:r>
+      </w:ins>
+      <w:ins w:id="472" w:author="PR Preview" w:date="2026-01-01T00:00:00Z">
+        <w:r>
+          <w:t xml:space="preserve"> </w:t>
+        </w:r>
+      </w:ins>
+      <w:ins w:id="473" w:author="PR Preview" w:date="2026-01-01T00:00:00Z">
+        <w:r>
+          <w:rPr>
+            <w:b/>
+            <w:bCs/>
+          </w:rPr>
+          <w:t xml:space="preserve">cross-tabulation</w:t>
+        </w:r>
+      </w:ins>
+      <w:ins w:id="474" w:author="PR Preview" w:date="2026-01-01T00:00:00Z">
+        <w:r>
+          <w:t xml:space="preserve">) displays</w:t>
+        </w:r>
+      </w:ins>
+      <w:ins w:id="475" w:author="PR Preview" w:date="2026-01-01T00:00:00Z">
+        <w:r>
+          <w:t xml:space="preserve"> </w:t>
+        </w:r>
+      </w:ins>
+      <w:ins w:id="476" w:author="PR Preview" w:date="2026-01-01T00:00:00Z">
+        <w:r>
+          <w:t xml:space="preserve">the joint frequencies of two</w:t>
+        </w:r>
+      </w:ins>
+      <w:ins w:id="477" w:author="PR Preview" w:date="2026-01-01T00:00:00Z">
+        <w:r>
+          <w:t xml:space="preserve"> </w:t>
+        </w:r>
+      </w:ins>
+      <w:hyperlink r:id="rId107">
+        <w:ins w:id="478" w:author="PR Preview" w:date="2026-01-01T00:00:00Z">
+          <w:r>
+            <w:rPr>
+              <w:rStyle w:val="Hyperlink"/>
+            </w:rPr>
+            <w:t xml:space="preserve">categorical variables</w:t>
+          </w:r>
+        </w:ins>
+      </w:hyperlink>
+      <w:ins w:id="479" w:author="PR Preview" w:date="2026-01-01T00:00:00Z">
+        <w:r>
+          <w:t xml:space="preserve">:</w:t>
+        </w:r>
+      </w:ins>
+      <w:ins w:id="480" w:author="PR Preview" w:date="2026-01-01T00:00:00Z">
+        <w:r>
+          <w:t xml:space="preserve"> </w:t>
+        </w:r>
+      </w:ins>
+      <w:ins w:id="481" w:author="PR Preview" w:date="2026-01-01T00:00:00Z">
+        <w:r>
+          <w:t xml:space="preserve">each cell counts the observations with one combination of categories.</w:t>
+        </w:r>
+      </w:ins>
+      <w:ins w:id="482" w:author="PR Preview" w:date="2026-01-01T00:00:00Z">
+        <w:r>
+          <w:t xml:space="preserve"> </w:t>
+        </w:r>
+      </w:ins>
+      <w:ins w:id="483" w:author="PR Preview" w:date="2026-01-01T00:00:00Z">
+        <w:r>
+          <w:t xml:space="preserve">For two binary variables,</w:t>
+        </w:r>
+      </w:ins>
+      <w:ins w:id="484" w:author="PR Preview" w:date="2026-01-01T00:00:00Z">
+        <w:r>
+          <w:t xml:space="preserve"> </w:t>
+        </w:r>
+      </w:ins>
+      <w:ins w:id="485" w:author="PR Preview" w:date="2026-01-01T00:00:00Z">
+        <w:r>
+          <w:t xml:space="preserve">the contingency table is a</w:t>
+        </w:r>
+      </w:ins>
+      <w:ins w:id="486" w:author="PR Preview" w:date="2026-01-01T00:00:00Z">
+        <w:r>
+          <w:t xml:space="preserve"> </w:t>
+        </w:r>
+      </w:ins>
+      <m:oMath>
+        <m:r>
+          <m:t>2</m:t>
+        </m:r>
+        <m:r>
+          <m:rPr>
+            <m:sty m:val="p"/>
+          </m:rPr>
+          <m:t>×</m:t>
+        </m:r>
+        <m:r>
+          <m:t>2</m:t>
+        </m:r>
+      </m:oMath>
+      <w:ins w:id="487" w:author="PR Preview" w:date="2026-01-01T00:00:00Z">
+        <w:r>
+          <w:t xml:space="preserve"> </w:t>
+        </w:r>
+      </w:ins>
+      <w:ins w:id="488" w:author="PR Preview" w:date="2026-01-01T00:00:00Z">
+        <w:r>
+          <w:t xml:space="preserve">table with cells</w:t>
+        </w:r>
+      </w:ins>
+      <w:ins w:id="489" w:author="PR Preview" w:date="2026-01-01T00:00:00Z">
+        <w:r>
+          <w:t xml:space="preserve"> </w:t>
+        </w:r>
+      </w:ins>
+      <m:oMath>
+        <m:r>
+          <m:t>a</m:t>
+        </m:r>
+      </m:oMath>
+      <w:ins w:id="490" w:author="PR Preview" w:date="2026-01-01T00:00:00Z">
+        <w:r>
+          <w:t xml:space="preserve">,</w:t>
+        </w:r>
+      </w:ins>
+      <w:ins w:id="491" w:author="PR Preview" w:date="2026-01-01T00:00:00Z">
+        <w:r>
+          <w:t xml:space="preserve"> </w:t>
+        </w:r>
+      </w:ins>
+      <m:oMath>
+        <m:r>
+          <m:t>b</m:t>
+        </m:r>
+      </m:oMath>
+      <w:ins w:id="492" w:author="PR Preview" w:date="2026-01-01T00:00:00Z">
+        <w:r>
+          <w:t xml:space="preserve">,</w:t>
+        </w:r>
+      </w:ins>
+      <w:ins w:id="493" w:author="PR Preview" w:date="2026-01-01T00:00:00Z">
+        <w:r>
+          <w:t xml:space="preserve"> </w:t>
+        </w:r>
+      </w:ins>
+      <m:oMath>
+        <m:r>
+          <m:t>c</m:t>
+        </m:r>
+      </m:oMath>
+      <w:ins w:id="494" w:author="PR Preview" w:date="2026-01-01T00:00:00Z">
+        <w:r>
+          <w:t xml:space="preserve">, and</w:t>
+        </w:r>
+      </w:ins>
+      <w:ins w:id="495" w:author="PR Preview" w:date="2026-01-01T00:00:00Z">
+        <w:r>
+          <w:t xml:space="preserve"> </w:t>
+        </w:r>
+      </w:ins>
+      <m:oMath>
+        <m:r>
+          <m:t>d</m:t>
+        </m:r>
+      </m:oMath>
+      <w:ins w:id="496" w:author="PR Preview" w:date="2026-01-01T00:00:00Z">
+        <w:r>
+          <w:t xml:space="preserve">:</w:t>
+        </w:r>
+      </w:ins>
     </w:p>
     <w:tbl>
       <w:tblPr>
@@ -15289,8 +17486,8 @@
         <w:t xml:space="preserve">.</w:t>
       </w:r>
     </w:p>
-    <w:bookmarkEnd w:id="106"/>
-    <w:bookmarkStart w:id="108" w:name="exm-contingency-table"/>
+    <w:bookmarkEnd w:id="108"/>
+    <w:bookmarkStart w:id="110" w:name="exm-contingency-table"/>
     <w:p>
       <w:pPr>
         <w:pStyle w:val="BodyText"/>
@@ -15614,7 +17811,7 @@
       <w:tr>
         <w:tc>
           <w:tcPr/>
-          <w:bookmarkStart w:id="107" w:name="tbl-gtsummary-smoke-chd"/>
+          <w:bookmarkStart w:id="109" w:name="tbl-gtsummary-smoke-chd"/>
           <w:p>
             <w:pPr>
               <w:jc w:val="center"/>
@@ -16087,14 +18284,14 @@
               </w:tc>
             </w:tr>
           </w:tbl>
-          <w:bookmarkEnd w:id="107"/>
+          <w:bookmarkEnd w:id="109"/>
         </w:tc>
       </w:tr>
     </w:tbl>
-    <w:bookmarkEnd w:id="108"/>
-    <w:bookmarkEnd w:id="109"/>
     <w:bookmarkEnd w:id="110"/>
-    <w:bookmarkStart w:id="132" w:name="data-transformations"/>
+    <w:bookmarkEnd w:id="111"/>
+    <w:bookmarkEnd w:id="112"/>
+    <w:bookmarkStart w:id="134" w:name="data-transformations"/>
     <w:p>
       <w:pPr>
         <w:pStyle w:val="Heading2"/>
@@ -16403,7 +18600,7 @@
         <w:t xml:space="preserve">.</w:t>
       </w:r>
     </w:p>
-    <w:bookmarkStart w:id="119" w:name="fig-hist-sbp-log"/>
+    <w:bookmarkStart w:id="121" w:name="fig-hist-sbp-log"/>
     <w:tbl>
       <w:tblPr>
         <w:tblStyle w:val="Table"/>
@@ -16431,7 +18628,7 @@
             <w:tr>
               <w:tc>
                 <w:tcPr/>
-                <w:bookmarkStart w:id="114" w:name="fig-hist-sbp-raw"/>
+                <w:bookmarkStart w:id="116" w:name="fig-hist-sbp-raw"/>
                 <w:p>
                   <w:pPr>
                     <w:pStyle w:val="SourceCode"/>
@@ -16719,18 +18916,18 @@
                       <wp:inline>
                         <wp:extent cx="2971800" cy="2377440"/>
                         <wp:effectExtent b="0" l="0" r="0" t="0"/>
-                        <wp:docPr descr="" title="" id="112" name="Picture"/>
+                        <wp:docPr descr="" title="" id="114" name="Picture"/>
                         <a:graphic>
                           <a:graphicData uri="http://schemas.openxmlformats.org/drawingml/2006/picture">
                             <pic:pic>
                               <pic:nvPicPr>
-                                <pic:cNvPr descr="exploratory-descriptive_files/figure-docx/unnamed-chunk-18-1.png" id="113" name="Picture"/>
+                                <pic:cNvPr descr="exploratory-descriptive_files/figure-docx/unnamed-chunk-18-1.png" id="115" name="Picture"/>
                                 <pic:cNvPicPr>
                                   <a:picLocks noChangeArrowheads="1" noChangeAspect="1"/>
                                 </pic:cNvPicPr>
                               </pic:nvPicPr>
                               <pic:blipFill>
-                                <a:blip r:embed="rId111"/>
+                                <a:blip r:embed="rId113"/>
                                 <a:stretch>
                                   <a:fillRect/>
                                 </a:stretch>
@@ -16771,7 +18968,7 @@
                     <w:t xml:space="preserve">(a) Raw scale</w:t>
                   </w:r>
                 </w:p>
-                <w:bookmarkEnd w:id="114"/>
+                <w:bookmarkEnd w:id="116"/>
               </w:tc>
             </w:tr>
           </w:tbl>
@@ -16821,7 +19018,7 @@
             <w:tr>
               <w:tc>
                 <w:tcPr/>
-                <w:bookmarkStart w:id="118" w:name="fig-hist-sbp-logscale"/>
+                <w:bookmarkStart w:id="120" w:name="fig-hist-sbp-logscale"/>
                 <w:p>
                   <w:pPr>
                     <w:pStyle w:val="SourceCode"/>
@@ -17202,18 +19399,18 @@
                       <wp:inline>
                         <wp:extent cx="2971800" cy="2377440"/>
                         <wp:effectExtent b="0" l="0" r="0" t="0"/>
-                        <wp:docPr descr="" title="" id="116" name="Picture"/>
+                        <wp:docPr descr="" title="" id="118" name="Picture"/>
                         <a:graphic>
                           <a:graphicData uri="http://schemas.openxmlformats.org/drawingml/2006/picture">
                             <pic:pic>
                               <pic:nvPicPr>
-                                <pic:cNvPr descr="exploratory-descriptive_files/figure-docx/unnamed-chunk-19-1.png" id="117" name="Picture"/>
+                                <pic:cNvPr descr="exploratory-descriptive_files/figure-docx/unnamed-chunk-19-1.png" id="119" name="Picture"/>
                                 <pic:cNvPicPr>
                                   <a:picLocks noChangeArrowheads="1" noChangeAspect="1"/>
                                 </pic:cNvPicPr>
                               </pic:nvPicPr>
                               <pic:blipFill>
-                                <a:blip r:embed="rId115"/>
+                                <a:blip r:embed="rId117"/>
                                 <a:stretch>
                                   <a:fillRect/>
                                 </a:stretch>
@@ -17254,7 +19451,7 @@
                     <w:t xml:space="preserve">(b) Log scale</w:t>
                   </w:r>
                 </w:p>
-                <w:bookmarkEnd w:id="118"/>
+                <w:bookmarkEnd w:id="120"/>
               </w:tc>
             </w:tr>
           </w:tbl>
@@ -17304,7 +19501,7 @@
         <w:t xml:space="preserve">.</w:t>
       </w:r>
     </w:p>
-    <w:bookmarkEnd w:id="119"/>
+    <w:bookmarkEnd w:id="121"/>
     <w:p>
       <w:pPr>
         <w:pStyle w:val="SourceCode"/>
@@ -17693,7 +19890,7 @@
         <w:t xml:space="preserve">the assumptions of that model and on the scientific question.</w:t>
       </w:r>
     </w:p>
-    <w:bookmarkStart w:id="131" w:name="sec-rescaling"/>
+    <w:bookmarkStart w:id="133" w:name="sec-rescaling"/>
     <w:p>
       <w:pPr>
         <w:pStyle w:val="Heading3"/>
@@ -17702,7 +19899,7 @@
         <w:t xml:space="preserve">5.1 Rescaling a variable</w:t>
       </w:r>
     </w:p>
-    <w:bookmarkStart w:id="120" w:name="exr-standardize"/>
+    <w:bookmarkStart w:id="122" w:name="exr-standardize"/>
     <w:p>
       <w:pPr>
         <w:pStyle w:val="FirstParagraph"/>
@@ -17811,8 +20008,8 @@
         <w:t xml:space="preserve">What are the units of your answer to part 2?</w:t>
       </w:r>
     </w:p>
-    <w:bookmarkEnd w:id="120"/>
-    <w:bookmarkStart w:id="121" w:name="sol-standardize"/>
+    <w:bookmarkEnd w:id="122"/>
+    <w:bookmarkStart w:id="123" w:name="sol-standardize"/>
     <w:p>
       <w:pPr>
         <w:pStyle w:val="FirstParagraph"/>
@@ -18196,28 +20393,36 @@
         <w:t xml:space="preserve">so the answer has no units.</w:t>
       </w:r>
     </w:p>
-    <w:bookmarkEnd w:id="121"/>
-    <w:bookmarkStart w:id="122" w:name="def-standardization"/>
+    <w:bookmarkEnd w:id="123"/>
+    <w:bookmarkStart w:id="124" w:name="def-standardization"/>
     <w:p>
       <w:pPr>
         <w:pStyle w:val="FirstParagraph"/>
       </w:pPr>
-      <w:r>
-        <w:rPr>
-          <w:b/>
-          <w:bCs/>
-        </w:rPr>
-        <w:t xml:space="preserve">Definition 21 (Standardization)</w:t>
-      </w:r>
-      <w:r>
-        <w:t xml:space="preserve"> </w:t>
-      </w:r>
-      <w:r>
-        <w:t xml:space="preserve">Let</w:t>
-      </w:r>
-      <w:r>
-        <w:t xml:space="preserve"> </w:t>
-      </w:r>
+      <w:del w:id="497" w:author="PR Preview" w:date="2026-01-01T00:00:00Z">
+        <w:r>
+          <w:rPr>
+            <w:b/>
+            <w:bCs/>
+          </w:rPr>
+          <w:delText xml:space="preserve">Definition 21 (Standardization)</w:delText>
+        </w:r>
+      </w:del>
+      <w:del w:id="498" w:author="PR Preview" w:date="2026-01-01T00:00:00Z">
+        <w:r>
+          <w:delText xml:space="preserve"> </w:delText>
+        </w:r>
+      </w:del>
+      <w:del w:id="499" w:author="PR Preview" w:date="2026-01-01T00:00:00Z">
+        <w:r>
+          <w:delText xml:space="preserve">Let</w:delText>
+        </w:r>
+      </w:del>
+      <w:del w:id="500" w:author="PR Preview" w:date="2026-01-01T00:00:00Z">
+        <w:r>
+          <w:delText xml:space="preserve"> </w:delText>
+        </w:r>
+      </w:del>
       <m:oMath>
         <m:sSub>
           <m:e>
@@ -18262,15 +20467,21 @@
           </m:sub>
         </m:sSub>
       </m:oMath>
-      <w:r>
-        <w:t xml:space="preserve"> </w:t>
-      </w:r>
-      <w:r>
-        <w:t xml:space="preserve">be</w:t>
-      </w:r>
-      <w:r>
-        <w:t xml:space="preserve"> </w:t>
-      </w:r>
+      <w:del w:id="501" w:author="PR Preview" w:date="2026-01-01T00:00:00Z">
+        <w:r>
+          <w:delText xml:space="preserve"> </w:delText>
+        </w:r>
+      </w:del>
+      <w:del w:id="502" w:author="PR Preview" w:date="2026-01-01T00:00:00Z">
+        <w:r>
+          <w:delText xml:space="preserve">be</w:delText>
+        </w:r>
+      </w:del>
+      <w:del w:id="503" w:author="PR Preview" w:date="2026-01-01T00:00:00Z">
+        <w:r>
+          <w:delText xml:space="preserve"> </w:delText>
+        </w:r>
+      </w:del>
       <m:oMath>
         <m:r>
           <m:t>n</m:t>
@@ -18285,32 +20496,46 @@
           <m:t>2</m:t>
         </m:r>
       </m:oMath>
-      <w:r>
-        <w:t xml:space="preserve"> </w:t>
-      </w:r>
-      <w:r>
-        <w:t xml:space="preserve">observations of a variable</w:t>
-      </w:r>
-      <w:r>
-        <w:t xml:space="preserve"> </w:t>
-      </w:r>
-      <w:r>
-        <w:t xml:space="preserve">with</w:t>
-      </w:r>
-      <w:r>
-        <w:t xml:space="preserve"> </w:t>
-      </w:r>
+      <w:del w:id="504" w:author="PR Preview" w:date="2026-01-01T00:00:00Z">
+        <w:r>
+          <w:delText xml:space="preserve"> </w:delText>
+        </w:r>
+      </w:del>
+      <w:del w:id="505" w:author="PR Preview" w:date="2026-01-01T00:00:00Z">
+        <w:r>
+          <w:delText xml:space="preserve">observations of a variable</w:delText>
+        </w:r>
+      </w:del>
+      <w:del w:id="506" w:author="PR Preview" w:date="2026-01-01T00:00:00Z">
+        <w:r>
+          <w:delText xml:space="preserve"> </w:delText>
+        </w:r>
+      </w:del>
+      <w:del w:id="507" w:author="PR Preview" w:date="2026-01-01T00:00:00Z">
+        <w:r>
+          <w:delText xml:space="preserve">with</w:delText>
+        </w:r>
+      </w:del>
+      <w:del w:id="508" w:author="PR Preview" w:date="2026-01-01T00:00:00Z">
+        <w:r>
+          <w:delText xml:space="preserve"> </w:delText>
+        </w:r>
+      </w:del>
       <w:hyperlink w:anchor="def-sample-mean">
-        <w:r>
-          <w:rPr>
-            <w:rStyle w:val="Hyperlink"/>
-          </w:rPr>
-          <w:t xml:space="preserve">sample mean</w:t>
-        </w:r>
+        <w:del w:id="509" w:author="PR Preview" w:date="2026-01-01T00:00:00Z">
+          <w:r>
+            <w:rPr>
+              <w:rStyle w:val="Hyperlink"/>
+            </w:rPr>
+            <w:delText xml:space="preserve">sample mean</w:delText>
+          </w:r>
+        </w:del>
       </w:hyperlink>
-      <w:r>
-        <w:t xml:space="preserve"> </w:t>
-      </w:r>
+      <w:del w:id="510" w:author="PR Preview" w:date="2026-01-01T00:00:00Z">
+        <w:r>
+          <w:delText xml:space="preserve"> </w:delText>
+        </w:r>
+      </w:del>
       <m:oMath>
         <m:acc>
           <m:accPr>
@@ -18323,26 +20548,36 @@
           </m:e>
         </m:acc>
       </m:oMath>
-      <w:r>
-        <w:t xml:space="preserve"> </w:t>
-      </w:r>
-      <w:r>
-        <w:t xml:space="preserve">and</w:t>
-      </w:r>
-      <w:r>
-        <w:t xml:space="preserve"> </w:t>
-      </w:r>
+      <w:del w:id="511" w:author="PR Preview" w:date="2026-01-01T00:00:00Z">
+        <w:r>
+          <w:delText xml:space="preserve"> </w:delText>
+        </w:r>
+      </w:del>
+      <w:del w:id="512" w:author="PR Preview" w:date="2026-01-01T00:00:00Z">
+        <w:r>
+          <w:delText xml:space="preserve">and</w:delText>
+        </w:r>
+      </w:del>
+      <w:del w:id="513" w:author="PR Preview" w:date="2026-01-01T00:00:00Z">
+        <w:r>
+          <w:delText xml:space="preserve"> </w:delText>
+        </w:r>
+      </w:del>
       <w:hyperlink w:anchor="def-sample-sd">
-        <w:r>
-          <w:rPr>
-            <w:rStyle w:val="Hyperlink"/>
-          </w:rPr>
-          <w:t xml:space="preserve">sample standard deviation</w:t>
-        </w:r>
+        <w:del w:id="514" w:author="PR Preview" w:date="2026-01-01T00:00:00Z">
+          <w:r>
+            <w:rPr>
+              <w:rStyle w:val="Hyperlink"/>
+            </w:rPr>
+            <w:delText xml:space="preserve">sample standard deviation</w:delText>
+          </w:r>
+        </w:del>
       </w:hyperlink>
-      <w:r>
-        <w:t xml:space="preserve"> </w:t>
-      </w:r>
+      <w:del w:id="515" w:author="PR Preview" w:date="2026-01-01T00:00:00Z">
+        <w:r>
+          <w:delText xml:space="preserve"> </w:delText>
+        </w:r>
+      </w:del>
       <m:oMath>
         <m:r>
           <m:t>s</m:t>
@@ -18357,34 +20592,50 @@
           <m:t>0</m:t>
         </m:r>
       </m:oMath>
-      <w:r>
-        <w:t xml:space="preserve">.</w:t>
-      </w:r>
-      <w:r>
-        <w:t xml:space="preserve"> </w:t>
-      </w:r>
-      <w:r>
-        <w:t xml:space="preserve">The</w:t>
-      </w:r>
-      <w:r>
-        <w:t xml:space="preserve"> </w:t>
-      </w:r>
-      <w:r>
-        <w:rPr>
-          <w:b/>
-          <w:bCs/>
-        </w:rPr>
-        <w:t xml:space="preserve">standardized value</w:t>
-      </w:r>
-      <w:r>
-        <w:t xml:space="preserve"> </w:t>
-      </w:r>
-      <w:r>
-        <w:t xml:space="preserve">of</w:t>
-      </w:r>
-      <w:r>
-        <w:t xml:space="preserve"> </w:t>
-      </w:r>
+      <w:del w:id="516" w:author="PR Preview" w:date="2026-01-01T00:00:00Z">
+        <w:r>
+          <w:delText xml:space="preserve">.</w:delText>
+        </w:r>
+      </w:del>
+      <w:del w:id="517" w:author="PR Preview" w:date="2026-01-01T00:00:00Z">
+        <w:r>
+          <w:delText xml:space="preserve"> </w:delText>
+        </w:r>
+      </w:del>
+      <w:del w:id="518" w:author="PR Preview" w:date="2026-01-01T00:00:00Z">
+        <w:r>
+          <w:delText xml:space="preserve">The</w:delText>
+        </w:r>
+      </w:del>
+      <w:del w:id="519" w:author="PR Preview" w:date="2026-01-01T00:00:00Z">
+        <w:r>
+          <w:delText xml:space="preserve"> </w:delText>
+        </w:r>
+      </w:del>
+      <w:del w:id="520" w:author="PR Preview" w:date="2026-01-01T00:00:00Z">
+        <w:r>
+          <w:rPr>
+            <w:b/>
+            <w:bCs/>
+          </w:rPr>
+          <w:delText xml:space="preserve">standardized value</w:delText>
+        </w:r>
+      </w:del>
+      <w:del w:id="521" w:author="PR Preview" w:date="2026-01-01T00:00:00Z">
+        <w:r>
+          <w:delText xml:space="preserve"> </w:delText>
+        </w:r>
+      </w:del>
+      <w:del w:id="522" w:author="PR Preview" w:date="2026-01-01T00:00:00Z">
+        <w:r>
+          <w:delText xml:space="preserve">of</w:delText>
+        </w:r>
+      </w:del>
+      <w:del w:id="523" w:author="PR Preview" w:date="2026-01-01T00:00:00Z">
+        <w:r>
+          <w:delText xml:space="preserve"> </w:delText>
+        </w:r>
+      </w:del>
       <m:oMath>
         <m:sSub>
           <m:e>
@@ -18399,18 +20650,292 @@
           </m:sub>
         </m:sSub>
       </m:oMath>
-      <w:r>
-        <w:t xml:space="preserve"> </w:t>
-      </w:r>
-      <w:r>
-        <w:t xml:space="preserve">is</w:t>
-      </w:r>
-      <w:r>
-        <w:t xml:space="preserve"> </w:t>
-      </w:r>
-      <w:r>
-        <w:t xml:space="preserve">[20]</w:t>
-      </w:r>
+      <w:del w:id="524" w:author="PR Preview" w:date="2026-01-01T00:00:00Z">
+        <w:r>
+          <w:delText xml:space="preserve"> </w:delText>
+        </w:r>
+      </w:del>
+      <w:del w:id="525" w:author="PR Preview" w:date="2026-01-01T00:00:00Z">
+        <w:r>
+          <w:delText xml:space="preserve">is</w:delText>
+        </w:r>
+      </w:del>
+      <w:del w:id="526" w:author="PR Preview" w:date="2026-01-01T00:00:00Z">
+        <w:r>
+          <w:delText xml:space="preserve"> </w:delText>
+        </w:r>
+      </w:del>
+      <w:del w:id="527" w:author="PR Preview" w:date="2026-01-01T00:00:00Z">
+        <w:r>
+          <w:delText xml:space="preserve">[20]</w:delText>
+        </w:r>
+      </w:del>
+    </w:p>
+    <w:p>
+      <w:pPr>
+        <w:pStyle w:val="FirstParagraph"/>
+      </w:pPr>
+      <w:ins w:id="528" w:author="PR Preview" w:date="2026-01-01T00:00:00Z">
+        <w:r>
+          <w:rPr>
+            <w:b/>
+            <w:bCs/>
+          </w:rPr>
+          <w:t xml:space="preserve">Definition 21 (Standardization)</w:t>
+        </w:r>
+      </w:ins>
+      <w:ins w:id="529" w:author="PR Preview" w:date="2026-01-01T00:00:00Z">
+        <w:r>
+          <w:t xml:space="preserve"> </w:t>
+        </w:r>
+      </w:ins>
+      <w:ins w:id="530" w:author="PR Preview" w:date="2026-01-01T00:00:00Z">
+        <w:r>
+          <w:t xml:space="preserve">Let</w:t>
+        </w:r>
+      </w:ins>
+      <w:ins w:id="531" w:author="PR Preview" w:date="2026-01-01T00:00:00Z">
+        <w:r>
+          <w:t xml:space="preserve"> </w:t>
+        </w:r>
+      </w:ins>
+      <m:oMath>
+        <m:sSub>
+          <m:e>
+            <m:r>
+              <m:t>x</m:t>
+            </m:r>
+          </m:e>
+          <m:sub>
+            <m:r>
+              <m:t>1</m:t>
+            </m:r>
+          </m:sub>
+        </m:sSub>
+        <m:r>
+          <m:rPr>
+            <m:sty m:val="p"/>
+          </m:rPr>
+          <m:t>,</m:t>
+        </m:r>
+        <m:r>
+          <m:rPr>
+            <m:sty m:val="p"/>
+          </m:rPr>
+          <m:t>…</m:t>
+        </m:r>
+        <m:r>
+          <m:rPr>
+            <m:sty m:val="p"/>
+          </m:rPr>
+          <m:t>,</m:t>
+        </m:r>
+        <m:sSub>
+          <m:e>
+            <m:r>
+              <m:t>x</m:t>
+            </m:r>
+          </m:e>
+          <m:sub>
+            <m:r>
+              <m:t>n</m:t>
+            </m:r>
+          </m:sub>
+        </m:sSub>
+      </m:oMath>
+      <w:ins w:id="532" w:author="PR Preview" w:date="2026-01-01T00:00:00Z">
+        <w:r>
+          <w:t xml:space="preserve"> </w:t>
+        </w:r>
+      </w:ins>
+      <w:ins w:id="533" w:author="PR Preview" w:date="2026-01-01T00:00:00Z">
+        <w:r>
+          <w:t xml:space="preserve">be</w:t>
+        </w:r>
+      </w:ins>
+      <w:ins w:id="534" w:author="PR Preview" w:date="2026-01-01T00:00:00Z">
+        <w:r>
+          <w:t xml:space="preserve"> </w:t>
+        </w:r>
+      </w:ins>
+      <m:oMath>
+        <m:r>
+          <m:t>n</m:t>
+        </m:r>
+        <m:r>
+          <m:rPr>
+            <m:sty m:val="p"/>
+          </m:rPr>
+          <m:t>≥</m:t>
+        </m:r>
+        <m:r>
+          <m:t>2</m:t>
+        </m:r>
+      </m:oMath>
+      <w:ins w:id="535" w:author="PR Preview" w:date="2026-01-01T00:00:00Z">
+        <w:r>
+          <w:t xml:space="preserve"> </w:t>
+        </w:r>
+      </w:ins>
+      <w:ins w:id="536" w:author="PR Preview" w:date="2026-01-01T00:00:00Z">
+        <w:r>
+          <w:t xml:space="preserve">observations of a variable</w:t>
+        </w:r>
+      </w:ins>
+      <w:ins w:id="537" w:author="PR Preview" w:date="2026-01-01T00:00:00Z">
+        <w:r>
+          <w:t xml:space="preserve"> </w:t>
+        </w:r>
+      </w:ins>
+      <w:ins w:id="538" w:author="PR Preview" w:date="2026-01-01T00:00:00Z">
+        <w:r>
+          <w:t xml:space="preserve">with</w:t>
+        </w:r>
+      </w:ins>
+      <w:ins w:id="539" w:author="PR Preview" w:date="2026-01-01T00:00:00Z">
+        <w:r>
+          <w:t xml:space="preserve"> </w:t>
+        </w:r>
+      </w:ins>
+      <w:hyperlink w:anchor="def-sample-mean">
+        <w:ins w:id="540" w:author="PR Preview" w:date="2026-01-01T00:00:00Z">
+          <w:r>
+            <w:rPr>
+              <w:rStyle w:val="Hyperlink"/>
+            </w:rPr>
+            <w:t xml:space="preserve">sample mean</w:t>
+          </w:r>
+        </w:ins>
+      </w:hyperlink>
+      <w:ins w:id="541" w:author="PR Preview" w:date="2026-01-01T00:00:00Z">
+        <w:r>
+          <w:t xml:space="preserve"> </w:t>
+        </w:r>
+      </w:ins>
+      <m:oMath>
+        <m:acc>
+          <m:accPr>
+            <m:chr m:val="‾"/>
+          </m:accPr>
+          <m:e>
+            <m:r>
+              <m:t>x</m:t>
+            </m:r>
+          </m:e>
+        </m:acc>
+      </m:oMath>
+      <w:ins w:id="542" w:author="PR Preview" w:date="2026-01-01T00:00:00Z">
+        <w:r>
+          <w:t xml:space="preserve"> </w:t>
+        </w:r>
+      </w:ins>
+      <w:ins w:id="543" w:author="PR Preview" w:date="2026-01-01T00:00:00Z">
+        <w:r>
+          <w:t xml:space="preserve">and</w:t>
+        </w:r>
+      </w:ins>
+      <w:ins w:id="544" w:author="PR Preview" w:date="2026-01-01T00:00:00Z">
+        <w:r>
+          <w:t xml:space="preserve"> </w:t>
+        </w:r>
+      </w:ins>
+      <w:hyperlink w:anchor="def-sample-sd">
+        <w:ins w:id="545" w:author="PR Preview" w:date="2026-01-01T00:00:00Z">
+          <w:r>
+            <w:rPr>
+              <w:rStyle w:val="Hyperlink"/>
+            </w:rPr>
+            <w:t xml:space="preserve">sample standard deviation</w:t>
+          </w:r>
+        </w:ins>
+      </w:hyperlink>
+      <w:ins w:id="546" w:author="PR Preview" w:date="2026-01-01T00:00:00Z">
+        <w:r>
+          <w:t xml:space="preserve"> </w:t>
+        </w:r>
+      </w:ins>
+      <m:oMath>
+        <m:r>
+          <m:t>s</m:t>
+        </m:r>
+        <m:r>
+          <m:rPr>
+            <m:sty m:val="p"/>
+          </m:rPr>
+          <m:t>&gt;</m:t>
+        </m:r>
+        <m:r>
+          <m:t>0</m:t>
+        </m:r>
+      </m:oMath>
+      <w:ins w:id="547" w:author="PR Preview" w:date="2026-01-01T00:00:00Z">
+        <w:r>
+          <w:t xml:space="preserve">.</w:t>
+        </w:r>
+      </w:ins>
+      <w:ins w:id="548" w:author="PR Preview" w:date="2026-01-01T00:00:00Z">
+        <w:r>
+          <w:t xml:space="preserve"> </w:t>
+        </w:r>
+      </w:ins>
+      <w:ins w:id="549" w:author="PR Preview" w:date="2026-01-01T00:00:00Z">
+        <w:r>
+          <w:t xml:space="preserve">The</w:t>
+        </w:r>
+      </w:ins>
+      <w:ins w:id="550" w:author="PR Preview" w:date="2026-01-01T00:00:00Z">
+        <w:r>
+          <w:t xml:space="preserve"> </w:t>
+        </w:r>
+      </w:ins>
+      <w:ins w:id="551" w:author="PR Preview" w:date="2026-01-01T00:00:00Z">
+        <w:r>
+          <w:rPr>
+            <w:b/>
+            <w:bCs/>
+          </w:rPr>
+          <w:t xml:space="preserve">standardized value</w:t>
+        </w:r>
+      </w:ins>
+      <w:ins w:id="552" w:author="PR Preview" w:date="2026-01-01T00:00:00Z">
+        <w:r>
+          <w:t xml:space="preserve"> </w:t>
+        </w:r>
+      </w:ins>
+      <w:ins w:id="553" w:author="PR Preview" w:date="2026-01-01T00:00:00Z">
+        <w:r>
+          <w:t xml:space="preserve">of</w:t>
+        </w:r>
+      </w:ins>
+      <w:ins w:id="554" w:author="PR Preview" w:date="2026-01-01T00:00:00Z">
+        <w:r>
+          <w:t xml:space="preserve"> </w:t>
+        </w:r>
+      </w:ins>
+      <m:oMath>
+        <m:sSub>
+          <m:e>
+            <m:r>
+              <m:t>x</m:t>
+            </m:r>
+          </m:e>
+          <m:sub>
+            <m:r>
+              <m:t>i</m:t>
+            </m:r>
+          </m:sub>
+        </m:sSub>
+      </m:oMath>
+      <w:ins w:id="555" w:author="PR Preview" w:date="2026-01-01T00:00:00Z">
+        <w:r>
+          <w:t xml:space="preserve"> </w:t>
+        </w:r>
+      </w:ins>
+      <w:ins w:id="556" w:author="PR Preview" w:date="2026-01-01T00:00:00Z">
+        <w:r>
+          <w:t xml:space="preserve">is</w:t>
+        </w:r>
+      </w:ins>
     </w:p>
     <w:p>
       <w:pPr>
@@ -18512,8 +21037,8 @@
         <w:t xml:space="preserve">.</w:t>
       </w:r>
     </w:p>
-    <w:bookmarkEnd w:id="122"/>
-    <w:bookmarkStart w:id="123" w:name="rem-source-standardization"/>
+    <w:bookmarkEnd w:id="124"/>
+    <w:bookmarkStart w:id="125" w:name="rem-source-standardization"/>
     <w:p>
       <w:pPr>
         <w:pStyle w:val="BodyText"/>
@@ -18562,8 +21087,8 @@
         <w:t xml:space="preserve">.</w:t>
       </w:r>
     </w:p>
-    <w:bookmarkEnd w:id="123"/>
-    <w:bookmarkStart w:id="124" w:name="rem-standardization-units"/>
+    <w:bookmarkEnd w:id="125"/>
+    <w:bookmarkStart w:id="126" w:name="rem-standardization-units"/>
     <w:p>
       <w:pPr>
         <w:pStyle w:val="BodyText"/>
@@ -18638,8 +21163,8 @@
         <w:t xml:space="preserve">both become unitless numbers of standard deviations.</w:t>
       </w:r>
     </w:p>
-    <w:bookmarkEnd w:id="124"/>
-    <w:bookmarkStart w:id="125" w:name="thm-standardized-mean-sd"/>
+    <w:bookmarkEnd w:id="126"/>
+    <w:bookmarkStart w:id="127" w:name="thm-standardized-mean-sd"/>
     <w:p>
       <w:pPr>
         <w:pStyle w:val="BodyText"/>
@@ -18796,7 +21321,7 @@
         <w:t xml:space="preserve">.</w:t>
       </w:r>
     </w:p>
-    <w:bookmarkEnd w:id="125"/>
+    <w:bookmarkEnd w:id="127"/>
     <w:p>
       <w:pPr>
         <w:pStyle w:val="BodyText"/>
@@ -19509,7 +22034,7 @@
         <w:t xml:space="preserve">.</w:t>
       </w:r>
     </w:p>
-    <w:bookmarkStart w:id="126" w:name="rem-source-standardized-mean-sd"/>
+    <w:bookmarkStart w:id="128" w:name="rem-source-standardized-mean-sd"/>
     <w:p>
       <w:pPr>
         <w:pStyle w:val="BodyText"/>
@@ -19543,8 +22068,8 @@
         <w:t xml:space="preserve">the proof is the elementary calculation.</w:t>
       </w:r>
     </w:p>
-    <w:bookmarkEnd w:id="126"/>
-    <w:bookmarkStart w:id="127" w:name="exm-scale-wcgs"/>
+    <w:bookmarkEnd w:id="128"/>
+    <w:bookmarkStart w:id="129" w:name="exm-scale-wcgs"/>
     <w:p>
       <w:pPr>
         <w:pStyle w:val="BodyText"/>
@@ -19822,28 +22347,36 @@
         <w:t xml:space="preserve">is needed because 12 of the cholesterol values are missing.</w:t>
       </w:r>
     </w:p>
-    <w:bookmarkEnd w:id="127"/>
-    <w:bookmarkStart w:id="128" w:name="def-min-max-scaling"/>
+    <w:bookmarkEnd w:id="129"/>
+    <w:bookmarkStart w:id="130" w:name="def-min-max-scaling"/>
     <w:p>
       <w:pPr>
         <w:pStyle w:val="BodyText"/>
       </w:pPr>
-      <w:r>
-        <w:rPr>
-          <w:b/>
-          <w:bCs/>
-        </w:rPr>
-        <w:t xml:space="preserve">Definition 22 (Min-max scaling)</w:t>
-      </w:r>
-      <w:r>
-        <w:t xml:space="preserve"> </w:t>
-      </w:r>
-      <w:r>
-        <w:t xml:space="preserve">Let</w:t>
-      </w:r>
-      <w:r>
-        <w:t xml:space="preserve"> </w:t>
-      </w:r>
+      <w:del w:id="557" w:author="PR Preview" w:date="2026-01-01T00:00:00Z">
+        <w:r>
+          <w:rPr>
+            <w:b/>
+            <w:bCs/>
+          </w:rPr>
+          <w:delText xml:space="preserve">Definition 22 (Min-max scaling)</w:delText>
+        </w:r>
+      </w:del>
+      <w:del w:id="558" w:author="PR Preview" w:date="2026-01-01T00:00:00Z">
+        <w:r>
+          <w:delText xml:space="preserve"> </w:delText>
+        </w:r>
+      </w:del>
+      <w:del w:id="559" w:author="PR Preview" w:date="2026-01-01T00:00:00Z">
+        <w:r>
+          <w:delText xml:space="preserve">Let</w:delText>
+        </w:r>
+      </w:del>
+      <w:del w:id="560" w:author="PR Preview" w:date="2026-01-01T00:00:00Z">
+        <w:r>
+          <w:delText xml:space="preserve"> </w:delText>
+        </w:r>
+      </w:del>
       <m:oMath>
         <m:sSub>
           <m:e>
@@ -19888,21 +22421,31 @@
           </m:sub>
         </m:sSub>
       </m:oMath>
-      <w:r>
-        <w:t xml:space="preserve"> </w:t>
-      </w:r>
-      <w:r>
-        <w:t xml:space="preserve">be observations of a variable</w:t>
-      </w:r>
-      <w:r>
-        <w:t xml:space="preserve"> </w:t>
-      </w:r>
-      <w:r>
-        <w:t xml:space="preserve">with minimum</w:t>
-      </w:r>
-      <w:r>
-        <w:t xml:space="preserve"> </w:t>
-      </w:r>
+      <w:del w:id="561" w:author="PR Preview" w:date="2026-01-01T00:00:00Z">
+        <w:r>
+          <w:delText xml:space="preserve"> </w:delText>
+        </w:r>
+      </w:del>
+      <w:del w:id="562" w:author="PR Preview" w:date="2026-01-01T00:00:00Z">
+        <w:r>
+          <w:delText xml:space="preserve">be observations of a variable</w:delText>
+        </w:r>
+      </w:del>
+      <w:del w:id="563" w:author="PR Preview" w:date="2026-01-01T00:00:00Z">
+        <w:r>
+          <w:delText xml:space="preserve"> </w:delText>
+        </w:r>
+      </w:del>
+      <w:del w:id="564" w:author="PR Preview" w:date="2026-01-01T00:00:00Z">
+        <w:r>
+          <w:delText xml:space="preserve">with minimum</w:delText>
+        </w:r>
+      </w:del>
+      <w:del w:id="565" w:author="PR Preview" w:date="2026-01-01T00:00:00Z">
+        <w:r>
+          <w:delText xml:space="preserve"> </w:delText>
+        </w:r>
+      </w:del>
       <m:oMath>
         <m:sSub>
           <m:e>
@@ -19920,15 +22463,21 @@
           </m:sub>
         </m:sSub>
       </m:oMath>
-      <w:r>
-        <w:t xml:space="preserve"> </w:t>
-      </w:r>
-      <w:r>
-        <w:t xml:space="preserve">and maximum</w:t>
-      </w:r>
-      <w:r>
-        <w:t xml:space="preserve"> </w:t>
-      </w:r>
+      <w:del w:id="566" w:author="PR Preview" w:date="2026-01-01T00:00:00Z">
+        <w:r>
+          <w:delText xml:space="preserve"> </w:delText>
+        </w:r>
+      </w:del>
+      <w:del w:id="567" w:author="PR Preview" w:date="2026-01-01T00:00:00Z">
+        <w:r>
+          <w:delText xml:space="preserve">and maximum</w:delText>
+        </w:r>
+      </w:del>
+      <w:del w:id="568" w:author="PR Preview" w:date="2026-01-01T00:00:00Z">
+        <w:r>
+          <w:delText xml:space="preserve"> </w:delText>
+        </w:r>
+      </w:del>
       <m:oMath>
         <m:sSub>
           <m:e>
@@ -19967,34 +22516,50 @@
           </m:sub>
         </m:sSub>
       </m:oMath>
-      <w:r>
-        <w:t xml:space="preserve">.</w:t>
-      </w:r>
-      <w:r>
-        <w:t xml:space="preserve"> </w:t>
-      </w:r>
-      <w:r>
-        <w:t xml:space="preserve">The</w:t>
-      </w:r>
-      <w:r>
-        <w:t xml:space="preserve"> </w:t>
-      </w:r>
-      <w:r>
-        <w:rPr>
-          <w:b/>
-          <w:bCs/>
-        </w:rPr>
-        <w:t xml:space="preserve">min-max scaled value</w:t>
-      </w:r>
-      <w:r>
-        <w:t xml:space="preserve"> </w:t>
-      </w:r>
-      <w:r>
-        <w:t xml:space="preserve">of</w:t>
-      </w:r>
-      <w:r>
-        <w:t xml:space="preserve"> </w:t>
-      </w:r>
+      <w:del w:id="569" w:author="PR Preview" w:date="2026-01-01T00:00:00Z">
+        <w:r>
+          <w:delText xml:space="preserve">.</w:delText>
+        </w:r>
+      </w:del>
+      <w:del w:id="570" w:author="PR Preview" w:date="2026-01-01T00:00:00Z">
+        <w:r>
+          <w:delText xml:space="preserve"> </w:delText>
+        </w:r>
+      </w:del>
+      <w:del w:id="571" w:author="PR Preview" w:date="2026-01-01T00:00:00Z">
+        <w:r>
+          <w:delText xml:space="preserve">The</w:delText>
+        </w:r>
+      </w:del>
+      <w:del w:id="572" w:author="PR Preview" w:date="2026-01-01T00:00:00Z">
+        <w:r>
+          <w:delText xml:space="preserve"> </w:delText>
+        </w:r>
+      </w:del>
+      <w:del w:id="573" w:author="PR Preview" w:date="2026-01-01T00:00:00Z">
+        <w:r>
+          <w:rPr>
+            <w:b/>
+            <w:bCs/>
+          </w:rPr>
+          <w:delText xml:space="preserve">min-max scaled value</w:delText>
+        </w:r>
+      </w:del>
+      <w:del w:id="574" w:author="PR Preview" w:date="2026-01-01T00:00:00Z">
+        <w:r>
+          <w:delText xml:space="preserve"> </w:delText>
+        </w:r>
+      </w:del>
+      <w:del w:id="575" w:author="PR Preview" w:date="2026-01-01T00:00:00Z">
+        <w:r>
+          <w:delText xml:space="preserve">of</w:delText>
+        </w:r>
+      </w:del>
+      <w:del w:id="576" w:author="PR Preview" w:date="2026-01-01T00:00:00Z">
+        <w:r>
+          <w:delText xml:space="preserve"> </w:delText>
+        </w:r>
+      </w:del>
       <m:oMath>
         <m:sSub>
           <m:e>
@@ -20009,18 +22574,262 @@
           </m:sub>
         </m:sSub>
       </m:oMath>
-      <w:r>
-        <w:t xml:space="preserve"> </w:t>
-      </w:r>
-      <w:r>
-        <w:t xml:space="preserve">is</w:t>
-      </w:r>
-      <w:r>
-        <w:t xml:space="preserve"> </w:t>
-      </w:r>
-      <w:r>
-        <w:t xml:space="preserve">[23]</w:t>
-      </w:r>
+      <w:del w:id="577" w:author="PR Preview" w:date="2026-01-01T00:00:00Z">
+        <w:r>
+          <w:delText xml:space="preserve"> </w:delText>
+        </w:r>
+      </w:del>
+      <w:del w:id="578" w:author="PR Preview" w:date="2026-01-01T00:00:00Z">
+        <w:r>
+          <w:delText xml:space="preserve">is</w:delText>
+        </w:r>
+      </w:del>
+      <w:del w:id="579" w:author="PR Preview" w:date="2026-01-01T00:00:00Z">
+        <w:r>
+          <w:delText xml:space="preserve"> </w:delText>
+        </w:r>
+      </w:del>
+      <w:del w:id="580" w:author="PR Preview" w:date="2026-01-01T00:00:00Z">
+        <w:r>
+          <w:delText xml:space="preserve">[23]</w:delText>
+        </w:r>
+      </w:del>
+    </w:p>
+    <w:p>
+      <w:pPr>
+        <w:pStyle w:val="BodyText"/>
+      </w:pPr>
+      <w:ins w:id="581" w:author="PR Preview" w:date="2026-01-01T00:00:00Z">
+        <w:r>
+          <w:rPr>
+            <w:b/>
+            <w:bCs/>
+          </w:rPr>
+          <w:t xml:space="preserve">Definition 22 (Min-max scaling)</w:t>
+        </w:r>
+      </w:ins>
+      <w:ins w:id="582" w:author="PR Preview" w:date="2026-01-01T00:00:00Z">
+        <w:r>
+          <w:t xml:space="preserve"> </w:t>
+        </w:r>
+      </w:ins>
+      <w:ins w:id="583" w:author="PR Preview" w:date="2026-01-01T00:00:00Z">
+        <w:r>
+          <w:t xml:space="preserve">Let</w:t>
+        </w:r>
+      </w:ins>
+      <w:ins w:id="584" w:author="PR Preview" w:date="2026-01-01T00:00:00Z">
+        <w:r>
+          <w:t xml:space="preserve"> </w:t>
+        </w:r>
+      </w:ins>
+      <m:oMath>
+        <m:sSub>
+          <m:e>
+            <m:r>
+              <m:t>x</m:t>
+            </m:r>
+          </m:e>
+          <m:sub>
+            <m:r>
+              <m:t>1</m:t>
+            </m:r>
+          </m:sub>
+        </m:sSub>
+        <m:r>
+          <m:rPr>
+            <m:sty m:val="p"/>
+          </m:rPr>
+          <m:t>,</m:t>
+        </m:r>
+        <m:r>
+          <m:rPr>
+            <m:sty m:val="p"/>
+          </m:rPr>
+          <m:t>…</m:t>
+        </m:r>
+        <m:r>
+          <m:rPr>
+            <m:sty m:val="p"/>
+          </m:rPr>
+          <m:t>,</m:t>
+        </m:r>
+        <m:sSub>
+          <m:e>
+            <m:r>
+              <m:t>x</m:t>
+            </m:r>
+          </m:e>
+          <m:sub>
+            <m:r>
+              <m:t>n</m:t>
+            </m:r>
+          </m:sub>
+        </m:sSub>
+      </m:oMath>
+      <w:ins w:id="585" w:author="PR Preview" w:date="2026-01-01T00:00:00Z">
+        <w:r>
+          <w:t xml:space="preserve"> </w:t>
+        </w:r>
+      </w:ins>
+      <w:ins w:id="586" w:author="PR Preview" w:date="2026-01-01T00:00:00Z">
+        <w:r>
+          <w:t xml:space="preserve">be observations of a variable</w:t>
+        </w:r>
+      </w:ins>
+      <w:ins w:id="587" w:author="PR Preview" w:date="2026-01-01T00:00:00Z">
+        <w:r>
+          <w:t xml:space="preserve"> </w:t>
+        </w:r>
+      </w:ins>
+      <w:ins w:id="588" w:author="PR Preview" w:date="2026-01-01T00:00:00Z">
+        <w:r>
+          <w:t xml:space="preserve">with minimum</w:t>
+        </w:r>
+      </w:ins>
+      <w:ins w:id="589" w:author="PR Preview" w:date="2026-01-01T00:00:00Z">
+        <w:r>
+          <w:t xml:space="preserve"> </w:t>
+        </w:r>
+      </w:ins>
+      <m:oMath>
+        <m:sSub>
+          <m:e>
+            <m:r>
+              <m:t>x</m:t>
+            </m:r>
+          </m:e>
+          <m:sub>
+            <m:r>
+              <m:rPr>
+                <m:sty m:val="p"/>
+              </m:rPr>
+              <m:t>min</m:t>
+            </m:r>
+          </m:sub>
+        </m:sSub>
+      </m:oMath>
+      <w:ins w:id="590" w:author="PR Preview" w:date="2026-01-01T00:00:00Z">
+        <w:r>
+          <w:t xml:space="preserve"> </w:t>
+        </w:r>
+      </w:ins>
+      <w:ins w:id="591" w:author="PR Preview" w:date="2026-01-01T00:00:00Z">
+        <w:r>
+          <w:t xml:space="preserve">and maximum</w:t>
+        </w:r>
+      </w:ins>
+      <w:ins w:id="592" w:author="PR Preview" w:date="2026-01-01T00:00:00Z">
+        <w:r>
+          <w:t xml:space="preserve"> </w:t>
+        </w:r>
+      </w:ins>
+      <m:oMath>
+        <m:sSub>
+          <m:e>
+            <m:r>
+              <m:t>x</m:t>
+            </m:r>
+          </m:e>
+          <m:sub>
+            <m:r>
+              <m:rPr>
+                <m:sty m:val="p"/>
+              </m:rPr>
+              <m:t>max</m:t>
+            </m:r>
+          </m:sub>
+        </m:sSub>
+        <m:r>
+          <m:rPr>
+            <m:sty m:val="p"/>
+          </m:rPr>
+          <m:t>&gt;</m:t>
+        </m:r>
+        <m:sSub>
+          <m:e>
+            <m:r>
+              <m:t>x</m:t>
+            </m:r>
+          </m:e>
+          <m:sub>
+            <m:r>
+              <m:rPr>
+                <m:sty m:val="p"/>
+              </m:rPr>
+              <m:t>min</m:t>
+            </m:r>
+          </m:sub>
+        </m:sSub>
+      </m:oMath>
+      <w:ins w:id="593" w:author="PR Preview" w:date="2026-01-01T00:00:00Z">
+        <w:r>
+          <w:t xml:space="preserve">.</w:t>
+        </w:r>
+      </w:ins>
+      <w:ins w:id="594" w:author="PR Preview" w:date="2026-01-01T00:00:00Z">
+        <w:r>
+          <w:t xml:space="preserve"> </w:t>
+        </w:r>
+      </w:ins>
+      <w:ins w:id="595" w:author="PR Preview" w:date="2026-01-01T00:00:00Z">
+        <w:r>
+          <w:t xml:space="preserve">The</w:t>
+        </w:r>
+      </w:ins>
+      <w:ins w:id="596" w:author="PR Preview" w:date="2026-01-01T00:00:00Z">
+        <w:r>
+          <w:t xml:space="preserve"> </w:t>
+        </w:r>
+      </w:ins>
+      <w:ins w:id="597" w:author="PR Preview" w:date="2026-01-01T00:00:00Z">
+        <w:r>
+          <w:rPr>
+            <w:b/>
+            <w:bCs/>
+          </w:rPr>
+          <w:t xml:space="preserve">min-max scaled value</w:t>
+        </w:r>
+      </w:ins>
+      <w:ins w:id="598" w:author="PR Preview" w:date="2026-01-01T00:00:00Z">
+        <w:r>
+          <w:t xml:space="preserve"> </w:t>
+        </w:r>
+      </w:ins>
+      <w:ins w:id="599" w:author="PR Preview" w:date="2026-01-01T00:00:00Z">
+        <w:r>
+          <w:t xml:space="preserve">of</w:t>
+        </w:r>
+      </w:ins>
+      <w:ins w:id="600" w:author="PR Preview" w:date="2026-01-01T00:00:00Z">
+        <w:r>
+          <w:t xml:space="preserve"> </w:t>
+        </w:r>
+      </w:ins>
+      <m:oMath>
+        <m:sSub>
+          <m:e>
+            <m:r>
+              <m:t>x</m:t>
+            </m:r>
+          </m:e>
+          <m:sub>
+            <m:r>
+              <m:t>i</m:t>
+            </m:r>
+          </m:sub>
+        </m:sSub>
+      </m:oMath>
+      <w:ins w:id="601" w:author="PR Preview" w:date="2026-01-01T00:00:00Z">
+        <w:r>
+          <w:t xml:space="preserve"> </w:t>
+        </w:r>
+      </w:ins>
+      <w:ins w:id="602" w:author="PR Preview" w:date="2026-01-01T00:00:00Z">
+        <w:r>
+          <w:t xml:space="preserve">is</w:t>
+        </w:r>
+      </w:ins>
     </w:p>
     <w:p>
       <w:pPr>
@@ -20138,8 +22947,8 @@
         <w:t xml:space="preserve">.</w:t>
       </w:r>
     </w:p>
-    <w:bookmarkEnd w:id="128"/>
-    <w:bookmarkStart w:id="129" w:name="rem-min-max-outliers"/>
+    <w:bookmarkEnd w:id="130"/>
+    <w:bookmarkStart w:id="131" w:name="rem-min-max-outliers"/>
     <w:p>
       <w:pPr>
         <w:pStyle w:val="BodyText"/>
@@ -20345,8 +23154,8 @@
         <w:t xml:space="preserve">.</w:t>
       </w:r>
     </w:p>
-    <w:bookmarkEnd w:id="129"/>
-    <w:bookmarkStart w:id="130" w:name="exm-min-max-wcgs"/>
+    <w:bookmarkEnd w:id="131"/>
+    <w:bookmarkStart w:id="132" w:name="exm-min-max-wcgs"/>
     <w:p>
       <w:pPr>
         <w:pStyle w:val="BodyText"/>
@@ -20585,10 +23394,10 @@
         <w:t xml:space="preserve">but have no units.</w:t>
       </w:r>
     </w:p>
-    <w:bookmarkEnd w:id="130"/>
-    <w:bookmarkEnd w:id="131"/>
     <w:bookmarkEnd w:id="132"/>
-    <w:bookmarkStart w:id="134" w:name="an-exploratory-data-analysis-workflow"/>
+    <w:bookmarkEnd w:id="133"/>
+    <w:bookmarkEnd w:id="134"/>
+    <w:bookmarkStart w:id="136" w:name="an-exploratory-data-analysis-workflow"/>
     <w:p>
       <w:pPr>
         <w:pStyle w:val="Heading2"/>
@@ -20816,7 +23625,7 @@
       <w:tr>
         <w:tc>
           <w:tcPr/>
-          <w:bookmarkStart w:id="133" w:name="tbl-wcgs-all-summary"/>
+          <w:bookmarkStart w:id="135" w:name="tbl-wcgs-all-summary"/>
           <w:p>
             <w:pPr>
               <w:jc w:val="center"/>
@@ -21997,12 +24806,12 @@
               </w:tc>
             </w:tr>
           </w:tbl>
-          <w:bookmarkEnd w:id="133"/>
+          <w:bookmarkEnd w:id="135"/>
         </w:tc>
       </w:tr>
     </w:tbl>
-    <w:bookmarkEnd w:id="134"/>
-    <w:bookmarkStart w:id="179" w:name="references"/>
+    <w:bookmarkEnd w:id="136"/>
+    <w:bookmarkStart w:id="181" w:name="references"/>
     <w:p>
       <w:pPr>
         <w:pStyle w:val="Heading2"/>
@@ -22011,8 +24820,8 @@
         <w:t xml:space="preserve">References</w:t>
       </w:r>
     </w:p>
-    <w:bookmarkStart w:id="178" w:name="refs"/>
-    <w:bookmarkStart w:id="136" w:name="ref-vittinghoff2e"/>
+    <w:bookmarkStart w:id="180" w:name="refs"/>
+    <w:bookmarkStart w:id="138" w:name="ref-vittinghoff2e"/>
     <w:p>
       <w:pPr>
         <w:pStyle w:val="Bibliography"/>
@@ -22045,7 +24854,7 @@
       <w:r>
         <w:t xml:space="preserve"> </w:t>
       </w:r>
-      <w:hyperlink r:id="rId135">
+      <w:hyperlink r:id="rId137">
         <w:r>
           <w:rPr>
             <w:rStyle w:val="Hyperlink"/>
@@ -22057,8 +24866,8 @@
         <w:t xml:space="preserve">.</w:t>
       </w:r>
     </w:p>
-    <w:bookmarkEnd w:id="136"/>
-    <w:bookmarkStart w:id="138" w:name="ref-rosenman1975coronary"/>
+    <w:bookmarkEnd w:id="138"/>
+    <w:bookmarkStart w:id="140" w:name="ref-rosenman1975coronary"/>
     <w:p>
       <w:pPr>
         <w:pStyle w:val="Bibliography"/>
@@ -22106,7 +24915,7 @@
       <w:r>
         <w:t xml:space="preserve"> </w:t>
       </w:r>
-      <w:hyperlink r:id="rId137">
+      <w:hyperlink r:id="rId139">
         <w:r>
           <w:rPr>
             <w:rStyle w:val="Hyperlink"/>
@@ -22118,8 +24927,8 @@
         <w:t xml:space="preserve">.</w:t>
       </w:r>
     </w:p>
-    <w:bookmarkEnd w:id="138"/>
-    <w:bookmarkStart w:id="140" w:name="ref-wikipedia_statistical_population"/>
+    <w:bookmarkEnd w:id="140"/>
+    <w:bookmarkStart w:id="142" w:name="ref-wikipedia_statistical_population"/>
     <w:p>
       <w:pPr>
         <w:pStyle w:val="Bibliography"/>
@@ -22166,7 +24975,7 @@
       <w:r>
         <w:t xml:space="preserve"> </w:t>
       </w:r>
-      <w:hyperlink r:id="rId139">
+      <w:hyperlink r:id="rId141">
         <w:r>
           <w:rPr>
             <w:rStyle w:val="Hyperlink"/>
@@ -22175,8 +24984,8 @@
         </w:r>
       </w:hyperlink>
     </w:p>
-    <w:bookmarkEnd w:id="140"/>
-    <w:bookmarkStart w:id="142" w:name="ref-wikipedia_simple_random_sample"/>
+    <w:bookmarkEnd w:id="142"/>
+    <w:bookmarkStart w:id="144" w:name="ref-wikipedia_simple_random_sample"/>
     <w:p>
       <w:pPr>
         <w:pStyle w:val="Bibliography"/>
@@ -22223,7 +25032,7 @@
       <w:r>
         <w:t xml:space="preserve"> </w:t>
       </w:r>
-      <w:hyperlink r:id="rId141">
+      <w:hyperlink r:id="rId143">
         <w:r>
           <w:rPr>
             <w:rStyle w:val="Hyperlink"/>
@@ -22232,8 +25041,8 @@
         </w:r>
       </w:hyperlink>
     </w:p>
-    <w:bookmarkEnd w:id="142"/>
-    <w:bookmarkStart w:id="144" w:name="ref-wikipedia_median"/>
+    <w:bookmarkEnd w:id="144"/>
+    <w:bookmarkStart w:id="146" w:name="ref-wikipedia_median"/>
     <w:p>
       <w:pPr>
         <w:pStyle w:val="Bibliography"/>
@@ -22280,7 +25089,7 @@
       <w:r>
         <w:t xml:space="preserve"> </w:t>
       </w:r>
-      <w:hyperlink r:id="rId143">
+      <w:hyperlink r:id="rId145">
         <w:r>
           <w:rPr>
             <w:rStyle w:val="Hyperlink"/>
@@ -22289,8 +25098,8 @@
         </w:r>
       </w:hyperlink>
     </w:p>
-    <w:bookmarkEnd w:id="144"/>
-    <w:bookmarkStart w:id="146" w:name="ref-wikipedia_variance"/>
+    <w:bookmarkEnd w:id="146"/>
+    <w:bookmarkStart w:id="148" w:name="ref-wikipedia_variance"/>
     <w:p>
       <w:pPr>
         <w:pStyle w:val="Bibliography"/>
@@ -22337,7 +25146,7 @@
       <w:r>
         <w:t xml:space="preserve"> </w:t>
       </w:r>
-      <w:hyperlink r:id="rId145">
+      <w:hyperlink r:id="rId147">
         <w:r>
           <w:rPr>
             <w:rStyle w:val="Hyperlink"/>
@@ -22346,8 +25155,8 @@
         </w:r>
       </w:hyperlink>
     </w:p>
-    <w:bookmarkEnd w:id="146"/>
-    <w:bookmarkStart w:id="148" w:name="ref-wikipedia_standard_deviation"/>
+    <w:bookmarkEnd w:id="148"/>
+    <w:bookmarkStart w:id="150" w:name="ref-wikipedia_standard_deviation"/>
     <w:p>
       <w:pPr>
         <w:pStyle w:val="Bibliography"/>
@@ -22394,7 +25203,7 @@
       <w:r>
         <w:t xml:space="preserve"> </w:t>
       </w:r>
-      <w:hyperlink r:id="rId147">
+      <w:hyperlink r:id="rId149">
         <w:r>
           <w:rPr>
             <w:rStyle w:val="Hyperlink"/>
@@ -22403,8 +25212,8 @@
         </w:r>
       </w:hyperlink>
     </w:p>
-    <w:bookmarkEnd w:id="148"/>
-    <w:bookmarkStart w:id="150" w:name="ref-wikipedia_quartile"/>
+    <w:bookmarkEnd w:id="150"/>
+    <w:bookmarkStart w:id="152" w:name="ref-wikipedia_quartile"/>
     <w:p>
       <w:pPr>
         <w:pStyle w:val="Bibliography"/>
@@ -22451,7 +25260,7 @@
       <w:r>
         <w:t xml:space="preserve"> </w:t>
       </w:r>
-      <w:hyperlink r:id="rId149">
+      <w:hyperlink r:id="rId151">
         <w:r>
           <w:rPr>
             <w:rStyle w:val="Hyperlink"/>
@@ -22460,8 +25269,8 @@
         </w:r>
       </w:hyperlink>
     </w:p>
-    <w:bookmarkEnd w:id="150"/>
-    <w:bookmarkStart w:id="152" w:name="ref-wikipedia_interquartile_range"/>
+    <w:bookmarkEnd w:id="152"/>
+    <w:bookmarkStart w:id="154" w:name="ref-wikipedia_interquartile_range"/>
     <w:p>
       <w:pPr>
         <w:pStyle w:val="Bibliography"/>
@@ -22508,7 +25317,7 @@
       <w:r>
         <w:t xml:space="preserve"> </w:t>
       </w:r>
-      <w:hyperlink r:id="rId151">
+      <w:hyperlink r:id="rId153">
         <w:r>
           <w:rPr>
             <w:rStyle w:val="Hyperlink"/>
@@ -22517,8 +25326,8 @@
         </w:r>
       </w:hyperlink>
     </w:p>
-    <w:bookmarkEnd w:id="152"/>
-    <w:bookmarkStart w:id="153" w:name="ref-hoggtanis2015"/>
+    <w:bookmarkEnd w:id="154"/>
+    <w:bookmarkStart w:id="155" w:name="ref-hoggtanis2015"/>
     <w:p>
       <w:pPr>
         <w:pStyle w:val="Bibliography"/>
@@ -22549,8 +25358,8 @@
         <w:t xml:space="preserve">, Tenth edition. Boston: Pearson, 2019.</w:t>
       </w:r>
     </w:p>
-    <w:bookmarkEnd w:id="153"/>
-    <w:bookmarkStart w:id="154" w:name="ref-rice2007mathematical"/>
+    <w:bookmarkEnd w:id="155"/>
+    <w:bookmarkStart w:id="156" w:name="ref-rice2007mathematical"/>
     <w:p>
       <w:pPr>
         <w:pStyle w:val="Bibliography"/>
@@ -22581,8 +25390,8 @@
         <w:t xml:space="preserve">, 3rd ed. Belmont, CA: Cengage Learning, 2007.</w:t>
       </w:r>
     </w:p>
-    <w:bookmarkEnd w:id="154"/>
-    <w:bookmarkStart w:id="156" w:name="ref-wikipedia_histogram"/>
+    <w:bookmarkEnd w:id="156"/>
+    <w:bookmarkStart w:id="158" w:name="ref-wikipedia_histogram"/>
     <w:p>
       <w:pPr>
         <w:pStyle w:val="Bibliography"/>
@@ -22629,7 +25438,7 @@
       <w:r>
         <w:t xml:space="preserve"> </w:t>
       </w:r>
-      <w:hyperlink r:id="rId155">
+      <w:hyperlink r:id="rId157">
         <w:r>
           <w:rPr>
             <w:rStyle w:val="Hyperlink"/>
@@ -22638,8 +25447,8 @@
         </w:r>
       </w:hyperlink>
     </w:p>
-    <w:bookmarkEnd w:id="156"/>
-    <w:bookmarkStart w:id="158" w:name="ref-wikipedia_kernel_density_estimation"/>
+    <w:bookmarkEnd w:id="158"/>
+    <w:bookmarkStart w:id="160" w:name="ref-wikipedia_kernel_density_estimation"/>
     <w:p>
       <w:pPr>
         <w:pStyle w:val="Bibliography"/>
@@ -22686,7 +25495,7 @@
       <w:r>
         <w:t xml:space="preserve"> </w:t>
       </w:r>
-      <w:hyperlink r:id="rId157">
+      <w:hyperlink r:id="rId159">
         <w:r>
           <w:rPr>
             <w:rStyle w:val="Hyperlink"/>
@@ -22695,8 +25504,8 @@
         </w:r>
       </w:hyperlink>
     </w:p>
-    <w:bookmarkEnd w:id="158"/>
-    <w:bookmarkStart w:id="160" w:name="ref-wikipedia_box_plot"/>
+    <w:bookmarkEnd w:id="160"/>
+    <w:bookmarkStart w:id="162" w:name="ref-wikipedia_box_plot"/>
     <w:p>
       <w:pPr>
         <w:pStyle w:val="Bibliography"/>
@@ -22743,7 +25552,7 @@
       <w:r>
         <w:t xml:space="preserve"> </w:t>
       </w:r>
-      <w:hyperlink r:id="rId159">
+      <w:hyperlink r:id="rId161">
         <w:r>
           <w:rPr>
             <w:rStyle w:val="Hyperlink"/>
@@ -22752,8 +25561,8 @@
         </w:r>
       </w:hyperlink>
     </w:p>
-    <w:bookmarkEnd w:id="160"/>
-    <w:bookmarkStart w:id="162" w:name="ref-wikipedia_bar_chart"/>
+    <w:bookmarkEnd w:id="162"/>
+    <w:bookmarkStart w:id="164" w:name="ref-wikipedia_bar_chart"/>
     <w:p>
       <w:pPr>
         <w:pStyle w:val="Bibliography"/>
@@ -22800,7 +25609,7 @@
       <w:r>
         <w:t xml:space="preserve"> </w:t>
       </w:r>
-      <w:hyperlink r:id="rId161">
+      <w:hyperlink r:id="rId163">
         <w:r>
           <w:rPr>
             <w:rStyle w:val="Hyperlink"/>
@@ -22809,8 +25618,8 @@
         </w:r>
       </w:hyperlink>
     </w:p>
-    <w:bookmarkEnd w:id="162"/>
-    <w:bookmarkStart w:id="164" w:name="ref-wikipedia_q_q_plot"/>
+    <w:bookmarkEnd w:id="164"/>
+    <w:bookmarkStart w:id="166" w:name="ref-wikipedia_q_q_plot"/>
     <w:p>
       <w:pPr>
         <w:pStyle w:val="Bibliography"/>
@@ -22857,7 +25666,7 @@
       <w:r>
         <w:t xml:space="preserve"> </w:t>
       </w:r>
-      <w:hyperlink r:id="rId163">
+      <w:hyperlink r:id="rId165">
         <w:r>
           <w:rPr>
             <w:rStyle w:val="Hyperlink"/>
@@ -22866,8 +25675,8 @@
         </w:r>
       </w:hyperlink>
     </w:p>
-    <w:bookmarkEnd w:id="164"/>
-    <w:bookmarkStart w:id="166" w:name="ref-wikipedia_scatter_plot"/>
+    <w:bookmarkEnd w:id="166"/>
+    <w:bookmarkStart w:id="168" w:name="ref-wikipedia_scatter_plot"/>
     <w:p>
       <w:pPr>
         <w:pStyle w:val="Bibliography"/>
@@ -22914,7 +25723,7 @@
       <w:r>
         <w:t xml:space="preserve"> </w:t>
       </w:r>
-      <w:hyperlink r:id="rId165">
+      <w:hyperlink r:id="rId167">
         <w:r>
           <w:rPr>
             <w:rStyle w:val="Hyperlink"/>
@@ -22923,8 +25732,8 @@
         </w:r>
       </w:hyperlink>
     </w:p>
-    <w:bookmarkEnd w:id="166"/>
-    <w:bookmarkStart w:id="168" w:name="X9c68751dcff429bb8eebfb08e71b6f746222990"/>
+    <w:bookmarkEnd w:id="168"/>
+    <w:bookmarkStart w:id="170" w:name="X9c68751dcff429bb8eebfb08e71b6f746222990"/>
     <w:p>
       <w:pPr>
         <w:pStyle w:val="Bibliography"/>
@@ -22971,7 +25780,7 @@
       <w:r>
         <w:t xml:space="preserve"> </w:t>
       </w:r>
-      <w:hyperlink r:id="rId167">
+      <w:hyperlink r:id="rId169">
         <w:r>
           <w:rPr>
             <w:rStyle w:val="Hyperlink"/>
@@ -22980,8 +25789,8 @@
         </w:r>
       </w:hyperlink>
     </w:p>
-    <w:bookmarkEnd w:id="168"/>
-    <w:bookmarkStart w:id="170" w:name="ref-wikipedia_contingency_table"/>
+    <w:bookmarkEnd w:id="170"/>
+    <w:bookmarkStart w:id="172" w:name="ref-wikipedia_contingency_table"/>
     <w:p>
       <w:pPr>
         <w:pStyle w:val="Bibliography"/>
@@ -23028,7 +25837,7 @@
       <w:r>
         <w:t xml:space="preserve"> </w:t>
       </w:r>
-      <w:hyperlink r:id="rId169">
+      <w:hyperlink r:id="rId171">
         <w:r>
           <w:rPr>
             <w:rStyle w:val="Hyperlink"/>
@@ -23037,8 +25846,8 @@
         </w:r>
       </w:hyperlink>
     </w:p>
-    <w:bookmarkEnd w:id="170"/>
-    <w:bookmarkStart w:id="172" w:name="ref-wikipedia_standard_score"/>
+    <w:bookmarkEnd w:id="172"/>
+    <w:bookmarkStart w:id="174" w:name="ref-wikipedia_standard_score"/>
     <w:p>
       <w:pPr>
         <w:pStyle w:val="Bibliography"/>
@@ -23085,7 +25894,7 @@
       <w:r>
         <w:t xml:space="preserve"> </w:t>
       </w:r>
-      <w:hyperlink r:id="rId171">
+      <w:hyperlink r:id="rId173">
         <w:r>
           <w:rPr>
             <w:rStyle w:val="Hyperlink"/>
@@ -23094,8 +25903,8 @@
         </w:r>
       </w:hyperlink>
     </w:p>
-    <w:bookmarkEnd w:id="172"/>
-    <w:bookmarkStart w:id="174" w:name="ref-james2021islr2e"/>
+    <w:bookmarkEnd w:id="174"/>
+    <w:bookmarkStart w:id="176" w:name="ref-james2021islr2e"/>
     <w:p>
       <w:pPr>
         <w:pStyle w:val="Bibliography"/>
@@ -23142,7 +25951,7 @@
       <w:r>
         <w:t xml:space="preserve"> </w:t>
       </w:r>
-      <w:hyperlink r:id="rId173">
+      <w:hyperlink r:id="rId175">
         <w:r>
           <w:rPr>
             <w:rStyle w:val="Hyperlink"/>
@@ -23154,8 +25963,8 @@
         <w:t xml:space="preserve">.</w:t>
       </w:r>
     </w:p>
-    <w:bookmarkEnd w:id="174"/>
-    <w:bookmarkStart w:id="175" w:name="ref-geron2017hands"/>
+    <w:bookmarkEnd w:id="176"/>
+    <w:bookmarkStart w:id="177" w:name="ref-geron2017hands"/>
     <w:p>
       <w:pPr>
         <w:pStyle w:val="Bibliography"/>
@@ -23228,8 +26037,8 @@
         <w:t xml:space="preserve">, 1st ed. O’Reilly Media, 2017.</w:t>
       </w:r>
     </w:p>
-    <w:bookmarkEnd w:id="175"/>
-    <w:bookmarkStart w:id="177" w:name="ref-wikipedia_feature_scaling"/>
+    <w:bookmarkEnd w:id="177"/>
+    <w:bookmarkStart w:id="179" w:name="ref-wikipedia_feature_scaling"/>
     <w:p>
       <w:pPr>
         <w:pStyle w:val="Bibliography"/>
@@ -23276,7 +26085,7 @@
       <w:r>
         <w:t xml:space="preserve"> </w:t>
       </w:r>
-      <w:hyperlink r:id="rId176">
+      <w:hyperlink r:id="rId178">
         <w:r>
           <w:rPr>
             <w:rStyle w:val="Hyperlink"/>
@@ -23285,9 +26094,9 @@
         </w:r>
       </w:hyperlink>
     </w:p>
-    <w:bookmarkEnd w:id="177"/>
-    <w:bookmarkEnd w:id="178"/>
     <w:bookmarkEnd w:id="179"/>
+    <w:bookmarkEnd w:id="180"/>
+    <w:bookmarkEnd w:id="181"/>
     <w:sectPr>
       <w:footnotePr>
         <w:numRestart w:val="eachSect"/>

--- a/pr-preview/pr-341/exploratory-descriptive-handout-tracked-changes.docx
+++ b/pr-preview/pr-341/exploratory-descriptive-handout-tracked-changes.docx
@@ -16,7 +16,7 @@
       </w:pPr>
       <w:del w:id="1" w:author="PR Preview" w:date="2026-01-01T00:00:00Z">
         <w:r>
-          <w:delText xml:space="preserve">Last modified: 2026-10-19 00:48:10 (PDT)</w:delText>
+          <w:delText xml:space="preserve">Last modified: 2026-10-19 01:42:24 (PDT)</w:delText>
         </w:r>
       </w:del>
     </w:p>
@@ -26,7 +26,7 @@
       </w:pPr>
       <w:ins w:id="2" w:author="PR Preview" w:date="2026-01-01T00:00:00Z">
         <w:r>
-          <w:t xml:space="preserve">Last modified: 2026-10-19 00:53:49 (PDT)</w:t>
+          <w:t xml:space="preserve">Last modified: 2026-10-19 01:55:24 (PDT)</w:t>
         </w:r>
       </w:ins>
     </w:p>
@@ -1938,137 +1938,44 @@
       <w:pPr>
         <w:pStyle w:val="FirstParagraph"/>
       </w:pPr>
-      <w:del w:id="3" w:author="PR Preview" w:date="2026-01-01T00:00:00Z">
-        <w:r>
-          <w:rPr>
-            <w:b/>
-            <w:bCs/>
-          </w:rPr>
-          <w:delText xml:space="preserve">Definition 1 (Population)</w:delText>
-        </w:r>
-      </w:del>
-      <w:del w:id="4" w:author="PR Preview" w:date="2026-01-01T00:00:00Z">
-        <w:r>
-          <w:delText xml:space="preserve"> </w:delText>
-        </w:r>
-      </w:del>
-      <w:del w:id="5" w:author="PR Preview" w:date="2026-01-01T00:00:00Z">
-        <w:r>
-          <w:delText xml:space="preserve">A</w:delText>
-        </w:r>
-      </w:del>
-      <w:del w:id="6" w:author="PR Preview" w:date="2026-01-01T00:00:00Z">
-        <w:r>
-          <w:delText xml:space="preserve"> </w:delText>
-        </w:r>
-      </w:del>
-      <w:del w:id="7" w:author="PR Preview" w:date="2026-01-01T00:00:00Z">
-        <w:r>
-          <w:rPr>
-            <w:b/>
-            <w:bCs/>
-          </w:rPr>
-          <w:delText xml:space="preserve">population</w:delText>
-        </w:r>
-      </w:del>
-      <w:del w:id="8" w:author="PR Preview" w:date="2026-01-01T00:00:00Z">
-        <w:r>
-          <w:delText xml:space="preserve"> </w:delText>
-        </w:r>
-      </w:del>
-      <w:del w:id="9" w:author="PR Preview" w:date="2026-01-01T00:00:00Z">
-        <w:r>
-          <w:delText xml:space="preserve">is the entire collection of units</w:delText>
-        </w:r>
-      </w:del>
-      <w:del w:id="10" w:author="PR Preview" w:date="2026-01-01T00:00:00Z">
-        <w:r>
-          <w:delText xml:space="preserve"> </w:delText>
-        </w:r>
-      </w:del>
-      <w:del w:id="11" w:author="PR Preview" w:date="2026-01-01T00:00:00Z">
-        <w:r>
-          <w:delText xml:space="preserve">(people, animals, objects, or events) that a study aims to learn about</w:delText>
-        </w:r>
-      </w:del>
-      <w:del w:id="12" w:author="PR Preview" w:date="2026-01-01T00:00:00Z">
-        <w:r>
-          <w:delText xml:space="preserve"> </w:delText>
-        </w:r>
-      </w:del>
-      <w:del w:id="13" w:author="PR Preview" w:date="2026-01-01T00:00:00Z">
-        <w:r>
-          <w:delText xml:space="preserve">[3]</w:delText>
-        </w:r>
-      </w:del>
-      <w:del w:id="14" w:author="PR Preview" w:date="2026-01-01T00:00:00Z">
-        <w:r>
-          <w:delText xml:space="preserve">.</w:delText>
-        </w:r>
-      </w:del>
-    </w:p>
-    <w:p>
-      <w:pPr>
-        <w:pStyle w:val="FirstParagraph"/>
-      </w:pPr>
-      <w:ins w:id="15" w:author="PR Preview" w:date="2026-01-01T00:00:00Z">
-        <w:r>
-          <w:rPr>
-            <w:b/>
-            <w:bCs/>
-          </w:rPr>
-          <w:t xml:space="preserve">Definition 1 (Population)</w:t>
-        </w:r>
-      </w:ins>
-      <w:ins w:id="16" w:author="PR Preview" w:date="2026-01-01T00:00:00Z">
-        <w:r>
-          <w:t xml:space="preserve"> </w:t>
-        </w:r>
-      </w:ins>
-      <w:ins w:id="17" w:author="PR Preview" w:date="2026-01-01T00:00:00Z">
-        <w:r>
-          <w:t xml:space="preserve">A</w:t>
-        </w:r>
-      </w:ins>
-      <w:ins w:id="18" w:author="PR Preview" w:date="2026-01-01T00:00:00Z">
-        <w:r>
-          <w:t xml:space="preserve"> </w:t>
-        </w:r>
-      </w:ins>
-      <w:ins w:id="19" w:author="PR Preview" w:date="2026-01-01T00:00:00Z">
-        <w:r>
-          <w:rPr>
-            <w:b/>
-            <w:bCs/>
-          </w:rPr>
-          <w:t xml:space="preserve">population</w:t>
-        </w:r>
-      </w:ins>
-      <w:ins w:id="20" w:author="PR Preview" w:date="2026-01-01T00:00:00Z">
-        <w:r>
-          <w:t xml:space="preserve"> </w:t>
-        </w:r>
-      </w:ins>
-      <w:ins w:id="21" w:author="PR Preview" w:date="2026-01-01T00:00:00Z">
-        <w:r>
-          <w:t xml:space="preserve">is the entire collection of units</w:t>
-        </w:r>
-      </w:ins>
-      <w:ins w:id="22" w:author="PR Preview" w:date="2026-01-01T00:00:00Z">
-        <w:r>
-          <w:t xml:space="preserve"> </w:t>
-        </w:r>
-      </w:ins>
-      <w:ins w:id="23" w:author="PR Preview" w:date="2026-01-01T00:00:00Z">
-        <w:r>
-          <w:t xml:space="preserve">(people, animals, objects, or events) that a study aims to learn about.</w:t>
-        </w:r>
-      </w:ins>
-      <w:ins w:id="24" w:author="PR Preview" w:date="2026-01-01T00:00:00Z">
-        <w:r>
-          <w:t xml:space="preserve"> </w:t>
-        </w:r>
-      </w:ins>
+      <w:r>
+        <w:rPr>
+          <w:b/>
+          <w:bCs/>
+        </w:rPr>
+        <w:t xml:space="preserve">Definition 1 (Population)</w:t>
+      </w:r>
+      <w:r>
+        <w:t xml:space="preserve"> </w:t>
+      </w:r>
+      <w:r>
+        <w:t xml:space="preserve">A</w:t>
+      </w:r>
+      <w:r>
+        <w:t xml:space="preserve"> </w:t>
+      </w:r>
+      <w:r>
+        <w:rPr>
+          <w:b/>
+          <w:bCs/>
+        </w:rPr>
+        <w:t xml:space="preserve">population</w:t>
+      </w:r>
+      <w:r>
+        <w:t xml:space="preserve"> </w:t>
+      </w:r>
+      <w:r>
+        <w:t xml:space="preserve">is the entire collection of units</w:t>
+      </w:r>
+      <w:r>
+        <w:t xml:space="preserve"> </w:t>
+      </w:r>
+      <w:r>
+        <w:t xml:space="preserve">(people, animals, objects, or events) that a study aims to learn about.</w:t>
+      </w:r>
+      <w:r>
+        <w:t xml:space="preserve"> </w:t>
+      </w:r>
     </w:p>
     <w:p>
       <w:pPr>
@@ -2857,242 +2764,80 @@
       <w:pPr>
         <w:pStyle w:val="BodyText"/>
       </w:pPr>
-      <w:del w:id="25" w:author="PR Preview" w:date="2026-01-01T00:00:00Z">
+      <w:r>
+        <w:rPr>
+          <w:b/>
+          <w:bCs/>
+        </w:rPr>
+        <w:t xml:space="preserve">Definition 4 (Random sample)</w:t>
+      </w:r>
+      <w:r>
+        <w:t xml:space="preserve"> </w:t>
+      </w:r>
+      <w:r>
+        <w:t xml:space="preserve">A sample (</w:t>
+      </w:r>
+      <w:hyperlink w:anchor="def-sample">
         <w:r>
           <w:rPr>
-            <w:b/>
-            <w:bCs/>
+            <w:rStyle w:val="Hyperlink"/>
           </w:rPr>
-          <w:delText xml:space="preserve">Definition 4 (Random sample)</w:delText>
+          <w:t xml:space="preserve">Definition 3</w:t>
         </w:r>
-      </w:del>
-      <w:del w:id="26" w:author="PR Preview" w:date="2026-01-01T00:00:00Z">
-        <w:r>
-          <w:delText xml:space="preserve"> </w:delText>
-        </w:r>
-      </w:del>
-      <w:del w:id="27" w:author="PR Preview" w:date="2026-01-01T00:00:00Z">
-        <w:r>
-          <w:delText xml:space="preserve">A sample (</w:delText>
-        </w:r>
-      </w:del>
-      <w:hyperlink w:anchor="def-sample">
-        <w:del w:id="28" w:author="PR Preview" w:date="2026-01-01T00:00:00Z">
-          <w:r>
-            <w:rPr>
-              <w:rStyle w:val="Hyperlink"/>
-            </w:rPr>
-            <w:delText xml:space="preserve">Definition 3</w:delText>
-          </w:r>
-        </w:del>
       </w:hyperlink>
-      <w:del w:id="29" w:author="PR Preview" w:date="2026-01-01T00:00:00Z">
-        <w:r>
-          <w:delText xml:space="preserve">) is a</w:delText>
-        </w:r>
-      </w:del>
-      <w:del w:id="30" w:author="PR Preview" w:date="2026-01-01T00:00:00Z">
-        <w:r>
-          <w:delText xml:space="preserve"> </w:delText>
-        </w:r>
-      </w:del>
-      <w:del w:id="31" w:author="PR Preview" w:date="2026-01-01T00:00:00Z">
+      <w:r>
+        <w:t xml:space="preserve">) is a</w:t>
+      </w:r>
+      <w:r>
+        <w:t xml:space="preserve"> </w:t>
+      </w:r>
+      <w:r>
+        <w:rPr>
+          <w:b/>
+          <w:bCs/>
+        </w:rPr>
+        <w:t xml:space="preserve">random sample</w:t>
+      </w:r>
+      <w:r>
+        <w:t xml:space="preserve"> </w:t>
+      </w:r>
+      <w:r>
+        <w:t xml:space="preserve">when the units are chosen by a chance mechanism</w:t>
+      </w:r>
+      <w:r>
+        <w:t xml:space="preserve"> </w:t>
+      </w:r>
+      <w:r>
+        <w:t xml:space="preserve">such that the observations are</w:t>
+      </w:r>
+      <w:r>
+        <w:t xml:space="preserve"> </w:t>
+      </w:r>
+      <w:hyperlink r:id="rId20">
         <w:r>
           <w:rPr>
-            <w:b/>
-            <w:bCs/>
+            <w:rStyle w:val="Hyperlink"/>
           </w:rPr>
-          <w:delText xml:space="preserve">random sample</w:delText>
+          <w:t xml:space="preserve">independent and identically distributed</w:t>
         </w:r>
-      </w:del>
-      <w:del w:id="32" w:author="PR Preview" w:date="2026-01-01T00:00:00Z">
-        <w:r>
-          <w:delText xml:space="preserve"> </w:delText>
-        </w:r>
-      </w:del>
-      <w:del w:id="33" w:author="PR Preview" w:date="2026-01-01T00:00:00Z">
-        <w:r>
-          <w:delText xml:space="preserve">when the units are chosen by a chance mechanism</w:delText>
-        </w:r>
-      </w:del>
-      <w:del w:id="34" w:author="PR Preview" w:date="2026-01-01T00:00:00Z">
-        <w:r>
-          <w:delText xml:space="preserve"> </w:delText>
-        </w:r>
-      </w:del>
-      <w:del w:id="35" w:author="PR Preview" w:date="2026-01-01T00:00:00Z">
-        <w:r>
-          <w:delText xml:space="preserve">such that the observations are</w:delText>
-        </w:r>
-      </w:del>
-      <w:del w:id="36" w:author="PR Preview" w:date="2026-01-01T00:00:00Z">
-        <w:r>
-          <w:delText xml:space="preserve"> </w:delText>
-        </w:r>
-      </w:del>
-      <w:hyperlink r:id="rId20">
-        <w:del w:id="37" w:author="PR Preview" w:date="2026-01-01T00:00:00Z">
-          <w:r>
-            <w:rPr>
-              <w:rStyle w:val="Hyperlink"/>
-            </w:rPr>
-            <w:delText xml:space="preserve">independent and identically distributed</w:delText>
-          </w:r>
-        </w:del>
       </w:hyperlink>
-      <w:del w:id="38" w:author="PR Preview" w:date="2026-01-01T00:00:00Z">
-        <w:r>
-          <w:delText xml:space="preserve"> </w:delText>
-        </w:r>
-      </w:del>
-      <w:del w:id="39" w:author="PR Preview" w:date="2026-01-01T00:00:00Z">
-        <w:r>
-          <w:delText xml:space="preserve">draws from the population distribution (</w:delText>
-        </w:r>
-      </w:del>
+      <w:r>
+        <w:t xml:space="preserve"> </w:t>
+      </w:r>
+      <w:r>
+        <w:t xml:space="preserve">draws from the population distribution (</w:t>
+      </w:r>
       <w:hyperlink w:anchor="def-population-distribution">
-        <w:del w:id="40" w:author="PR Preview" w:date="2026-01-01T00:00:00Z">
-          <w:r>
-            <w:rPr>
-              <w:rStyle w:val="Hyperlink"/>
-            </w:rPr>
-            <w:delText xml:space="preserve">Definition 2</w:delText>
-          </w:r>
-        </w:del>
-      </w:hyperlink>
-      <w:del w:id="41" w:author="PR Preview" w:date="2026-01-01T00:00:00Z">
-        <w:r>
-          <w:delText xml:space="preserve">)</w:delText>
-        </w:r>
-      </w:del>
-      <w:del w:id="42" w:author="PR Preview" w:date="2026-01-01T00:00:00Z">
-        <w:r>
-          <w:delText xml:space="preserve"> </w:delText>
-        </w:r>
-      </w:del>
-      <w:del w:id="43" w:author="PR Preview" w:date="2026-01-01T00:00:00Z">
-        <w:r>
-          <w:delText xml:space="preserve">[4]</w:delText>
-        </w:r>
-      </w:del>
-      <w:del w:id="44" w:author="PR Preview" w:date="2026-01-01T00:00:00Z">
-        <w:r>
-          <w:delText xml:space="preserve">:</w:delText>
-        </w:r>
-      </w:del>
-    </w:p>
-    <w:p>
-      <w:pPr>
-        <w:pStyle w:val="BodyText"/>
-      </w:pPr>
-      <w:ins w:id="45" w:author="PR Preview" w:date="2026-01-01T00:00:00Z">
         <w:r>
           <w:rPr>
-            <w:b/>
-            <w:bCs/>
+            <w:rStyle w:val="Hyperlink"/>
           </w:rPr>
-          <w:t xml:space="preserve">Definition 4 (Random sample)</w:t>
+          <w:t xml:space="preserve">Definition 2</w:t>
         </w:r>
-      </w:ins>
-      <w:ins w:id="46" w:author="PR Preview" w:date="2026-01-01T00:00:00Z">
-        <w:r>
-          <w:t xml:space="preserve"> </w:t>
-        </w:r>
-      </w:ins>
-      <w:ins w:id="47" w:author="PR Preview" w:date="2026-01-01T00:00:00Z">
-        <w:r>
-          <w:t xml:space="preserve">A sample (</w:t>
-        </w:r>
-      </w:ins>
-      <w:hyperlink w:anchor="def-sample">
-        <w:ins w:id="48" w:author="PR Preview" w:date="2026-01-01T00:00:00Z">
-          <w:r>
-            <w:rPr>
-              <w:rStyle w:val="Hyperlink"/>
-            </w:rPr>
-            <w:t xml:space="preserve">Definition 3</w:t>
-          </w:r>
-        </w:ins>
       </w:hyperlink>
-      <w:ins w:id="49" w:author="PR Preview" w:date="2026-01-01T00:00:00Z">
-        <w:r>
-          <w:t xml:space="preserve">) is a</w:t>
-        </w:r>
-      </w:ins>
-      <w:ins w:id="50" w:author="PR Preview" w:date="2026-01-01T00:00:00Z">
-        <w:r>
-          <w:t xml:space="preserve"> </w:t>
-        </w:r>
-      </w:ins>
-      <w:ins w:id="51" w:author="PR Preview" w:date="2026-01-01T00:00:00Z">
-        <w:r>
-          <w:rPr>
-            <w:b/>
-            <w:bCs/>
-          </w:rPr>
-          <w:t xml:space="preserve">random sample</w:t>
-        </w:r>
-      </w:ins>
-      <w:ins w:id="52" w:author="PR Preview" w:date="2026-01-01T00:00:00Z">
-        <w:r>
-          <w:t xml:space="preserve"> </w:t>
-        </w:r>
-      </w:ins>
-      <w:ins w:id="53" w:author="PR Preview" w:date="2026-01-01T00:00:00Z">
-        <w:r>
-          <w:t xml:space="preserve">when the units are chosen by a chance mechanism</w:t>
-        </w:r>
-      </w:ins>
-      <w:ins w:id="54" w:author="PR Preview" w:date="2026-01-01T00:00:00Z">
-        <w:r>
-          <w:t xml:space="preserve"> </w:t>
-        </w:r>
-      </w:ins>
-      <w:ins w:id="55" w:author="PR Preview" w:date="2026-01-01T00:00:00Z">
-        <w:r>
-          <w:t xml:space="preserve">such that the observations are</w:t>
-        </w:r>
-      </w:ins>
-      <w:ins w:id="56" w:author="PR Preview" w:date="2026-01-01T00:00:00Z">
-        <w:r>
-          <w:t xml:space="preserve"> </w:t>
-        </w:r>
-      </w:ins>
-      <w:hyperlink r:id="rId20">
-        <w:ins w:id="57" w:author="PR Preview" w:date="2026-01-01T00:00:00Z">
-          <w:r>
-            <w:rPr>
-              <w:rStyle w:val="Hyperlink"/>
-            </w:rPr>
-            <w:t xml:space="preserve">independent and identically distributed</w:t>
-          </w:r>
-        </w:ins>
-      </w:hyperlink>
-      <w:ins w:id="58" w:author="PR Preview" w:date="2026-01-01T00:00:00Z">
-        <w:r>
-          <w:t xml:space="preserve"> </w:t>
-        </w:r>
-      </w:ins>
-      <w:ins w:id="59" w:author="PR Preview" w:date="2026-01-01T00:00:00Z">
-        <w:r>
-          <w:t xml:space="preserve">draws from the population distribution (</w:t>
-        </w:r>
-      </w:ins>
-      <w:hyperlink w:anchor="def-population-distribution">
-        <w:ins w:id="60" w:author="PR Preview" w:date="2026-01-01T00:00:00Z">
-          <w:r>
-            <w:rPr>
-              <w:rStyle w:val="Hyperlink"/>
-            </w:rPr>
-            <w:t xml:space="preserve">Definition 2</w:t>
-          </w:r>
-        </w:ins>
-      </w:hyperlink>
-      <w:ins w:id="61" w:author="PR Preview" w:date="2026-01-01T00:00:00Z">
-        <w:r>
-          <w:t xml:space="preserve">):</w:t>
-        </w:r>
-      </w:ins>
+      <w:r>
+        <w:t xml:space="preserve">):</w:t>
+      </w:r>
     </w:p>
     <w:p>
       <w:pPr>
@@ -3727,104 +3472,61 @@
       <w:pPr>
         <w:pStyle w:val="FirstParagraph"/>
       </w:pPr>
-      <w:del w:id="62" w:author="PR Preview" w:date="2026-01-01T00:00:00Z">
+      <w:r>
+        <w:rPr>
+          <w:b/>
+          <w:bCs/>
+        </w:rPr>
+        <w:t xml:space="preserve">Definition 6 (Sample median)</w:t>
+      </w:r>
+      <w:r>
+        <w:t xml:space="preserve"> </w:t>
+      </w:r>
+      <w:r>
+        <w:t xml:space="preserve">The</w:t>
+      </w:r>
+      <w:r>
+        <w:t xml:space="preserve"> </w:t>
+      </w:r>
+      <w:r>
+        <w:rPr>
+          <w:b/>
+          <w:bCs/>
+        </w:rPr>
+        <w:t xml:space="preserve">sample median</w:t>
+      </w:r>
+      <w:r>
+        <w:t xml:space="preserve"> </w:t>
+      </w:r>
+      <w:r>
+        <w:t xml:space="preserve">is the middle value</w:t>
+      </w:r>
+      <w:r>
+        <w:t xml:space="preserve"> </w:t>
+      </w:r>
+      <w:r>
+        <w:t xml:space="preserve">when the observations are sorted in increasing order.</w:t>
+      </w:r>
+      <w:r>
+        <w:t xml:space="preserve"> </w:t>
+      </w:r>
+      <w:r>
+        <w:t xml:space="preserve">In terms of the</w:t>
+      </w:r>
+      <w:r>
+        <w:t xml:space="preserve"> </w:t>
+      </w:r>
+      <w:hyperlink r:id="rId27">
         <w:r>
           <w:rPr>
-            <w:b/>
-            <w:bCs/>
+            <w:rStyle w:val="Hyperlink"/>
           </w:rPr>
-          <w:delText xml:space="preserve">Definition 6 (Sample median)</w:delText>
+          <w:t xml:space="preserve">order statistics</w:t>
         </w:r>
-      </w:del>
-      <w:del w:id="63" w:author="PR Preview" w:date="2026-01-01T00:00:00Z">
-        <w:r>
-          <w:delText xml:space="preserve"> </w:delText>
-        </w:r>
-      </w:del>
-      <w:del w:id="64" w:author="PR Preview" w:date="2026-01-01T00:00:00Z">
-        <w:r>
-          <w:delText xml:space="preserve">The</w:delText>
-        </w:r>
-      </w:del>
-      <w:del w:id="65" w:author="PR Preview" w:date="2026-01-01T00:00:00Z">
-        <w:r>
-          <w:delText xml:space="preserve"> </w:delText>
-        </w:r>
-      </w:del>
-      <w:del w:id="66" w:author="PR Preview" w:date="2026-01-01T00:00:00Z">
-        <w:r>
-          <w:rPr>
-            <w:b/>
-            <w:bCs/>
-          </w:rPr>
-          <w:delText xml:space="preserve">sample median</w:delText>
-        </w:r>
-      </w:del>
-      <w:del w:id="67" w:author="PR Preview" w:date="2026-01-01T00:00:00Z">
-        <w:r>
-          <w:delText xml:space="preserve"> </w:delText>
-        </w:r>
-      </w:del>
-      <w:del w:id="68" w:author="PR Preview" w:date="2026-01-01T00:00:00Z">
-        <w:r>
-          <w:delText xml:space="preserve">is the middle value</w:delText>
-        </w:r>
-      </w:del>
-      <w:del w:id="69" w:author="PR Preview" w:date="2026-01-01T00:00:00Z">
-        <w:r>
-          <w:delText xml:space="preserve"> </w:delText>
-        </w:r>
-      </w:del>
-      <w:del w:id="70" w:author="PR Preview" w:date="2026-01-01T00:00:00Z">
-        <w:r>
-          <w:delText xml:space="preserve">when the observations are sorted in increasing order</w:delText>
-        </w:r>
-      </w:del>
-      <w:del w:id="71" w:author="PR Preview" w:date="2026-01-01T00:00:00Z">
-        <w:r>
-          <w:delText xml:space="preserve"> </w:delText>
-        </w:r>
-      </w:del>
-      <w:del w:id="72" w:author="PR Preview" w:date="2026-01-01T00:00:00Z">
-        <w:r>
-          <w:delText xml:space="preserve">[5]</w:delText>
-        </w:r>
-      </w:del>
-      <w:del w:id="73" w:author="PR Preview" w:date="2026-01-01T00:00:00Z">
-        <w:r>
-          <w:delText xml:space="preserve">.</w:delText>
-        </w:r>
-      </w:del>
-      <w:del w:id="74" w:author="PR Preview" w:date="2026-01-01T00:00:00Z">
-        <w:r>
-          <w:delText xml:space="preserve"> </w:delText>
-        </w:r>
-      </w:del>
-      <w:del w:id="75" w:author="PR Preview" w:date="2026-01-01T00:00:00Z">
-        <w:r>
-          <w:delText xml:space="preserve">In terms of the</w:delText>
-        </w:r>
-      </w:del>
-      <w:del w:id="76" w:author="PR Preview" w:date="2026-01-01T00:00:00Z">
-        <w:r>
-          <w:delText xml:space="preserve"> </w:delText>
-        </w:r>
-      </w:del>
-      <w:hyperlink r:id="rId27">
-        <w:del w:id="77" w:author="PR Preview" w:date="2026-01-01T00:00:00Z">
-          <w:r>
-            <w:rPr>
-              <w:rStyle w:val="Hyperlink"/>
-            </w:rPr>
-            <w:delText xml:space="preserve">order statistics</w:delText>
-          </w:r>
-        </w:del>
       </w:hyperlink>
-      <w:del w:id="78" w:author="PR Preview" w:date="2026-01-01T00:00:00Z">
-        <w:r>
-          <w:delText xml:space="preserve"> </w:delText>
-        </w:r>
-      </w:del>
+      <w:r>
+        <w:t xml:space="preserve"> </w:t>
+      </w:r>
       <m:oMath>
         <m:sSub>
           <m:e>
@@ -3893,172 +3595,9 @@
           </m:sub>
         </m:sSub>
       </m:oMath>
-      <w:del w:id="79" w:author="PR Preview" w:date="2026-01-01T00:00:00Z">
-        <w:r>
-          <w:delText xml:space="preserve">:</w:delText>
-        </w:r>
-      </w:del>
-    </w:p>
-    <w:p>
-      <w:pPr>
-        <w:pStyle w:val="FirstParagraph"/>
-      </w:pPr>
-      <w:ins w:id="80" w:author="PR Preview" w:date="2026-01-01T00:00:00Z">
-        <w:r>
-          <w:rPr>
-            <w:b/>
-            <w:bCs/>
-          </w:rPr>
-          <w:t xml:space="preserve">Definition 6 (Sample median)</w:t>
-        </w:r>
-      </w:ins>
-      <w:ins w:id="81" w:author="PR Preview" w:date="2026-01-01T00:00:00Z">
-        <w:r>
-          <w:t xml:space="preserve"> </w:t>
-        </w:r>
-      </w:ins>
-      <w:ins w:id="82" w:author="PR Preview" w:date="2026-01-01T00:00:00Z">
-        <w:r>
-          <w:t xml:space="preserve">The</w:t>
-        </w:r>
-      </w:ins>
-      <w:ins w:id="83" w:author="PR Preview" w:date="2026-01-01T00:00:00Z">
-        <w:r>
-          <w:t xml:space="preserve"> </w:t>
-        </w:r>
-      </w:ins>
-      <w:ins w:id="84" w:author="PR Preview" w:date="2026-01-01T00:00:00Z">
-        <w:r>
-          <w:rPr>
-            <w:b/>
-            <w:bCs/>
-          </w:rPr>
-          <w:t xml:space="preserve">sample median</w:t>
-        </w:r>
-      </w:ins>
-      <w:ins w:id="85" w:author="PR Preview" w:date="2026-01-01T00:00:00Z">
-        <w:r>
-          <w:t xml:space="preserve"> </w:t>
-        </w:r>
-      </w:ins>
-      <w:ins w:id="86" w:author="PR Preview" w:date="2026-01-01T00:00:00Z">
-        <w:r>
-          <w:t xml:space="preserve">is the middle value</w:t>
-        </w:r>
-      </w:ins>
-      <w:ins w:id="87" w:author="PR Preview" w:date="2026-01-01T00:00:00Z">
-        <w:r>
-          <w:t xml:space="preserve"> </w:t>
-        </w:r>
-      </w:ins>
-      <w:ins w:id="88" w:author="PR Preview" w:date="2026-01-01T00:00:00Z">
-        <w:r>
-          <w:t xml:space="preserve">when the observations are sorted in increasing order.</w:t>
-        </w:r>
-      </w:ins>
-      <w:ins w:id="89" w:author="PR Preview" w:date="2026-01-01T00:00:00Z">
-        <w:r>
-          <w:t xml:space="preserve"> </w:t>
-        </w:r>
-      </w:ins>
-      <w:ins w:id="90" w:author="PR Preview" w:date="2026-01-01T00:00:00Z">
-        <w:r>
-          <w:t xml:space="preserve">In terms of the</w:t>
-        </w:r>
-      </w:ins>
-      <w:ins w:id="91" w:author="PR Preview" w:date="2026-01-01T00:00:00Z">
-        <w:r>
-          <w:t xml:space="preserve"> </w:t>
-        </w:r>
-      </w:ins>
-      <w:hyperlink r:id="rId27">
-        <w:ins w:id="92" w:author="PR Preview" w:date="2026-01-01T00:00:00Z">
-          <w:r>
-            <w:rPr>
-              <w:rStyle w:val="Hyperlink"/>
-            </w:rPr>
-            <w:t xml:space="preserve">order statistics</w:t>
-          </w:r>
-        </w:ins>
-      </w:hyperlink>
-      <w:ins w:id="93" w:author="PR Preview" w:date="2026-01-01T00:00:00Z">
-        <w:r>
-          <w:t xml:space="preserve"> </w:t>
-        </w:r>
-      </w:ins>
-      <m:oMath>
-        <m:sSub>
-          <m:e>
-            <m:r>
-              <m:t>x</m:t>
-            </m:r>
-          </m:e>
-          <m:sub>
-            <m:r>
-              <m:rPr>
-                <m:sty m:val="p"/>
-              </m:rPr>
-              <m:t>(</m:t>
-            </m:r>
-            <m:r>
-              <m:t>1</m:t>
-            </m:r>
-            <m:r>
-              <m:rPr>
-                <m:sty m:val="p"/>
-              </m:rPr>
-              <m:t>)</m:t>
-            </m:r>
-          </m:sub>
-        </m:sSub>
-        <m:r>
-          <m:rPr>
-            <m:sty m:val="p"/>
-          </m:rPr>
-          <m:t>≤</m:t>
-        </m:r>
-        <m:r>
-          <m:rPr>
-            <m:sty m:val="p"/>
-          </m:rPr>
-          <m:t>⋯</m:t>
-        </m:r>
-        <m:r>
-          <m:rPr>
-            <m:sty m:val="p"/>
-          </m:rPr>
-          <m:t>≤</m:t>
-        </m:r>
-        <m:sSub>
-          <m:e>
-            <m:r>
-              <m:t>x</m:t>
-            </m:r>
-          </m:e>
-          <m:sub>
-            <m:r>
-              <m:rPr>
-                <m:sty m:val="p"/>
-              </m:rPr>
-              <m:t>(</m:t>
-            </m:r>
-            <m:r>
-              <m:t>n</m:t>
-            </m:r>
-            <m:r>
-              <m:rPr>
-                <m:sty m:val="p"/>
-              </m:rPr>
-              <m:t>)</m:t>
-            </m:r>
-          </m:sub>
-        </m:sSub>
-      </m:oMath>
-      <w:ins w:id="94" w:author="PR Preview" w:date="2026-01-01T00:00:00Z">
-        <w:r>
-          <w:t xml:space="preserve">:</w:t>
-        </w:r>
-      </w:ins>
+      <w:r>
+        <w:t xml:space="preserve">:</w:t>
+      </w:r>
     </w:p>
     <w:p>
       <w:pPr>
@@ -4464,54 +4003,38 @@
       <w:pPr>
         <w:pStyle w:val="FirstParagraph"/>
       </w:pPr>
-      <w:del w:id="95" w:author="PR Preview" w:date="2026-01-01T00:00:00Z">
-        <w:r>
-          <w:rPr>
-            <w:b/>
-            <w:bCs/>
-          </w:rPr>
-          <w:delText xml:space="preserve">Definition 7 (Sample variance)</w:delText>
-        </w:r>
-      </w:del>
-      <w:del w:id="96" w:author="PR Preview" w:date="2026-01-01T00:00:00Z">
-        <w:r>
-          <w:delText xml:space="preserve"> </w:delText>
-        </w:r>
-      </w:del>
-      <w:del w:id="97" w:author="PR Preview" w:date="2026-01-01T00:00:00Z">
-        <w:r>
-          <w:delText xml:space="preserve">The</w:delText>
-        </w:r>
-      </w:del>
-      <w:del w:id="98" w:author="PR Preview" w:date="2026-01-01T00:00:00Z">
-        <w:r>
-          <w:delText xml:space="preserve"> </w:delText>
-        </w:r>
-      </w:del>
-      <w:del w:id="99" w:author="PR Preview" w:date="2026-01-01T00:00:00Z">
-        <w:r>
-          <w:rPr>
-            <w:b/>
-            <w:bCs/>
-          </w:rPr>
-          <w:delText xml:space="preserve">sample variance</w:delText>
-        </w:r>
-      </w:del>
-      <w:del w:id="100" w:author="PR Preview" w:date="2026-01-01T00:00:00Z">
-        <w:r>
-          <w:delText xml:space="preserve"> </w:delText>
-        </w:r>
-      </w:del>
-      <w:del w:id="101" w:author="PR Preview" w:date="2026-01-01T00:00:00Z">
-        <w:r>
-          <w:delText xml:space="preserve">of</w:delText>
-        </w:r>
-      </w:del>
-      <w:del w:id="102" w:author="PR Preview" w:date="2026-01-01T00:00:00Z">
-        <w:r>
-          <w:delText xml:space="preserve"> </w:delText>
-        </w:r>
-      </w:del>
+      <w:r>
+        <w:rPr>
+          <w:b/>
+          <w:bCs/>
+        </w:rPr>
+        <w:t xml:space="preserve">Definition 7 (Sample variance)</w:t>
+      </w:r>
+      <w:r>
+        <w:t xml:space="preserve"> </w:t>
+      </w:r>
+      <w:r>
+        <w:t xml:space="preserve">The</w:t>
+      </w:r>
+      <w:r>
+        <w:t xml:space="preserve"> </w:t>
+      </w:r>
+      <w:r>
+        <w:rPr>
+          <w:b/>
+          <w:bCs/>
+        </w:rPr>
+        <w:t xml:space="preserve">sample variance</w:t>
+      </w:r>
+      <w:r>
+        <w:t xml:space="preserve"> </w:t>
+      </w:r>
+      <w:r>
+        <w:t xml:space="preserve">of</w:t>
+      </w:r>
+      <w:r>
+        <w:t xml:space="preserve"> </w:t>
+      </w:r>
       <m:oMath>
         <m:r>
           <m:t>n</m:t>
@@ -4526,108 +4049,12 @@
           <m:t>2</m:t>
         </m:r>
       </m:oMath>
-      <w:del w:id="103" w:author="PR Preview" w:date="2026-01-01T00:00:00Z">
-        <w:r>
-          <w:delText xml:space="preserve"> </w:delText>
-        </w:r>
-      </w:del>
-      <w:del w:id="104" w:author="PR Preview" w:date="2026-01-01T00:00:00Z">
-        <w:r>
-          <w:delText xml:space="preserve">observations is</w:delText>
-        </w:r>
-      </w:del>
-      <w:del w:id="105" w:author="PR Preview" w:date="2026-01-01T00:00:00Z">
-        <w:r>
-          <w:delText xml:space="preserve"> </w:delText>
-        </w:r>
-      </w:del>
-      <w:del w:id="106" w:author="PR Preview" w:date="2026-01-01T00:00:00Z">
-        <w:r>
-          <w:delText xml:space="preserve">[6]</w:delText>
-        </w:r>
-      </w:del>
-      <w:del w:id="107" w:author="PR Preview" w:date="2026-01-01T00:00:00Z">
-        <w:r>
-          <w:delText xml:space="preserve">:</w:delText>
-        </w:r>
-      </w:del>
-    </w:p>
-    <w:p>
-      <w:pPr>
-        <w:pStyle w:val="FirstParagraph"/>
-      </w:pPr>
-      <w:ins w:id="108" w:author="PR Preview" w:date="2026-01-01T00:00:00Z">
-        <w:r>
-          <w:rPr>
-            <w:b/>
-            <w:bCs/>
-          </w:rPr>
-          <w:t xml:space="preserve">Definition 7 (Sample variance)</w:t>
-        </w:r>
-      </w:ins>
-      <w:ins w:id="109" w:author="PR Preview" w:date="2026-01-01T00:00:00Z">
-        <w:r>
-          <w:t xml:space="preserve"> </w:t>
-        </w:r>
-      </w:ins>
-      <w:ins w:id="110" w:author="PR Preview" w:date="2026-01-01T00:00:00Z">
-        <w:r>
-          <w:t xml:space="preserve">The</w:t>
-        </w:r>
-      </w:ins>
-      <w:ins w:id="111" w:author="PR Preview" w:date="2026-01-01T00:00:00Z">
-        <w:r>
-          <w:t xml:space="preserve"> </w:t>
-        </w:r>
-      </w:ins>
-      <w:ins w:id="112" w:author="PR Preview" w:date="2026-01-01T00:00:00Z">
-        <w:r>
-          <w:rPr>
-            <w:b/>
-            <w:bCs/>
-          </w:rPr>
-          <w:t xml:space="preserve">sample variance</w:t>
-        </w:r>
-      </w:ins>
-      <w:ins w:id="113" w:author="PR Preview" w:date="2026-01-01T00:00:00Z">
-        <w:r>
-          <w:t xml:space="preserve"> </w:t>
-        </w:r>
-      </w:ins>
-      <w:ins w:id="114" w:author="PR Preview" w:date="2026-01-01T00:00:00Z">
-        <w:r>
-          <w:t xml:space="preserve">of</w:t>
-        </w:r>
-      </w:ins>
-      <w:ins w:id="115" w:author="PR Preview" w:date="2026-01-01T00:00:00Z">
-        <w:r>
-          <w:t xml:space="preserve"> </w:t>
-        </w:r>
-      </w:ins>
-      <m:oMath>
-        <m:r>
-          <m:t>n</m:t>
-        </m:r>
-        <m:r>
-          <m:rPr>
-            <m:sty m:val="p"/>
-          </m:rPr>
-          <m:t>≥</m:t>
-        </m:r>
-        <m:r>
-          <m:t>2</m:t>
-        </m:r>
-      </m:oMath>
-      <w:ins w:id="116" w:author="PR Preview" w:date="2026-01-01T00:00:00Z">
-        <w:r>
-          <w:t xml:space="preserve"> </w:t>
-        </w:r>
-      </w:ins>
-      <w:ins w:id="117" w:author="PR Preview" w:date="2026-01-01T00:00:00Z">
-        <w:r>
-          <w:t xml:space="preserve">observations is:</w:t>
-        </w:r>
-      </w:ins>
+      <w:r>
+        <w:t xml:space="preserve"> </w:t>
+      </w:r>
+      <w:r>
+        <w:t xml:space="preserve">observations is:</w:t>
+      </w:r>
     </w:p>
     <w:p>
       <w:pPr>
@@ -4797,147 +4224,49 @@
       <w:pPr>
         <w:pStyle w:val="BodyText"/>
       </w:pPr>
-      <w:del w:id="118" w:author="PR Preview" w:date="2026-01-01T00:00:00Z">
+      <w:r>
+        <w:rPr>
+          <w:b/>
+          <w:bCs/>
+        </w:rPr>
+        <w:t xml:space="preserve">Definition 8 (Sample standard deviation)</w:t>
+      </w:r>
+      <w:r>
+        <w:t xml:space="preserve"> </w:t>
+      </w:r>
+      <w:r>
+        <w:t xml:space="preserve">The</w:t>
+      </w:r>
+      <w:r>
+        <w:t xml:space="preserve"> </w:t>
+      </w:r>
+      <w:r>
+        <w:rPr>
+          <w:b/>
+          <w:bCs/>
+        </w:rPr>
+        <w:t xml:space="preserve">sample standard deviation</w:t>
+      </w:r>
+      <w:r>
+        <w:t xml:space="preserve"> </w:t>
+      </w:r>
+      <w:r>
+        <w:t xml:space="preserve">is the square root of the</w:t>
+      </w:r>
+      <w:r>
+        <w:t xml:space="preserve"> </w:t>
+      </w:r>
+      <w:hyperlink w:anchor="def-sample-variance">
         <w:r>
           <w:rPr>
-            <w:b/>
-            <w:bCs/>
+            <w:rStyle w:val="Hyperlink"/>
           </w:rPr>
-          <w:delText xml:space="preserve">Definition 8 (Sample standard deviation)</w:delText>
+          <w:t xml:space="preserve">sample variance</w:t>
         </w:r>
-      </w:del>
-      <w:del w:id="119" w:author="PR Preview" w:date="2026-01-01T00:00:00Z">
-        <w:r>
-          <w:delText xml:space="preserve"> </w:delText>
-        </w:r>
-      </w:del>
-      <w:del w:id="120" w:author="PR Preview" w:date="2026-01-01T00:00:00Z">
-        <w:r>
-          <w:delText xml:space="preserve">The</w:delText>
-        </w:r>
-      </w:del>
-      <w:del w:id="121" w:author="PR Preview" w:date="2026-01-01T00:00:00Z">
-        <w:r>
-          <w:delText xml:space="preserve"> </w:delText>
-        </w:r>
-      </w:del>
-      <w:del w:id="122" w:author="PR Preview" w:date="2026-01-01T00:00:00Z">
-        <w:r>
-          <w:rPr>
-            <w:b/>
-            <w:bCs/>
-          </w:rPr>
-          <w:delText xml:space="preserve">sample standard deviation</w:delText>
-        </w:r>
-      </w:del>
-      <w:del w:id="123" w:author="PR Preview" w:date="2026-01-01T00:00:00Z">
-        <w:r>
-          <w:delText xml:space="preserve"> </w:delText>
-        </w:r>
-      </w:del>
-      <w:del w:id="124" w:author="PR Preview" w:date="2026-01-01T00:00:00Z">
-        <w:r>
-          <w:delText xml:space="preserve">is the square root of the</w:delText>
-        </w:r>
-      </w:del>
-      <w:del w:id="125" w:author="PR Preview" w:date="2026-01-01T00:00:00Z">
-        <w:r>
-          <w:delText xml:space="preserve"> </w:delText>
-        </w:r>
-      </w:del>
-      <w:hyperlink w:anchor="def-sample-variance">
-        <w:del w:id="126" w:author="PR Preview" w:date="2026-01-01T00:00:00Z">
-          <w:r>
-            <w:rPr>
-              <w:rStyle w:val="Hyperlink"/>
-            </w:rPr>
-            <w:delText xml:space="preserve">sample variance</w:delText>
-          </w:r>
-        </w:del>
       </w:hyperlink>
-      <w:del w:id="127" w:author="PR Preview" w:date="2026-01-01T00:00:00Z">
-        <w:r>
-          <w:delText xml:space="preserve"> </w:delText>
-        </w:r>
-      </w:del>
-      <w:del w:id="128" w:author="PR Preview" w:date="2026-01-01T00:00:00Z">
-        <w:r>
-          <w:delText xml:space="preserve">[7]</w:delText>
-        </w:r>
-      </w:del>
-      <w:del w:id="129" w:author="PR Preview" w:date="2026-01-01T00:00:00Z">
-        <w:r>
-          <w:delText xml:space="preserve">:</w:delText>
-        </w:r>
-      </w:del>
-    </w:p>
-    <w:p>
-      <w:pPr>
-        <w:pStyle w:val="BodyText"/>
-      </w:pPr>
-      <w:ins w:id="130" w:author="PR Preview" w:date="2026-01-01T00:00:00Z">
-        <w:r>
-          <w:rPr>
-            <w:b/>
-            <w:bCs/>
-          </w:rPr>
-          <w:t xml:space="preserve">Definition 8 (Sample standard deviation)</w:t>
-        </w:r>
-      </w:ins>
-      <w:ins w:id="131" w:author="PR Preview" w:date="2026-01-01T00:00:00Z">
-        <w:r>
-          <w:t xml:space="preserve"> </w:t>
-        </w:r>
-      </w:ins>
-      <w:ins w:id="132" w:author="PR Preview" w:date="2026-01-01T00:00:00Z">
-        <w:r>
-          <w:t xml:space="preserve">The</w:t>
-        </w:r>
-      </w:ins>
-      <w:ins w:id="133" w:author="PR Preview" w:date="2026-01-01T00:00:00Z">
-        <w:r>
-          <w:t xml:space="preserve"> </w:t>
-        </w:r>
-      </w:ins>
-      <w:ins w:id="134" w:author="PR Preview" w:date="2026-01-01T00:00:00Z">
-        <w:r>
-          <w:rPr>
-            <w:b/>
-            <w:bCs/>
-          </w:rPr>
-          <w:t xml:space="preserve">sample standard deviation</w:t>
-        </w:r>
-      </w:ins>
-      <w:ins w:id="135" w:author="PR Preview" w:date="2026-01-01T00:00:00Z">
-        <w:r>
-          <w:t xml:space="preserve"> </w:t>
-        </w:r>
-      </w:ins>
-      <w:ins w:id="136" w:author="PR Preview" w:date="2026-01-01T00:00:00Z">
-        <w:r>
-          <w:t xml:space="preserve">is the square root of the</w:t>
-        </w:r>
-      </w:ins>
-      <w:ins w:id="137" w:author="PR Preview" w:date="2026-01-01T00:00:00Z">
-        <w:r>
-          <w:t xml:space="preserve"> </w:t>
-        </w:r>
-      </w:ins>
-      <w:hyperlink w:anchor="def-sample-variance">
-        <w:ins w:id="138" w:author="PR Preview" w:date="2026-01-01T00:00:00Z">
-          <w:r>
-            <w:rPr>
-              <w:rStyle w:val="Hyperlink"/>
-            </w:rPr>
-            <w:t xml:space="preserve">sample variance</w:t>
-          </w:r>
-        </w:ins>
-      </w:hyperlink>
-      <w:ins w:id="139" w:author="PR Preview" w:date="2026-01-01T00:00:00Z">
-        <w:r>
-          <w:t xml:space="preserve">:</w:t>
-        </w:r>
-      </w:ins>
+      <w:r>
+        <w:t xml:space="preserve">:</w:t>
+      </w:r>
     </w:p>
     <w:p>
       <w:pPr>
@@ -5219,68 +4548,48 @@
       <w:pPr>
         <w:pStyle w:val="BodyText"/>
       </w:pPr>
-      <w:del w:id="140" w:author="PR Preview" w:date="2026-01-01T00:00:00Z">
-        <w:r>
-          <w:rPr>
-            <w:b/>
-            <w:bCs/>
-          </w:rPr>
-          <w:delText xml:space="preserve">Definition 9 (Quartiles (first quartile, third quartile, 25th percentile, 75th percentile))</w:delText>
-        </w:r>
-      </w:del>
-      <w:del w:id="141" w:author="PR Preview" w:date="2026-01-01T00:00:00Z">
-        <w:r>
-          <w:delText xml:space="preserve"> </w:delText>
-        </w:r>
-      </w:del>
-      <w:del w:id="142" w:author="PR Preview" w:date="2026-01-01T00:00:00Z">
-        <w:r>
-          <w:delText xml:space="preserve">The</w:delText>
-        </w:r>
-      </w:del>
-      <w:del w:id="143" w:author="PR Preview" w:date="2026-01-01T00:00:00Z">
-        <w:r>
-          <w:delText xml:space="preserve"> </w:delText>
-        </w:r>
-      </w:del>
-      <w:del w:id="144" w:author="PR Preview" w:date="2026-01-01T00:00:00Z">
-        <w:r>
-          <w:rPr>
-            <w:b/>
-            <w:bCs/>
-          </w:rPr>
-          <w:delText xml:space="preserve">quartiles</w:delText>
-        </w:r>
-      </w:del>
-      <w:del w:id="145" w:author="PR Preview" w:date="2026-01-01T00:00:00Z">
-        <w:r>
-          <w:delText xml:space="preserve"> </w:delText>
-        </w:r>
-      </w:del>
-      <w:del w:id="146" w:author="PR Preview" w:date="2026-01-01T00:00:00Z">
-        <w:r>
-          <w:delText xml:space="preserve">are the</w:delText>
-        </w:r>
-      </w:del>
-      <w:del w:id="147" w:author="PR Preview" w:date="2026-01-01T00:00:00Z">
-        <w:r>
-          <w:delText xml:space="preserve"> </w:delText>
-        </w:r>
-      </w:del>
-      <w:del w:id="148" w:author="PR Preview" w:date="2026-01-01T00:00:00Z">
-        <w:r>
-          <w:rPr>
-            <w:b/>
-            <w:bCs/>
-          </w:rPr>
-          <w:delText xml:space="preserve">first quartile</w:delText>
-        </w:r>
-      </w:del>
-      <w:del w:id="149" w:author="PR Preview" w:date="2026-01-01T00:00:00Z">
-        <w:r>
-          <w:delText xml:space="preserve"> </w:delText>
-        </w:r>
-      </w:del>
+      <w:r>
+        <w:rPr>
+          <w:b/>
+          <w:bCs/>
+        </w:rPr>
+        <w:t xml:space="preserve">Definition 9 (Quartiles (first quartile, third quartile, 25th percentile, 75th percentile))</w:t>
+      </w:r>
+      <w:r>
+        <w:t xml:space="preserve"> </w:t>
+      </w:r>
+      <w:r>
+        <w:t xml:space="preserve">The</w:t>
+      </w:r>
+      <w:r>
+        <w:t xml:space="preserve"> </w:t>
+      </w:r>
+      <w:r>
+        <w:rPr>
+          <w:b/>
+          <w:bCs/>
+        </w:rPr>
+        <w:t xml:space="preserve">quartiles</w:t>
+      </w:r>
+      <w:r>
+        <w:t xml:space="preserve"> </w:t>
+      </w:r>
+      <w:r>
+        <w:t xml:space="preserve">are the</w:t>
+      </w:r>
+      <w:r>
+        <w:t xml:space="preserve"> </w:t>
+      </w:r>
+      <w:r>
+        <w:rPr>
+          <w:b/>
+          <w:bCs/>
+        </w:rPr>
+        <w:t xml:space="preserve">first quartile</w:t>
+      </w:r>
+      <w:r>
+        <w:t xml:space="preserve"> </w:t>
+      </w:r>
       <m:oMath>
         <m:sSub>
           <m:e>
@@ -5295,35 +4604,25 @@
           </m:sub>
         </m:sSub>
       </m:oMath>
-      <w:del w:id="150" w:author="PR Preview" w:date="2026-01-01T00:00:00Z">
-        <w:r>
-          <w:delText xml:space="preserve"> </w:delText>
-        </w:r>
-      </w:del>
-      <w:del w:id="151" w:author="PR Preview" w:date="2026-01-01T00:00:00Z">
-        <w:r>
-          <w:delText xml:space="preserve">and the</w:delText>
-        </w:r>
-      </w:del>
-      <w:del w:id="152" w:author="PR Preview" w:date="2026-01-01T00:00:00Z">
-        <w:r>
-          <w:delText xml:space="preserve"> </w:delText>
-        </w:r>
-      </w:del>
-      <w:del w:id="153" w:author="PR Preview" w:date="2026-01-01T00:00:00Z">
-        <w:r>
-          <w:rPr>
-            <w:b/>
-            <w:bCs/>
-          </w:rPr>
-          <w:delText xml:space="preserve">third quartile</w:delText>
-        </w:r>
-      </w:del>
-      <w:del w:id="154" w:author="PR Preview" w:date="2026-01-01T00:00:00Z">
-        <w:r>
-          <w:delText xml:space="preserve"> </w:delText>
-        </w:r>
-      </w:del>
+      <w:r>
+        <w:t xml:space="preserve"> </w:t>
+      </w:r>
+      <w:r>
+        <w:t xml:space="preserve">and the</w:t>
+      </w:r>
+      <w:r>
+        <w:t xml:space="preserve"> </w:t>
+      </w:r>
+      <w:r>
+        <w:rPr>
+          <w:b/>
+          <w:bCs/>
+        </w:rPr>
+        <w:t xml:space="preserve">third quartile</w:t>
+      </w:r>
+      <w:r>
+        <w:t xml:space="preserve"> </w:t>
+      </w:r>
       <m:oMath>
         <m:sSub>
           <m:e>
@@ -5338,341 +4637,70 @@
           </m:sub>
         </m:sSub>
       </m:oMath>
-      <w:del w:id="155" w:author="PR Preview" w:date="2026-01-01T00:00:00Z">
-        <w:r>
-          <w:delText xml:space="preserve">,</w:delText>
-        </w:r>
-      </w:del>
-      <w:del w:id="156" w:author="PR Preview" w:date="2026-01-01T00:00:00Z">
-        <w:r>
-          <w:delText xml:space="preserve"> </w:delText>
-        </w:r>
-      </w:del>
-      <w:del w:id="157" w:author="PR Preview" w:date="2026-01-01T00:00:00Z">
-        <w:r>
-          <w:delText xml:space="preserve">the sample 0.25 and 0.75 quantiles</w:delText>
-        </w:r>
-      </w:del>
-      <w:del w:id="158" w:author="PR Preview" w:date="2026-01-01T00:00:00Z">
-        <w:r>
-          <w:delText xml:space="preserve"> </w:delText>
-        </w:r>
-      </w:del>
-      <w:del w:id="159" w:author="PR Preview" w:date="2026-01-01T00:00:00Z">
-        <w:r>
-          <w:delText xml:space="preserve">(</w:delText>
-        </w:r>
-      </w:del>
+      <w:r>
+        <w:t xml:space="preserve">,</w:t>
+      </w:r>
+      <w:r>
+        <w:t xml:space="preserve"> </w:t>
+      </w:r>
+      <w:r>
+        <w:t xml:space="preserve">the sample 0.25 and 0.75 quantiles</w:t>
+      </w:r>
+      <w:r>
+        <w:t xml:space="preserve"> </w:t>
+      </w:r>
+      <w:r>
+        <w:t xml:space="preserve">(</w:t>
+      </w:r>
       <w:hyperlink r:id="rId35">
-        <w:del w:id="160" w:author="PR Preview" w:date="2026-01-01T00:00:00Z">
-          <w:r>
-            <w:rPr>
-              <w:rStyle w:val="Hyperlink"/>
-            </w:rPr>
-            <w:delText xml:space="preserve">sample quantile</w:delText>
-          </w:r>
-        </w:del>
-      </w:hyperlink>
-      <w:del w:id="161" w:author="PR Preview" w:date="2026-01-01T00:00:00Z">
-        <w:r>
-          <w:delText xml:space="preserve">)</w:delText>
-        </w:r>
-      </w:del>
-      <w:del w:id="162" w:author="PR Preview" w:date="2026-01-01T00:00:00Z">
-        <w:r>
-          <w:delText xml:space="preserve"> </w:delText>
-        </w:r>
-      </w:del>
-      <w:del w:id="163" w:author="PR Preview" w:date="2026-01-01T00:00:00Z">
-        <w:r>
-          <w:delText xml:space="preserve">[8]</w:delText>
-        </w:r>
-      </w:del>
-      <w:del w:id="164" w:author="PR Preview" w:date="2026-01-01T00:00:00Z">
-        <w:r>
-          <w:delText xml:space="preserve">.</w:delText>
-        </w:r>
-      </w:del>
-      <w:del w:id="165" w:author="PR Preview" w:date="2026-01-01T00:00:00Z">
-        <w:r>
-          <w:delText xml:space="preserve"> </w:delText>
-        </w:r>
-      </w:del>
-      <w:del w:id="166" w:author="PR Preview" w:date="2026-01-01T00:00:00Z">
-        <w:r>
-          <w:delText xml:space="preserve">The first quartile is also called the</w:delText>
-        </w:r>
-      </w:del>
-      <w:del w:id="167" w:author="PR Preview" w:date="2026-01-01T00:00:00Z">
-        <w:r>
-          <w:delText xml:space="preserve"> </w:delText>
-        </w:r>
-      </w:del>
-      <w:del w:id="168" w:author="PR Preview" w:date="2026-01-01T00:00:00Z">
         <w:r>
           <w:rPr>
-            <w:b/>
-            <w:bCs/>
+            <w:rStyle w:val="Hyperlink"/>
           </w:rPr>
-          <w:delText xml:space="preserve">25th percentile</w:delText>
+          <w:t xml:space="preserve">sample quantile</w:t>
         </w:r>
-      </w:del>
-      <w:del w:id="169" w:author="PR Preview" w:date="2026-01-01T00:00:00Z">
-        <w:r>
-          <w:delText xml:space="preserve">,</w:delText>
-        </w:r>
-      </w:del>
-      <w:del w:id="170" w:author="PR Preview" w:date="2026-01-01T00:00:00Z">
-        <w:r>
-          <w:delText xml:space="preserve"> </w:delText>
-        </w:r>
-      </w:del>
-      <w:del w:id="171" w:author="PR Preview" w:date="2026-01-01T00:00:00Z">
-        <w:r>
-          <w:delText xml:space="preserve">and the third quartile is also called the</w:delText>
-        </w:r>
-      </w:del>
-      <w:del w:id="172" w:author="PR Preview" w:date="2026-01-01T00:00:00Z">
-        <w:r>
-          <w:delText xml:space="preserve"> </w:delText>
-        </w:r>
-      </w:del>
-      <w:del w:id="173" w:author="PR Preview" w:date="2026-01-01T00:00:00Z">
-        <w:r>
-          <w:rPr>
-            <w:b/>
-            <w:bCs/>
-          </w:rPr>
-          <w:delText xml:space="preserve">75th percentile</w:delText>
-        </w:r>
-      </w:del>
-      <w:del w:id="174" w:author="PR Preview" w:date="2026-01-01T00:00:00Z">
-        <w:r>
-          <w:delText xml:space="preserve">.</w:delText>
-        </w:r>
-      </w:del>
-    </w:p>
-    <w:p>
-      <w:pPr>
-        <w:pStyle w:val="BodyText"/>
-      </w:pPr>
-      <w:ins w:id="175" w:author="PR Preview" w:date="2026-01-01T00:00:00Z">
-        <w:r>
-          <w:rPr>
-            <w:b/>
-            <w:bCs/>
-          </w:rPr>
-          <w:t xml:space="preserve">Definition 9 (Quartiles (first quartile, third quartile, 25th percentile, 75th percentile))</w:t>
-        </w:r>
-      </w:ins>
-      <w:ins w:id="176" w:author="PR Preview" w:date="2026-01-01T00:00:00Z">
-        <w:r>
-          <w:t xml:space="preserve"> </w:t>
-        </w:r>
-      </w:ins>
-      <w:ins w:id="177" w:author="PR Preview" w:date="2026-01-01T00:00:00Z">
-        <w:r>
-          <w:t xml:space="preserve">The</w:t>
-        </w:r>
-      </w:ins>
-      <w:ins w:id="178" w:author="PR Preview" w:date="2026-01-01T00:00:00Z">
-        <w:r>
-          <w:t xml:space="preserve"> </w:t>
-        </w:r>
-      </w:ins>
-      <w:ins w:id="179" w:author="PR Preview" w:date="2026-01-01T00:00:00Z">
-        <w:r>
-          <w:rPr>
-            <w:b/>
-            <w:bCs/>
-          </w:rPr>
-          <w:t xml:space="preserve">quartiles</w:t>
-        </w:r>
-      </w:ins>
-      <w:ins w:id="180" w:author="PR Preview" w:date="2026-01-01T00:00:00Z">
-        <w:r>
-          <w:t xml:space="preserve"> </w:t>
-        </w:r>
-      </w:ins>
-      <w:ins w:id="181" w:author="PR Preview" w:date="2026-01-01T00:00:00Z">
-        <w:r>
-          <w:t xml:space="preserve">are the</w:t>
-        </w:r>
-      </w:ins>
-      <w:ins w:id="182" w:author="PR Preview" w:date="2026-01-01T00:00:00Z">
-        <w:r>
-          <w:t xml:space="preserve"> </w:t>
-        </w:r>
-      </w:ins>
-      <w:ins w:id="183" w:author="PR Preview" w:date="2026-01-01T00:00:00Z">
-        <w:r>
-          <w:rPr>
-            <w:b/>
-            <w:bCs/>
-          </w:rPr>
-          <w:t xml:space="preserve">first quartile</w:t>
-        </w:r>
-      </w:ins>
-      <w:ins w:id="184" w:author="PR Preview" w:date="2026-01-01T00:00:00Z">
-        <w:r>
-          <w:t xml:space="preserve"> </w:t>
-        </w:r>
-      </w:ins>
-      <m:oMath>
-        <m:sSub>
-          <m:e>
-            <m:r>
-              <m:t>Q</m:t>
-            </m:r>
-          </m:e>
-          <m:sub>
-            <m:r>
-              <m:t>1</m:t>
-            </m:r>
-          </m:sub>
-        </m:sSub>
-      </m:oMath>
-      <w:ins w:id="185" w:author="PR Preview" w:date="2026-01-01T00:00:00Z">
-        <w:r>
-          <w:t xml:space="preserve"> </w:t>
-        </w:r>
-      </w:ins>
-      <w:ins w:id="186" w:author="PR Preview" w:date="2026-01-01T00:00:00Z">
-        <w:r>
-          <w:t xml:space="preserve">and the</w:t>
-        </w:r>
-      </w:ins>
-      <w:ins w:id="187" w:author="PR Preview" w:date="2026-01-01T00:00:00Z">
-        <w:r>
-          <w:t xml:space="preserve"> </w:t>
-        </w:r>
-      </w:ins>
-      <w:ins w:id="188" w:author="PR Preview" w:date="2026-01-01T00:00:00Z">
-        <w:r>
-          <w:rPr>
-            <w:b/>
-            <w:bCs/>
-          </w:rPr>
-          <w:t xml:space="preserve">third quartile</w:t>
-        </w:r>
-      </w:ins>
-      <w:ins w:id="189" w:author="PR Preview" w:date="2026-01-01T00:00:00Z">
-        <w:r>
-          <w:t xml:space="preserve"> </w:t>
-        </w:r>
-      </w:ins>
-      <m:oMath>
-        <m:sSub>
-          <m:e>
-            <m:r>
-              <m:t>Q</m:t>
-            </m:r>
-          </m:e>
-          <m:sub>
-            <m:r>
-              <m:t>3</m:t>
-            </m:r>
-          </m:sub>
-        </m:sSub>
-      </m:oMath>
-      <w:ins w:id="190" w:author="PR Preview" w:date="2026-01-01T00:00:00Z">
-        <w:r>
-          <w:t xml:space="preserve">,</w:t>
-        </w:r>
-      </w:ins>
-      <w:ins w:id="191" w:author="PR Preview" w:date="2026-01-01T00:00:00Z">
-        <w:r>
-          <w:t xml:space="preserve"> </w:t>
-        </w:r>
-      </w:ins>
-      <w:ins w:id="192" w:author="PR Preview" w:date="2026-01-01T00:00:00Z">
-        <w:r>
-          <w:t xml:space="preserve">the sample 0.25 and 0.75 quantiles</w:t>
-        </w:r>
-      </w:ins>
-      <w:ins w:id="193" w:author="PR Preview" w:date="2026-01-01T00:00:00Z">
-        <w:r>
-          <w:t xml:space="preserve"> </w:t>
-        </w:r>
-      </w:ins>
-      <w:ins w:id="194" w:author="PR Preview" w:date="2026-01-01T00:00:00Z">
-        <w:r>
-          <w:t xml:space="preserve">(</w:t>
-        </w:r>
-      </w:ins>
-      <w:hyperlink r:id="rId35">
-        <w:ins w:id="195" w:author="PR Preview" w:date="2026-01-01T00:00:00Z">
-          <w:r>
-            <w:rPr>
-              <w:rStyle w:val="Hyperlink"/>
-            </w:rPr>
-            <w:t xml:space="preserve">sample quantile</w:t>
-          </w:r>
-        </w:ins>
       </w:hyperlink>
-      <w:ins w:id="196" w:author="PR Preview" w:date="2026-01-01T00:00:00Z">
-        <w:r>
-          <w:t xml:space="preserve">).</w:t>
-        </w:r>
-      </w:ins>
-      <w:ins w:id="197" w:author="PR Preview" w:date="2026-01-01T00:00:00Z">
-        <w:r>
-          <w:t xml:space="preserve"> </w:t>
-        </w:r>
-      </w:ins>
-      <w:ins w:id="198" w:author="PR Preview" w:date="2026-01-01T00:00:00Z">
-        <w:r>
-          <w:t xml:space="preserve">The first quartile is also called the</w:t>
-        </w:r>
-      </w:ins>
-      <w:ins w:id="199" w:author="PR Preview" w:date="2026-01-01T00:00:00Z">
-        <w:r>
-          <w:t xml:space="preserve"> </w:t>
-        </w:r>
-      </w:ins>
-      <w:ins w:id="200" w:author="PR Preview" w:date="2026-01-01T00:00:00Z">
-        <w:r>
-          <w:rPr>
-            <w:b/>
-            <w:bCs/>
-          </w:rPr>
-          <w:t xml:space="preserve">25th percentile</w:t>
-        </w:r>
-      </w:ins>
-      <w:ins w:id="201" w:author="PR Preview" w:date="2026-01-01T00:00:00Z">
-        <w:r>
-          <w:t xml:space="preserve">,</w:t>
-        </w:r>
-      </w:ins>
-      <w:ins w:id="202" w:author="PR Preview" w:date="2026-01-01T00:00:00Z">
-        <w:r>
-          <w:t xml:space="preserve"> </w:t>
-        </w:r>
-      </w:ins>
-      <w:ins w:id="203" w:author="PR Preview" w:date="2026-01-01T00:00:00Z">
-        <w:r>
-          <w:t xml:space="preserve">and the third quartile is also called the</w:t>
-        </w:r>
-      </w:ins>
-      <w:ins w:id="204" w:author="PR Preview" w:date="2026-01-01T00:00:00Z">
-        <w:r>
-          <w:t xml:space="preserve"> </w:t>
-        </w:r>
-      </w:ins>
-      <w:ins w:id="205" w:author="PR Preview" w:date="2026-01-01T00:00:00Z">
-        <w:r>
-          <w:rPr>
-            <w:b/>
-            <w:bCs/>
-          </w:rPr>
-          <w:t xml:space="preserve">75th percentile</w:t>
-        </w:r>
-      </w:ins>
-      <w:ins w:id="206" w:author="PR Preview" w:date="2026-01-01T00:00:00Z">
-        <w:r>
-          <w:t xml:space="preserve">.</w:t>
-        </w:r>
-      </w:ins>
+      <w:r>
+        <w:t xml:space="preserve">).</w:t>
+      </w:r>
+      <w:r>
+        <w:t xml:space="preserve"> </w:t>
+      </w:r>
+      <w:r>
+        <w:t xml:space="preserve">The first quartile is also called the</w:t>
+      </w:r>
+      <w:r>
+        <w:t xml:space="preserve"> </w:t>
+      </w:r>
+      <w:r>
+        <w:rPr>
+          <w:b/>
+          <w:bCs/>
+        </w:rPr>
+        <w:t xml:space="preserve">25th percentile</w:t>
+      </w:r>
+      <w:r>
+        <w:t xml:space="preserve">,</w:t>
+      </w:r>
+      <w:r>
+        <w:t xml:space="preserve"> </w:t>
+      </w:r>
+      <w:r>
+        <w:t xml:space="preserve">and the third quartile is also called the</w:t>
+      </w:r>
+      <w:r>
+        <w:t xml:space="preserve"> </w:t>
+      </w:r>
+      <w:r>
+        <w:rPr>
+          <w:b/>
+          <w:bCs/>
+        </w:rPr>
+        <w:t xml:space="preserve">75th percentile</w:t>
+      </w:r>
+      <w:r>
+        <w:t xml:space="preserve">.</w:t>
+      </w:r>
     </w:p>
     <w:p>
       <w:pPr>
@@ -5817,167 +4845,55 @@
       <w:pPr>
         <w:pStyle w:val="BodyText"/>
       </w:pPr>
-      <w:del w:id="207" w:author="PR Preview" w:date="2026-01-01T00:00:00Z">
+      <w:r>
+        <w:rPr>
+          <w:b/>
+          <w:bCs/>
+        </w:rPr>
+        <w:t xml:space="preserve">Definition 10 (Interquartile range)</w:t>
+      </w:r>
+      <w:r>
+        <w:t xml:space="preserve"> </w:t>
+      </w:r>
+      <w:r>
+        <w:t xml:space="preserve">The</w:t>
+      </w:r>
+      <w:r>
+        <w:t xml:space="preserve"> </w:t>
+      </w:r>
+      <w:r>
+        <w:rPr>
+          <w:b/>
+          <w:bCs/>
+        </w:rPr>
+        <w:t xml:space="preserve">interquartile range</w:t>
+      </w:r>
+      <w:r>
+        <w:t xml:space="preserve"> </w:t>
+      </w:r>
+      <w:r>
+        <w:t xml:space="preserve">(IQR) is the difference between the</w:t>
+      </w:r>
+      <w:r>
+        <w:t xml:space="preserve"> </w:t>
+      </w:r>
+      <w:r>
+        <w:t xml:space="preserve">third and first</w:t>
+      </w:r>
+      <w:r>
+        <w:t xml:space="preserve"> </w:t>
+      </w:r>
+      <w:hyperlink w:anchor="def-quartiles">
         <w:r>
           <w:rPr>
-            <w:b/>
-            <w:bCs/>
+            <w:rStyle w:val="Hyperlink"/>
           </w:rPr>
-          <w:delText xml:space="preserve">Definition 10 (Interquartile range)</w:delText>
+          <w:t xml:space="preserve">quartiles</w:t>
         </w:r>
-      </w:del>
-      <w:del w:id="208" w:author="PR Preview" w:date="2026-01-01T00:00:00Z">
-        <w:r>
-          <w:delText xml:space="preserve"> </w:delText>
-        </w:r>
-      </w:del>
-      <w:del w:id="209" w:author="PR Preview" w:date="2026-01-01T00:00:00Z">
-        <w:r>
-          <w:delText xml:space="preserve">The</w:delText>
-        </w:r>
-      </w:del>
-      <w:del w:id="210" w:author="PR Preview" w:date="2026-01-01T00:00:00Z">
-        <w:r>
-          <w:delText xml:space="preserve"> </w:delText>
-        </w:r>
-      </w:del>
-      <w:del w:id="211" w:author="PR Preview" w:date="2026-01-01T00:00:00Z">
-        <w:r>
-          <w:rPr>
-            <w:b/>
-            <w:bCs/>
-          </w:rPr>
-          <w:delText xml:space="preserve">interquartile range</w:delText>
-        </w:r>
-      </w:del>
-      <w:del w:id="212" w:author="PR Preview" w:date="2026-01-01T00:00:00Z">
-        <w:r>
-          <w:delText xml:space="preserve"> </w:delText>
-        </w:r>
-      </w:del>
-      <w:del w:id="213" w:author="PR Preview" w:date="2026-01-01T00:00:00Z">
-        <w:r>
-          <w:delText xml:space="preserve">(IQR) is the difference between the</w:delText>
-        </w:r>
-      </w:del>
-      <w:del w:id="214" w:author="PR Preview" w:date="2026-01-01T00:00:00Z">
-        <w:r>
-          <w:delText xml:space="preserve"> </w:delText>
-        </w:r>
-      </w:del>
-      <w:del w:id="215" w:author="PR Preview" w:date="2026-01-01T00:00:00Z">
-        <w:r>
-          <w:delText xml:space="preserve">third and first</w:delText>
-        </w:r>
-      </w:del>
-      <w:del w:id="216" w:author="PR Preview" w:date="2026-01-01T00:00:00Z">
-        <w:r>
-          <w:delText xml:space="preserve"> </w:delText>
-        </w:r>
-      </w:del>
-      <w:hyperlink w:anchor="def-quartiles">
-        <w:del w:id="217" w:author="PR Preview" w:date="2026-01-01T00:00:00Z">
-          <w:r>
-            <w:rPr>
-              <w:rStyle w:val="Hyperlink"/>
-            </w:rPr>
-            <w:delText xml:space="preserve">quartiles</w:delText>
-          </w:r>
-        </w:del>
       </w:hyperlink>
-      <w:del w:id="218" w:author="PR Preview" w:date="2026-01-01T00:00:00Z">
-        <w:r>
-          <w:delText xml:space="preserve"> </w:delText>
-        </w:r>
-      </w:del>
-      <w:del w:id="219" w:author="PR Preview" w:date="2026-01-01T00:00:00Z">
-        <w:r>
-          <w:delText xml:space="preserve">[9]</w:delText>
-        </w:r>
-      </w:del>
-      <w:del w:id="220" w:author="PR Preview" w:date="2026-01-01T00:00:00Z">
-        <w:r>
-          <w:delText xml:space="preserve">:</w:delText>
-        </w:r>
-      </w:del>
-    </w:p>
-    <w:p>
-      <w:pPr>
-        <w:pStyle w:val="BodyText"/>
-      </w:pPr>
-      <w:ins w:id="221" w:author="PR Preview" w:date="2026-01-01T00:00:00Z">
-        <w:r>
-          <w:rPr>
-            <w:b/>
-            <w:bCs/>
-          </w:rPr>
-          <w:t xml:space="preserve">Definition 10 (Interquartile range)</w:t>
-        </w:r>
-      </w:ins>
-      <w:ins w:id="222" w:author="PR Preview" w:date="2026-01-01T00:00:00Z">
-        <w:r>
-          <w:t xml:space="preserve"> </w:t>
-        </w:r>
-      </w:ins>
-      <w:ins w:id="223" w:author="PR Preview" w:date="2026-01-01T00:00:00Z">
-        <w:r>
-          <w:t xml:space="preserve">The</w:t>
-        </w:r>
-      </w:ins>
-      <w:ins w:id="224" w:author="PR Preview" w:date="2026-01-01T00:00:00Z">
-        <w:r>
-          <w:t xml:space="preserve"> </w:t>
-        </w:r>
-      </w:ins>
-      <w:ins w:id="225" w:author="PR Preview" w:date="2026-01-01T00:00:00Z">
-        <w:r>
-          <w:rPr>
-            <w:b/>
-            <w:bCs/>
-          </w:rPr>
-          <w:t xml:space="preserve">interquartile range</w:t>
-        </w:r>
-      </w:ins>
-      <w:ins w:id="226" w:author="PR Preview" w:date="2026-01-01T00:00:00Z">
-        <w:r>
-          <w:t xml:space="preserve"> </w:t>
-        </w:r>
-      </w:ins>
-      <w:ins w:id="227" w:author="PR Preview" w:date="2026-01-01T00:00:00Z">
-        <w:r>
-          <w:t xml:space="preserve">(IQR) is the difference between the</w:t>
-        </w:r>
-      </w:ins>
-      <w:ins w:id="228" w:author="PR Preview" w:date="2026-01-01T00:00:00Z">
-        <w:r>
-          <w:t xml:space="preserve"> </w:t>
-        </w:r>
-      </w:ins>
-      <w:ins w:id="229" w:author="PR Preview" w:date="2026-01-01T00:00:00Z">
-        <w:r>
-          <w:t xml:space="preserve">third and first</w:t>
-        </w:r>
-      </w:ins>
-      <w:ins w:id="230" w:author="PR Preview" w:date="2026-01-01T00:00:00Z">
-        <w:r>
-          <w:t xml:space="preserve"> </w:t>
-        </w:r>
-      </w:ins>
-      <w:hyperlink w:anchor="def-quartiles">
-        <w:ins w:id="231" w:author="PR Preview" w:date="2026-01-01T00:00:00Z">
-          <w:r>
-            <w:rPr>
-              <w:rStyle w:val="Hyperlink"/>
-            </w:rPr>
-            <w:t xml:space="preserve">quartiles</w:t>
-          </w:r>
-        </w:ins>
-      </w:hyperlink>
-      <w:ins w:id="232" w:author="PR Preview" w:date="2026-01-01T00:00:00Z">
-        <w:r>
-          <w:t xml:space="preserve">:</w:t>
-        </w:r>
-      </w:ins>
+      <w:r>
+        <w:t xml:space="preserve">:</w:t>
+      </w:r>
     </w:p>
     <w:p>
       <w:pPr>
@@ -8685,172 +7601,53 @@
       <w:pPr>
         <w:pStyle w:val="FirstParagraph"/>
       </w:pPr>
-      <w:del w:id="233" w:author="PR Preview" w:date="2026-01-01T00:00:00Z">
-        <w:r>
-          <w:rPr>
-            <w:b/>
-            <w:bCs/>
-          </w:rPr>
-          <w:delText xml:space="preserve">Definition 12 (Histogram)</w:delText>
-        </w:r>
-      </w:del>
-      <w:del w:id="234" w:author="PR Preview" w:date="2026-01-01T00:00:00Z">
-        <w:r>
-          <w:delText xml:space="preserve"> </w:delText>
-        </w:r>
-      </w:del>
-      <w:del w:id="235" w:author="PR Preview" w:date="2026-01-01T00:00:00Z">
-        <w:r>
-          <w:delText xml:space="preserve">A</w:delText>
-        </w:r>
-      </w:del>
-      <w:del w:id="236" w:author="PR Preview" w:date="2026-01-01T00:00:00Z">
-        <w:r>
-          <w:delText xml:space="preserve"> </w:delText>
-        </w:r>
-      </w:del>
-      <w:del w:id="237" w:author="PR Preview" w:date="2026-01-01T00:00:00Z">
-        <w:r>
-          <w:rPr>
-            <w:b/>
-            <w:bCs/>
-          </w:rPr>
-          <w:delText xml:space="preserve">histogram</w:delText>
-        </w:r>
-      </w:del>
-      <w:del w:id="238" w:author="PR Preview" w:date="2026-01-01T00:00:00Z">
-        <w:r>
-          <w:delText xml:space="preserve"> </w:delText>
-        </w:r>
-      </w:del>
-      <w:del w:id="239" w:author="PR Preview" w:date="2026-01-01T00:00:00Z">
-        <w:r>
-          <w:delText xml:space="preserve">displays the distribution of a continuous variable</w:delText>
-        </w:r>
-      </w:del>
-      <w:del w:id="240" w:author="PR Preview" w:date="2026-01-01T00:00:00Z">
-        <w:r>
-          <w:delText xml:space="preserve"> </w:delText>
-        </w:r>
-      </w:del>
-      <w:del w:id="241" w:author="PR Preview" w:date="2026-01-01T00:00:00Z">
-        <w:r>
-          <w:delText xml:space="preserve">by dividing the variable’s range into intervals</w:delText>
-        </w:r>
-      </w:del>
-      <w:del w:id="242" w:author="PR Preview" w:date="2026-01-01T00:00:00Z">
-        <w:r>
-          <w:delText xml:space="preserve"> </w:delText>
-        </w:r>
-      </w:del>
-      <w:del w:id="243" w:author="PR Preview" w:date="2026-01-01T00:00:00Z">
-        <w:r>
-          <w:delText xml:space="preserve">and drawing a bar over each interval</w:delText>
-        </w:r>
-      </w:del>
-      <w:del w:id="244" w:author="PR Preview" w:date="2026-01-01T00:00:00Z">
-        <w:r>
-          <w:delText xml:space="preserve"> </w:delText>
-        </w:r>
-      </w:del>
-      <w:del w:id="245" w:author="PR Preview" w:date="2026-01-01T00:00:00Z">
-        <w:r>
-          <w:delText xml:space="preserve">whose height is the number (or proportion) of observations in that interval</w:delText>
-        </w:r>
-      </w:del>
-      <w:del w:id="246" w:author="PR Preview" w:date="2026-01-01T00:00:00Z">
-        <w:r>
-          <w:delText xml:space="preserve"> </w:delText>
-        </w:r>
-      </w:del>
-      <w:del w:id="247" w:author="PR Preview" w:date="2026-01-01T00:00:00Z">
-        <w:r>
-          <w:delText xml:space="preserve">[12]</w:delText>
-        </w:r>
-      </w:del>
-      <w:del w:id="248" w:author="PR Preview" w:date="2026-01-01T00:00:00Z">
-        <w:r>
-          <w:delText xml:space="preserve">.</w:delText>
-        </w:r>
-      </w:del>
-    </w:p>
-    <w:p>
-      <w:pPr>
-        <w:pStyle w:val="FirstParagraph"/>
-      </w:pPr>
-      <w:ins w:id="249" w:author="PR Preview" w:date="2026-01-01T00:00:00Z">
-        <w:r>
-          <w:rPr>
-            <w:b/>
-            <w:bCs/>
-          </w:rPr>
-          <w:t xml:space="preserve">Definition 12 (Histogram)</w:t>
-        </w:r>
-      </w:ins>
-      <w:ins w:id="250" w:author="PR Preview" w:date="2026-01-01T00:00:00Z">
-        <w:r>
-          <w:t xml:space="preserve"> </w:t>
-        </w:r>
-      </w:ins>
-      <w:ins w:id="251" w:author="PR Preview" w:date="2026-01-01T00:00:00Z">
-        <w:r>
-          <w:t xml:space="preserve">A</w:t>
-        </w:r>
-      </w:ins>
-      <w:ins w:id="252" w:author="PR Preview" w:date="2026-01-01T00:00:00Z">
-        <w:r>
-          <w:t xml:space="preserve"> </w:t>
-        </w:r>
-      </w:ins>
-      <w:ins w:id="253" w:author="PR Preview" w:date="2026-01-01T00:00:00Z">
-        <w:r>
-          <w:rPr>
-            <w:b/>
-            <w:bCs/>
-          </w:rPr>
-          <w:t xml:space="preserve">histogram</w:t>
-        </w:r>
-      </w:ins>
-      <w:ins w:id="254" w:author="PR Preview" w:date="2026-01-01T00:00:00Z">
-        <w:r>
-          <w:t xml:space="preserve"> </w:t>
-        </w:r>
-      </w:ins>
-      <w:ins w:id="255" w:author="PR Preview" w:date="2026-01-01T00:00:00Z">
-        <w:r>
-          <w:t xml:space="preserve">displays the distribution of a continuous variable</w:t>
-        </w:r>
-      </w:ins>
-      <w:ins w:id="256" w:author="PR Preview" w:date="2026-01-01T00:00:00Z">
-        <w:r>
-          <w:t xml:space="preserve"> </w:t>
-        </w:r>
-      </w:ins>
-      <w:ins w:id="257" w:author="PR Preview" w:date="2026-01-01T00:00:00Z">
-        <w:r>
-          <w:t xml:space="preserve">by dividing the variable’s range into intervals</w:t>
-        </w:r>
-      </w:ins>
-      <w:ins w:id="258" w:author="PR Preview" w:date="2026-01-01T00:00:00Z">
-        <w:r>
-          <w:t xml:space="preserve"> </w:t>
-        </w:r>
-      </w:ins>
-      <w:ins w:id="259" w:author="PR Preview" w:date="2026-01-01T00:00:00Z">
-        <w:r>
-          <w:t xml:space="preserve">and drawing a bar over each interval</w:t>
-        </w:r>
-      </w:ins>
-      <w:ins w:id="260" w:author="PR Preview" w:date="2026-01-01T00:00:00Z">
-        <w:r>
-          <w:t xml:space="preserve"> </w:t>
-        </w:r>
-      </w:ins>
-      <w:ins w:id="261" w:author="PR Preview" w:date="2026-01-01T00:00:00Z">
-        <w:r>
-          <w:t xml:space="preserve">whose height is the number (or proportion) of observations in that interval.</w:t>
-        </w:r>
-      </w:ins>
+      <w:r>
+        <w:rPr>
+          <w:b/>
+          <w:bCs/>
+        </w:rPr>
+        <w:t xml:space="preserve">Definition 12 (Histogram)</w:t>
+      </w:r>
+      <w:r>
+        <w:t xml:space="preserve"> </w:t>
+      </w:r>
+      <w:r>
+        <w:t xml:space="preserve">A</w:t>
+      </w:r>
+      <w:r>
+        <w:t xml:space="preserve"> </w:t>
+      </w:r>
+      <w:r>
+        <w:rPr>
+          <w:b/>
+          <w:bCs/>
+        </w:rPr>
+        <w:t xml:space="preserve">histogram</w:t>
+      </w:r>
+      <w:r>
+        <w:t xml:space="preserve"> </w:t>
+      </w:r>
+      <w:r>
+        <w:t xml:space="preserve">displays the distribution of a continuous variable</w:t>
+      </w:r>
+      <w:r>
+        <w:t xml:space="preserve"> </w:t>
+      </w:r>
+      <w:r>
+        <w:t xml:space="preserve">by dividing the variable’s range into intervals</w:t>
+      </w:r>
+      <w:r>
+        <w:t xml:space="preserve"> </w:t>
+      </w:r>
+      <w:r>
+        <w:t xml:space="preserve">and drawing a bar over each interval</w:t>
+      </w:r>
+      <w:r>
+        <w:t xml:space="preserve"> </w:t>
+      </w:r>
+      <w:r>
+        <w:t xml:space="preserve">whose height is the number (or proportion) of observations in that interval.</w:t>
+      </w:r>
     </w:p>
     <w:p>
       <w:pPr>
@@ -9318,152 +8115,47 @@
       <w:pPr>
         <w:pStyle w:val="FirstParagraph"/>
       </w:pPr>
-      <w:del w:id="262" w:author="PR Preview" w:date="2026-01-01T00:00:00Z">
-        <w:r>
-          <w:rPr>
-            <w:b/>
-            <w:bCs/>
-          </w:rPr>
-          <w:delText xml:space="preserve">Definition 14 (Density plot)</w:delText>
-        </w:r>
-      </w:del>
-      <w:del w:id="263" w:author="PR Preview" w:date="2026-01-01T00:00:00Z">
-        <w:r>
-          <w:delText xml:space="preserve"> </w:delText>
-        </w:r>
-      </w:del>
-      <w:del w:id="264" w:author="PR Preview" w:date="2026-01-01T00:00:00Z">
-        <w:r>
-          <w:delText xml:space="preserve">A</w:delText>
-        </w:r>
-      </w:del>
-      <w:del w:id="265" w:author="PR Preview" w:date="2026-01-01T00:00:00Z">
-        <w:r>
-          <w:delText xml:space="preserve"> </w:delText>
-        </w:r>
-      </w:del>
-      <w:del w:id="266" w:author="PR Preview" w:date="2026-01-01T00:00:00Z">
-        <w:r>
-          <w:rPr>
-            <w:b/>
-            <w:bCs/>
-          </w:rPr>
-          <w:delText xml:space="preserve">density plot</w:delText>
-        </w:r>
-      </w:del>
-      <w:del w:id="267" w:author="PR Preview" w:date="2026-01-01T00:00:00Z">
-        <w:r>
-          <w:delText xml:space="preserve"> </w:delText>
-        </w:r>
-      </w:del>
-      <w:del w:id="268" w:author="PR Preview" w:date="2026-01-01T00:00:00Z">
-        <w:r>
-          <w:delText xml:space="preserve">draws a smooth curve</w:delText>
-        </w:r>
-      </w:del>
-      <w:del w:id="269" w:author="PR Preview" w:date="2026-01-01T00:00:00Z">
-        <w:r>
-          <w:delText xml:space="preserve"> </w:delText>
-        </w:r>
-      </w:del>
-      <w:del w:id="270" w:author="PR Preview" w:date="2026-01-01T00:00:00Z">
-        <w:r>
-          <w:delText xml:space="preserve">that estimates the probability density of a continuous variable,</w:delText>
-        </w:r>
-      </w:del>
-      <w:del w:id="271" w:author="PR Preview" w:date="2026-01-01T00:00:00Z">
-        <w:r>
-          <w:delText xml:space="preserve"> </w:delText>
-        </w:r>
-      </w:del>
-      <w:del w:id="272" w:author="PR Preview" w:date="2026-01-01T00:00:00Z">
-        <w:r>
-          <w:delText xml:space="preserve">scaled so that the area under the curve is 1</w:delText>
-        </w:r>
-      </w:del>
-      <w:del w:id="273" w:author="PR Preview" w:date="2026-01-01T00:00:00Z">
-        <w:r>
-          <w:delText xml:space="preserve"> </w:delText>
-        </w:r>
-      </w:del>
-      <w:del w:id="274" w:author="PR Preview" w:date="2026-01-01T00:00:00Z">
-        <w:r>
-          <w:delText xml:space="preserve">[13]</w:delText>
-        </w:r>
-      </w:del>
-      <w:del w:id="275" w:author="PR Preview" w:date="2026-01-01T00:00:00Z">
-        <w:r>
-          <w:delText xml:space="preserve">.</w:delText>
-        </w:r>
-      </w:del>
-    </w:p>
-    <w:p>
-      <w:pPr>
-        <w:pStyle w:val="FirstParagraph"/>
-      </w:pPr>
-      <w:ins w:id="276" w:author="PR Preview" w:date="2026-01-01T00:00:00Z">
-        <w:r>
-          <w:rPr>
-            <w:b/>
-            <w:bCs/>
-          </w:rPr>
-          <w:t xml:space="preserve">Definition 14 (Density plot)</w:t>
-        </w:r>
-      </w:ins>
-      <w:ins w:id="277" w:author="PR Preview" w:date="2026-01-01T00:00:00Z">
-        <w:r>
-          <w:t xml:space="preserve"> </w:t>
-        </w:r>
-      </w:ins>
-      <w:ins w:id="278" w:author="PR Preview" w:date="2026-01-01T00:00:00Z">
-        <w:r>
-          <w:t xml:space="preserve">A</w:t>
-        </w:r>
-      </w:ins>
-      <w:ins w:id="279" w:author="PR Preview" w:date="2026-01-01T00:00:00Z">
-        <w:r>
-          <w:t xml:space="preserve"> </w:t>
-        </w:r>
-      </w:ins>
-      <w:ins w:id="280" w:author="PR Preview" w:date="2026-01-01T00:00:00Z">
-        <w:r>
-          <w:rPr>
-            <w:b/>
-            <w:bCs/>
-          </w:rPr>
-          <w:t xml:space="preserve">density plot</w:t>
-        </w:r>
-      </w:ins>
-      <w:ins w:id="281" w:author="PR Preview" w:date="2026-01-01T00:00:00Z">
-        <w:r>
-          <w:t xml:space="preserve"> </w:t>
-        </w:r>
-      </w:ins>
-      <w:ins w:id="282" w:author="PR Preview" w:date="2026-01-01T00:00:00Z">
-        <w:r>
-          <w:t xml:space="preserve">draws a smooth curve</w:t>
-        </w:r>
-      </w:ins>
-      <w:ins w:id="283" w:author="PR Preview" w:date="2026-01-01T00:00:00Z">
-        <w:r>
-          <w:t xml:space="preserve"> </w:t>
-        </w:r>
-      </w:ins>
-      <w:ins w:id="284" w:author="PR Preview" w:date="2026-01-01T00:00:00Z">
-        <w:r>
-          <w:t xml:space="preserve">that estimates the probability density of a continuous variable,</w:t>
-        </w:r>
-      </w:ins>
-      <w:ins w:id="285" w:author="PR Preview" w:date="2026-01-01T00:00:00Z">
-        <w:r>
-          <w:t xml:space="preserve"> </w:t>
-        </w:r>
-      </w:ins>
-      <w:ins w:id="286" w:author="PR Preview" w:date="2026-01-01T00:00:00Z">
-        <w:r>
-          <w:t xml:space="preserve">scaled so that the area under the curve is 1.</w:t>
-        </w:r>
-      </w:ins>
+      <w:r>
+        <w:rPr>
+          <w:b/>
+          <w:bCs/>
+        </w:rPr>
+        <w:t xml:space="preserve">Definition 14 (Density plot)</w:t>
+      </w:r>
+      <w:r>
+        <w:t xml:space="preserve"> </w:t>
+      </w:r>
+      <w:r>
+        <w:t xml:space="preserve">A</w:t>
+      </w:r>
+      <w:r>
+        <w:t xml:space="preserve"> </w:t>
+      </w:r>
+      <w:r>
+        <w:rPr>
+          <w:b/>
+          <w:bCs/>
+        </w:rPr>
+        <w:t xml:space="preserve">density plot</w:t>
+      </w:r>
+      <w:r>
+        <w:t xml:space="preserve"> </w:t>
+      </w:r>
+      <w:r>
+        <w:t xml:space="preserve">draws a smooth curve</w:t>
+      </w:r>
+      <w:r>
+        <w:t xml:space="preserve"> </w:t>
+      </w:r>
+      <w:r>
+        <w:t xml:space="preserve">that estimates the probability density of a continuous variable,</w:t>
+      </w:r>
+      <w:r>
+        <w:t xml:space="preserve"> </w:t>
+      </w:r>
+      <w:r>
+        <w:t xml:space="preserve">scaled so that the area under the curve is 1.</w:t>
+      </w:r>
     </w:p>
     <w:p>
       <w:pPr>
@@ -9828,190 +8520,68 @@
       <w:pPr>
         <w:pStyle w:val="FirstParagraph"/>
       </w:pPr>
-      <w:del w:id="287" w:author="PR Preview" w:date="2026-01-01T00:00:00Z">
+      <w:r>
+        <w:rPr>
+          <w:b/>
+          <w:bCs/>
+        </w:rPr>
+        <w:t xml:space="preserve">Definition 15 (Box plot (box-and-whisker plot))</w:t>
+      </w:r>
+      <w:r>
+        <w:t xml:space="preserve"> </w:t>
+      </w:r>
+      <w:r>
+        <w:t xml:space="preserve">A</w:t>
+      </w:r>
+      <w:r>
+        <w:t xml:space="preserve"> </w:t>
+      </w:r>
+      <w:r>
+        <w:rPr>
+          <w:b/>
+          <w:bCs/>
+        </w:rPr>
+        <w:t xml:space="preserve">box plot</w:t>
+      </w:r>
+      <w:r>
+        <w:t xml:space="preserve"> </w:t>
+      </w:r>
+      <w:r>
+        <w:t xml:space="preserve">(or</w:t>
+      </w:r>
+      <w:r>
+        <w:t xml:space="preserve"> </w:t>
+      </w:r>
+      <w:r>
+        <w:rPr>
+          <w:b/>
+          <w:bCs/>
+        </w:rPr>
+        <w:t xml:space="preserve">box-and-whisker plot</w:t>
+      </w:r>
+      <w:r>
+        <w:t xml:space="preserve">) summarizes the distribution</w:t>
+      </w:r>
+      <w:r>
+        <w:t xml:space="preserve"> </w:t>
+      </w:r>
+      <w:r>
+        <w:t xml:space="preserve">of a</w:t>
+      </w:r>
+      <w:r>
+        <w:t xml:space="preserve"> </w:t>
+      </w:r>
+      <w:hyperlink r:id="rId62">
         <w:r>
           <w:rPr>
-            <w:b/>
-            <w:bCs/>
+            <w:rStyle w:val="Hyperlink"/>
           </w:rPr>
-          <w:delText xml:space="preserve">Definition 15 (Box plot (box-and-whisker plot))</w:delText>
+          <w:t xml:space="preserve">continuous variable</w:t>
         </w:r>
-      </w:del>
-      <w:del w:id="288" w:author="PR Preview" w:date="2026-01-01T00:00:00Z">
-        <w:r>
-          <w:delText xml:space="preserve"> </w:delText>
-        </w:r>
-      </w:del>
-      <w:del w:id="289" w:author="PR Preview" w:date="2026-01-01T00:00:00Z">
-        <w:r>
-          <w:delText xml:space="preserve">A</w:delText>
-        </w:r>
-      </w:del>
-      <w:del w:id="290" w:author="PR Preview" w:date="2026-01-01T00:00:00Z">
-        <w:r>
-          <w:delText xml:space="preserve"> </w:delText>
-        </w:r>
-      </w:del>
-      <w:del w:id="291" w:author="PR Preview" w:date="2026-01-01T00:00:00Z">
-        <w:r>
-          <w:rPr>
-            <w:b/>
-            <w:bCs/>
-          </w:rPr>
-          <w:delText xml:space="preserve">box plot</w:delText>
-        </w:r>
-      </w:del>
-      <w:del w:id="292" w:author="PR Preview" w:date="2026-01-01T00:00:00Z">
-        <w:r>
-          <w:delText xml:space="preserve"> </w:delText>
-        </w:r>
-      </w:del>
-      <w:del w:id="293" w:author="PR Preview" w:date="2026-01-01T00:00:00Z">
-        <w:r>
-          <w:delText xml:space="preserve">(or</w:delText>
-        </w:r>
-      </w:del>
-      <w:del w:id="294" w:author="PR Preview" w:date="2026-01-01T00:00:00Z">
-        <w:r>
-          <w:delText xml:space="preserve"> </w:delText>
-        </w:r>
-      </w:del>
-      <w:del w:id="295" w:author="PR Preview" w:date="2026-01-01T00:00:00Z">
-        <w:r>
-          <w:rPr>
-            <w:b/>
-            <w:bCs/>
-          </w:rPr>
-          <w:delText xml:space="preserve">box-and-whisker plot</w:delText>
-        </w:r>
-      </w:del>
-      <w:del w:id="296" w:author="PR Preview" w:date="2026-01-01T00:00:00Z">
-        <w:r>
-          <w:delText xml:space="preserve">) summarizes the distribution</w:delText>
-        </w:r>
-      </w:del>
-      <w:del w:id="297" w:author="PR Preview" w:date="2026-01-01T00:00:00Z">
-        <w:r>
-          <w:delText xml:space="preserve"> </w:delText>
-        </w:r>
-      </w:del>
-      <w:del w:id="298" w:author="PR Preview" w:date="2026-01-01T00:00:00Z">
-        <w:r>
-          <w:delText xml:space="preserve">of a continuous variable</w:delText>
-        </w:r>
-      </w:del>
-      <w:del w:id="299" w:author="PR Preview" w:date="2026-01-01T00:00:00Z">
-        <w:r>
-          <w:delText xml:space="preserve"> </w:delText>
-        </w:r>
-      </w:del>
-      <w:del w:id="300" w:author="PR Preview" w:date="2026-01-01T00:00:00Z">
-        <w:r>
-          <w:delText xml:space="preserve">[14]</w:delText>
-        </w:r>
-      </w:del>
-      <w:del w:id="301" w:author="PR Preview" w:date="2026-01-01T00:00:00Z">
-        <w:r>
-          <w:delText xml:space="preserve">:</w:delText>
-        </w:r>
-      </w:del>
-    </w:p>
-    <w:p>
-      <w:pPr>
-        <w:pStyle w:val="FirstParagraph"/>
-      </w:pPr>
-      <w:ins w:id="302" w:author="PR Preview" w:date="2026-01-01T00:00:00Z">
-        <w:r>
-          <w:rPr>
-            <w:b/>
-            <w:bCs/>
-          </w:rPr>
-          <w:t xml:space="preserve">Definition 15 (Box plot (box-and-whisker plot))</w:t>
-        </w:r>
-      </w:ins>
-      <w:ins w:id="303" w:author="PR Preview" w:date="2026-01-01T00:00:00Z">
-        <w:r>
-          <w:t xml:space="preserve"> </w:t>
-        </w:r>
-      </w:ins>
-      <w:ins w:id="304" w:author="PR Preview" w:date="2026-01-01T00:00:00Z">
-        <w:r>
-          <w:t xml:space="preserve">A</w:t>
-        </w:r>
-      </w:ins>
-      <w:ins w:id="305" w:author="PR Preview" w:date="2026-01-01T00:00:00Z">
-        <w:r>
-          <w:t xml:space="preserve"> </w:t>
-        </w:r>
-      </w:ins>
-      <w:ins w:id="306" w:author="PR Preview" w:date="2026-01-01T00:00:00Z">
-        <w:r>
-          <w:rPr>
-            <w:b/>
-            <w:bCs/>
-          </w:rPr>
-          <w:t xml:space="preserve">box plot</w:t>
-        </w:r>
-      </w:ins>
-      <w:ins w:id="307" w:author="PR Preview" w:date="2026-01-01T00:00:00Z">
-        <w:r>
-          <w:t xml:space="preserve"> </w:t>
-        </w:r>
-      </w:ins>
-      <w:ins w:id="308" w:author="PR Preview" w:date="2026-01-01T00:00:00Z">
-        <w:r>
-          <w:t xml:space="preserve">(or</w:t>
-        </w:r>
-      </w:ins>
-      <w:ins w:id="309" w:author="PR Preview" w:date="2026-01-01T00:00:00Z">
-        <w:r>
-          <w:t xml:space="preserve"> </w:t>
-        </w:r>
-      </w:ins>
-      <w:ins w:id="310" w:author="PR Preview" w:date="2026-01-01T00:00:00Z">
-        <w:r>
-          <w:rPr>
-            <w:b/>
-            <w:bCs/>
-          </w:rPr>
-          <w:t xml:space="preserve">box-and-whisker plot</w:t>
-        </w:r>
-      </w:ins>
-      <w:ins w:id="311" w:author="PR Preview" w:date="2026-01-01T00:00:00Z">
-        <w:r>
-          <w:t xml:space="preserve">) summarizes the distribution</w:t>
-        </w:r>
-      </w:ins>
-      <w:ins w:id="312" w:author="PR Preview" w:date="2026-01-01T00:00:00Z">
-        <w:r>
-          <w:t xml:space="preserve"> </w:t>
-        </w:r>
-      </w:ins>
-      <w:ins w:id="313" w:author="PR Preview" w:date="2026-01-01T00:00:00Z">
-        <w:r>
-          <w:t xml:space="preserve">of a</w:t>
-        </w:r>
-      </w:ins>
-      <w:ins w:id="314" w:author="PR Preview" w:date="2026-01-01T00:00:00Z">
-        <w:r>
-          <w:t xml:space="preserve"> </w:t>
-        </w:r>
-      </w:ins>
-      <w:hyperlink r:id="rId62">
-        <w:ins w:id="315" w:author="PR Preview" w:date="2026-01-01T00:00:00Z">
-          <w:r>
-            <w:rPr>
-              <w:rStyle w:val="Hyperlink"/>
-            </w:rPr>
-            <w:t xml:space="preserve">continuous variable</w:t>
-          </w:r>
-        </w:ins>
       </w:hyperlink>
-      <w:ins w:id="316" w:author="PR Preview" w:date="2026-01-01T00:00:00Z">
-        <w:r>
-          <w:t xml:space="preserve">:</w:t>
-        </w:r>
-      </w:ins>
+      <w:r>
+        <w:t xml:space="preserve">:</w:t>
+      </w:r>
     </w:p>
     <w:p>
       <w:pPr>
@@ -10612,152 +9182,47 @@
       <w:pPr>
         <w:pStyle w:val="FirstParagraph"/>
       </w:pPr>
-      <w:del w:id="317" w:author="PR Preview" w:date="2026-01-01T00:00:00Z">
-        <w:r>
-          <w:rPr>
-            <w:b/>
-            <w:bCs/>
-          </w:rPr>
-          <w:delText xml:space="preserve">Definition 16 (Bar chart)</w:delText>
-        </w:r>
-      </w:del>
-      <w:del w:id="318" w:author="PR Preview" w:date="2026-01-01T00:00:00Z">
-        <w:r>
-          <w:delText xml:space="preserve"> </w:delText>
-        </w:r>
-      </w:del>
-      <w:del w:id="319" w:author="PR Preview" w:date="2026-01-01T00:00:00Z">
-        <w:r>
-          <w:delText xml:space="preserve">A</w:delText>
-        </w:r>
-      </w:del>
-      <w:del w:id="320" w:author="PR Preview" w:date="2026-01-01T00:00:00Z">
-        <w:r>
-          <w:delText xml:space="preserve"> </w:delText>
-        </w:r>
-      </w:del>
-      <w:del w:id="321" w:author="PR Preview" w:date="2026-01-01T00:00:00Z">
-        <w:r>
-          <w:rPr>
-            <w:b/>
-            <w:bCs/>
-          </w:rPr>
-          <w:delText xml:space="preserve">bar chart</w:delText>
-        </w:r>
-      </w:del>
-      <w:del w:id="322" w:author="PR Preview" w:date="2026-01-01T00:00:00Z">
-        <w:r>
-          <w:delText xml:space="preserve"> </w:delText>
-        </w:r>
-      </w:del>
-      <w:del w:id="323" w:author="PR Preview" w:date="2026-01-01T00:00:00Z">
-        <w:r>
-          <w:delText xml:space="preserve">displays the number or proportion of observations</w:delText>
-        </w:r>
-      </w:del>
-      <w:del w:id="324" w:author="PR Preview" w:date="2026-01-01T00:00:00Z">
-        <w:r>
-          <w:delText xml:space="preserve"> </w:delText>
-        </w:r>
-      </w:del>
-      <w:del w:id="325" w:author="PR Preview" w:date="2026-01-01T00:00:00Z">
-        <w:r>
-          <w:delText xml:space="preserve">in each category of a categorical variable,</w:delText>
-        </w:r>
-      </w:del>
-      <w:del w:id="326" w:author="PR Preview" w:date="2026-01-01T00:00:00Z">
-        <w:r>
-          <w:delText xml:space="preserve"> </w:delText>
-        </w:r>
-      </w:del>
-      <w:del w:id="327" w:author="PR Preview" w:date="2026-01-01T00:00:00Z">
-        <w:r>
-          <w:delText xml:space="preserve">as one bar per category</w:delText>
-        </w:r>
-      </w:del>
-      <w:del w:id="328" w:author="PR Preview" w:date="2026-01-01T00:00:00Z">
-        <w:r>
-          <w:delText xml:space="preserve"> </w:delText>
-        </w:r>
-      </w:del>
-      <w:del w:id="329" w:author="PR Preview" w:date="2026-01-01T00:00:00Z">
-        <w:r>
-          <w:delText xml:space="preserve">[15]</w:delText>
-        </w:r>
-      </w:del>
-      <w:del w:id="330" w:author="PR Preview" w:date="2026-01-01T00:00:00Z">
-        <w:r>
-          <w:delText xml:space="preserve">.</w:delText>
-        </w:r>
-      </w:del>
-    </w:p>
-    <w:p>
-      <w:pPr>
-        <w:pStyle w:val="FirstParagraph"/>
-      </w:pPr>
-      <w:ins w:id="331" w:author="PR Preview" w:date="2026-01-01T00:00:00Z">
-        <w:r>
-          <w:rPr>
-            <w:b/>
-            <w:bCs/>
-          </w:rPr>
-          <w:t xml:space="preserve">Definition 16 (Bar chart)</w:t>
-        </w:r>
-      </w:ins>
-      <w:ins w:id="332" w:author="PR Preview" w:date="2026-01-01T00:00:00Z">
-        <w:r>
-          <w:t xml:space="preserve"> </w:t>
-        </w:r>
-      </w:ins>
-      <w:ins w:id="333" w:author="PR Preview" w:date="2026-01-01T00:00:00Z">
-        <w:r>
-          <w:t xml:space="preserve">A</w:t>
-        </w:r>
-      </w:ins>
-      <w:ins w:id="334" w:author="PR Preview" w:date="2026-01-01T00:00:00Z">
-        <w:r>
-          <w:t xml:space="preserve"> </w:t>
-        </w:r>
-      </w:ins>
-      <w:ins w:id="335" w:author="PR Preview" w:date="2026-01-01T00:00:00Z">
-        <w:r>
-          <w:rPr>
-            <w:b/>
-            <w:bCs/>
-          </w:rPr>
-          <w:t xml:space="preserve">bar chart</w:t>
-        </w:r>
-      </w:ins>
-      <w:ins w:id="336" w:author="PR Preview" w:date="2026-01-01T00:00:00Z">
-        <w:r>
-          <w:t xml:space="preserve"> </w:t>
-        </w:r>
-      </w:ins>
-      <w:ins w:id="337" w:author="PR Preview" w:date="2026-01-01T00:00:00Z">
-        <w:r>
-          <w:t xml:space="preserve">displays the number or proportion of observations</w:t>
-        </w:r>
-      </w:ins>
-      <w:ins w:id="338" w:author="PR Preview" w:date="2026-01-01T00:00:00Z">
-        <w:r>
-          <w:t xml:space="preserve"> </w:t>
-        </w:r>
-      </w:ins>
-      <w:ins w:id="339" w:author="PR Preview" w:date="2026-01-01T00:00:00Z">
-        <w:r>
-          <w:t xml:space="preserve">in each category of a categorical variable,</w:t>
-        </w:r>
-      </w:ins>
-      <w:ins w:id="340" w:author="PR Preview" w:date="2026-01-01T00:00:00Z">
-        <w:r>
-          <w:t xml:space="preserve"> </w:t>
-        </w:r>
-      </w:ins>
-      <w:ins w:id="341" w:author="PR Preview" w:date="2026-01-01T00:00:00Z">
-        <w:r>
-          <w:t xml:space="preserve">as one bar per category.</w:t>
-        </w:r>
-      </w:ins>
+      <w:r>
+        <w:rPr>
+          <w:b/>
+          <w:bCs/>
+        </w:rPr>
+        <w:t xml:space="preserve">Definition 16 (Bar chart)</w:t>
+      </w:r>
+      <w:r>
+        <w:t xml:space="preserve"> </w:t>
+      </w:r>
+      <w:r>
+        <w:t xml:space="preserve">A</w:t>
+      </w:r>
+      <w:r>
+        <w:t xml:space="preserve"> </w:t>
+      </w:r>
+      <w:r>
+        <w:rPr>
+          <w:b/>
+          <w:bCs/>
+        </w:rPr>
+        <w:t xml:space="preserve">bar chart</w:t>
+      </w:r>
+      <w:r>
+        <w:t xml:space="preserve"> </w:t>
+      </w:r>
+      <w:r>
+        <w:t xml:space="preserve">displays the number or proportion of observations</w:t>
+      </w:r>
+      <w:r>
+        <w:t xml:space="preserve"> </w:t>
+      </w:r>
+      <w:r>
+        <w:t xml:space="preserve">in each category of a categorical variable,</w:t>
+      </w:r>
+      <w:r>
+        <w:t xml:space="preserve"> </w:t>
+      </w:r>
+      <w:r>
+        <w:t xml:space="preserve">as one bar per category.</w:t>
+      </w:r>
     </w:p>
     <w:p>
       <w:pPr>
@@ -11098,222 +9563,70 @@
       <w:pPr>
         <w:pStyle w:val="FirstParagraph"/>
       </w:pPr>
-      <w:del w:id="342" w:author="PR Preview" w:date="2026-01-01T00:00:00Z">
+      <w:r>
+        <w:rPr>
+          <w:b/>
+          <w:bCs/>
+        </w:rPr>
+        <w:t xml:space="preserve">Definition 17 (Normal quantile-quantile plot)</w:t>
+      </w:r>
+      <w:r>
+        <w:t xml:space="preserve"> </w:t>
+      </w:r>
+      <w:r>
+        <w:t xml:space="preserve">A</w:t>
+      </w:r>
+      <w:r>
+        <w:t xml:space="preserve"> </w:t>
+      </w:r>
+      <w:r>
+        <w:rPr>
+          <w:b/>
+          <w:bCs/>
+        </w:rPr>
+        <w:t xml:space="preserve">normal quantile-quantile (Q-Q) plot</w:t>
+      </w:r>
+      <w:r>
+        <w:t xml:space="preserve"> </w:t>
+      </w:r>
+      <w:r>
+        <w:t xml:space="preserve">plots the sorted observations</w:t>
+      </w:r>
+      <w:r>
+        <w:t xml:space="preserve"> </w:t>
+      </w:r>
+      <w:r>
+        <w:t xml:space="preserve">(</w:t>
+      </w:r>
+      <w:hyperlink r:id="rId27">
         <w:r>
           <w:rPr>
-            <w:b/>
-            <w:bCs/>
+            <w:rStyle w:val="Hyperlink"/>
           </w:rPr>
-          <w:delText xml:space="preserve">Definition 17 (Normal quantile-quantile plot)</w:delText>
+          <w:t xml:space="preserve">order statistics</w:t>
         </w:r>
-      </w:del>
-      <w:del w:id="343" w:author="PR Preview" w:date="2026-01-01T00:00:00Z">
-        <w:r>
-          <w:delText xml:space="preserve"> </w:delText>
-        </w:r>
-      </w:del>
-      <w:del w:id="344" w:author="PR Preview" w:date="2026-01-01T00:00:00Z">
-        <w:r>
-          <w:delText xml:space="preserve">A</w:delText>
-        </w:r>
-      </w:del>
-      <w:del w:id="345" w:author="PR Preview" w:date="2026-01-01T00:00:00Z">
-        <w:r>
-          <w:delText xml:space="preserve"> </w:delText>
-        </w:r>
-      </w:del>
-      <w:del w:id="346" w:author="PR Preview" w:date="2026-01-01T00:00:00Z">
-        <w:r>
-          <w:rPr>
-            <w:b/>
-            <w:bCs/>
-          </w:rPr>
-          <w:delText xml:space="preserve">normal quantile-quantile (Q-Q) plot</w:delText>
-        </w:r>
-      </w:del>
-      <w:del w:id="347" w:author="PR Preview" w:date="2026-01-01T00:00:00Z">
-        <w:r>
-          <w:delText xml:space="preserve"> </w:delText>
-        </w:r>
-      </w:del>
-      <w:del w:id="348" w:author="PR Preview" w:date="2026-01-01T00:00:00Z">
-        <w:r>
-          <w:delText xml:space="preserve">plots the sorted observations</w:delText>
-        </w:r>
-      </w:del>
-      <w:del w:id="349" w:author="PR Preview" w:date="2026-01-01T00:00:00Z">
-        <w:r>
-          <w:delText xml:space="preserve"> </w:delText>
-        </w:r>
-      </w:del>
-      <w:del w:id="350" w:author="PR Preview" w:date="2026-01-01T00:00:00Z">
-        <w:r>
-          <w:delText xml:space="preserve">(</w:delText>
-        </w:r>
-      </w:del>
-      <w:hyperlink r:id="rId27">
-        <w:del w:id="351" w:author="PR Preview" w:date="2026-01-01T00:00:00Z">
-          <w:r>
-            <w:rPr>
-              <w:rStyle w:val="Hyperlink"/>
-            </w:rPr>
-            <w:delText xml:space="preserve">order statistics</w:delText>
-          </w:r>
-        </w:del>
       </w:hyperlink>
-      <w:del w:id="352" w:author="PR Preview" w:date="2026-01-01T00:00:00Z">
-        <w:r>
-          <w:delText xml:space="preserve">)</w:delText>
-        </w:r>
-      </w:del>
-      <w:del w:id="353" w:author="PR Preview" w:date="2026-01-01T00:00:00Z">
-        <w:r>
-          <w:delText xml:space="preserve"> </w:delText>
-        </w:r>
-      </w:del>
-      <w:del w:id="354" w:author="PR Preview" w:date="2026-01-01T00:00:00Z">
-        <w:r>
-          <w:delText xml:space="preserve">against the corresponding quantiles of a standard Gaussian distribution</w:delText>
-        </w:r>
-      </w:del>
-      <w:del w:id="355" w:author="PR Preview" w:date="2026-01-01T00:00:00Z">
-        <w:r>
-          <w:delText xml:space="preserve"> </w:delText>
-        </w:r>
-      </w:del>
-      <w:del w:id="356" w:author="PR Preview" w:date="2026-01-01T00:00:00Z">
-        <w:r>
-          <w:delText xml:space="preserve">[16]</w:delText>
-        </w:r>
-      </w:del>
-      <w:del w:id="357" w:author="PR Preview" w:date="2026-01-01T00:00:00Z">
-        <w:r>
-          <w:delText xml:space="preserve">.</w:delText>
-        </w:r>
-      </w:del>
-      <w:del w:id="358" w:author="PR Preview" w:date="2026-01-01T00:00:00Z">
-        <w:r>
-          <w:delText xml:space="preserve"> </w:delText>
-        </w:r>
-      </w:del>
-      <w:del w:id="359" w:author="PR Preview" w:date="2026-01-01T00:00:00Z">
-        <w:r>
-          <w:delText xml:space="preserve">If the variable is approximately Gaussian,</w:delText>
-        </w:r>
-      </w:del>
-      <w:del w:id="360" w:author="PR Preview" w:date="2026-01-01T00:00:00Z">
-        <w:r>
-          <w:delText xml:space="preserve"> </w:delText>
-        </w:r>
-      </w:del>
-      <w:del w:id="361" w:author="PR Preview" w:date="2026-01-01T00:00:00Z">
-        <w:r>
-          <w:delText xml:space="preserve">the points fall close to a straight line.</w:delText>
-        </w:r>
-      </w:del>
-    </w:p>
-    <w:p>
-      <w:pPr>
-        <w:pStyle w:val="FirstParagraph"/>
-      </w:pPr>
-      <w:ins w:id="362" w:author="PR Preview" w:date="2026-01-01T00:00:00Z">
-        <w:r>
-          <w:rPr>
-            <w:b/>
-            <w:bCs/>
-          </w:rPr>
-          <w:t xml:space="preserve">Definition 17 (Normal quantile-quantile plot)</w:t>
-        </w:r>
-      </w:ins>
-      <w:ins w:id="363" w:author="PR Preview" w:date="2026-01-01T00:00:00Z">
-        <w:r>
-          <w:t xml:space="preserve"> </w:t>
-        </w:r>
-      </w:ins>
-      <w:ins w:id="364" w:author="PR Preview" w:date="2026-01-01T00:00:00Z">
-        <w:r>
-          <w:t xml:space="preserve">A</w:t>
-        </w:r>
-      </w:ins>
-      <w:ins w:id="365" w:author="PR Preview" w:date="2026-01-01T00:00:00Z">
-        <w:r>
-          <w:t xml:space="preserve"> </w:t>
-        </w:r>
-      </w:ins>
-      <w:ins w:id="366" w:author="PR Preview" w:date="2026-01-01T00:00:00Z">
-        <w:r>
-          <w:rPr>
-            <w:b/>
-            <w:bCs/>
-          </w:rPr>
-          <w:t xml:space="preserve">normal quantile-quantile (Q-Q) plot</w:t>
-        </w:r>
-      </w:ins>
-      <w:ins w:id="367" w:author="PR Preview" w:date="2026-01-01T00:00:00Z">
-        <w:r>
-          <w:t xml:space="preserve"> </w:t>
-        </w:r>
-      </w:ins>
-      <w:ins w:id="368" w:author="PR Preview" w:date="2026-01-01T00:00:00Z">
-        <w:r>
-          <w:t xml:space="preserve">plots the sorted observations</w:t>
-        </w:r>
-      </w:ins>
-      <w:ins w:id="369" w:author="PR Preview" w:date="2026-01-01T00:00:00Z">
-        <w:r>
-          <w:t xml:space="preserve"> </w:t>
-        </w:r>
-      </w:ins>
-      <w:ins w:id="370" w:author="PR Preview" w:date="2026-01-01T00:00:00Z">
-        <w:r>
-          <w:t xml:space="preserve">(</w:t>
-        </w:r>
-      </w:ins>
-      <w:hyperlink r:id="rId27">
-        <w:ins w:id="371" w:author="PR Preview" w:date="2026-01-01T00:00:00Z">
-          <w:r>
-            <w:rPr>
-              <w:rStyle w:val="Hyperlink"/>
-            </w:rPr>
-            <w:t xml:space="preserve">order statistics</w:t>
-          </w:r>
-        </w:ins>
-      </w:hyperlink>
-      <w:ins w:id="372" w:author="PR Preview" w:date="2026-01-01T00:00:00Z">
-        <w:r>
-          <w:t xml:space="preserve">)</w:t>
-        </w:r>
-      </w:ins>
-      <w:ins w:id="373" w:author="PR Preview" w:date="2026-01-01T00:00:00Z">
-        <w:r>
-          <w:t xml:space="preserve"> </w:t>
-        </w:r>
-      </w:ins>
-      <w:ins w:id="374" w:author="PR Preview" w:date="2026-01-01T00:00:00Z">
-        <w:r>
-          <w:t xml:space="preserve">against the corresponding quantiles of a standard Gaussian distribution.</w:t>
-        </w:r>
-      </w:ins>
-      <w:ins w:id="375" w:author="PR Preview" w:date="2026-01-01T00:00:00Z">
-        <w:r>
-          <w:t xml:space="preserve"> </w:t>
-        </w:r>
-      </w:ins>
-      <w:ins w:id="376" w:author="PR Preview" w:date="2026-01-01T00:00:00Z">
-        <w:r>
-          <w:t xml:space="preserve">If the variable is approximately Gaussian,</w:t>
-        </w:r>
-      </w:ins>
-      <w:ins w:id="377" w:author="PR Preview" w:date="2026-01-01T00:00:00Z">
-        <w:r>
-          <w:t xml:space="preserve"> </w:t>
-        </w:r>
-      </w:ins>
-      <w:ins w:id="378" w:author="PR Preview" w:date="2026-01-01T00:00:00Z">
-        <w:r>
-          <w:t xml:space="preserve">the points fall close to a straight line.</w:t>
-        </w:r>
-      </w:ins>
+      <w:r>
+        <w:t xml:space="preserve">)</w:t>
+      </w:r>
+      <w:r>
+        <w:t xml:space="preserve"> </w:t>
+      </w:r>
+      <w:r>
+        <w:t xml:space="preserve">against the corresponding quantiles of a standard Gaussian distribution.</w:t>
+      </w:r>
+      <w:r>
+        <w:t xml:space="preserve"> </w:t>
+      </w:r>
+      <w:r>
+        <w:t xml:space="preserve">If the variable is approximately Gaussian,</w:t>
+      </w:r>
+      <w:r>
+        <w:t xml:space="preserve"> </w:t>
+      </w:r>
+      <w:r>
+        <w:t xml:space="preserve">the points fall close to a straight line.</w:t>
+      </w:r>
     </w:p>
     <w:p>
       <w:pPr>
@@ -11811,152 +10124,47 @@
       <w:pPr>
         <w:pStyle w:val="FirstParagraph"/>
       </w:pPr>
-      <w:del w:id="379" w:author="PR Preview" w:date="2026-01-01T00:00:00Z">
-        <w:r>
-          <w:rPr>
-            <w:b/>
-            <w:bCs/>
-          </w:rPr>
-          <w:delText xml:space="preserve">Definition 18 (Scatter plot)</w:delText>
-        </w:r>
-      </w:del>
-      <w:del w:id="380" w:author="PR Preview" w:date="2026-01-01T00:00:00Z">
-        <w:r>
-          <w:delText xml:space="preserve"> </w:delText>
-        </w:r>
-      </w:del>
-      <w:del w:id="381" w:author="PR Preview" w:date="2026-01-01T00:00:00Z">
-        <w:r>
-          <w:delText xml:space="preserve">A</w:delText>
-        </w:r>
-      </w:del>
-      <w:del w:id="382" w:author="PR Preview" w:date="2026-01-01T00:00:00Z">
-        <w:r>
-          <w:delText xml:space="preserve"> </w:delText>
-        </w:r>
-      </w:del>
-      <w:del w:id="383" w:author="PR Preview" w:date="2026-01-01T00:00:00Z">
-        <w:r>
-          <w:rPr>
-            <w:b/>
-            <w:bCs/>
-          </w:rPr>
-          <w:delText xml:space="preserve">scatter plot</w:delText>
-        </w:r>
-      </w:del>
-      <w:del w:id="384" w:author="PR Preview" w:date="2026-01-01T00:00:00Z">
-        <w:r>
-          <w:delText xml:space="preserve"> </w:delText>
-        </w:r>
-      </w:del>
-      <w:del w:id="385" w:author="PR Preview" w:date="2026-01-01T00:00:00Z">
-        <w:r>
-          <w:delText xml:space="preserve">displays the joint distribution of two continuous variables</w:delText>
-        </w:r>
-      </w:del>
-      <w:del w:id="386" w:author="PR Preview" w:date="2026-01-01T00:00:00Z">
-        <w:r>
-          <w:delText xml:space="preserve"> </w:delText>
-        </w:r>
-      </w:del>
-      <w:del w:id="387" w:author="PR Preview" w:date="2026-01-01T00:00:00Z">
-        <w:r>
-          <w:delText xml:space="preserve">by plotting each observation as a point,</w:delText>
-        </w:r>
-      </w:del>
-      <w:del w:id="388" w:author="PR Preview" w:date="2026-01-01T00:00:00Z">
-        <w:r>
-          <w:delText xml:space="preserve"> </w:delText>
-        </w:r>
-      </w:del>
-      <w:del w:id="389" w:author="PR Preview" w:date="2026-01-01T00:00:00Z">
-        <w:r>
-          <w:delText xml:space="preserve">with one variable on each axis</w:delText>
-        </w:r>
-      </w:del>
-      <w:del w:id="390" w:author="PR Preview" w:date="2026-01-01T00:00:00Z">
-        <w:r>
-          <w:delText xml:space="preserve"> </w:delText>
-        </w:r>
-      </w:del>
-      <w:del w:id="391" w:author="PR Preview" w:date="2026-01-01T00:00:00Z">
-        <w:r>
-          <w:delText xml:space="preserve">[17]</w:delText>
-        </w:r>
-      </w:del>
-      <w:del w:id="392" w:author="PR Preview" w:date="2026-01-01T00:00:00Z">
-        <w:r>
-          <w:delText xml:space="preserve">.</w:delText>
-        </w:r>
-      </w:del>
-    </w:p>
-    <w:p>
-      <w:pPr>
-        <w:pStyle w:val="FirstParagraph"/>
-      </w:pPr>
-      <w:ins w:id="393" w:author="PR Preview" w:date="2026-01-01T00:00:00Z">
-        <w:r>
-          <w:rPr>
-            <w:b/>
-            <w:bCs/>
-          </w:rPr>
-          <w:t xml:space="preserve">Definition 18 (Scatter plot)</w:t>
-        </w:r>
-      </w:ins>
-      <w:ins w:id="394" w:author="PR Preview" w:date="2026-01-01T00:00:00Z">
-        <w:r>
-          <w:t xml:space="preserve"> </w:t>
-        </w:r>
-      </w:ins>
-      <w:ins w:id="395" w:author="PR Preview" w:date="2026-01-01T00:00:00Z">
-        <w:r>
-          <w:t xml:space="preserve">A</w:t>
-        </w:r>
-      </w:ins>
-      <w:ins w:id="396" w:author="PR Preview" w:date="2026-01-01T00:00:00Z">
-        <w:r>
-          <w:t xml:space="preserve"> </w:t>
-        </w:r>
-      </w:ins>
-      <w:ins w:id="397" w:author="PR Preview" w:date="2026-01-01T00:00:00Z">
-        <w:r>
-          <w:rPr>
-            <w:b/>
-            <w:bCs/>
-          </w:rPr>
-          <w:t xml:space="preserve">scatter plot</w:t>
-        </w:r>
-      </w:ins>
-      <w:ins w:id="398" w:author="PR Preview" w:date="2026-01-01T00:00:00Z">
-        <w:r>
-          <w:t xml:space="preserve"> </w:t>
-        </w:r>
-      </w:ins>
-      <w:ins w:id="399" w:author="PR Preview" w:date="2026-01-01T00:00:00Z">
-        <w:r>
-          <w:t xml:space="preserve">displays the joint distribution of two continuous variables</w:t>
-        </w:r>
-      </w:ins>
-      <w:ins w:id="400" w:author="PR Preview" w:date="2026-01-01T00:00:00Z">
-        <w:r>
-          <w:t xml:space="preserve"> </w:t>
-        </w:r>
-      </w:ins>
-      <w:ins w:id="401" w:author="PR Preview" w:date="2026-01-01T00:00:00Z">
-        <w:r>
-          <w:t xml:space="preserve">by plotting each observation as a point,</w:t>
-        </w:r>
-      </w:ins>
-      <w:ins w:id="402" w:author="PR Preview" w:date="2026-01-01T00:00:00Z">
-        <w:r>
-          <w:t xml:space="preserve"> </w:t>
-        </w:r>
-      </w:ins>
-      <w:ins w:id="403" w:author="PR Preview" w:date="2026-01-01T00:00:00Z">
-        <w:r>
-          <w:t xml:space="preserve">with one variable on each axis.</w:t>
-        </w:r>
-      </w:ins>
+      <w:r>
+        <w:rPr>
+          <w:b/>
+          <w:bCs/>
+        </w:rPr>
+        <w:t xml:space="preserve">Definition 18 (Scatter plot)</w:t>
+      </w:r>
+      <w:r>
+        <w:t xml:space="preserve"> </w:t>
+      </w:r>
+      <w:r>
+        <w:t xml:space="preserve">A</w:t>
+      </w:r>
+      <w:r>
+        <w:t xml:space="preserve"> </w:t>
+      </w:r>
+      <w:r>
+        <w:rPr>
+          <w:b/>
+          <w:bCs/>
+        </w:rPr>
+        <w:t xml:space="preserve">scatter plot</w:t>
+      </w:r>
+      <w:r>
+        <w:t xml:space="preserve"> </w:t>
+      </w:r>
+      <w:r>
+        <w:t xml:space="preserve">displays the joint distribution of two continuous variables</w:t>
+      </w:r>
+      <w:r>
+        <w:t xml:space="preserve"> </w:t>
+      </w:r>
+      <w:r>
+        <w:t xml:space="preserve">by plotting each observation as a point,</w:t>
+      </w:r>
+      <w:r>
+        <w:t xml:space="preserve"> </w:t>
+      </w:r>
+      <w:r>
+        <w:t xml:space="preserve">with one variable on each axis.</w:t>
+      </w:r>
     </w:p>
     <w:p>
       <w:pPr>
@@ -12410,74 +10618,52 @@
       <w:pPr>
         <w:pStyle w:val="BodyText"/>
       </w:pPr>
-      <w:del w:id="404" w:author="PR Preview" w:date="2026-01-01T00:00:00Z">
-        <w:r>
-          <w:rPr>
-            <w:b/>
-            <w:bCs/>
-          </w:rPr>
-          <w:delText xml:space="preserve">Definition 19 (Pearson correlation coefficient)</w:delText>
-        </w:r>
-      </w:del>
-      <w:del w:id="405" w:author="PR Preview" w:date="2026-01-01T00:00:00Z">
-        <w:r>
-          <w:delText xml:space="preserve"> </w:delText>
-        </w:r>
-      </w:del>
-      <w:del w:id="406" w:author="PR Preview" w:date="2026-01-01T00:00:00Z">
-        <w:r>
-          <w:delText xml:space="preserve">The</w:delText>
-        </w:r>
-      </w:del>
-      <w:del w:id="407" w:author="PR Preview" w:date="2026-01-01T00:00:00Z">
-        <w:r>
-          <w:delText xml:space="preserve"> </w:delText>
-        </w:r>
-      </w:del>
-      <w:del w:id="408" w:author="PR Preview" w:date="2026-01-01T00:00:00Z">
-        <w:r>
-          <w:rPr>
-            <w:b/>
-            <w:bCs/>
-          </w:rPr>
-          <w:delText xml:space="preserve">Pearson correlation coefficient</w:delText>
-        </w:r>
-      </w:del>
-      <w:del w:id="409" w:author="PR Preview" w:date="2026-01-01T00:00:00Z">
-        <w:r>
-          <w:delText xml:space="preserve"> </w:delText>
-        </w:r>
-      </w:del>
-      <w:del w:id="410" w:author="PR Preview" w:date="2026-01-01T00:00:00Z">
-        <w:r>
-          <w:delText xml:space="preserve">of</w:delText>
-        </w:r>
-      </w:del>
-      <w:del w:id="411" w:author="PR Preview" w:date="2026-01-01T00:00:00Z">
-        <w:r>
-          <w:delText xml:space="preserve"> </w:delText>
-        </w:r>
-      </w:del>
+      <w:r>
+        <w:rPr>
+          <w:b/>
+          <w:bCs/>
+        </w:rPr>
+        <w:t xml:space="preserve">Definition 19 (Pearson correlation coefficient)</w:t>
+      </w:r>
+      <w:r>
+        <w:t xml:space="preserve"> </w:t>
+      </w:r>
+      <w:r>
+        <w:t xml:space="preserve">The</w:t>
+      </w:r>
+      <w:r>
+        <w:t xml:space="preserve"> </w:t>
+      </w:r>
+      <w:r>
+        <w:rPr>
+          <w:b/>
+          <w:bCs/>
+        </w:rPr>
+        <w:t xml:space="preserve">Pearson correlation coefficient</w:t>
+      </w:r>
+      <w:r>
+        <w:t xml:space="preserve"> </w:t>
+      </w:r>
+      <w:r>
+        <w:t xml:space="preserve">of</w:t>
+      </w:r>
+      <w:r>
+        <w:t xml:space="preserve"> </w:t>
+      </w:r>
       <m:oMath>
         <m:r>
           <m:t>n</m:t>
         </m:r>
       </m:oMath>
-      <w:del w:id="412" w:author="PR Preview" w:date="2026-01-01T00:00:00Z">
-        <w:r>
-          <w:delText xml:space="preserve"> </w:delText>
-        </w:r>
-      </w:del>
-      <w:del w:id="413" w:author="PR Preview" w:date="2026-01-01T00:00:00Z">
-        <w:r>
-          <w:delText xml:space="preserve">paired observations</w:delText>
-        </w:r>
-      </w:del>
-      <w:del w:id="414" w:author="PR Preview" w:date="2026-01-01T00:00:00Z">
-        <w:r>
-          <w:delText xml:space="preserve"> </w:delText>
-        </w:r>
-      </w:del>
+      <w:r>
+        <w:t xml:space="preserve"> </w:t>
+      </w:r>
+      <w:r>
+        <w:t xml:space="preserve">paired observations</w:t>
+      </w:r>
+      <w:r>
+        <w:t xml:space="preserve"> </w:t>
+      </w:r>
       <m:oMath>
         <m:r>
           <m:rPr>
@@ -12582,218 +10768,12 @@
           <m:t>)</m:t>
         </m:r>
       </m:oMath>
-      <w:del w:id="415" w:author="PR Preview" w:date="2026-01-01T00:00:00Z">
-        <w:r>
-          <w:delText xml:space="preserve"> </w:delText>
-        </w:r>
-      </w:del>
-      <w:del w:id="416" w:author="PR Preview" w:date="2026-01-01T00:00:00Z">
-        <w:r>
-          <w:delText xml:space="preserve">is</w:delText>
-        </w:r>
-      </w:del>
-      <w:del w:id="417" w:author="PR Preview" w:date="2026-01-01T00:00:00Z">
-        <w:r>
-          <w:delText xml:space="preserve"> </w:delText>
-        </w:r>
-      </w:del>
-      <w:del w:id="418" w:author="PR Preview" w:date="2026-01-01T00:00:00Z">
-        <w:r>
-          <w:delText xml:space="preserve">[18]</w:delText>
-        </w:r>
-      </w:del>
-      <w:del w:id="419" w:author="PR Preview" w:date="2026-01-01T00:00:00Z">
-        <w:r>
-          <w:delText xml:space="preserve">:</w:delText>
-        </w:r>
-      </w:del>
-    </w:p>
-    <w:p>
-      <w:pPr>
-        <w:pStyle w:val="BodyText"/>
-      </w:pPr>
-      <w:ins w:id="420" w:author="PR Preview" w:date="2026-01-01T00:00:00Z">
-        <w:r>
-          <w:rPr>
-            <w:b/>
-            <w:bCs/>
-          </w:rPr>
-          <w:t xml:space="preserve">Definition 19 (Pearson correlation coefficient)</w:t>
-        </w:r>
-      </w:ins>
-      <w:ins w:id="421" w:author="PR Preview" w:date="2026-01-01T00:00:00Z">
-        <w:r>
-          <w:t xml:space="preserve"> </w:t>
-        </w:r>
-      </w:ins>
-      <w:ins w:id="422" w:author="PR Preview" w:date="2026-01-01T00:00:00Z">
-        <w:r>
-          <w:t xml:space="preserve">The</w:t>
-        </w:r>
-      </w:ins>
-      <w:ins w:id="423" w:author="PR Preview" w:date="2026-01-01T00:00:00Z">
-        <w:r>
-          <w:t xml:space="preserve"> </w:t>
-        </w:r>
-      </w:ins>
-      <w:ins w:id="424" w:author="PR Preview" w:date="2026-01-01T00:00:00Z">
-        <w:r>
-          <w:rPr>
-            <w:b/>
-            <w:bCs/>
-          </w:rPr>
-          <w:t xml:space="preserve">Pearson correlation coefficient</w:t>
-        </w:r>
-      </w:ins>
-      <w:ins w:id="425" w:author="PR Preview" w:date="2026-01-01T00:00:00Z">
-        <w:r>
-          <w:t xml:space="preserve"> </w:t>
-        </w:r>
-      </w:ins>
-      <w:ins w:id="426" w:author="PR Preview" w:date="2026-01-01T00:00:00Z">
-        <w:r>
-          <w:t xml:space="preserve">of</w:t>
-        </w:r>
-      </w:ins>
-      <w:ins w:id="427" w:author="PR Preview" w:date="2026-01-01T00:00:00Z">
-        <w:r>
-          <w:t xml:space="preserve"> </w:t>
-        </w:r>
-      </w:ins>
-      <m:oMath>
-        <m:r>
-          <m:t>n</m:t>
-        </m:r>
-      </m:oMath>
-      <w:ins w:id="428" w:author="PR Preview" w:date="2026-01-01T00:00:00Z">
-        <w:r>
-          <w:t xml:space="preserve"> </w:t>
-        </w:r>
-      </w:ins>
-      <w:ins w:id="429" w:author="PR Preview" w:date="2026-01-01T00:00:00Z">
-        <w:r>
-          <w:t xml:space="preserve">paired observations</w:t>
-        </w:r>
-      </w:ins>
-      <w:ins w:id="430" w:author="PR Preview" w:date="2026-01-01T00:00:00Z">
-        <w:r>
-          <w:t xml:space="preserve"> </w:t>
-        </w:r>
-      </w:ins>
-      <m:oMath>
-        <m:r>
-          <m:rPr>
-            <m:sty m:val="p"/>
-          </m:rPr>
-          <m:t>(</m:t>
-        </m:r>
-        <m:sSub>
-          <m:e>
-            <m:r>
-              <m:t>x</m:t>
-            </m:r>
-          </m:e>
-          <m:sub>
-            <m:r>
-              <m:t>1</m:t>
-            </m:r>
-          </m:sub>
-        </m:sSub>
-        <m:r>
-          <m:rPr>
-            <m:sty m:val="p"/>
-          </m:rPr>
-          <m:t>,</m:t>
-        </m:r>
-        <m:sSub>
-          <m:e>
-            <m:r>
-              <m:t>y</m:t>
-            </m:r>
-          </m:e>
-          <m:sub>
-            <m:r>
-              <m:t>1</m:t>
-            </m:r>
-          </m:sub>
-        </m:sSub>
-        <m:r>
-          <m:rPr>
-            <m:sty m:val="p"/>
-          </m:rPr>
-          <m:t>)</m:t>
-        </m:r>
-        <m:r>
-          <m:rPr>
-            <m:sty m:val="p"/>
-          </m:rPr>
-          <m:t>,</m:t>
-        </m:r>
-        <m:r>
-          <m:rPr>
-            <m:sty m:val="p"/>
-          </m:rPr>
-          <m:t>…</m:t>
-        </m:r>
-        <m:r>
-          <m:rPr>
-            <m:sty m:val="p"/>
-          </m:rPr>
-          <m:t>,</m:t>
-        </m:r>
-        <m:r>
-          <m:rPr>
-            <m:sty m:val="p"/>
-          </m:rPr>
-          <m:t>(</m:t>
-        </m:r>
-        <m:sSub>
-          <m:e>
-            <m:r>
-              <m:t>x</m:t>
-            </m:r>
-          </m:e>
-          <m:sub>
-            <m:r>
-              <m:t>n</m:t>
-            </m:r>
-          </m:sub>
-        </m:sSub>
-        <m:r>
-          <m:rPr>
-            <m:sty m:val="p"/>
-          </m:rPr>
-          <m:t>,</m:t>
-        </m:r>
-        <m:sSub>
-          <m:e>
-            <m:r>
-              <m:t>y</m:t>
-            </m:r>
-          </m:e>
-          <m:sub>
-            <m:r>
-              <m:t>n</m:t>
-            </m:r>
-          </m:sub>
-        </m:sSub>
-        <m:r>
-          <m:rPr>
-            <m:sty m:val="p"/>
-          </m:rPr>
-          <m:t>)</m:t>
-        </m:r>
-      </m:oMath>
-      <w:ins w:id="431" w:author="PR Preview" w:date="2026-01-01T00:00:00Z">
-        <w:r>
-          <w:t xml:space="preserve"> </w:t>
-        </w:r>
-      </w:ins>
-      <w:ins w:id="432" w:author="PR Preview" w:date="2026-01-01T00:00:00Z">
-        <w:r>
-          <w:t xml:space="preserve">is:</w:t>
-        </w:r>
-      </w:ins>
+      <w:r>
+        <w:t xml:space="preserve"> </w:t>
+      </w:r>
+      <w:r>
+        <w:t xml:space="preserve">is:</w:t>
+      </w:r>
     </w:p>
     <w:p>
       <w:pPr>
@@ -16756,128 +14736,89 @@
       <w:pPr>
         <w:pStyle w:val="FirstParagraph"/>
       </w:pPr>
-      <w:del w:id="433" w:author="PR Preview" w:date="2026-01-01T00:00:00Z">
+      <w:r>
+        <w:rPr>
+          <w:b/>
+          <w:bCs/>
+        </w:rPr>
+        <w:t xml:space="preserve">Definition 20 (Contingency table (cross-tabulation))</w:t>
+      </w:r>
+      <w:r>
+        <w:t xml:space="preserve"> </w:t>
+      </w:r>
+      <w:r>
+        <w:t xml:space="preserve">A</w:t>
+      </w:r>
+      <w:r>
+        <w:t xml:space="preserve"> </w:t>
+      </w:r>
+      <w:r>
+        <w:rPr>
+          <w:b/>
+          <w:bCs/>
+        </w:rPr>
+        <w:t xml:space="preserve">contingency table</w:t>
+      </w:r>
+      <w:r>
+        <w:t xml:space="preserve"> </w:t>
+      </w:r>
+      <w:r>
+        <w:t xml:space="preserve">(or</w:t>
+      </w:r>
+      <w:r>
+        <w:t xml:space="preserve"> </w:t>
+      </w:r>
+      <w:r>
+        <w:rPr>
+          <w:b/>
+          <w:bCs/>
+        </w:rPr>
+        <w:t xml:space="preserve">cross-tabulation</w:t>
+      </w:r>
+      <w:r>
+        <w:t xml:space="preserve">) displays</w:t>
+      </w:r>
+      <w:r>
+        <w:t xml:space="preserve"> </w:t>
+      </w:r>
+      <w:r>
+        <w:t xml:space="preserve">the joint frequencies of two</w:t>
+      </w:r>
+      <w:r>
+        <w:t xml:space="preserve"> </w:t>
+      </w:r>
+      <w:hyperlink r:id="rId107">
         <w:r>
           <w:rPr>
-            <w:b/>
-            <w:bCs/>
+            <w:rStyle w:val="Hyperlink"/>
           </w:rPr>
-          <w:delText xml:space="preserve">Definition 20 (Contingency table (cross-tabulation))</w:delText>
+          <w:t xml:space="preserve">categorical variables</w:t>
         </w:r>
-      </w:del>
-      <w:del w:id="434" w:author="PR Preview" w:date="2026-01-01T00:00:00Z">
-        <w:r>
-          <w:delText xml:space="preserve"> </w:delText>
-        </w:r>
-      </w:del>
-      <w:del w:id="435" w:author="PR Preview" w:date="2026-01-01T00:00:00Z">
-        <w:r>
-          <w:delText xml:space="preserve">A</w:delText>
-        </w:r>
-      </w:del>
-      <w:del w:id="436" w:author="PR Preview" w:date="2026-01-01T00:00:00Z">
-        <w:r>
-          <w:delText xml:space="preserve"> </w:delText>
-        </w:r>
-      </w:del>
-      <w:del w:id="437" w:author="PR Preview" w:date="2026-01-01T00:00:00Z">
-        <w:r>
-          <w:rPr>
-            <w:b/>
-            <w:bCs/>
-          </w:rPr>
-          <w:delText xml:space="preserve">contingency table</w:delText>
-        </w:r>
-      </w:del>
-      <w:del w:id="438" w:author="PR Preview" w:date="2026-01-01T00:00:00Z">
-        <w:r>
-          <w:delText xml:space="preserve"> </w:delText>
-        </w:r>
-      </w:del>
-      <w:del w:id="439" w:author="PR Preview" w:date="2026-01-01T00:00:00Z">
-        <w:r>
-          <w:delText xml:space="preserve">(or</w:delText>
-        </w:r>
-      </w:del>
-      <w:del w:id="440" w:author="PR Preview" w:date="2026-01-01T00:00:00Z">
-        <w:r>
-          <w:delText xml:space="preserve"> </w:delText>
-        </w:r>
-      </w:del>
-      <w:del w:id="441" w:author="PR Preview" w:date="2026-01-01T00:00:00Z">
-        <w:r>
-          <w:rPr>
-            <w:b/>
-            <w:bCs/>
-          </w:rPr>
-          <w:delText xml:space="preserve">cross-tabulation</w:delText>
-        </w:r>
-      </w:del>
-      <w:del w:id="442" w:author="PR Preview" w:date="2026-01-01T00:00:00Z">
-        <w:r>
-          <w:delText xml:space="preserve">) displays</w:delText>
-        </w:r>
-      </w:del>
-      <w:del w:id="443" w:author="PR Preview" w:date="2026-01-01T00:00:00Z">
-        <w:r>
-          <w:delText xml:space="preserve"> </w:delText>
-        </w:r>
-      </w:del>
-      <w:del w:id="444" w:author="PR Preview" w:date="2026-01-01T00:00:00Z">
-        <w:r>
-          <w:delText xml:space="preserve">the joint frequencies of two categorical variables</w:delText>
-        </w:r>
-      </w:del>
-      <w:del w:id="445" w:author="PR Preview" w:date="2026-01-01T00:00:00Z">
-        <w:r>
-          <w:delText xml:space="preserve"> </w:delText>
-        </w:r>
-      </w:del>
-      <w:del w:id="446" w:author="PR Preview" w:date="2026-01-01T00:00:00Z">
-        <w:r>
-          <w:delText xml:space="preserve">[19]</w:delText>
-        </w:r>
-      </w:del>
-      <w:del w:id="447" w:author="PR Preview" w:date="2026-01-01T00:00:00Z">
-        <w:r>
-          <w:delText xml:space="preserve">:</w:delText>
-        </w:r>
-      </w:del>
-      <w:del w:id="448" w:author="PR Preview" w:date="2026-01-01T00:00:00Z">
-        <w:r>
-          <w:delText xml:space="preserve"> </w:delText>
-        </w:r>
-      </w:del>
-      <w:del w:id="449" w:author="PR Preview" w:date="2026-01-01T00:00:00Z">
-        <w:r>
-          <w:delText xml:space="preserve">each cell counts the observations with one combination of categories.</w:delText>
-        </w:r>
-      </w:del>
-      <w:del w:id="450" w:author="PR Preview" w:date="2026-01-01T00:00:00Z">
-        <w:r>
-          <w:delText xml:space="preserve"> </w:delText>
-        </w:r>
-      </w:del>
-      <w:del w:id="451" w:author="PR Preview" w:date="2026-01-01T00:00:00Z">
-        <w:r>
-          <w:delText xml:space="preserve">For two binary variables,</w:delText>
-        </w:r>
-      </w:del>
-      <w:del w:id="452" w:author="PR Preview" w:date="2026-01-01T00:00:00Z">
-        <w:r>
-          <w:delText xml:space="preserve"> </w:delText>
-        </w:r>
-      </w:del>
-      <w:del w:id="453" w:author="PR Preview" w:date="2026-01-01T00:00:00Z">
-        <w:r>
-          <w:delText xml:space="preserve">the contingency table is a</w:delText>
-        </w:r>
-      </w:del>
-      <w:del w:id="454" w:author="PR Preview" w:date="2026-01-01T00:00:00Z">
-        <w:r>
-          <w:delText xml:space="preserve"> </w:delText>
-        </w:r>
-      </w:del>
+      </w:hyperlink>
+      <w:r>
+        <w:t xml:space="preserve">:</w:t>
+      </w:r>
+      <w:r>
+        <w:t xml:space="preserve"> </w:t>
+      </w:r>
+      <w:r>
+        <w:t xml:space="preserve">each cell counts the observations with one combination of categories.</w:t>
+      </w:r>
+      <w:r>
+        <w:t xml:space="preserve"> </w:t>
+      </w:r>
+      <w:r>
+        <w:t xml:space="preserve">For two binary variables,</w:t>
+      </w:r>
+      <w:r>
+        <w:t xml:space="preserve"> </w:t>
+      </w:r>
+      <w:r>
+        <w:t xml:space="preserve">the contingency table is a</w:t>
+      </w:r>
+      <w:r>
+        <w:t xml:space="preserve"> </w:t>
+      </w:r>
       <m:oMath>
         <m:r>
           <m:t>2</m:t>
@@ -16892,292 +14833,56 @@
           <m:t>2</m:t>
         </m:r>
       </m:oMath>
-      <w:del w:id="455" w:author="PR Preview" w:date="2026-01-01T00:00:00Z">
-        <w:r>
-          <w:delText xml:space="preserve"> </w:delText>
-        </w:r>
-      </w:del>
-      <w:del w:id="456" w:author="PR Preview" w:date="2026-01-01T00:00:00Z">
-        <w:r>
-          <w:delText xml:space="preserve">table with cells</w:delText>
-        </w:r>
-      </w:del>
-      <w:del w:id="457" w:author="PR Preview" w:date="2026-01-01T00:00:00Z">
-        <w:r>
-          <w:delText xml:space="preserve"> </w:delText>
-        </w:r>
-      </w:del>
+      <w:r>
+        <w:t xml:space="preserve"> </w:t>
+      </w:r>
+      <w:r>
+        <w:t xml:space="preserve">table with cells</w:t>
+      </w:r>
+      <w:r>
+        <w:t xml:space="preserve"> </w:t>
+      </w:r>
       <m:oMath>
         <m:r>
           <m:t>a</m:t>
         </m:r>
       </m:oMath>
-      <w:del w:id="458" w:author="PR Preview" w:date="2026-01-01T00:00:00Z">
-        <w:r>
-          <w:delText xml:space="preserve">,</w:delText>
-        </w:r>
-      </w:del>
-      <w:del w:id="459" w:author="PR Preview" w:date="2026-01-01T00:00:00Z">
-        <w:r>
-          <w:delText xml:space="preserve"> </w:delText>
-        </w:r>
-      </w:del>
+      <w:r>
+        <w:t xml:space="preserve">,</w:t>
+      </w:r>
+      <w:r>
+        <w:t xml:space="preserve"> </w:t>
+      </w:r>
       <m:oMath>
         <m:r>
           <m:t>b</m:t>
         </m:r>
       </m:oMath>
-      <w:del w:id="460" w:author="PR Preview" w:date="2026-01-01T00:00:00Z">
-        <w:r>
-          <w:delText xml:space="preserve">,</w:delText>
-        </w:r>
-      </w:del>
-      <w:del w:id="461" w:author="PR Preview" w:date="2026-01-01T00:00:00Z">
-        <w:r>
-          <w:delText xml:space="preserve"> </w:delText>
-        </w:r>
-      </w:del>
+      <w:r>
+        <w:t xml:space="preserve">,</w:t>
+      </w:r>
+      <w:r>
+        <w:t xml:space="preserve"> </w:t>
+      </w:r>
       <m:oMath>
         <m:r>
           <m:t>c</m:t>
         </m:r>
       </m:oMath>
-      <w:del w:id="462" w:author="PR Preview" w:date="2026-01-01T00:00:00Z">
-        <w:r>
-          <w:delText xml:space="preserve">, and</w:delText>
-        </w:r>
-      </w:del>
-      <w:del w:id="463" w:author="PR Preview" w:date="2026-01-01T00:00:00Z">
-        <w:r>
-          <w:delText xml:space="preserve"> </w:delText>
-        </w:r>
-      </w:del>
+      <w:r>
+        <w:t xml:space="preserve">, and</w:t>
+      </w:r>
+      <w:r>
+        <w:t xml:space="preserve"> </w:t>
+      </w:r>
       <m:oMath>
         <m:r>
           <m:t>d</m:t>
         </m:r>
       </m:oMath>
-      <w:del w:id="464" w:author="PR Preview" w:date="2026-01-01T00:00:00Z">
-        <w:r>
-          <w:delText xml:space="preserve">:</w:delText>
-        </w:r>
-      </w:del>
-    </w:p>
-    <w:p>
-      <w:pPr>
-        <w:pStyle w:val="FirstParagraph"/>
-      </w:pPr>
-      <w:ins w:id="465" w:author="PR Preview" w:date="2026-01-01T00:00:00Z">
-        <w:r>
-          <w:rPr>
-            <w:b/>
-            <w:bCs/>
-          </w:rPr>
-          <w:t xml:space="preserve">Definition 20 (Contingency table (cross-tabulation))</w:t>
-        </w:r>
-      </w:ins>
-      <w:ins w:id="466" w:author="PR Preview" w:date="2026-01-01T00:00:00Z">
-        <w:r>
-          <w:t xml:space="preserve"> </w:t>
-        </w:r>
-      </w:ins>
-      <w:ins w:id="467" w:author="PR Preview" w:date="2026-01-01T00:00:00Z">
-        <w:r>
-          <w:t xml:space="preserve">A</w:t>
-        </w:r>
-      </w:ins>
-      <w:ins w:id="468" w:author="PR Preview" w:date="2026-01-01T00:00:00Z">
-        <w:r>
-          <w:t xml:space="preserve"> </w:t>
-        </w:r>
-      </w:ins>
-      <w:ins w:id="469" w:author="PR Preview" w:date="2026-01-01T00:00:00Z">
-        <w:r>
-          <w:rPr>
-            <w:b/>
-            <w:bCs/>
-          </w:rPr>
-          <w:t xml:space="preserve">contingency table</w:t>
-        </w:r>
-      </w:ins>
-      <w:ins w:id="470" w:author="PR Preview" w:date="2026-01-01T00:00:00Z">
-        <w:r>
-          <w:t xml:space="preserve"> </w:t>
-        </w:r>
-      </w:ins>
-      <w:ins w:id="471" w:author="PR Preview" w:date="2026-01-01T00:00:00Z">
-        <w:r>
-          <w:t xml:space="preserve">(or</w:t>
-        </w:r>
-      </w:ins>
-      <w:ins w:id="472" w:author="PR Preview" w:date="2026-01-01T00:00:00Z">
-        <w:r>
-          <w:t xml:space="preserve"> </w:t>
-        </w:r>
-      </w:ins>
-      <w:ins w:id="473" w:author="PR Preview" w:date="2026-01-01T00:00:00Z">
-        <w:r>
-          <w:rPr>
-            <w:b/>
-            <w:bCs/>
-          </w:rPr>
-          <w:t xml:space="preserve">cross-tabulation</w:t>
-        </w:r>
-      </w:ins>
-      <w:ins w:id="474" w:author="PR Preview" w:date="2026-01-01T00:00:00Z">
-        <w:r>
-          <w:t xml:space="preserve">) displays</w:t>
-        </w:r>
-      </w:ins>
-      <w:ins w:id="475" w:author="PR Preview" w:date="2026-01-01T00:00:00Z">
-        <w:r>
-          <w:t xml:space="preserve"> </w:t>
-        </w:r>
-      </w:ins>
-      <w:ins w:id="476" w:author="PR Preview" w:date="2026-01-01T00:00:00Z">
-        <w:r>
-          <w:t xml:space="preserve">the joint frequencies of two</w:t>
-        </w:r>
-      </w:ins>
-      <w:ins w:id="477" w:author="PR Preview" w:date="2026-01-01T00:00:00Z">
-        <w:r>
-          <w:t xml:space="preserve"> </w:t>
-        </w:r>
-      </w:ins>
-      <w:hyperlink r:id="rId107">
-        <w:ins w:id="478" w:author="PR Preview" w:date="2026-01-01T00:00:00Z">
-          <w:r>
-            <w:rPr>
-              <w:rStyle w:val="Hyperlink"/>
-            </w:rPr>
-            <w:t xml:space="preserve">categorical variables</w:t>
-          </w:r>
-        </w:ins>
-      </w:hyperlink>
-      <w:ins w:id="479" w:author="PR Preview" w:date="2026-01-01T00:00:00Z">
-        <w:r>
-          <w:t xml:space="preserve">:</w:t>
-        </w:r>
-      </w:ins>
-      <w:ins w:id="480" w:author="PR Preview" w:date="2026-01-01T00:00:00Z">
-        <w:r>
-          <w:t xml:space="preserve"> </w:t>
-        </w:r>
-      </w:ins>
-      <w:ins w:id="481" w:author="PR Preview" w:date="2026-01-01T00:00:00Z">
-        <w:r>
-          <w:t xml:space="preserve">each cell counts the observations with one combination of categories.</w:t>
-        </w:r>
-      </w:ins>
-      <w:ins w:id="482" w:author="PR Preview" w:date="2026-01-01T00:00:00Z">
-        <w:r>
-          <w:t xml:space="preserve"> </w:t>
-        </w:r>
-      </w:ins>
-      <w:ins w:id="483" w:author="PR Preview" w:date="2026-01-01T00:00:00Z">
-        <w:r>
-          <w:t xml:space="preserve">For two binary variables,</w:t>
-        </w:r>
-      </w:ins>
-      <w:ins w:id="484" w:author="PR Preview" w:date="2026-01-01T00:00:00Z">
-        <w:r>
-          <w:t xml:space="preserve"> </w:t>
-        </w:r>
-      </w:ins>
-      <w:ins w:id="485" w:author="PR Preview" w:date="2026-01-01T00:00:00Z">
-        <w:r>
-          <w:t xml:space="preserve">the contingency table is a</w:t>
-        </w:r>
-      </w:ins>
-      <w:ins w:id="486" w:author="PR Preview" w:date="2026-01-01T00:00:00Z">
-        <w:r>
-          <w:t xml:space="preserve"> </w:t>
-        </w:r>
-      </w:ins>
-      <m:oMath>
-        <m:r>
-          <m:t>2</m:t>
-        </m:r>
-        <m:r>
-          <m:rPr>
-            <m:sty m:val="p"/>
-          </m:rPr>
-          <m:t>×</m:t>
-        </m:r>
-        <m:r>
-          <m:t>2</m:t>
-        </m:r>
-      </m:oMath>
-      <w:ins w:id="487" w:author="PR Preview" w:date="2026-01-01T00:00:00Z">
-        <w:r>
-          <w:t xml:space="preserve"> </w:t>
-        </w:r>
-      </w:ins>
-      <w:ins w:id="488" w:author="PR Preview" w:date="2026-01-01T00:00:00Z">
-        <w:r>
-          <w:t xml:space="preserve">table with cells</w:t>
-        </w:r>
-      </w:ins>
-      <w:ins w:id="489" w:author="PR Preview" w:date="2026-01-01T00:00:00Z">
-        <w:r>
-          <w:t xml:space="preserve"> </w:t>
-        </w:r>
-      </w:ins>
-      <m:oMath>
-        <m:r>
-          <m:t>a</m:t>
-        </m:r>
-      </m:oMath>
-      <w:ins w:id="490" w:author="PR Preview" w:date="2026-01-01T00:00:00Z">
-        <w:r>
-          <w:t xml:space="preserve">,</w:t>
-        </w:r>
-      </w:ins>
-      <w:ins w:id="491" w:author="PR Preview" w:date="2026-01-01T00:00:00Z">
-        <w:r>
-          <w:t xml:space="preserve"> </w:t>
-        </w:r>
-      </w:ins>
-      <m:oMath>
-        <m:r>
-          <m:t>b</m:t>
-        </m:r>
-      </m:oMath>
-      <w:ins w:id="492" w:author="PR Preview" w:date="2026-01-01T00:00:00Z">
-        <w:r>
-          <w:t xml:space="preserve">,</w:t>
-        </w:r>
-      </w:ins>
-      <w:ins w:id="493" w:author="PR Preview" w:date="2026-01-01T00:00:00Z">
-        <w:r>
-          <w:t xml:space="preserve"> </w:t>
-        </w:r>
-      </w:ins>
-      <m:oMath>
-        <m:r>
-          <m:t>c</m:t>
-        </m:r>
-      </m:oMath>
-      <w:ins w:id="494" w:author="PR Preview" w:date="2026-01-01T00:00:00Z">
-        <w:r>
-          <w:t xml:space="preserve">, and</w:t>
-        </w:r>
-      </w:ins>
-      <w:ins w:id="495" w:author="PR Preview" w:date="2026-01-01T00:00:00Z">
-        <w:r>
-          <w:t xml:space="preserve"> </w:t>
-        </w:r>
-      </w:ins>
-      <m:oMath>
-        <m:r>
-          <m:t>d</m:t>
-        </m:r>
-      </m:oMath>
-      <w:ins w:id="496" w:author="PR Preview" w:date="2026-01-01T00:00:00Z">
-        <w:r>
-          <w:t xml:space="preserve">:</w:t>
-        </w:r>
-      </w:ins>
+      <w:r>
+        <w:t xml:space="preserve">:</w:t>
+      </w:r>
     </w:p>
     <w:tbl>
       <w:tblPr>
@@ -20399,30 +18104,22 @@
       <w:pPr>
         <w:pStyle w:val="FirstParagraph"/>
       </w:pPr>
-      <w:del w:id="497" w:author="PR Preview" w:date="2026-01-01T00:00:00Z">
-        <w:r>
-          <w:rPr>
-            <w:b/>
-            <w:bCs/>
-          </w:rPr>
-          <w:delText xml:space="preserve">Definition 21 (Standardization)</w:delText>
-        </w:r>
-      </w:del>
-      <w:del w:id="498" w:author="PR Preview" w:date="2026-01-01T00:00:00Z">
-        <w:r>
-          <w:delText xml:space="preserve"> </w:delText>
-        </w:r>
-      </w:del>
-      <w:del w:id="499" w:author="PR Preview" w:date="2026-01-01T00:00:00Z">
-        <w:r>
-          <w:delText xml:space="preserve">Let</w:delText>
-        </w:r>
-      </w:del>
-      <w:del w:id="500" w:author="PR Preview" w:date="2026-01-01T00:00:00Z">
-        <w:r>
-          <w:delText xml:space="preserve"> </w:delText>
-        </w:r>
-      </w:del>
+      <w:r>
+        <w:rPr>
+          <w:b/>
+          <w:bCs/>
+        </w:rPr>
+        <w:t xml:space="preserve">Definition 21 (Standardization)</w:t>
+      </w:r>
+      <w:r>
+        <w:t xml:space="preserve"> </w:t>
+      </w:r>
+      <w:r>
+        <w:t xml:space="preserve">Let</w:t>
+      </w:r>
+      <w:r>
+        <w:t xml:space="preserve"> </w:t>
+      </w:r>
       <m:oMath>
         <m:sSub>
           <m:e>
@@ -20467,21 +18164,15 @@
           </m:sub>
         </m:sSub>
       </m:oMath>
-      <w:del w:id="501" w:author="PR Preview" w:date="2026-01-01T00:00:00Z">
-        <w:r>
-          <w:delText xml:space="preserve"> </w:delText>
-        </w:r>
-      </w:del>
-      <w:del w:id="502" w:author="PR Preview" w:date="2026-01-01T00:00:00Z">
-        <w:r>
-          <w:delText xml:space="preserve">be</w:delText>
-        </w:r>
-      </w:del>
-      <w:del w:id="503" w:author="PR Preview" w:date="2026-01-01T00:00:00Z">
-        <w:r>
-          <w:delText xml:space="preserve"> </w:delText>
-        </w:r>
-      </w:del>
+      <w:r>
+        <w:t xml:space="preserve"> </w:t>
+      </w:r>
+      <w:r>
+        <w:t xml:space="preserve">be</w:t>
+      </w:r>
+      <w:r>
+        <w:t xml:space="preserve"> </w:t>
+      </w:r>
       <m:oMath>
         <m:r>
           <m:t>n</m:t>
@@ -20496,46 +18187,32 @@
           <m:t>2</m:t>
         </m:r>
       </m:oMath>
-      <w:del w:id="504" w:author="PR Preview" w:date="2026-01-01T00:00:00Z">
+      <w:r>
+        <w:t xml:space="preserve"> </w:t>
+      </w:r>
+      <w:r>
+        <w:t xml:space="preserve">observations of a variable</w:t>
+      </w:r>
+      <w:r>
+        <w:t xml:space="preserve"> </w:t>
+      </w:r>
+      <w:r>
+        <w:t xml:space="preserve">with</w:t>
+      </w:r>
+      <w:r>
+        <w:t xml:space="preserve"> </w:t>
+      </w:r>
+      <w:hyperlink w:anchor="def-sample-mean">
         <w:r>
-          <w:delText xml:space="preserve"> </w:delText>
+          <w:rPr>
+            <w:rStyle w:val="Hyperlink"/>
+          </w:rPr>
+          <w:t xml:space="preserve">sample mean</w:t>
         </w:r>
-      </w:del>
-      <w:del w:id="505" w:author="PR Preview" w:date="2026-01-01T00:00:00Z">
-        <w:r>
-          <w:delText xml:space="preserve">observations of a variable</w:delText>
-        </w:r>
-      </w:del>
-      <w:del w:id="506" w:author="PR Preview" w:date="2026-01-01T00:00:00Z">
-        <w:r>
-          <w:delText xml:space="preserve"> </w:delText>
-        </w:r>
-      </w:del>
-      <w:del w:id="507" w:author="PR Preview" w:date="2026-01-01T00:00:00Z">
-        <w:r>
-          <w:delText xml:space="preserve">with</w:delText>
-        </w:r>
-      </w:del>
-      <w:del w:id="508" w:author="PR Preview" w:date="2026-01-01T00:00:00Z">
-        <w:r>
-          <w:delText xml:space="preserve"> </w:delText>
-        </w:r>
-      </w:del>
-      <w:hyperlink w:anchor="def-sample-mean">
-        <w:del w:id="509" w:author="PR Preview" w:date="2026-01-01T00:00:00Z">
-          <w:r>
-            <w:rPr>
-              <w:rStyle w:val="Hyperlink"/>
-            </w:rPr>
-            <w:delText xml:space="preserve">sample mean</w:delText>
-          </w:r>
-        </w:del>
       </w:hyperlink>
-      <w:del w:id="510" w:author="PR Preview" w:date="2026-01-01T00:00:00Z">
-        <w:r>
-          <w:delText xml:space="preserve"> </w:delText>
-        </w:r>
-      </w:del>
+      <w:r>
+        <w:t xml:space="preserve"> </w:t>
+      </w:r>
       <m:oMath>
         <m:acc>
           <m:accPr>
@@ -20548,36 +18225,26 @@
           </m:e>
         </m:acc>
       </m:oMath>
-      <w:del w:id="511" w:author="PR Preview" w:date="2026-01-01T00:00:00Z">
+      <w:r>
+        <w:t xml:space="preserve"> </w:t>
+      </w:r>
+      <w:r>
+        <w:t xml:space="preserve">and</w:t>
+      </w:r>
+      <w:r>
+        <w:t xml:space="preserve"> </w:t>
+      </w:r>
+      <w:hyperlink w:anchor="def-sample-sd">
         <w:r>
-          <w:delText xml:space="preserve"> </w:delText>
+          <w:rPr>
+            <w:rStyle w:val="Hyperlink"/>
+          </w:rPr>
+          <w:t xml:space="preserve">sample standard deviation</w:t>
         </w:r>
-      </w:del>
-      <w:del w:id="512" w:author="PR Preview" w:date="2026-01-01T00:00:00Z">
-        <w:r>
-          <w:delText xml:space="preserve">and</w:delText>
-        </w:r>
-      </w:del>
-      <w:del w:id="513" w:author="PR Preview" w:date="2026-01-01T00:00:00Z">
-        <w:r>
-          <w:delText xml:space="preserve"> </w:delText>
-        </w:r>
-      </w:del>
-      <w:hyperlink w:anchor="def-sample-sd">
-        <w:del w:id="514" w:author="PR Preview" w:date="2026-01-01T00:00:00Z">
-          <w:r>
-            <w:rPr>
-              <w:rStyle w:val="Hyperlink"/>
-            </w:rPr>
-            <w:delText xml:space="preserve">sample standard deviation</w:delText>
-          </w:r>
-        </w:del>
       </w:hyperlink>
-      <w:del w:id="515" w:author="PR Preview" w:date="2026-01-01T00:00:00Z">
-        <w:r>
-          <w:delText xml:space="preserve"> </w:delText>
-        </w:r>
-      </w:del>
+      <w:r>
+        <w:t xml:space="preserve"> </w:t>
+      </w:r>
       <m:oMath>
         <m:r>
           <m:t>s</m:t>
@@ -20592,50 +18259,34 @@
           <m:t>0</m:t>
         </m:r>
       </m:oMath>
-      <w:del w:id="516" w:author="PR Preview" w:date="2026-01-01T00:00:00Z">
-        <w:r>
-          <w:delText xml:space="preserve">.</w:delText>
-        </w:r>
-      </w:del>
-      <w:del w:id="517" w:author="PR Preview" w:date="2026-01-01T00:00:00Z">
-        <w:r>
-          <w:delText xml:space="preserve"> </w:delText>
-        </w:r>
-      </w:del>
-      <w:del w:id="518" w:author="PR Preview" w:date="2026-01-01T00:00:00Z">
-        <w:r>
-          <w:delText xml:space="preserve">The</w:delText>
-        </w:r>
-      </w:del>
-      <w:del w:id="519" w:author="PR Preview" w:date="2026-01-01T00:00:00Z">
-        <w:r>
-          <w:delText xml:space="preserve"> </w:delText>
-        </w:r>
-      </w:del>
-      <w:del w:id="520" w:author="PR Preview" w:date="2026-01-01T00:00:00Z">
-        <w:r>
-          <w:rPr>
-            <w:b/>
-            <w:bCs/>
-          </w:rPr>
-          <w:delText xml:space="preserve">standardized value</w:delText>
-        </w:r>
-      </w:del>
-      <w:del w:id="521" w:author="PR Preview" w:date="2026-01-01T00:00:00Z">
-        <w:r>
-          <w:delText xml:space="preserve"> </w:delText>
-        </w:r>
-      </w:del>
-      <w:del w:id="522" w:author="PR Preview" w:date="2026-01-01T00:00:00Z">
-        <w:r>
-          <w:delText xml:space="preserve">of</w:delText>
-        </w:r>
-      </w:del>
-      <w:del w:id="523" w:author="PR Preview" w:date="2026-01-01T00:00:00Z">
-        <w:r>
-          <w:delText xml:space="preserve"> </w:delText>
-        </w:r>
-      </w:del>
+      <w:r>
+        <w:t xml:space="preserve">.</w:t>
+      </w:r>
+      <w:r>
+        <w:t xml:space="preserve"> </w:t>
+      </w:r>
+      <w:r>
+        <w:t xml:space="preserve">The</w:t>
+      </w:r>
+      <w:r>
+        <w:t xml:space="preserve"> </w:t>
+      </w:r>
+      <w:r>
+        <w:rPr>
+          <w:b/>
+          <w:bCs/>
+        </w:rPr>
+        <w:t xml:space="preserve">standardized value</w:t>
+      </w:r>
+      <w:r>
+        <w:t xml:space="preserve"> </w:t>
+      </w:r>
+      <w:r>
+        <w:t xml:space="preserve">of</w:t>
+      </w:r>
+      <w:r>
+        <w:t xml:space="preserve"> </w:t>
+      </w:r>
       <m:oMath>
         <m:sSub>
           <m:e>
@@ -20650,292 +18301,12 @@
           </m:sub>
         </m:sSub>
       </m:oMath>
-      <w:del w:id="524" w:author="PR Preview" w:date="2026-01-01T00:00:00Z">
-        <w:r>
-          <w:delText xml:space="preserve"> </w:delText>
-        </w:r>
-      </w:del>
-      <w:del w:id="525" w:author="PR Preview" w:date="2026-01-01T00:00:00Z">
-        <w:r>
-          <w:delText xml:space="preserve">is</w:delText>
-        </w:r>
-      </w:del>
-      <w:del w:id="526" w:author="PR Preview" w:date="2026-01-01T00:00:00Z">
-        <w:r>
-          <w:delText xml:space="preserve"> </w:delText>
-        </w:r>
-      </w:del>
-      <w:del w:id="527" w:author="PR Preview" w:date="2026-01-01T00:00:00Z">
-        <w:r>
-          <w:delText xml:space="preserve">[20]</w:delText>
-        </w:r>
-      </w:del>
-    </w:p>
-    <w:p>
-      <w:pPr>
-        <w:pStyle w:val="FirstParagraph"/>
-      </w:pPr>
-      <w:ins w:id="528" w:author="PR Preview" w:date="2026-01-01T00:00:00Z">
-        <w:r>
-          <w:rPr>
-            <w:b/>
-            <w:bCs/>
-          </w:rPr>
-          <w:t xml:space="preserve">Definition 21 (Standardization)</w:t>
-        </w:r>
-      </w:ins>
-      <w:ins w:id="529" w:author="PR Preview" w:date="2026-01-01T00:00:00Z">
-        <w:r>
-          <w:t xml:space="preserve"> </w:t>
-        </w:r>
-      </w:ins>
-      <w:ins w:id="530" w:author="PR Preview" w:date="2026-01-01T00:00:00Z">
-        <w:r>
-          <w:t xml:space="preserve">Let</w:t>
-        </w:r>
-      </w:ins>
-      <w:ins w:id="531" w:author="PR Preview" w:date="2026-01-01T00:00:00Z">
-        <w:r>
-          <w:t xml:space="preserve"> </w:t>
-        </w:r>
-      </w:ins>
-      <m:oMath>
-        <m:sSub>
-          <m:e>
-            <m:r>
-              <m:t>x</m:t>
-            </m:r>
-          </m:e>
-          <m:sub>
-            <m:r>
-              <m:t>1</m:t>
-            </m:r>
-          </m:sub>
-        </m:sSub>
-        <m:r>
-          <m:rPr>
-            <m:sty m:val="p"/>
-          </m:rPr>
-          <m:t>,</m:t>
-        </m:r>
-        <m:r>
-          <m:rPr>
-            <m:sty m:val="p"/>
-          </m:rPr>
-          <m:t>…</m:t>
-        </m:r>
-        <m:r>
-          <m:rPr>
-            <m:sty m:val="p"/>
-          </m:rPr>
-          <m:t>,</m:t>
-        </m:r>
-        <m:sSub>
-          <m:e>
-            <m:r>
-              <m:t>x</m:t>
-            </m:r>
-          </m:e>
-          <m:sub>
-            <m:r>
-              <m:t>n</m:t>
-            </m:r>
-          </m:sub>
-        </m:sSub>
-      </m:oMath>
-      <w:ins w:id="532" w:author="PR Preview" w:date="2026-01-01T00:00:00Z">
-        <w:r>
-          <w:t xml:space="preserve"> </w:t>
-        </w:r>
-      </w:ins>
-      <w:ins w:id="533" w:author="PR Preview" w:date="2026-01-01T00:00:00Z">
-        <w:r>
-          <w:t xml:space="preserve">be</w:t>
-        </w:r>
-      </w:ins>
-      <w:ins w:id="534" w:author="PR Preview" w:date="2026-01-01T00:00:00Z">
-        <w:r>
-          <w:t xml:space="preserve"> </w:t>
-        </w:r>
-      </w:ins>
-      <m:oMath>
-        <m:r>
-          <m:t>n</m:t>
-        </m:r>
-        <m:r>
-          <m:rPr>
-            <m:sty m:val="p"/>
-          </m:rPr>
-          <m:t>≥</m:t>
-        </m:r>
-        <m:r>
-          <m:t>2</m:t>
-        </m:r>
-      </m:oMath>
-      <w:ins w:id="535" w:author="PR Preview" w:date="2026-01-01T00:00:00Z">
-        <w:r>
-          <w:t xml:space="preserve"> </w:t>
-        </w:r>
-      </w:ins>
-      <w:ins w:id="536" w:author="PR Preview" w:date="2026-01-01T00:00:00Z">
-        <w:r>
-          <w:t xml:space="preserve">observations of a variable</w:t>
-        </w:r>
-      </w:ins>
-      <w:ins w:id="537" w:author="PR Preview" w:date="2026-01-01T00:00:00Z">
-        <w:r>
-          <w:t xml:space="preserve"> </w:t>
-        </w:r>
-      </w:ins>
-      <w:ins w:id="538" w:author="PR Preview" w:date="2026-01-01T00:00:00Z">
-        <w:r>
-          <w:t xml:space="preserve">with</w:t>
-        </w:r>
-      </w:ins>
-      <w:ins w:id="539" w:author="PR Preview" w:date="2026-01-01T00:00:00Z">
-        <w:r>
-          <w:t xml:space="preserve"> </w:t>
-        </w:r>
-      </w:ins>
-      <w:hyperlink w:anchor="def-sample-mean">
-        <w:ins w:id="540" w:author="PR Preview" w:date="2026-01-01T00:00:00Z">
-          <w:r>
-            <w:rPr>
-              <w:rStyle w:val="Hyperlink"/>
-            </w:rPr>
-            <w:t xml:space="preserve">sample mean</w:t>
-          </w:r>
-        </w:ins>
-      </w:hyperlink>
-      <w:ins w:id="541" w:author="PR Preview" w:date="2026-01-01T00:00:00Z">
-        <w:r>
-          <w:t xml:space="preserve"> </w:t>
-        </w:r>
-      </w:ins>
-      <m:oMath>
-        <m:acc>
-          <m:accPr>
-            <m:chr m:val="‾"/>
-          </m:accPr>
-          <m:e>
-            <m:r>
-              <m:t>x</m:t>
-            </m:r>
-          </m:e>
-        </m:acc>
-      </m:oMath>
-      <w:ins w:id="542" w:author="PR Preview" w:date="2026-01-01T00:00:00Z">
-        <w:r>
-          <w:t xml:space="preserve"> </w:t>
-        </w:r>
-      </w:ins>
-      <w:ins w:id="543" w:author="PR Preview" w:date="2026-01-01T00:00:00Z">
-        <w:r>
-          <w:t xml:space="preserve">and</w:t>
-        </w:r>
-      </w:ins>
-      <w:ins w:id="544" w:author="PR Preview" w:date="2026-01-01T00:00:00Z">
-        <w:r>
-          <w:t xml:space="preserve"> </w:t>
-        </w:r>
-      </w:ins>
-      <w:hyperlink w:anchor="def-sample-sd">
-        <w:ins w:id="545" w:author="PR Preview" w:date="2026-01-01T00:00:00Z">
-          <w:r>
-            <w:rPr>
-              <w:rStyle w:val="Hyperlink"/>
-            </w:rPr>
-            <w:t xml:space="preserve">sample standard deviation</w:t>
-          </w:r>
-        </w:ins>
-      </w:hyperlink>
-      <w:ins w:id="546" w:author="PR Preview" w:date="2026-01-01T00:00:00Z">
-        <w:r>
-          <w:t xml:space="preserve"> </w:t>
-        </w:r>
-      </w:ins>
-      <m:oMath>
-        <m:r>
-          <m:t>s</m:t>
-        </m:r>
-        <m:r>
-          <m:rPr>
-            <m:sty m:val="p"/>
-          </m:rPr>
-          <m:t>&gt;</m:t>
-        </m:r>
-        <m:r>
-          <m:t>0</m:t>
-        </m:r>
-      </m:oMath>
-      <w:ins w:id="547" w:author="PR Preview" w:date="2026-01-01T00:00:00Z">
-        <w:r>
-          <w:t xml:space="preserve">.</w:t>
-        </w:r>
-      </w:ins>
-      <w:ins w:id="548" w:author="PR Preview" w:date="2026-01-01T00:00:00Z">
-        <w:r>
-          <w:t xml:space="preserve"> </w:t>
-        </w:r>
-      </w:ins>
-      <w:ins w:id="549" w:author="PR Preview" w:date="2026-01-01T00:00:00Z">
-        <w:r>
-          <w:t xml:space="preserve">The</w:t>
-        </w:r>
-      </w:ins>
-      <w:ins w:id="550" w:author="PR Preview" w:date="2026-01-01T00:00:00Z">
-        <w:r>
-          <w:t xml:space="preserve"> </w:t>
-        </w:r>
-      </w:ins>
-      <w:ins w:id="551" w:author="PR Preview" w:date="2026-01-01T00:00:00Z">
-        <w:r>
-          <w:rPr>
-            <w:b/>
-            <w:bCs/>
-          </w:rPr>
-          <w:t xml:space="preserve">standardized value</w:t>
-        </w:r>
-      </w:ins>
-      <w:ins w:id="552" w:author="PR Preview" w:date="2026-01-01T00:00:00Z">
-        <w:r>
-          <w:t xml:space="preserve"> </w:t>
-        </w:r>
-      </w:ins>
-      <w:ins w:id="553" w:author="PR Preview" w:date="2026-01-01T00:00:00Z">
-        <w:r>
-          <w:t xml:space="preserve">of</w:t>
-        </w:r>
-      </w:ins>
-      <w:ins w:id="554" w:author="PR Preview" w:date="2026-01-01T00:00:00Z">
-        <w:r>
-          <w:t xml:space="preserve"> </w:t>
-        </w:r>
-      </w:ins>
-      <m:oMath>
-        <m:sSub>
-          <m:e>
-            <m:r>
-              <m:t>x</m:t>
-            </m:r>
-          </m:e>
-          <m:sub>
-            <m:r>
-              <m:t>i</m:t>
-            </m:r>
-          </m:sub>
-        </m:sSub>
-      </m:oMath>
-      <w:ins w:id="555" w:author="PR Preview" w:date="2026-01-01T00:00:00Z">
-        <w:r>
-          <w:t xml:space="preserve"> </w:t>
-        </w:r>
-      </w:ins>
-      <w:ins w:id="556" w:author="PR Preview" w:date="2026-01-01T00:00:00Z">
-        <w:r>
-          <w:t xml:space="preserve">is</w:t>
-        </w:r>
-      </w:ins>
+      <w:r>
+        <w:t xml:space="preserve"> </w:t>
+      </w:r>
+      <w:r>
+        <w:t xml:space="preserve">is</w:t>
+      </w:r>
     </w:p>
     <w:p>
       <w:pPr>
@@ -22353,30 +19724,22 @@
       <w:pPr>
         <w:pStyle w:val="BodyText"/>
       </w:pPr>
-      <w:del w:id="557" w:author="PR Preview" w:date="2026-01-01T00:00:00Z">
-        <w:r>
-          <w:rPr>
-            <w:b/>
-            <w:bCs/>
-          </w:rPr>
-          <w:delText xml:space="preserve">Definition 22 (Min-max scaling)</w:delText>
-        </w:r>
-      </w:del>
-      <w:del w:id="558" w:author="PR Preview" w:date="2026-01-01T00:00:00Z">
-        <w:r>
-          <w:delText xml:space="preserve"> </w:delText>
-        </w:r>
-      </w:del>
-      <w:del w:id="559" w:author="PR Preview" w:date="2026-01-01T00:00:00Z">
-        <w:r>
-          <w:delText xml:space="preserve">Let</w:delText>
-        </w:r>
-      </w:del>
-      <w:del w:id="560" w:author="PR Preview" w:date="2026-01-01T00:00:00Z">
-        <w:r>
-          <w:delText xml:space="preserve"> </w:delText>
-        </w:r>
-      </w:del>
+      <w:r>
+        <w:rPr>
+          <w:b/>
+          <w:bCs/>
+        </w:rPr>
+        <w:t xml:space="preserve">Definition 22 (Min-max scaling)</w:t>
+      </w:r>
+      <w:r>
+        <w:t xml:space="preserve"> </w:t>
+      </w:r>
+      <w:r>
+        <w:t xml:space="preserve">Let</w:t>
+      </w:r>
+      <w:r>
+        <w:t xml:space="preserve"> </w:t>
+      </w:r>
       <m:oMath>
         <m:sSub>
           <m:e>
@@ -22421,31 +19784,21 @@
           </m:sub>
         </m:sSub>
       </m:oMath>
-      <w:del w:id="561" w:author="PR Preview" w:date="2026-01-01T00:00:00Z">
-        <w:r>
-          <w:delText xml:space="preserve"> </w:delText>
-        </w:r>
-      </w:del>
-      <w:del w:id="562" w:author="PR Preview" w:date="2026-01-01T00:00:00Z">
-        <w:r>
-          <w:delText xml:space="preserve">be observations of a variable</w:delText>
-        </w:r>
-      </w:del>
-      <w:del w:id="563" w:author="PR Preview" w:date="2026-01-01T00:00:00Z">
-        <w:r>
-          <w:delText xml:space="preserve"> </w:delText>
-        </w:r>
-      </w:del>
-      <w:del w:id="564" w:author="PR Preview" w:date="2026-01-01T00:00:00Z">
-        <w:r>
-          <w:delText xml:space="preserve">with minimum</w:delText>
-        </w:r>
-      </w:del>
-      <w:del w:id="565" w:author="PR Preview" w:date="2026-01-01T00:00:00Z">
-        <w:r>
-          <w:delText xml:space="preserve"> </w:delText>
-        </w:r>
-      </w:del>
+      <w:r>
+        <w:t xml:space="preserve"> </w:t>
+      </w:r>
+      <w:r>
+        <w:t xml:space="preserve">be observations of a variable</w:t>
+      </w:r>
+      <w:r>
+        <w:t xml:space="preserve"> </w:t>
+      </w:r>
+      <w:r>
+        <w:t xml:space="preserve">with minimum</w:t>
+      </w:r>
+      <w:r>
+        <w:t xml:space="preserve"> </w:t>
+      </w:r>
       <m:oMath>
         <m:sSub>
           <m:e>
@@ -22463,21 +19816,15 @@
           </m:sub>
         </m:sSub>
       </m:oMath>
-      <w:del w:id="566" w:author="PR Preview" w:date="2026-01-01T00:00:00Z">
-        <w:r>
-          <w:delText xml:space="preserve"> </w:delText>
-        </w:r>
-      </w:del>
-      <w:del w:id="567" w:author="PR Preview" w:date="2026-01-01T00:00:00Z">
-        <w:r>
-          <w:delText xml:space="preserve">and maximum</w:delText>
-        </w:r>
-      </w:del>
-      <w:del w:id="568" w:author="PR Preview" w:date="2026-01-01T00:00:00Z">
-        <w:r>
-          <w:delText xml:space="preserve"> </w:delText>
-        </w:r>
-      </w:del>
+      <w:r>
+        <w:t xml:space="preserve"> </w:t>
+      </w:r>
+      <w:r>
+        <w:t xml:space="preserve">and maximum</w:t>
+      </w:r>
+      <w:r>
+        <w:t xml:space="preserve"> </w:t>
+      </w:r>
       <m:oMath>
         <m:sSub>
           <m:e>
@@ -22516,50 +19863,34 @@
           </m:sub>
         </m:sSub>
       </m:oMath>
-      <w:del w:id="569" w:author="PR Preview" w:date="2026-01-01T00:00:00Z">
-        <w:r>
-          <w:delText xml:space="preserve">.</w:delText>
-        </w:r>
-      </w:del>
-      <w:del w:id="570" w:author="PR Preview" w:date="2026-01-01T00:00:00Z">
-        <w:r>
-          <w:delText xml:space="preserve"> </w:delText>
-        </w:r>
-      </w:del>
-      <w:del w:id="571" w:author="PR Preview" w:date="2026-01-01T00:00:00Z">
-        <w:r>
-          <w:delText xml:space="preserve">The</w:delText>
-        </w:r>
-      </w:del>
-      <w:del w:id="572" w:author="PR Preview" w:date="2026-01-01T00:00:00Z">
-        <w:r>
-          <w:delText xml:space="preserve"> </w:delText>
-        </w:r>
-      </w:del>
-      <w:del w:id="573" w:author="PR Preview" w:date="2026-01-01T00:00:00Z">
-        <w:r>
-          <w:rPr>
-            <w:b/>
-            <w:bCs/>
-          </w:rPr>
-          <w:delText xml:space="preserve">min-max scaled value</w:delText>
-        </w:r>
-      </w:del>
-      <w:del w:id="574" w:author="PR Preview" w:date="2026-01-01T00:00:00Z">
-        <w:r>
-          <w:delText xml:space="preserve"> </w:delText>
-        </w:r>
-      </w:del>
-      <w:del w:id="575" w:author="PR Preview" w:date="2026-01-01T00:00:00Z">
-        <w:r>
-          <w:delText xml:space="preserve">of</w:delText>
-        </w:r>
-      </w:del>
-      <w:del w:id="576" w:author="PR Preview" w:date="2026-01-01T00:00:00Z">
-        <w:r>
-          <w:delText xml:space="preserve"> </w:delText>
-        </w:r>
-      </w:del>
+      <w:r>
+        <w:t xml:space="preserve">.</w:t>
+      </w:r>
+      <w:r>
+        <w:t xml:space="preserve"> </w:t>
+      </w:r>
+      <w:r>
+        <w:t xml:space="preserve">The</w:t>
+      </w:r>
+      <w:r>
+        <w:t xml:space="preserve"> </w:t>
+      </w:r>
+      <w:r>
+        <w:rPr>
+          <w:b/>
+          <w:bCs/>
+        </w:rPr>
+        <w:t xml:space="preserve">min-max scaled value</w:t>
+      </w:r>
+      <w:r>
+        <w:t xml:space="preserve"> </w:t>
+      </w:r>
+      <w:r>
+        <w:t xml:space="preserve">of</w:t>
+      </w:r>
+      <w:r>
+        <w:t xml:space="preserve"> </w:t>
+      </w:r>
       <m:oMath>
         <m:sSub>
           <m:e>
@@ -22574,262 +19905,12 @@
           </m:sub>
         </m:sSub>
       </m:oMath>
-      <w:del w:id="577" w:author="PR Preview" w:date="2026-01-01T00:00:00Z">
-        <w:r>
-          <w:delText xml:space="preserve"> </w:delText>
-        </w:r>
-      </w:del>
-      <w:del w:id="578" w:author="PR Preview" w:date="2026-01-01T00:00:00Z">
-        <w:r>
-          <w:delText xml:space="preserve">is</w:delText>
-        </w:r>
-      </w:del>
-      <w:del w:id="579" w:author="PR Preview" w:date="2026-01-01T00:00:00Z">
-        <w:r>
-          <w:delText xml:space="preserve"> </w:delText>
-        </w:r>
-      </w:del>
-      <w:del w:id="580" w:author="PR Preview" w:date="2026-01-01T00:00:00Z">
-        <w:r>
-          <w:delText xml:space="preserve">[23]</w:delText>
-        </w:r>
-      </w:del>
-    </w:p>
-    <w:p>
-      <w:pPr>
-        <w:pStyle w:val="BodyText"/>
-      </w:pPr>
-      <w:ins w:id="581" w:author="PR Preview" w:date="2026-01-01T00:00:00Z">
-        <w:r>
-          <w:rPr>
-            <w:b/>
-            <w:bCs/>
-          </w:rPr>
-          <w:t xml:space="preserve">Definition 22 (Min-max scaling)</w:t>
-        </w:r>
-      </w:ins>
-      <w:ins w:id="582" w:author="PR Preview" w:date="2026-01-01T00:00:00Z">
-        <w:r>
-          <w:t xml:space="preserve"> </w:t>
-        </w:r>
-      </w:ins>
-      <w:ins w:id="583" w:author="PR Preview" w:date="2026-01-01T00:00:00Z">
-        <w:r>
-          <w:t xml:space="preserve">Let</w:t>
-        </w:r>
-      </w:ins>
-      <w:ins w:id="584" w:author="PR Preview" w:date="2026-01-01T00:00:00Z">
-        <w:r>
-          <w:t xml:space="preserve"> </w:t>
-        </w:r>
-      </w:ins>
-      <m:oMath>
-        <m:sSub>
-          <m:e>
-            <m:r>
-              <m:t>x</m:t>
-            </m:r>
-          </m:e>
-          <m:sub>
-            <m:r>
-              <m:t>1</m:t>
-            </m:r>
-          </m:sub>
-        </m:sSub>
-        <m:r>
-          <m:rPr>
-            <m:sty m:val="p"/>
-          </m:rPr>
-          <m:t>,</m:t>
-        </m:r>
-        <m:r>
-          <m:rPr>
-            <m:sty m:val="p"/>
-          </m:rPr>
-          <m:t>…</m:t>
-        </m:r>
-        <m:r>
-          <m:rPr>
-            <m:sty m:val="p"/>
-          </m:rPr>
-          <m:t>,</m:t>
-        </m:r>
-        <m:sSub>
-          <m:e>
-            <m:r>
-              <m:t>x</m:t>
-            </m:r>
-          </m:e>
-          <m:sub>
-            <m:r>
-              <m:t>n</m:t>
-            </m:r>
-          </m:sub>
-        </m:sSub>
-      </m:oMath>
-      <w:ins w:id="585" w:author="PR Preview" w:date="2026-01-01T00:00:00Z">
-        <w:r>
-          <w:t xml:space="preserve"> </w:t>
-        </w:r>
-      </w:ins>
-      <w:ins w:id="586" w:author="PR Preview" w:date="2026-01-01T00:00:00Z">
-        <w:r>
-          <w:t xml:space="preserve">be observations of a variable</w:t>
-        </w:r>
-      </w:ins>
-      <w:ins w:id="587" w:author="PR Preview" w:date="2026-01-01T00:00:00Z">
-        <w:r>
-          <w:t xml:space="preserve"> </w:t>
-        </w:r>
-      </w:ins>
-      <w:ins w:id="588" w:author="PR Preview" w:date="2026-01-01T00:00:00Z">
-        <w:r>
-          <w:t xml:space="preserve">with minimum</w:t>
-        </w:r>
-      </w:ins>
-      <w:ins w:id="589" w:author="PR Preview" w:date="2026-01-01T00:00:00Z">
-        <w:r>
-          <w:t xml:space="preserve"> </w:t>
-        </w:r>
-      </w:ins>
-      <m:oMath>
-        <m:sSub>
-          <m:e>
-            <m:r>
-              <m:t>x</m:t>
-            </m:r>
-          </m:e>
-          <m:sub>
-            <m:r>
-              <m:rPr>
-                <m:sty m:val="p"/>
-              </m:rPr>
-              <m:t>min</m:t>
-            </m:r>
-          </m:sub>
-        </m:sSub>
-      </m:oMath>
-      <w:ins w:id="590" w:author="PR Preview" w:date="2026-01-01T00:00:00Z">
-        <w:r>
-          <w:t xml:space="preserve"> </w:t>
-        </w:r>
-      </w:ins>
-      <w:ins w:id="591" w:author="PR Preview" w:date="2026-01-01T00:00:00Z">
-        <w:r>
-          <w:t xml:space="preserve">and maximum</w:t>
-        </w:r>
-      </w:ins>
-      <w:ins w:id="592" w:author="PR Preview" w:date="2026-01-01T00:00:00Z">
-        <w:r>
-          <w:t xml:space="preserve"> </w:t>
-        </w:r>
-      </w:ins>
-      <m:oMath>
-        <m:sSub>
-          <m:e>
-            <m:r>
-              <m:t>x</m:t>
-            </m:r>
-          </m:e>
-          <m:sub>
-            <m:r>
-              <m:rPr>
-                <m:sty m:val="p"/>
-              </m:rPr>
-              <m:t>max</m:t>
-            </m:r>
-          </m:sub>
-        </m:sSub>
-        <m:r>
-          <m:rPr>
-            <m:sty m:val="p"/>
-          </m:rPr>
-          <m:t>&gt;</m:t>
-        </m:r>
-        <m:sSub>
-          <m:e>
-            <m:r>
-              <m:t>x</m:t>
-            </m:r>
-          </m:e>
-          <m:sub>
-            <m:r>
-              <m:rPr>
-                <m:sty m:val="p"/>
-              </m:rPr>
-              <m:t>min</m:t>
-            </m:r>
-          </m:sub>
-        </m:sSub>
-      </m:oMath>
-      <w:ins w:id="593" w:author="PR Preview" w:date="2026-01-01T00:00:00Z">
-        <w:r>
-          <w:t xml:space="preserve">.</w:t>
-        </w:r>
-      </w:ins>
-      <w:ins w:id="594" w:author="PR Preview" w:date="2026-01-01T00:00:00Z">
-        <w:r>
-          <w:t xml:space="preserve"> </w:t>
-        </w:r>
-      </w:ins>
-      <w:ins w:id="595" w:author="PR Preview" w:date="2026-01-01T00:00:00Z">
-        <w:r>
-          <w:t xml:space="preserve">The</w:t>
-        </w:r>
-      </w:ins>
-      <w:ins w:id="596" w:author="PR Preview" w:date="2026-01-01T00:00:00Z">
-        <w:r>
-          <w:t xml:space="preserve"> </w:t>
-        </w:r>
-      </w:ins>
-      <w:ins w:id="597" w:author="PR Preview" w:date="2026-01-01T00:00:00Z">
-        <w:r>
-          <w:rPr>
-            <w:b/>
-            <w:bCs/>
-          </w:rPr>
-          <w:t xml:space="preserve">min-max scaled value</w:t>
-        </w:r>
-      </w:ins>
-      <w:ins w:id="598" w:author="PR Preview" w:date="2026-01-01T00:00:00Z">
-        <w:r>
-          <w:t xml:space="preserve"> </w:t>
-        </w:r>
-      </w:ins>
-      <w:ins w:id="599" w:author="PR Preview" w:date="2026-01-01T00:00:00Z">
-        <w:r>
-          <w:t xml:space="preserve">of</w:t>
-        </w:r>
-      </w:ins>
-      <w:ins w:id="600" w:author="PR Preview" w:date="2026-01-01T00:00:00Z">
-        <w:r>
-          <w:t xml:space="preserve"> </w:t>
-        </w:r>
-      </w:ins>
-      <m:oMath>
-        <m:sSub>
-          <m:e>
-            <m:r>
-              <m:t>x</m:t>
-            </m:r>
-          </m:e>
-          <m:sub>
-            <m:r>
-              <m:t>i</m:t>
-            </m:r>
-          </m:sub>
-        </m:sSub>
-      </m:oMath>
-      <w:ins w:id="601" w:author="PR Preview" w:date="2026-01-01T00:00:00Z">
-        <w:r>
-          <w:t xml:space="preserve"> </w:t>
-        </w:r>
-      </w:ins>
-      <w:ins w:id="602" w:author="PR Preview" w:date="2026-01-01T00:00:00Z">
-        <w:r>
-          <w:t xml:space="preserve">is</w:t>
-        </w:r>
-      </w:ins>
+      <w:r>
+        <w:t xml:space="preserve"> </w:t>
+      </w:r>
+      <w:r>
+        <w:t xml:space="preserve">is</w:t>
+      </w:r>
     </w:p>
     <w:p>
       <w:pPr>

--- a/pr-preview/pr-341/exploratory-descriptive-handout-tracked-changes.docx
+++ b/pr-preview/pr-341/exploratory-descriptive-handout-tracked-changes.docx
@@ -16,7 +16,7 @@
       </w:pPr>
       <w:del w:id="1" w:author="PR Preview" w:date="2026-01-01T00:00:00Z">
         <w:r>
-          <w:delText xml:space="preserve">Last modified: 2026-10-19 01:42:24 (PDT)</w:delText>
+          <w:delText xml:space="preserve">Last modified: 2026-10-19 03:33:48 (PDT)</w:delText>
         </w:r>
       </w:del>
     </w:p>
@@ -26,7 +26,7 @@
       </w:pPr>
       <w:ins w:id="2" w:author="PR Preview" w:date="2026-01-01T00:00:00Z">
         <w:r>
-          <w:t xml:space="preserve">Last modified: 2026-10-19 01:55:24 (PDT)</w:t>
+          <w:t xml:space="preserve">Last modified: 2026-10-19 03:40:46 (PDT)</w:t>
         </w:r>
       </w:ins>
     </w:p>
@@ -21892,17 +21892,109 @@
       </w:tr>
     </w:tbl>
     <w:bookmarkEnd w:id="136"/>
-    <w:bookmarkStart w:id="181" w:name="references"/>
+    <w:bookmarkStart w:id="140" w:name="further-reading"/>
     <w:p>
       <w:pPr>
         <w:pStyle w:val="Heading2"/>
       </w:pPr>
       <w:r>
+        <w:t xml:space="preserve">7 Further reading</w:t>
+      </w:r>
+    </w:p>
+    <w:p>
+      <w:pPr>
+        <w:pStyle w:val="FirstParagraph"/>
+      </w:pPr>
+      <w:hyperlink r:id="rId137">
+        <w:r>
+          <w:rPr>
+            <w:rStyle w:val="Hyperlink"/>
+          </w:rPr>
+          <w:t xml:space="preserve">Plotting a Binary Outcome</w:t>
+        </w:r>
+      </w:hyperlink>
+      <w:r>
+        <w:t xml:space="preserve"> </w:t>
+      </w:r>
+      <w:r>
+        <w:t xml:space="preserve">shows how to plot a 0/1 outcome against a</w:t>
+      </w:r>
+      <w:r>
+        <w:t xml:space="preserve"> </w:t>
+      </w:r>
+      <w:hyperlink r:id="rId62">
+        <w:r>
+          <w:rPr>
+            <w:rStyle w:val="Hyperlink"/>
+          </w:rPr>
+          <w:t xml:space="preserve">continuous</w:t>
+        </w:r>
+      </w:hyperlink>
+      <w:r>
+        <w:t xml:space="preserve"> </w:t>
+      </w:r>
+      <w:r>
+        <w:t xml:space="preserve">feature,</w:t>
+      </w:r>
+      <w:r>
+        <w:t xml:space="preserve"> </w:t>
+      </w:r>
+      <w:r>
+        <w:t xml:space="preserve">where</w:t>
+      </w:r>
+      <w:r>
+        <w:t xml:space="preserve"> </w:t>
+      </w:r>
+      <w:hyperlink r:id="rId138">
+        <w:r>
+          <w:rPr>
+            <w:rStyle w:val="Hyperlink"/>
+          </w:rPr>
+          <w:t xml:space="preserve">scatterplot</w:t>
+        </w:r>
+      </w:hyperlink>
+      <w:r>
+        <w:t xml:space="preserve"> </w:t>
+      </w:r>
+      <w:r>
+        <w:t xml:space="preserve">dots would pile into two stripes.</w:t>
+      </w:r>
+      <w:r>
+        <w:t xml:space="preserve"> </w:t>
+      </w:r>
+      <w:r>
+        <w:t xml:space="preserve">It draws a rug and two</w:t>
+      </w:r>
+      <w:r>
+        <w:t xml:space="preserve"> </w:t>
+      </w:r>
+      <w:hyperlink r:id="rId139">
+        <w:r>
+          <w:rPr>
+            <w:rStyle w:val="Hyperlink"/>
+          </w:rPr>
+          <w:t xml:space="preserve">histograms</w:t>
+        </w:r>
+      </w:hyperlink>
+      <w:r>
+        <w:t xml:space="preserve"> </w:t>
+      </w:r>
+      <w:r>
+        <w:t xml:space="preserve">of the WCGS data, in R and Python.</w:t>
+      </w:r>
+    </w:p>
+    <w:bookmarkEnd w:id="140"/>
+    <w:bookmarkStart w:id="185" w:name="references"/>
+    <w:p>
+      <w:pPr>
+        <w:pStyle w:val="Heading2"/>
+      </w:pPr>
+      <w:r>
         <w:t xml:space="preserve">References</w:t>
       </w:r>
     </w:p>
-    <w:bookmarkStart w:id="180" w:name="refs"/>
-    <w:bookmarkStart w:id="138" w:name="ref-vittinghoff2e"/>
+    <w:bookmarkStart w:id="184" w:name="refs"/>
+    <w:bookmarkStart w:id="142" w:name="ref-vittinghoff2e"/>
     <w:p>
       <w:pPr>
         <w:pStyle w:val="Bibliography"/>
@@ -21935,7 +22027,7 @@
       <w:r>
         <w:t xml:space="preserve"> </w:t>
       </w:r>
-      <w:hyperlink r:id="rId137">
+      <w:hyperlink r:id="rId141">
         <w:r>
           <w:rPr>
             <w:rStyle w:val="Hyperlink"/>
@@ -21947,8 +22039,8 @@
         <w:t xml:space="preserve">.</w:t>
       </w:r>
     </w:p>
-    <w:bookmarkEnd w:id="138"/>
-    <w:bookmarkStart w:id="140" w:name="ref-rosenman1975coronary"/>
+    <w:bookmarkEnd w:id="142"/>
+    <w:bookmarkStart w:id="144" w:name="ref-rosenman1975coronary"/>
     <w:p>
       <w:pPr>
         <w:pStyle w:val="Bibliography"/>
@@ -21996,7 +22088,7 @@
       <w:r>
         <w:t xml:space="preserve"> </w:t>
       </w:r>
-      <w:hyperlink r:id="rId139">
+      <w:hyperlink r:id="rId143">
         <w:r>
           <w:rPr>
             <w:rStyle w:val="Hyperlink"/>
@@ -22008,8 +22100,8 @@
         <w:t xml:space="preserve">.</w:t>
       </w:r>
     </w:p>
-    <w:bookmarkEnd w:id="140"/>
-    <w:bookmarkStart w:id="142" w:name="ref-wikipedia_statistical_population"/>
+    <w:bookmarkEnd w:id="144"/>
+    <w:bookmarkStart w:id="146" w:name="ref-wikipedia_statistical_population"/>
     <w:p>
       <w:pPr>
         <w:pStyle w:val="Bibliography"/>
@@ -22056,7 +22148,7 @@
       <w:r>
         <w:t xml:space="preserve"> </w:t>
       </w:r>
-      <w:hyperlink r:id="rId141">
+      <w:hyperlink r:id="rId145">
         <w:r>
           <w:rPr>
             <w:rStyle w:val="Hyperlink"/>
@@ -22065,8 +22157,8 @@
         </w:r>
       </w:hyperlink>
     </w:p>
-    <w:bookmarkEnd w:id="142"/>
-    <w:bookmarkStart w:id="144" w:name="ref-wikipedia_simple_random_sample"/>
+    <w:bookmarkEnd w:id="146"/>
+    <w:bookmarkStart w:id="148" w:name="ref-wikipedia_simple_random_sample"/>
     <w:p>
       <w:pPr>
         <w:pStyle w:val="Bibliography"/>
@@ -22113,7 +22205,7 @@
       <w:r>
         <w:t xml:space="preserve"> </w:t>
       </w:r>
-      <w:hyperlink r:id="rId143">
+      <w:hyperlink r:id="rId147">
         <w:r>
           <w:rPr>
             <w:rStyle w:val="Hyperlink"/>
@@ -22122,8 +22214,8 @@
         </w:r>
       </w:hyperlink>
     </w:p>
-    <w:bookmarkEnd w:id="144"/>
-    <w:bookmarkStart w:id="146" w:name="ref-wikipedia_median"/>
+    <w:bookmarkEnd w:id="148"/>
+    <w:bookmarkStart w:id="150" w:name="ref-wikipedia_median"/>
     <w:p>
       <w:pPr>
         <w:pStyle w:val="Bibliography"/>
@@ -22170,7 +22262,7 @@
       <w:r>
         <w:t xml:space="preserve"> </w:t>
       </w:r>
-      <w:hyperlink r:id="rId145">
+      <w:hyperlink r:id="rId149">
         <w:r>
           <w:rPr>
             <w:rStyle w:val="Hyperlink"/>
@@ -22179,8 +22271,8 @@
         </w:r>
       </w:hyperlink>
     </w:p>
-    <w:bookmarkEnd w:id="146"/>
-    <w:bookmarkStart w:id="148" w:name="ref-wikipedia_variance"/>
+    <w:bookmarkEnd w:id="150"/>
+    <w:bookmarkStart w:id="152" w:name="ref-wikipedia_variance"/>
     <w:p>
       <w:pPr>
         <w:pStyle w:val="Bibliography"/>
@@ -22227,7 +22319,7 @@
       <w:r>
         <w:t xml:space="preserve"> </w:t>
       </w:r>
-      <w:hyperlink r:id="rId147">
+      <w:hyperlink r:id="rId151">
         <w:r>
           <w:rPr>
             <w:rStyle w:val="Hyperlink"/>
@@ -22236,8 +22328,8 @@
         </w:r>
       </w:hyperlink>
     </w:p>
-    <w:bookmarkEnd w:id="148"/>
-    <w:bookmarkStart w:id="150" w:name="ref-wikipedia_standard_deviation"/>
+    <w:bookmarkEnd w:id="152"/>
+    <w:bookmarkStart w:id="154" w:name="ref-wikipedia_standard_deviation"/>
     <w:p>
       <w:pPr>
         <w:pStyle w:val="Bibliography"/>
@@ -22284,7 +22376,7 @@
       <w:r>
         <w:t xml:space="preserve"> </w:t>
       </w:r>
-      <w:hyperlink r:id="rId149">
+      <w:hyperlink r:id="rId153">
         <w:r>
           <w:rPr>
             <w:rStyle w:val="Hyperlink"/>
@@ -22293,8 +22385,8 @@
         </w:r>
       </w:hyperlink>
     </w:p>
-    <w:bookmarkEnd w:id="150"/>
-    <w:bookmarkStart w:id="152" w:name="ref-wikipedia_quartile"/>
+    <w:bookmarkEnd w:id="154"/>
+    <w:bookmarkStart w:id="156" w:name="ref-wikipedia_quartile"/>
     <w:p>
       <w:pPr>
         <w:pStyle w:val="Bibliography"/>
@@ -22341,7 +22433,7 @@
       <w:r>
         <w:t xml:space="preserve"> </w:t>
       </w:r>
-      <w:hyperlink r:id="rId151">
+      <w:hyperlink r:id="rId155">
         <w:r>
           <w:rPr>
             <w:rStyle w:val="Hyperlink"/>
@@ -22350,8 +22442,8 @@
         </w:r>
       </w:hyperlink>
     </w:p>
-    <w:bookmarkEnd w:id="152"/>
-    <w:bookmarkStart w:id="154" w:name="ref-wikipedia_interquartile_range"/>
+    <w:bookmarkEnd w:id="156"/>
+    <w:bookmarkStart w:id="158" w:name="ref-wikipedia_interquartile_range"/>
     <w:p>
       <w:pPr>
         <w:pStyle w:val="Bibliography"/>
@@ -22398,7 +22490,7 @@
       <w:r>
         <w:t xml:space="preserve"> </w:t>
       </w:r>
-      <w:hyperlink r:id="rId153">
+      <w:hyperlink r:id="rId157">
         <w:r>
           <w:rPr>
             <w:rStyle w:val="Hyperlink"/>
@@ -22407,8 +22499,8 @@
         </w:r>
       </w:hyperlink>
     </w:p>
-    <w:bookmarkEnd w:id="154"/>
-    <w:bookmarkStart w:id="155" w:name="ref-hoggtanis2015"/>
+    <w:bookmarkEnd w:id="158"/>
+    <w:bookmarkStart w:id="159" w:name="ref-hoggtanis2015"/>
     <w:p>
       <w:pPr>
         <w:pStyle w:val="Bibliography"/>
@@ -22439,8 +22531,8 @@
         <w:t xml:space="preserve">, Tenth edition. Boston: Pearson, 2019.</w:t>
       </w:r>
     </w:p>
-    <w:bookmarkEnd w:id="155"/>
-    <w:bookmarkStart w:id="156" w:name="ref-rice2007mathematical"/>
+    <w:bookmarkEnd w:id="159"/>
+    <w:bookmarkStart w:id="160" w:name="ref-rice2007mathematical"/>
     <w:p>
       <w:pPr>
         <w:pStyle w:val="Bibliography"/>
@@ -22471,8 +22563,8 @@
         <w:t xml:space="preserve">, 3rd ed. Belmont, CA: Cengage Learning, 2007.</w:t>
       </w:r>
     </w:p>
-    <w:bookmarkEnd w:id="156"/>
-    <w:bookmarkStart w:id="158" w:name="ref-wikipedia_histogram"/>
+    <w:bookmarkEnd w:id="160"/>
+    <w:bookmarkStart w:id="162" w:name="ref-wikipedia_histogram"/>
     <w:p>
       <w:pPr>
         <w:pStyle w:val="Bibliography"/>
@@ -22519,7 +22611,7 @@
       <w:r>
         <w:t xml:space="preserve"> </w:t>
       </w:r>
-      <w:hyperlink r:id="rId157">
+      <w:hyperlink r:id="rId161">
         <w:r>
           <w:rPr>
             <w:rStyle w:val="Hyperlink"/>
@@ -22528,8 +22620,8 @@
         </w:r>
       </w:hyperlink>
     </w:p>
-    <w:bookmarkEnd w:id="158"/>
-    <w:bookmarkStart w:id="160" w:name="ref-wikipedia_kernel_density_estimation"/>
+    <w:bookmarkEnd w:id="162"/>
+    <w:bookmarkStart w:id="164" w:name="ref-wikipedia_kernel_density_estimation"/>
     <w:p>
       <w:pPr>
         <w:pStyle w:val="Bibliography"/>
@@ -22576,7 +22668,7 @@
       <w:r>
         <w:t xml:space="preserve"> </w:t>
       </w:r>
-      <w:hyperlink r:id="rId159">
+      <w:hyperlink r:id="rId163">
         <w:r>
           <w:rPr>
             <w:rStyle w:val="Hyperlink"/>
@@ -22585,8 +22677,8 @@
         </w:r>
       </w:hyperlink>
     </w:p>
-    <w:bookmarkEnd w:id="160"/>
-    <w:bookmarkStart w:id="162" w:name="ref-wikipedia_box_plot"/>
+    <w:bookmarkEnd w:id="164"/>
+    <w:bookmarkStart w:id="166" w:name="ref-wikipedia_box_plot"/>
     <w:p>
       <w:pPr>
         <w:pStyle w:val="Bibliography"/>
@@ -22633,7 +22725,7 @@
       <w:r>
         <w:t xml:space="preserve"> </w:t>
       </w:r>
-      <w:hyperlink r:id="rId161">
+      <w:hyperlink r:id="rId165">
         <w:r>
           <w:rPr>
             <w:rStyle w:val="Hyperlink"/>
@@ -22642,8 +22734,8 @@
         </w:r>
       </w:hyperlink>
     </w:p>
-    <w:bookmarkEnd w:id="162"/>
-    <w:bookmarkStart w:id="164" w:name="ref-wikipedia_bar_chart"/>
+    <w:bookmarkEnd w:id="166"/>
+    <w:bookmarkStart w:id="168" w:name="ref-wikipedia_bar_chart"/>
     <w:p>
       <w:pPr>
         <w:pStyle w:val="Bibliography"/>
@@ -22690,7 +22782,7 @@
       <w:r>
         <w:t xml:space="preserve"> </w:t>
       </w:r>
-      <w:hyperlink r:id="rId163">
+      <w:hyperlink r:id="rId167">
         <w:r>
           <w:rPr>
             <w:rStyle w:val="Hyperlink"/>
@@ -22699,8 +22791,8 @@
         </w:r>
       </w:hyperlink>
     </w:p>
-    <w:bookmarkEnd w:id="164"/>
-    <w:bookmarkStart w:id="166" w:name="ref-wikipedia_q_q_plot"/>
+    <w:bookmarkEnd w:id="168"/>
+    <w:bookmarkStart w:id="170" w:name="ref-wikipedia_q_q_plot"/>
     <w:p>
       <w:pPr>
         <w:pStyle w:val="Bibliography"/>
@@ -22747,7 +22839,7 @@
       <w:r>
         <w:t xml:space="preserve"> </w:t>
       </w:r>
-      <w:hyperlink r:id="rId165">
+      <w:hyperlink r:id="rId169">
         <w:r>
           <w:rPr>
             <w:rStyle w:val="Hyperlink"/>
@@ -22756,8 +22848,8 @@
         </w:r>
       </w:hyperlink>
     </w:p>
-    <w:bookmarkEnd w:id="166"/>
-    <w:bookmarkStart w:id="168" w:name="ref-wikipedia_scatter_plot"/>
+    <w:bookmarkEnd w:id="170"/>
+    <w:bookmarkStart w:id="172" w:name="ref-wikipedia_scatter_plot"/>
     <w:p>
       <w:pPr>
         <w:pStyle w:val="Bibliography"/>
@@ -22804,7 +22896,7 @@
       <w:r>
         <w:t xml:space="preserve"> </w:t>
       </w:r>
-      <w:hyperlink r:id="rId167">
+      <w:hyperlink r:id="rId171">
         <w:r>
           <w:rPr>
             <w:rStyle w:val="Hyperlink"/>
@@ -22813,8 +22905,8 @@
         </w:r>
       </w:hyperlink>
     </w:p>
-    <w:bookmarkEnd w:id="168"/>
-    <w:bookmarkStart w:id="170" w:name="X9c68751dcff429bb8eebfb08e71b6f746222990"/>
+    <w:bookmarkEnd w:id="172"/>
+    <w:bookmarkStart w:id="174" w:name="X9c68751dcff429bb8eebfb08e71b6f746222990"/>
     <w:p>
       <w:pPr>
         <w:pStyle w:val="Bibliography"/>
@@ -22861,7 +22953,7 @@
       <w:r>
         <w:t xml:space="preserve"> </w:t>
       </w:r>
-      <w:hyperlink r:id="rId169">
+      <w:hyperlink r:id="rId173">
         <w:r>
           <w:rPr>
             <w:rStyle w:val="Hyperlink"/>
@@ -22870,8 +22962,8 @@
         </w:r>
       </w:hyperlink>
     </w:p>
-    <w:bookmarkEnd w:id="170"/>
-    <w:bookmarkStart w:id="172" w:name="ref-wikipedia_contingency_table"/>
+    <w:bookmarkEnd w:id="174"/>
+    <w:bookmarkStart w:id="176" w:name="ref-wikipedia_contingency_table"/>
     <w:p>
       <w:pPr>
         <w:pStyle w:val="Bibliography"/>
@@ -22918,7 +23010,7 @@
       <w:r>
         <w:t xml:space="preserve"> </w:t>
       </w:r>
-      <w:hyperlink r:id="rId171">
+      <w:hyperlink r:id="rId175">
         <w:r>
           <w:rPr>
             <w:rStyle w:val="Hyperlink"/>
@@ -22927,8 +23019,8 @@
         </w:r>
       </w:hyperlink>
     </w:p>
-    <w:bookmarkEnd w:id="172"/>
-    <w:bookmarkStart w:id="174" w:name="ref-wikipedia_standard_score"/>
+    <w:bookmarkEnd w:id="176"/>
+    <w:bookmarkStart w:id="178" w:name="ref-wikipedia_standard_score"/>
     <w:p>
       <w:pPr>
         <w:pStyle w:val="Bibliography"/>
@@ -22975,7 +23067,7 @@
       <w:r>
         <w:t xml:space="preserve"> </w:t>
       </w:r>
-      <w:hyperlink r:id="rId173">
+      <w:hyperlink r:id="rId177">
         <w:r>
           <w:rPr>
             <w:rStyle w:val="Hyperlink"/>
@@ -22984,8 +23076,8 @@
         </w:r>
       </w:hyperlink>
     </w:p>
-    <w:bookmarkEnd w:id="174"/>
-    <w:bookmarkStart w:id="176" w:name="ref-james2021islr2e"/>
+    <w:bookmarkEnd w:id="178"/>
+    <w:bookmarkStart w:id="180" w:name="ref-james2021islr2e"/>
     <w:p>
       <w:pPr>
         <w:pStyle w:val="Bibliography"/>
@@ -23032,7 +23124,7 @@
       <w:r>
         <w:t xml:space="preserve"> </w:t>
       </w:r>
-      <w:hyperlink r:id="rId175">
+      <w:hyperlink r:id="rId179">
         <w:r>
           <w:rPr>
             <w:rStyle w:val="Hyperlink"/>
@@ -23044,8 +23136,8 @@
         <w:t xml:space="preserve">.</w:t>
       </w:r>
     </w:p>
-    <w:bookmarkEnd w:id="176"/>
-    <w:bookmarkStart w:id="177" w:name="ref-geron2017hands"/>
+    <w:bookmarkEnd w:id="180"/>
+    <w:bookmarkStart w:id="181" w:name="ref-geron2017hands"/>
     <w:p>
       <w:pPr>
         <w:pStyle w:val="Bibliography"/>
@@ -23118,8 +23210,8 @@
         <w:t xml:space="preserve">, 1st ed. O’Reilly Media, 2017.</w:t>
       </w:r>
     </w:p>
-    <w:bookmarkEnd w:id="177"/>
-    <w:bookmarkStart w:id="179" w:name="ref-wikipedia_feature_scaling"/>
+    <w:bookmarkEnd w:id="181"/>
+    <w:bookmarkStart w:id="183" w:name="ref-wikipedia_feature_scaling"/>
     <w:p>
       <w:pPr>
         <w:pStyle w:val="Bibliography"/>
@@ -23166,7 +23258,7 @@
       <w:r>
         <w:t xml:space="preserve"> </w:t>
       </w:r>
-      <w:hyperlink r:id="rId178">
+      <w:hyperlink r:id="rId182">
         <w:r>
           <w:rPr>
             <w:rStyle w:val="Hyperlink"/>
@@ -23175,9 +23267,9 @@
         </w:r>
       </w:hyperlink>
     </w:p>
-    <w:bookmarkEnd w:id="179"/>
-    <w:bookmarkEnd w:id="180"/>
-    <w:bookmarkEnd w:id="181"/>
+    <w:bookmarkEnd w:id="183"/>
+    <w:bookmarkEnd w:id="184"/>
+    <w:bookmarkEnd w:id="185"/>
     <w:sectPr>
       <w:footnotePr>
         <w:numRestart w:val="eachSect"/>
